--- a/public/books/m/532/sde-language-sense.docx
+++ b/public/books/m/532/sde-language-sense.docx
@@ -2821,15 +2821,15 @@
         <w:pStyle w:val="BodyText"/>
       </w:pPr>
       <w:r>
-        <w:t xml:space="preserve">这一家常被说成「以为判断会在规则边界上整齐断开」，那是稻草人。生成语法早就承认合语法有程度之分，梯度本来就在框架之内〔核：转引，Aspects 与《生成语法理论的若干当前问题》（Current Issues）均论及合语法程度，见 https://facultyoflanguage.blogspot.com/2015/09/degrees-of-grammaticality.html〕；常被提到的一篇 1961 年专文，题名与年份〔待核〕。乔姆斯基一方的退路也很结实：判断随场翻转，翻的是运用，不是能力；饭桌上笑、考场上圈，只是任务变了。而且它有一条最硬的证据：「吃饭饱」这个格式，在任何场里都进不了标准语，乐乐那一桌两条改法都绕开了它——这确实像一条规则在起作用。本书承认这一点。</w:t>
-      </w:r>
-    </w:p>
-    <w:p>
-      <w:pPr>
-        <w:pStyle w:val="BodyText"/>
-      </w:pPr>
-      <w:r>
-        <w:t xml:space="preserve">第二张脸是默会知识。波兰尼在《默会的维度》（The Tacit Dimension，1966）里说，我们知道的多于我们能说出的〔核：转引，原句 we can know more than we can tell，转引处标第 4 页，见 https://blogs.georgefox.edu/dlgp/polanyi-says-i-know-more-than-i-can-tell/〕〔待核：所据版本〕。照这一家看，那一桌大人说不出规则却不犹豫，正是默会知识的标准样子。</w:t>
+        <w:t xml:space="preserve">这一家常被说成「以为判断会在规则边界上整齐断开」，那是稻草人。生成语法早就承认合语法有程度之分，梯度本来就在框架之内〔核：转引，Aspects 与《生成语法理论的若干当前问题》（Current Issues）均论及合语法程度〕；常被提到的一篇 1961 年专文，题名与年份〔待核〕。乔姆斯基一方的退路也很结实：判断随场翻转，翻的是运用，不是能力；饭桌上笑、考场上圈，只是任务变了。而且它有一条最硬的证据：「吃饭饱」这个格式，在任何场里都进不了标准语，乐乐那一桌两条改法都绕开了它——这确实像一条规则在起作用。本书承认这一点。</w:t>
+      </w:r>
+    </w:p>
+    <w:p>
+      <w:pPr>
+        <w:pStyle w:val="BodyText"/>
+      </w:pPr>
+      <w:r>
+        <w:t xml:space="preserve">第二张脸是默会知识。波兰尼在《默会的维度》（The Tacit Dimension，1966）里说，我们知道的多于我们能说出的〔核：转引，原句 we can know more than we can tell，转引处标第 4 页〕〔待核：所据版本〕。照这一家看，那一桌大人说不出规则却不犹豫，正是默会知识的标准样子。</w:t>
       </w:r>
     </w:p>
     <w:p>
@@ -2845,7 +2845,7 @@
         <w:pStyle w:val="BodyText"/>
       </w:pPr>
       <w:r>
-        <w:t xml:space="preserve">第三张脸是直觉感受力。王尚文的《语感论》〔待核：初版年份〕〔核：第三版为上海教育出版社 2006 年，见 Lingua 期刊论文参考文献，https://journal.binus.ac.id/index.php/Lingua/article/view/436〕把语感看作对言语的直觉感受与判断，里面有语义感、语法感、语境感等层面，可以经语文实践培养，是语文教育的核心目标〔待核：原典大意，原句页码〕。这一家的长处是教育上可操作：多读、多写、多品，不玄。</w:t>
+        <w:t xml:space="preserve">第三张脸是直觉感受力。王尚文的《语感论》〔待核：初版年份〕〔核：第三版为上海教育出版社 2006 年，见 Lingua 期刊论文参考文献〕把语感看作对言语的直觉感受与判断，里面有语义感、语法感、语境感等层面，可以经语文实践培养，是语文教育的核心目标〔待核：原典大意，原句页码〕。这一家的长处是教育上可操作：多读、多写、多品，不玄。</w:t>
       </w:r>
     </w:p>
     <w:p>
@@ -3019,7 +3019,7 @@
         <w:pStyle w:val="BodyText"/>
       </w:pPr>
       <w:r>
-        <w:t xml:space="preserve">最自然的回答是「离对有多远」：一句话错得越多、改起来越费劲，越别扭。这个回答早已有人做得很好。吉布森、伯根与皮安塔多西 2013 年的研究，把理解者怎样在噪声里推回原句，和编辑步数连在了一起〔核：Gibson, Bergen &amp; Piantadosi 2013, PNAS 110(20):8051–8056，https://pmc.ncbi.nlm.nih.gov/articles/PMC3657782〕。「修复距离」这一条路已经有人占了，本书不冒充，把它退为控制变量：比较句子时，先把改几步配平，再看剩下的差别由什么决定。</w:t>
+        <w:t xml:space="preserve">最自然的回答是「离对有多远」：一句话错得越多、改起来越费劲，越别扭。这个回答早已有人做得很好。吉布森、伯根与皮安塔多西 2013 年的研究，把理解者怎样在噪声里推回原句，和编辑步数连在了一起〔核：Gibson, Bergen &amp; Piantadosi 2013, PNAS 110(20):8051–8056〕。「修复距离」这一条路已经有人占了，本书不冒充，把它退为控制变量：比较句子时，先把改几步配平，再看剩下的差别由什么决定。</w:t>
       </w:r>
     </w:p>
     <w:p>
@@ -3713,16 +3713,36 @@
     </w:p>
     <w:p>
       <w:pPr>
-        <w:pStyle w:val="Heading3"/>
-      </w:pPr>
-      <w:r>
+        <w:pStyle w:val="BlockText"/>
+      </w:pPr>
+      <w:r>
+        <w:rPr>
+          <w:bCs/>
+          <w:b/>
+        </w:rPr>
+        <w:t xml:space="preserve">章判</w:t>
+      </w:r>
+      <w:r>
+        <w:t xml:space="preserve"> </w:t>
+      </w:r>
+      <w:r>
+        <w:t xml:space="preserve">一句话说歪了，别扭读的不是这个人有多大本事，也不是这句话离对还差几步，而是在这个场里，扶正它的路被收成了一条，还是散成了几条。</w:t>
+      </w:r>
+    </w:p>
+    <w:p>
+      <w:pPr>
+        <w:pStyle w:val="BlockText"/>
+      </w:pPr>
+      <w:r>
+        <w:rPr>
+          <w:bCs/>
+          <w:b/>
+        </w:rPr>
         <w:t xml:space="preserve">这一章的问题</w:t>
       </w:r>
-    </w:p>
-    <w:p>
-      <w:pPr>
-        <w:pStyle w:val="FirstParagraph"/>
-      </w:pPr>
+      <w:r>
+        <w:t xml:space="preserve"> </w:t>
+      </w:r>
       <w:r>
         <w:t xml:space="preserve">一句话说歪了，一桌人立刻听出来，可是谁也说不出错在哪条规则上。这一下「听出来」，读的到底是什么？老说法有三种：读的是人心里装着的一套语法能力；读的是一份说不出来的默会认知；读的是一个人对言语的直觉感受力。三种说法都把读数挂在「人」身上。本章要换一个挂法：别扭读的是「这句话在这个场里，扶正它的路被收成了一条还是散成了几条」。挂法一换，同一句话在饭桌上惹笑、在考卷上挨红圈，就不再是同一种能力忽强忽弱，而是同一个读数在两个场里本来就不一样。本章要把这个说法说到能被实验打倒的程度。</w:t>
       </w:r>
@@ -4174,7 +4194,7 @@
         <w:pStyle w:val="Compact"/>
       </w:pPr>
       <w:r>
-        <w:t xml:space="preserve">「顺」和「别扭」先显露、理由后到。简德林（Gendlin）讲的「体会到的意义」、海特讲的直觉先行、波兰尼讲的默会认知，都已说到这一步〔待核：简德林的具体出处〕〔核：Haidt 2001, Psychological Review 108(4)，https://stafforini.com/works/haidt-2001-emotional-dog-its/〕。</w:t>
+        <w:t xml:space="preserve">「顺」和「别扭」先显露、理由后到。简德林（Gendlin）讲的「体会到的意义」、海特讲的直觉先行、波兰尼讲的默会认知，都已说到这一步〔待核：简德林的具体出处〕〔核：Haidt 2001, Psychological Review 108(4)〕。</w:t>
       </w:r>
     </w:p>
     <w:p>
@@ -4186,7 +4206,7 @@
         <w:pStyle w:val="Compact"/>
       </w:pPr>
       <w:r>
-        <w:t xml:space="preserve">判断随场翻转。贝尔 1984 年的受众设计、拉波夫的语体研究都已说过说话随对象和场合变〔核：Bell 1984, Language in Society 13(2)，https://resolve.cambridge.org/core/journals/language-in-society/article/abs/language-style-as-audience-design/35677FBB8C9B7602DC20FDD354DB2ADD〕〔待核：拉波夫语体研究的具体出处〕。</w:t>
+        <w:t xml:space="preserve">判断随场翻转。贝尔 1984 年的受众设计、拉波夫的语体研究都已说过说话随对象和场合变〔核：Bell 1984, Language in Society 13(2)〕〔待核：拉波夫语体研究的具体出处〕。</w:t>
       </w:r>
     </w:p>
     <w:p>
@@ -4314,7 +4334,7 @@
         <w:t xml:space="preserve"> </w:t>
       </w:r>
       <w:r>
-        <w:t xml:space="preserve">这本来是本问的种子说法，叫「修复距离」：一句话离一个可接受的说法差几步编辑，差得越少越别扭。它被删，不是因为它错，而是因为它已经有主人了。吉布森、伯根和皮安塔多西 2013 年在《美国国家科学院院刊》上发表的研究，用插入、删除虚词的条数做编辑距离，发现离一个合理说法只差一步的句子，比差两步的更常被读者悄悄读成那个合理的意思〔核：Gibson, Bergen &amp; Piantadosi 2013, PNAS 110(20): 8051–8056，https://pmc.ncbi.nlm.nih.gov/articles/PMC3657782〕。「差几步」这个量，已经被噪声信道理解理论占了位。所以本章把步数 d 降为控制变量：所有用来检验 Hf 的句子，步数一律配平为一步。乐乐那句正好合格：四条路，每条都只差一步。</w:t>
+        <w:t xml:space="preserve">这本来是本问的种子说法，叫「修复距离」：一句话离一个可接受的说法差几步编辑，差得越少越别扭。它被删，不是因为它错，而是因为它已经有主人了。吉布森、伯根和皮安塔多西 2013 年在《美国国家科学院院刊》上发表的研究，用插入、删除虚词的条数做编辑距离，发现离一个合理说法只差一步的句子，比差两步的更常被读者悄悄读成那个合理的意思〔核：Gibson, Bergen &amp; Piantadosi 2013, PNAS 110(20): 8051–8056〕。「差几步」这个量，已经被噪声信道理解理论占了位。所以本章把步数 d 降为控制变量：所有用来检验 Hf 的句子，步数一律配平为一步。乐乐那句正好合格：四条路，每条都只差一步。</w:t>
       </w:r>
     </w:p>
     <w:p>
@@ -4804,7 +4824,7 @@
         <w:pStyle w:val="BodyText"/>
       </w:pPr>
       <w:r>
-        <w:t xml:space="preserve">这几条合起来，生成语法的阵地比外人想象的宽得多。梯度？由合语法程度给。随场合变？由运用因素给：考场上是元语言判断，饭桌上是交际，任务不一样，说出来的判断当然不一样。今天这一阵营还有一支实验句法学的力量。斯普劳斯等人 2018 年在《语言学评论》上用大样本可接受性实验支持这样一种看法：可接受性的梯度，由语法违规与加工代价两部分叠加而成〔核：Sprouse et al. 2018, The Linguistic Review，https://dspace.mit.edu/handle/1721.1/125923〕。劳、克拉克与拉平 2017 年在《认知科学》上的研究则显示，语言模型给出的概率可以部分预测可接受性的梯度〔核：Lau, Clark &amp; Lappin 2017, Cognitive Science，https://qmro.qmul.ac.uk/xmlui/handle/123456789/63601〕。梯度本身，不是新发现。劳等人的工作还提醒我们一件事：语言模型给一句话的概率，是一个数。本章的 Hf 不是一个数的另一种算法，它描写的是修复空间的形状——同样低的概率，可以是一条路被堵死，也可以是四条路都半通。这一区别下面还会用到。</w:t>
+        <w:t xml:space="preserve">这几条合起来，生成语法的阵地比外人想象的宽得多。梯度？由合语法程度给。随场合变？由运用因素给：考场上是元语言判断，饭桌上是交际，任务不一样，说出来的判断当然不一样。今天这一阵营还有一支实验句法学的力量。斯普劳斯等人 2018 年在《语言学评论》上用大样本可接受性实验支持这样一种看法：可接受性的梯度，由语法违规与加工代价两部分叠加而成〔核：Sprouse et al. 2018, The Linguistic Review〕。劳、克拉克与拉平 2017 年在《认知科学》上的研究则显示，语言模型给出的概率可以部分预测可接受性的梯度〔核：Lau, Clark &amp; Lappin 2017, Cognitive Science〕。梯度本身，不是新发现。劳等人的工作还提醒我们一件事：语言模型给一句话的概率，是一个数。本章的 Hf 不是一个数的另一种算法，它描写的是修复空间的形状——同样低的概率，可以是一条路被堵死，也可以是四条路都半通。这一区别下面还会用到。</w:t>
       </w:r>
     </w:p>
     <w:p>
@@ -5168,7 +5188,7 @@
         <w:pStyle w:val="FirstParagraph"/>
       </w:pPr>
       <w:r>
-        <w:t xml:space="preserve">在中国语文教育界，把「语感」立成一门学问的，首推王尚文的《语感论》。这本书由上海教育出版社出版，2006 年出到修订第三版〔核：第三版书目经 Lingua 期刊论文参考文献转引，https://journal.binus.ac.id/index.php/lingua/article/view/436〕；初版年份各处记载不一，本书写作时未能核到原书版权页，标为〔待核〕。</w:t>
+        <w:t xml:space="preserve">在中国语文教育界，把「语感」立成一门学问的，首推王尚文的《语感论》。这本书由上海教育出版社出版，2006 年出到修订第三版〔核：第三版书目经 Lingua 期刊论文参考文献转引〕；初版年份各处记载不一，本书写作时未能核到原书版权页，标为〔待核〕。</w:t>
       </w:r>
     </w:p>
     <w:p>
@@ -5558,7 +5578,7 @@
         <w:pStyle w:val="FirstParagraph"/>
       </w:pPr>
       <w:r>
-        <w:t xml:space="preserve">预测加工理论认为，大脑不停地对下一刻做预测，预测落空就是预测误差；误差多大，还要按预测的精度加权〔待核：Friston 相关论著〕〔核：Clark 2013, Behavioral and Brain Sciences 36(3)，https://pubmed.ncbi.nlm.nih.gov/23663408/〕。多种预测并存时，精度低，落空也不算大事，误差被降权。</w:t>
+        <w:t xml:space="preserve">预测加工理论认为，大脑不停地对下一刻做预测，预测落空就是预测误差；误差多大，还要按预测的精度加权〔待核：Friston 相关论著〕〔核：Clark 2013, Behavioral and Brain Sciences 36(3)〕。多种预测并存时，精度低，落空也不算大事，误差被降权。</w:t>
       </w:r>
     </w:p>
     <w:p>
@@ -5632,7 +5652,7 @@
         <w:pStyle w:val="FirstParagraph"/>
       </w:pPr>
       <w:r>
-        <w:t xml:space="preserve">阿黛尔·戈德堡的构式语法里有两股力。一股是统计预占：在某个形式本该出现的语境里，反复听到的是另一个形式，那个本该出现的形式就被压住，不再被说。博伊德与戈德堡 2011 年在《语言》上的研究给了这一机制实验支持〔核：Boyd &amp; Goldberg 2011, Language，https://www.cambridge.org/core/journals/language/article/abs/learning-what-not-to-say-the-role-of-statistical-preemption-and-categorization-in-aadjective-production/DA1ED4C5FAD21E5CAA152A650D688324〕。另一股是覆盖：一个新形式和已知形式相似的越多，被支持得越好，越可接受〔待核：Goldberg 2019《Explain Me This》中覆盖与竞争原则的具体条目〕。</w:t>
+        <w:t xml:space="preserve">阿黛尔·戈德堡的构式语法里有两股力。一股是统计预占：在某个形式本该出现的语境里，反复听到的是另一个形式，那个本该出现的形式就被压住，不再被说。博伊德与戈德堡 2011 年在《语言》上的研究给了这一机制实验支持〔核：Boyd &amp; Goldberg 2011, Language〕。另一股是覆盖：一个新形式和已知形式相似的越多，被支持得越好，越可接受〔待核：Goldberg 2019《Explain Me This》中覆盖与竞争原则的具体条目〕。</w:t>
       </w:r>
     </w:p>
     <w:p>
@@ -5688,7 +5708,7 @@
         <w:pStyle w:val="FirstParagraph"/>
       </w:pPr>
       <w:r>
-        <w:t xml:space="preserve">列维 2008 年提出的噪声信道理解模型〔核：Levy 2008, EMNLP，https://aclanthology.org/D08-1025〕，以及吉布森等人 2013 年的实验〔核：同前〕，把理解看作一次推断：听到一句有毛病的话，听者推断说话人本来想说什么。可能的原意有好几个，后验就散；只有一个，后验就集中。</w:t>
+        <w:t xml:space="preserve">列维 2008 年提出的噪声信道理解模型〔核：Levy 2008, EMNLP〕，以及吉布森等人 2013 年的实验〔核：同前〕，把理解看作一次推断：听到一句有毛病的话，听者推断说话人本来想说什么。可能的原意有好几个，后验就散；只有一个，后验就集中。</w:t>
       </w:r>
     </w:p>
     <w:p>
@@ -5744,7 +5764,7 @@
         <w:pStyle w:val="BodyText"/>
       </w:pPr>
       <w:r>
-        <w:t xml:space="preserve">还有几位更远一点的邻居，这里只点一句它们各自的分界，免得读者以为 Hf 是凭空来的。心理语言学里，一个假词的「邻居」越多——长得像它的真词越多——就越像词，越难被拒绝〔待核：Coltheart 等 1977〕。这和「路多则不那么别扭」方向相近，说明本章的方向并不孤立；分界在于邻居数的是长得像的词，Hf 数的是被改向何处的票，而且邻居数不随场变。类推模型讲新形式被相似形式的「帮派」支持，支持者越多越可接受〔核：Albright &amp; Hayes 2003, Cognition 90，https://brucehayes.org/RulesVsAnalogy/〕；Hf 则说，支持者若分成指向不同的几派，结果不是「更好」，而是「更不可判」。加工流畅感的研究说，加工越顺越被判为对、为美〔核：Reber, Schwarz &amp; Winkielman 2004, Personality and Social Psychology Review 8(4)，https://pages.ucsd.edu/~pwinkielman/reber-schwarz-winkielman-beauty-PSPR-2004.pdf〕；可流畅只有一个维度，分不出收敛型与发散型两种别扭。这几位邻居给了 Hf 背景和可能的算法，但都没有占到它的位置。</w:t>
+        <w:t xml:space="preserve">还有几位更远一点的邻居，这里只点一句它们各自的分界，免得读者以为 Hf 是凭空来的。心理语言学里，一个假词的「邻居」越多——长得像它的真词越多——就越像词，越难被拒绝〔待核：Coltheart 等 1977〕。这和「路多则不那么别扭」方向相近，说明本章的方向并不孤立；分界在于邻居数的是长得像的词，Hf 数的是被改向何处的票，而且邻居数不随场变。类推模型讲新形式被相似形式的「帮派」支持，支持者越多越可接受〔核：Albright &amp; Hayes 2003, Cognition 90〕；Hf 则说，支持者若分成指向不同的几派，结果不是「更好」，而是「更不可判」。加工流畅感的研究说，加工越顺越被判为对、为美〔核：Reber, Schwarz &amp; Winkielman 2004, Personality and Social Psychology Review 8(4)〕；可流畅只有一个维度，分不出收敛型与发散型两种别扭。这几位邻居给了 Hf 背景和可能的算法，但都没有占到它的位置。</w:t>
       </w:r>
     </w:p>
     <w:p>
@@ -6896,16 +6916,36 @@
     </w:p>
     <w:p>
       <w:pPr>
-        <w:pStyle w:val="Heading3"/>
-      </w:pPr>
-      <w:r>
+        <w:pStyle w:val="BlockText"/>
+      </w:pPr>
+      <w:r>
+        <w:rPr>
+          <w:bCs/>
+          <w:b/>
+        </w:rPr>
+        <w:t xml:space="preserve">章判</w:t>
+      </w:r>
+      <w:r>
+        <w:t xml:space="preserve"> </w:t>
+      </w:r>
+      <w:r>
+        <w:t xml:space="preserve">一条规则被说出口，它不是一只推着语言走的手，而是一根点出毛病的手指。</w:t>
+      </w:r>
+    </w:p>
+    <w:p>
+      <w:pPr>
+        <w:pStyle w:val="BlockText"/>
+      </w:pPr>
+      <w:r>
+        <w:rPr>
+          <w:bCs/>
+          <w:b/>
+        </w:rPr>
         <w:t xml:space="preserve">这一章的问题</w:t>
       </w:r>
-    </w:p>
-    <w:p>
-      <w:pPr>
-        <w:pStyle w:val="FirstParagraph"/>
-      </w:pPr>
+      <w:r>
+        <w:t xml:space="preserve"> </w:t>
+      </w:r>
       <w:r>
         <w:t xml:space="preserve">语文老师手里有一本规则：成分残缺、搭配不当、语序不当、重复啰嗦。学生手里没有规则，只有「顺」和「不顺」。人们通常默认，规则是从顺不顺里总结出来的，总结好了再拿回来管顺不顺。这一章要问的是：规则一旦被说出口、写在作文本上，它进了运行，到底能做什么、不能做什么？它能让一句顺的话变得别扭吗？它能让一句别扭的话变顺吗？这两件事的难度一样吗？答案是不一样，而且差得很远。</w:t>
       </w:r>
@@ -7241,7 +7281,7 @@
         <w:t xml:space="preserve"> </w:t>
       </w:r>
       <w:r>
-        <w:t xml:space="preserve">美国语言人类学家西尔弗斯坦 1979 年就提出，说话者对语言的看法和解释，会反过来改变语言本身〔核：Silverstein 1979，经 Language ideology 词条所引〕；哲学家哈金讲「人的类型」的回环效应——分类一被说出，被分类的人就跟着变，分类再被改写〔核：Hacking 1995「The looping effects of human kinds」，载 Sperber 等编《Causal Cognition》，牛津大学出版社；书目见 https://nierlib.nier.go.jp/opac/opac_link/bibid/BB00029532；页码待核〕。本章用「说破回写」这个名字，只是 SDE 内部的称呼，不算新意。</w:t>
+        <w:t xml:space="preserve">美国语言人类学家西尔弗斯坦 1979 年就提出，说话者对语言的看法和解释，会反过来改变语言本身〔核：Silverstein 1979，经 Language ideology 词条所引〕；哲学家哈金讲「人的类型」的回环效应——分类一被说出，被分类的人就跟着变，分类再被改写〔核：Hacking 1995「The looping effects of human kinds」，载 Sperber 等编《Causal Cognition》，牛津大学出版社；书目见附录 D4；页码待核〕。本章用「说破回写」这个名字，只是 SDE 内部的称呼，不算新意。</w:t>
       </w:r>
     </w:p>
     <w:p>
@@ -7515,7 +7555,7 @@
         <w:pStyle w:val="BodyText"/>
       </w:pPr>
       <w:r>
-        <w:t xml:space="preserve">心理学里的「负面偏差」——坏事件比好事件影响大〔核：Baumeister 等 2001「Bad is stronger than good」，Review of General Psychology 5(4)，DOI 10.1037/1089-2680.5.4.323，https://fbaum.unc.edu/teaching/articles/Baumeister_2001.pdf〕——能解释为什么一个红圈比一个勾有力。可是它预言的是一切负面事件都更强，它不预言正面效应要看 G，更没有理由预言负面效应</w:t>
+        <w:t xml:space="preserve">心理学里的「负面偏差」——坏事件比好事件影响大〔核：Baumeister 等 2001「Bad is stronger than good」，Review of General Psychology 5(4)，DOI 10.1037/1089-2680.5.4.323〕——能解释为什么一个红圈比一个勾有力。可是它预言的是一切负面事件都更强，它不预言正面效应要看 G，更没有理由预言负面效应</w:t>
       </w:r>
       <w:r>
         <w:rPr>
@@ -7533,7 +7573,7 @@
         <w:pStyle w:val="BodyText"/>
       </w:pPr>
       <w:r>
-        <w:t xml:space="preserve">克拉申的监控假说〔核：Krashen 1982《Principles and Practice in Second Language Acquisition》，Pergamon；监控三条件经 https://en.wikipedia.org/wiki/Input_hypothesis 转引；页码待核〕说，学来的规则只能当监控器修改输出，不能变成真正的习得，监控过度的人说话迟疑。这是离本章最近、最危险的一位——「规则不能造出习得」很像「规则不能造顺」，「监控让人迟疑」很像「规则造拗」。但两处预言相反。第一，克拉申的监控只在三个条件下运作：有时间、注意形式、知道规则，而且作用在自己的输出上；失衡注入预言，限时阅读、不注意形式、读别人写的句子，也会慢下来。第二，克拉申的「无接口」说规则永远不能变成习得；失衡注入只禁止规则</w:t>
+        <w:t xml:space="preserve">克拉申的监控假说〔核：Krashen 1982《Principles and Practice in Second Language Acquisition》，Pergamon；监控三条件经附录 D4 所列网页转引；页码待核〕说，学来的规则只能当监控器修改输出，不能变成真正的习得，监控过度的人说话迟疑。这是离本章最近、最危险的一位——「规则不能造出习得」很像「规则不能造顺」，「监控让人迟疑」很像「规则造拗」。但两处预言相反。第一，克拉申的监控只在三个条件下运作：有时间、注意形式、知道规则，而且作用在自己的输出上；失衡注入预言，限时阅读、不注意形式、读别人写的句子，也会慢下来。第二，克拉申的「无接口」说规则永远不能变成习得；失衡注入只禁止规则</w:t>
       </w:r>
       <w:r>
         <w:rPr>
@@ -8744,7 +8784,7 @@
         <w:t xml:space="preserve">Wittgenstein on Rules and Private Language</w:t>
       </w:r>
       <w:r>
-        <w:t xml:space="preserve">，哈佛大学出版社，书评书目见 https://resolve.cambridge.org/core/journals/canadian-journal-of-philosophy/article/saul-a-kripke-wittgenstein-on-rules-and-private-language-cambridge-ma-harvard-university-press-1982-pp-150/7024B82482719C2BED98C5DC0CBE4CF7〕：规则的「对」，说到底就是共同体认不认可。照这一版，红圈就是共同体的纠正，顺不顺就是能不能通过共同体。不对称也好解释：共同体的否认比认可更醒目。</w:t>
+        <w:t xml:space="preserve">，哈佛大学出版社，书评书目见附录 D4〕：规则的「对」，说到底就是共同体认不认可。照这一版，红圈就是共同体的纠正，顺不顺就是能不能通过共同体。不对称也好解释：共同体的否认比认可更醒目。</w:t>
       </w:r>
     </w:p>
     <w:p>
@@ -9116,7 +9156,7 @@
         <w:pStyle w:val="FirstParagraph"/>
       </w:pPr>
       <w:r>
-        <w:t xml:space="preserve">冯胜利的主张是：汉语的句法受韵律制约。标准的韵律词是两个音节组成的音步；动宾组合如果是「双音动词＋单音宾语」（2+1），就违背了核心重音规则所要求的韵律结构，所以「阅读报」不合法，而「读报」「阅读报纸」可以〔待核：此例作为冯氏 2+1 动宾例的确切出处〕。（这一族里另一个更常被举的例子，本书留给第七章当主例。）他后期发展出语体语法，把口语体、正式体、庄典体的韵律差异纳入语法〔待核：提出年份〕；香港中文大学 2020 年的讲义已用「购买和阅读了一本书」说明与语体相关的语法〔核：https://www.cuhk.edu.hk/ics/clrc/institute/2020/notes/1_feng.pdf〕。</w:t>
+        <w:t xml:space="preserve">冯胜利的主张是：汉语的句法受韵律制约。标准的韵律词是两个音节组成的音步；动宾组合如果是「双音动词＋单音宾语」（2+1），就违背了核心重音规则所要求的韵律结构，所以「阅读报」不合法，而「读报」「阅读报纸」可以〔待核：此例作为冯氏 2+1 动宾例的确切出处〕。（这一族里另一个更常被举的例子，本书留给第七章当主例。）他后期发展出语体语法，把口语体、正式体、庄典体的韵律差异纳入语法〔待核：提出年份〕；香港中文大学 2020 年的讲义已用「购买和阅读了一本书」说明与语体相关的语法〔核〕。</w:t>
       </w:r>
     </w:p>
     <w:p>
@@ -10212,7 +10252,7 @@
         <w:t xml:space="preserve"> </w:t>
       </w:r>
       <w:r>
-        <w:t xml:space="preserve">Gibson、Bergen 与 Piantadosi 2013 年在 PNAS 上提出的噪声信道理解模型〔核：PNAS 110(20)，https://pmc.ncbi.nlm.nih.gov/articles/PMC3657782〕，以及 Levy 2008 的噪声信道句子理解模型〔核：EMNLP，https://aclanthology.org/D08-1025〕，把别扭看作理解者为把句子修复成最可能的意图所付的代价。它的最强反驳是：规则说破只是改变了先验，作文场里「通过……使……」的先验被调低了，造拗自然；造顺需要把推荐形式的先验调高，而先验来自经验——你的 G，就是推荐形式本来的先验。这一反驳能吸收 G，也能吸收造拗。回应有两处：第一，噪声信道的代价是连续的，每处修复代价相加，预言修复端线性，与「最后一处跳升」相反；第二，噪声信道把说破当作先验变化，先验属于理解者，应当跨场生效，除非再引入「场条件先验」。这里也要老实：场条件先验在贝叶斯框架里并不昂贵，拿它当判别有风险。所以本章不把「场限性」当作对噪声信道的判别，只把修复端函数形和「负面效应与 G 无关」当作判别——在「负面效应与 G 的关系」这一条上，噪声信道的预言是负相关：被禁形式的先验与坡有关，G 越大，红圈造拗的边际效应越小，越难造拗；失衡注入的预言是二者无关。两家在这里方向相反——若负面效应随 G 增大显著减弱，噪声信道赢，「造拗不需坡」失败。</w:t>
+        <w:t xml:space="preserve">Gibson、Bergen 与 Piantadosi 2013 年在 PNAS 上提出的噪声信道理解模型〔核：PNAS 110(20)〕，以及 Levy 2008 的噪声信道句子理解模型〔核：EMNLP〕，把别扭看作理解者为把句子修复成最可能的意图所付的代价。它的最强反驳是：规则说破只是改变了先验，作文场里「通过……使……」的先验被调低了，造拗自然；造顺需要把推荐形式的先验调高，而先验来自经验——你的 G，就是推荐形式本来的先验。这一反驳能吸收 G，也能吸收造拗。回应有两处：第一，噪声信道的代价是连续的，每处修复代价相加，预言修复端线性，与「最后一处跳升」相反；第二，噪声信道把说破当作先验变化，先验属于理解者，应当跨场生效，除非再引入「场条件先验」。这里也要老实：场条件先验在贝叶斯框架里并不昂贵，拿它当判别有风险。所以本章不把「场限性」当作对噪声信道的判别，只把修复端函数形和「负面效应与 G 无关」当作判别——在「负面效应与 G 的关系」这一条上，噪声信道的预言是负相关：被禁形式的先验与坡有关，G 越大，红圈造拗的边际效应越小，越难造拗；失衡注入的预言是二者无关。两家在这里方向相反——若负面效应随 G 增大显著减弱，噪声信道赢，「造拗不需坡」失败。</w:t>
       </w:r>
     </w:p>
     <w:p>
@@ -10672,10 +10712,46 @@
     </w:p>
     <w:p>
       <w:pPr>
+        <w:pStyle w:val="BlockText"/>
+      </w:pPr>
+      <w:r>
+        <w:rPr>
+          <w:bCs/>
+          <w:b/>
+        </w:rPr>
+        <w:t xml:space="preserve">章判</w:t>
+      </w:r>
+      <w:r>
+        <w:t xml:space="preserve"> </w:t>
+      </w:r>
+      <w:r>
+        <w:t xml:space="preserve">「语感」是一个名字，底下有九种读数。</w:t>
+      </w:r>
+    </w:p>
+    <w:p>
+      <w:pPr>
+        <w:pStyle w:val="BlockText"/>
+      </w:pPr>
+      <w:r>
+        <w:rPr>
+          <w:bCs/>
+          <w:b/>
+        </w:rPr>
+        <w:t xml:space="preserve">这一章的问题</w:t>
+      </w:r>
+      <w:r>
+        <w:t xml:space="preserve"> </w:t>
+      </w:r>
+      <w:r>
+        <w:t xml:space="preserve">「语感」这个词，人们拿它说过太多不一样的事。说一句话焦点落错了，叫语感差；说一篇作文没有气，也叫语感差；外语说得磕磕巴巴，叫语感差；给长辈的祝福说得不合身份，还叫语感差。一个名字底下，装着的到底是一样东西，还是好几样？本章接着第三章的「句×场」往下问：九宫格每一格是不是一种独立的读数？两格之间的边界画在哪里？怎样不靠「感觉」来认出一处别扭属于哪一格？一句话同时落在两格时，哪一格先显出来？</w:t>
+      </w:r>
+    </w:p>
+    <w:p>
+      <w:pPr>
         <w:pStyle w:val="Heading3"/>
       </w:pPr>
       <w:r>
-        <w:t xml:space="preserve">这一章的问题</w:t>
+        <w:t xml:space="preserve">5.1　一件小事：一天里的九处别扭</w:t>
       </w:r>
     </w:p>
     <w:p>
@@ -10683,7 +10759,95 @@
         <w:pStyle w:val="FirstParagraph"/>
       </w:pPr>
       <w:r>
-        <w:t xml:space="preserve">「语感」这个词，人们拿它说过太多不一样的事。说一句话焦点落错了，叫语感差；说一篇作文没有气，也叫语感差；外语说得磕磕巴巴，叫语感差；给长辈的祝福说得不合身份，还叫语感差。一个名字底下，装着的到底是一样东西，还是好几样？本章接着第三章的「句×场」往下问：九宫格每一格是不是一种独立的读数？两格之间的边界画在哪里？怎样不靠「感觉」来认出一处别扭属于哪一格？一句话同时落在两格时，哪一格先显出来？</w:t>
+        <w:t xml:space="preserve">这是一个构想的场景〔构想〕。小何二十七岁，在一家做食品配送的小公司上班。公司楼下是一个老菜市场，刘姐在门口第三个摊位卖菜，十几年了。</w:t>
+      </w:r>
+    </w:p>
+    <w:p>
+      <w:pPr>
+        <w:pStyle w:val="BodyText"/>
+      </w:pPr>
+      <w:r>
+        <w:t xml:space="preserve">早上七点半，小何下楼买早饭顺路买菜。刘姐摊上围着几个人，她拎起一袋称好的土豆，问：「这袋土豆是谁买的？」小何赶紧答：「我买的是土豆。」旁边几个人一愣，刘姐也愣了一下，才笑着把袋子递过去。字字都是真的，可大家要的是「谁」，他把话的重心落在了「土豆」上。</w:t>
+      </w:r>
+    </w:p>
+    <w:p>
+      <w:pPr>
+        <w:pStyle w:val="BodyText"/>
+      </w:pPr>
+      <w:r>
+        <w:t xml:space="preserve">小何想问青菜多少钱，脑子里还挂着昨晚写的采购函，脱口一句：「烦请告知该品种单价。」刘姐笑出了声：「哟，大老板来考察了？」同一句话，要是写进公司发给供货商的询价函里，一个字都不用改，谁看都规规矩矩。</w:t>
+      </w:r>
+    </w:p>
+    <w:p>
+      <w:pPr>
+        <w:pStyle w:val="BodyText"/>
+      </w:pPr>
+      <w:r>
+        <w:t xml:space="preserve">刘姐的吆喝向来出名。她拍着一筐西红柿喊：「红得跟刚害了羞似的，不酸不要钱！」几个老太太笑着围上来。小何站在旁边，想起自己上周给公司写的宣传文案：「品质卓越，服务一流，真诚回馈，值得信赖。」主管只批了两个字：「套话。」</w:t>
+      </w:r>
+    </w:p>
+    <w:p>
+      <w:pPr>
+        <w:pStyle w:val="BodyText"/>
+      </w:pPr>
+      <w:r>
+        <w:t xml:space="preserve">刘姐的摊子前立着一块她儿子用毛笔写的牌子：「今日特价出售葱。」字没有错，意思也清楚，可每回读到最后一个字，总要拐一下。</w:t>
+      </w:r>
+    </w:p>
+    <w:p>
+      <w:pPr>
+        <w:pStyle w:val="BodyText"/>
+      </w:pPr>
+      <w:r>
+        <w:t xml:space="preserve">上午十点，公司开视频会，对面是一个国外客户。小何的英语是考过级的，可每说一句前都要停三四秒，嘴里先默排一遍语法，一句话中间又自己打断重来两次。散会后同事把会议录音转成文字发到群里，小何那几段话，句句正确，一个错都挑不出来。</w:t>
+      </w:r>
+    </w:p>
+    <w:p>
+      <w:pPr>
+        <w:pStyle w:val="BodyText"/>
+      </w:pPr>
+      <w:r>
+        <w:t xml:space="preserve">午饭前，小何在部门群里发了一条动员：「希望我们大家一起共同努力，把这件事情做好。」部门主管回了个笑脸，私下跟他说：「『大家』『一起』『共同』，留一个就够了。」</w:t>
+      </w:r>
+    </w:p>
+    <w:p>
+      <w:pPr>
+        <w:pStyle w:val="BodyText"/>
+      </w:pPr>
+      <w:r>
+        <w:t xml:space="preserve">下午交周报。小何写：「本周我完成了月度报表。本周我参加了两次例会。本周我对接了三家客户。」又写：「虽然这个月客户少，所以业绩有所下滑。下周继续提高客户投诉。」主管在第一段旁边批：「句句都对，没有气。」在第二段旁边画了两道杠：「虽然」和「所以」不是一对，「提高投诉」更是说反了。</w:t>
+      </w:r>
+    </w:p>
+    <w:p>
+      <w:pPr>
+        <w:pStyle w:val="BodyText"/>
+      </w:pPr>
+      <w:r>
+        <w:t xml:space="preserve">下午新来了一位总监，四十出头，开会时问大家有没有意见。小何想活跃气氛，说：「哥们，这个方案挺好啊！」会议室静了两秒。</w:t>
+      </w:r>
+    </w:p>
+    <w:p>
+      <w:pPr>
+        <w:pStyle w:val="BodyText"/>
+      </w:pPr>
+      <w:r>
+        <w:t xml:space="preserve">晚上回家，小何看到微信里前同事老孙发了条朋友圈：辞职了，回老家照顾生病的父亲。小何顺手在下面留言：「祝老孙新岗位大展宏图！」发出去几秒，那句话的别扭自己显了出来，他赶紧删了。要是老孙是跳槽去了一家更好的公司，这句话一个字都不用改，就是一句再妥帖不过的祝福。</w:t>
+      </w:r>
+    </w:p>
+    <w:p>
+      <w:pPr>
+        <w:pStyle w:val="BodyText"/>
+      </w:pPr>
+      <w:r>
+        <w:t xml:space="preserve">一天下来，九处别扭。有的让人愣，有的让人笑，有的让人皱眉，有的只是心里拐一下。人们给它们取的是同一个名字：语感不好。可是细看，它们被救回来的方式完全不一样。「我买的是土豆」改成「是我买的」，字数差不多，挪了一下重心。「烦请告知该品种单价」一个字不用改，换进询价函就好。「出售葱」可以减成「卖葱」，也可以加成「出售小葱」，加字反而顺了。英语会议那几段，字一个不用改，病全在时间里。「祝老孙新岗位大展宏图」一个字不用改，换一个收信人就好。</w:t>
+      </w:r>
+    </w:p>
+    <w:p>
+      <w:pPr>
+        <w:pStyle w:val="BodyText"/>
+      </w:pPr>
+      <w:r>
+        <w:t xml:space="preserve">九种别扭，九种救法。其中有三种，一个字都没有动。</w:t>
       </w:r>
     </w:p>
     <w:p>
@@ -10691,7 +10855,15 @@
         <w:pStyle w:val="Heading3"/>
       </w:pPr>
       <w:r>
-        <w:t xml:space="preserve">5.1　一件小事：一天里的九处别扭</w:t>
+        <w:t xml:space="preserve">5.2　答案先说在前面</w:t>
+      </w:r>
+    </w:p>
+    <w:p>
+      <w:pPr>
+        <w:pStyle w:val="Heading4"/>
+      </w:pPr>
+      <w:r>
+        <w:t xml:space="preserve">命题</w:t>
       </w:r>
     </w:p>
     <w:p>
@@ -10699,103 +10871,39 @@
         <w:pStyle w:val="FirstParagraph"/>
       </w:pPr>
       <w:r>
-        <w:t xml:space="preserve">这是一个构想的场景〔构想〕。小何二十七岁，在一家做食品配送的小公司上班。公司楼下是一个老菜市场，刘姐在门口第三个摊位卖菜，十几年了。</w:t>
-      </w:r>
-    </w:p>
-    <w:p>
-      <w:pPr>
-        <w:pStyle w:val="BodyText"/>
-      </w:pPr>
-      <w:r>
-        <w:t xml:space="preserve">早上七点半，小何下楼买早饭顺路买菜。刘姐摊上围着几个人，她拎起一袋称好的土豆，问：「这袋土豆是谁买的？」小何赶紧答：「我买的是土豆。」旁边几个人一愣，刘姐也愣了一下，才笑着把袋子递过去。字字都是真的，可大家要的是「谁」，他把话的重心落在了「土豆」上。</w:t>
-      </w:r>
-    </w:p>
-    <w:p>
-      <w:pPr>
-        <w:pStyle w:val="BodyText"/>
-      </w:pPr>
-      <w:r>
-        <w:t xml:space="preserve">小何想问青菜多少钱，脑子里还挂着昨晚写的采购函，脱口一句：「烦请告知该品种单价。」刘姐笑出了声：「哟，大老板来考察了？」同一句话，要是写进公司发给供货商的询价函里，一个字都不用改，谁看都规规矩矩。</w:t>
-      </w:r>
-    </w:p>
-    <w:p>
-      <w:pPr>
-        <w:pStyle w:val="BodyText"/>
-      </w:pPr>
-      <w:r>
-        <w:t xml:space="preserve">刘姐的吆喝向来出名。她拍着一筐西红柿喊：「红得跟刚害了羞似的，不酸不要钱！」几个老太太笑着围上来。小何站在旁边，想起自己上周给公司写的宣传文案：「品质卓越，服务一流，真诚回馈，值得信赖。」主管只批了两个字：「套话。」</w:t>
-      </w:r>
-    </w:p>
-    <w:p>
-      <w:pPr>
-        <w:pStyle w:val="BodyText"/>
-      </w:pPr>
-      <w:r>
-        <w:t xml:space="preserve">刘姐的摊子前立着一块她儿子用毛笔写的牌子：「今日特价出售葱。」字没有错，意思也清楚，可每回读到最后一个字，总要拐一下。</w:t>
-      </w:r>
-    </w:p>
-    <w:p>
-      <w:pPr>
-        <w:pStyle w:val="BodyText"/>
-      </w:pPr>
-      <w:r>
-        <w:t xml:space="preserve">上午十点，公司开视频会，对面是一个国外客户。小何的英语是考过级的，可每说一句前都要停三四秒，嘴里先默排一遍语法，一句话中间又自己打断重来两次。散会后同事把会议录音转成文字发到群里，小何那几段话，句句正确，一个错都挑不出来。</w:t>
-      </w:r>
-    </w:p>
-    <w:p>
-      <w:pPr>
-        <w:pStyle w:val="BodyText"/>
-      </w:pPr>
-      <w:r>
-        <w:t xml:space="preserve">午饭前，小何在部门群里发了一条动员：「希望我们大家一起共同努力，把这件事情做好。」部门主管回了个笑脸，私下跟他说：「『大家』『一起』『共同』，留一个就够了。」</w:t>
-      </w:r>
-    </w:p>
-    <w:p>
-      <w:pPr>
-        <w:pStyle w:val="BodyText"/>
-      </w:pPr>
-      <w:r>
-        <w:t xml:space="preserve">下午交周报。小何写：「本周我完成了月度报表。本周我参加了两次例会。本周我对接了三家客户。」又写：「虽然这个月客户少，所以业绩有所下滑。下周继续提高客户投诉。」主管在第一段旁边批：「句句都对，没有气。」在第二段旁边画了两道杠：「虽然」和「所以」不是一对，「提高投诉」更是说反了。</w:t>
-      </w:r>
-    </w:p>
-    <w:p>
-      <w:pPr>
-        <w:pStyle w:val="BodyText"/>
-      </w:pPr>
-      <w:r>
-        <w:t xml:space="preserve">下午新来了一位总监，四十出头，开会时问大家有没有意见。小何想活跃气氛，说：「哥们，这个方案挺好啊！」会议室静了两秒。</w:t>
-      </w:r>
-    </w:p>
-    <w:p>
-      <w:pPr>
-        <w:pStyle w:val="BodyText"/>
-      </w:pPr>
-      <w:r>
-        <w:t xml:space="preserve">晚上回家，小何看到微信里前同事老孙发了条朋友圈：辞职了，回老家照顾生病的父亲。小何顺手在下面留言：「祝老孙新岗位大展宏图！」发出去几秒，那句话的别扭自己显了出来，他赶紧删了。要是老孙是跳槽去了一家更好的公司，这句话一个字都不用改，就是一句再妥帖不过的祝福。</w:t>
-      </w:r>
-    </w:p>
-    <w:p>
-      <w:pPr>
-        <w:pStyle w:val="BodyText"/>
-      </w:pPr>
-      <w:r>
-        <w:t xml:space="preserve">一天下来，九处别扭。有的让人愣，有的让人笑，有的让人皱眉，有的只是心里拐一下。人们给它们取的是同一个名字：语感不好。可是细看，它们被救回来的方式完全不一样。「我买的是土豆」改成「是我买的」，字数差不多，挪了一下重心。「烦请告知该品种单价」一个字不用改，换进询价函就好。「出售葱」可以减成「卖葱」，也可以加成「出售小葱」，加字反而顺了。英语会议那几段，字一个不用改，病全在时间里。「祝老孙新岗位大展宏图」一个字不用改，换一个收信人就好。</w:t>
-      </w:r>
-    </w:p>
-    <w:p>
-      <w:pPr>
-        <w:pStyle w:val="BodyText"/>
-      </w:pPr>
-      <w:r>
-        <w:t xml:space="preserve">九种别扭，九种救法。其中有三种，一个字都没有动。</w:t>
-      </w:r>
-    </w:p>
-    <w:p>
-      <w:pPr>
-        <w:pStyle w:val="Heading3"/>
-      </w:pPr>
-      <w:r>
-        <w:t xml:space="preserve">5.2　答案先说在前面</w:t>
+        <w:t xml:space="preserve">本章的回答分两步。</w:t>
+      </w:r>
+    </w:p>
+    <w:p>
+      <w:pPr>
+        <w:pStyle w:val="BodyText"/>
+      </w:pPr>
+      <w:r>
+        <w:t xml:space="preserve">第一步：「语感」是九种读数共用的一个名字。九宫格每一格是一种读数，它读的是这句话在这个场里，某一路运行是不是健康。这一条是母题给定的，本章不把它当新东西，只把它落到可以检验的地方。</w:t>
+      </w:r>
+    </w:p>
+    <w:p>
+      <w:pPr>
+        <w:pStyle w:val="BodyText"/>
+      </w:pPr>
+      <w:r>
+        <w:t xml:space="preserve">第二步：认一格，不看这句话是干什么用的，而看「只许动一样东西时，动哪一样能把别扭救回来」。这一类能独自让别扭消失的最小操作，本章叫它这处别扭的「修复签名」。九格对九类签名：移焦、换场、跨句、去套、调时、增删虚字、换人换事、等长替换、调音节。九类里有六类要改字，有三类一个字都不改——换场、换人换事、调时。照全书统一的写法，本章「不改字修复」的格集写作：S2 场感、E1 分寸感、D2（调时）。</w:t>
+      </w:r>
+    </w:p>
+    <w:p>
+      <w:pPr>
+        <w:pStyle w:val="BodyText"/>
+      </w:pPr>
+      <w:r>
+        <w:t xml:space="preserve">这里先划清一个容易混的词。会话分析里也讲「修复」（谢格洛夫、杰斐逊与萨克斯 1977，Language 53(2): 361–382〔核〕），那是说话中途自己或别人把话改正的自然现象，研究谁修、何时修、怎样修。本章的修复签名是研究者施加的测验：把其他一切钉住，只开放一类操作，看这一类够不够。前者描述，后者认格，两者不同义。</w:t>
+      </w:r>
+    </w:p>
+    <w:p>
+      <w:pPr>
+        <w:pStyle w:val="BodyText"/>
+      </w:pPr>
+      <w:r>
+        <w:t xml:space="preserve">为什么有的别扭不改字也能救？拿视觉来想最容易明白。在人群里认熟人的背影，是一整套视觉的 S·D·E：轮廓随着一步一步的差异不停显露出来（S），步态、肩的起伏一帧接一帧地对上或对不上（D），这个人和这条街、这个钟点、这群人缠在一起（E）。三样分不开，分开只是在理念界里假想地切一刀。有时候认不出一位同事，不是他的背影变了，而是他出现在了海边，而不是在公司楼下。背影一点没变，把他放回公司楼下，一眼就认出来了。认不出的毛病不在背影上，在场上。语感也是一整套 S·D·E，有的别扭毛病在字上，有的毛病在场上、在人上、在时间上——后面这几种，字一个都不动，也救得回来。</w:t>
       </w:r>
     </w:p>
     <w:p>
@@ -10803,7 +10911,7 @@
         <w:pStyle w:val="Heading4"/>
       </w:pPr>
       <w:r>
-        <w:t xml:space="preserve">命题</w:t>
+        <w:t xml:space="preserve">本章真正的新东西（两条）</w:t>
       </w:r>
     </w:p>
     <w:p>
@@ -10811,39 +10919,31 @@
         <w:pStyle w:val="FirstParagraph"/>
       </w:pPr>
       <w:r>
-        <w:t xml:space="preserve">本章的回答分两步。</w:t>
-      </w:r>
-    </w:p>
-    <w:p>
-      <w:pPr>
-        <w:pStyle w:val="BodyText"/>
-      </w:pPr>
-      <w:r>
-        <w:t xml:space="preserve">第一步：「语感」是九种读数共用的一个名字。九宫格每一格是一种读数，它读的是这句话在这个场里，某一路运行是不是健康。这一条是母题给定的，本章不把它当新东西，只把它落到可以检验的地方。</w:t>
-      </w:r>
-    </w:p>
-    <w:p>
-      <w:pPr>
-        <w:pStyle w:val="BodyText"/>
-      </w:pPr>
-      <w:r>
-        <w:t xml:space="preserve">第二步：认一格，不看这句话是干什么用的，而看「只许动一样东西时，动哪一样能把别扭救回来」。这一类能独自让别扭消失的最小操作，本章叫它这处别扭的「修复签名」。九格对九类签名：移焦、换场、跨句、去套、调时、增删虚字、换人换事、等长替换、调音节。九类里有六类要改字，有三类一个字都不改——换场、换人换事、调时。照全书统一的写法，本章「不改字修复」的格集写作：S2 场感、E1 分寸感、D2（调时）。</w:t>
-      </w:r>
-    </w:p>
-    <w:p>
-      <w:pPr>
-        <w:pStyle w:val="BodyText"/>
-      </w:pPr>
-      <w:r>
-        <w:t xml:space="preserve">这里先划清一个容易混的词。会话分析里也讲「修复」（谢格洛夫、杰斐逊与萨克斯 1977，Language 53(2): 361–382〔核：https://muse.jhu.edu/article/453740/summary〕），那是说话中途自己或别人把话改正的自然现象，研究谁修、何时修、怎样修。本章的修复签名是研究者施加的测验：把其他一切钉住，只开放一类操作，看这一类够不够。前者描述，后者认格，两者不同义。</w:t>
-      </w:r>
-    </w:p>
-    <w:p>
-      <w:pPr>
-        <w:pStyle w:val="BodyText"/>
-      </w:pPr>
-      <w:r>
-        <w:t xml:space="preserve">为什么有的别扭不改字也能救？拿视觉来想最容易明白。在人群里认熟人的背影，是一整套视觉的 S·D·E：轮廓随着一步一步的差异不停显露出来（S），步态、肩的起伏一帧接一帧地对上或对不上（D），这个人和这条街、这个钟点、这群人缠在一起（E）。三样分不开，分开只是在理念界里假想地切一刀。有时候认不出一位同事，不是他的背影变了，而是他出现在了海边，而不是在公司楼下。背影一点没变，把他放回公司楼下，一眼就认出来了。认不出的毛病不在背影上，在场上。语感也是一整套 S·D·E，有的别扭毛病在字上，有的毛病在场上、在人上、在时间上——后面这几种，字一个都不动，也救得回来。</w:t>
+        <w:t xml:space="preserve">第一条：三种不改字的修复签名。场感、分寸感、流利感不是写在字里的东西，而是三种不改字就能救回来的别扭。三者互不代偿：换场救不了分寸，换人救不了场错位，调时救不了这两样。更要紧的是，它们不等于「先验变了」——不是因为换了场景以后，这句话变得更常见、更好猜，而是因为换了场、换了人、换了时间，运行本身健康了。这一条，拿掉场景信息只看字串的判断者应当完全看不出来，补上场景信息后检出率应当跳升；而只改变常见程度、不改变得体与否的场景卡，应当不让它跳升。</w:t>
+      </w:r>
+    </w:p>
+    <w:p>
+      <w:pPr>
+        <w:pStyle w:val="BodyText"/>
+      </w:pPr>
+      <w:r>
+        <w:t xml:space="preserve">这三种救法正是第二章「两层判」里框层的入口。串内层的别扭改字就能修；框层的别扭在串内无解，只能换场、换人换事、调时来修。本章在九格里把框层的入口一个一个指认出来。</w:t>
+      </w:r>
+    </w:p>
+    <w:p>
+      <w:pPr>
+        <w:pStyle w:val="BodyText"/>
+      </w:pPr>
+      <w:r>
+        <w:t xml:space="preserve">这里要把对齐的程度说老实。第七章给框层下的定义是：谁对谁、什么时候、什么场。换场对得上「什么场」，换人换事对得上「谁对谁」。调时却只对上了一半：它改的是一句话里停多久、何时起句、重来几次，是说话这一程内部的时间；而「什么时候」说的多半是这句话在哪个时机说出。两种时间是不是一回事，本章不能断定。所以「三种不改字的救法＝框层的入口」这句话，对前两种是硬的，对调时是软的，留到 5.10 去检验。</w:t>
+      </w:r>
+    </w:p>
+    <w:p>
+      <w:pPr>
+        <w:pStyle w:val="BodyText"/>
+      </w:pPr>
+      <w:r>
+        <w:t xml:space="preserve">第二条：三型就是回写落点。母题的「三型」（S 型、D 型、E 型）不是九格按行折成的三组，而是一处别扭逼出的回头修补落在哪里：落在已经收束的字形上（S 型，回改字），落在走过的次序与时间上（D 型，回改走法），落在句外的场与人上（E 型，回改场与人）。它给了三型一个不依赖修复签名的第二种测量：眼睛往回看的落点。</w:t>
       </w:r>
     </w:p>
     <w:p>
@@ -10851,7 +10951,7 @@
         <w:pStyle w:val="Heading4"/>
       </w:pPr>
       <w:r>
-        <w:t xml:space="preserve">本章真正的新东西（两条）</w:t>
+        <w:t xml:space="preserve">次要的三条</w:t>
       </w:r>
     </w:p>
     <w:p>
@@ -10859,31 +10959,31 @@
         <w:pStyle w:val="FirstParagraph"/>
       </w:pPr>
       <w:r>
-        <w:t xml:space="preserve">第一条：三种不改字的修复签名。场感、分寸感、流利感不是写在字里的东西，而是三种不改字就能救回来的别扭。三者互不代偿：换场救不了分寸，换人救不了场错位，调时救不了这两样。更要紧的是，它们不等于「先验变了」——不是因为换了场景以后，这句话变得更常见、更好猜，而是因为换了场、换了人、换了时间，运行本身健康了。这一条，拿掉场景信息只看字串的判断者应当完全看不出来，补上场景信息后检出率应当跳升；而只改变常见程度、不改变得体与否的场景卡，应当不让它跳升。</w:t>
-      </w:r>
-    </w:p>
-    <w:p>
-      <w:pPr>
-        <w:pStyle w:val="BodyText"/>
-      </w:pPr>
-      <w:r>
-        <w:t xml:space="preserve">这三种救法正是第二章「两层判」里框层的入口。串内层的别扭改字就能修；框层的别扭在串内无解，只能换场、换人换事、调时来修。本章在九格里把框层的入口一个一个指认出来。</w:t>
-      </w:r>
-    </w:p>
-    <w:p>
-      <w:pPr>
-        <w:pStyle w:val="BodyText"/>
-      </w:pPr>
-      <w:r>
-        <w:t xml:space="preserve">这里要把对齐的程度说老实。第七章给框层下的定义是：谁对谁、什么时候、什么场。换场对得上「什么场」，换人换事对得上「谁对谁」。调时却只对上了一半：它改的是一句话里停多久、何时起句、重来几次，是说话这一程内部的时间；而「什么时候」说的多半是这句话在哪个时机说出。两种时间是不是一回事，本章不能断定。所以「三种不改字的救法＝框层的入口」这句话，对前两种是硬的，对调时是软的，留到 5.10 去检验。</w:t>
-      </w:r>
-    </w:p>
-    <w:p>
-      <w:pPr>
-        <w:pStyle w:val="BodyText"/>
-      </w:pPr>
-      <w:r>
-        <w:t xml:space="preserve">第二条：三型就是回写落点。母题的「三型」（S 型、D 型、E 型）不是九格按行折成的三组，而是一处别扭逼出的回头修补落在哪里：落在已经收束的字形上（S 型，回改字），落在走过的次序与时间上（D 型，回改走法），落在句外的场与人上（E 型，回改场与人）。它给了三型一个不依赖修复签名的第二种测量：眼睛往回看的落点。</w:t>
+        <w:t xml:space="preserve">以下三条是给旧现象加上可以判决的门槛，新现象本身前人已经看见：</w:t>
+      </w:r>
+    </w:p>
+    <w:p>
+      <w:pPr>
+        <w:pStyle w:val="BodyText"/>
+      </w:pPr>
+      <w:r>
+        <w:t xml:space="preserve">精炼不是字少，而是「场内冗余最优」。每个场各有一处多一字嫌啰嗦、少一字嫌缺的点，它随场移动。「得体而啰嗦」，是拿别的场的那个点，来量这个场的话。</w:t>
+      </w:r>
+    </w:p>
+    <w:p>
+      <w:pPr>
+        <w:pStyle w:val="BodyText"/>
+      </w:pPr>
+      <w:r>
+        <w:t xml:space="preserve">「可判定点先到」。一句话落两格时，先显出来的是违例可以被确定的那个字位先到的那一格，不是功能等级更高的那一格。</w:t>
+      </w:r>
+    </w:p>
+    <w:p>
+      <w:pPr>
+        <w:pStyle w:val="BodyText"/>
+      </w:pPr>
+      <w:r>
+        <w:t xml:space="preserve">「增字反顺」。「出售小葱」比「出售葱」多一个字反而顺。精炼只会预言少字更好，多字更好的，只能是节奏。这一测把节奏格与精炼格分开。</w:t>
       </w:r>
     </w:p>
     <w:p>
@@ -10891,7 +10991,7 @@
         <w:pStyle w:val="Heading4"/>
       </w:pPr>
       <w:r>
-        <w:t xml:space="preserve">次要的三条</w:t>
+        <w:t xml:space="preserve">前人已说的</w:t>
       </w:r>
     </w:p>
     <w:p>
@@ -10899,46 +10999,6 @@
         <w:pStyle w:val="FirstParagraph"/>
       </w:pPr>
       <w:r>
-        <w:t xml:space="preserve">以下三条是给旧现象加上可以判决的门槛，新现象本身前人已经看见：</w:t>
-      </w:r>
-    </w:p>
-    <w:p>
-      <w:pPr>
-        <w:pStyle w:val="BodyText"/>
-      </w:pPr>
-      <w:r>
-        <w:t xml:space="preserve">精炼不是字少，而是「场内冗余最优」。每个场各有一处多一字嫌啰嗦、少一字嫌缺的点，它随场移动。「得体而啰嗦」，是拿别的场的那个点，来量这个场的话。</w:t>
-      </w:r>
-    </w:p>
-    <w:p>
-      <w:pPr>
-        <w:pStyle w:val="BodyText"/>
-      </w:pPr>
-      <w:r>
-        <w:t xml:space="preserve">「可判定点先到」。一句话落两格时，先显出来的是违例可以被确定的那个字位先到的那一格，不是功能等级更高的那一格。</w:t>
-      </w:r>
-    </w:p>
-    <w:p>
-      <w:pPr>
-        <w:pStyle w:val="BodyText"/>
-      </w:pPr>
-      <w:r>
-        <w:t xml:space="preserve">「增字反顺」。「出售小葱」比「出售葱」多一个字反而顺。精炼只会预言少字更好，多字更好的，只能是节奏。这一测把节奏格与精炼格分开。</w:t>
-      </w:r>
-    </w:p>
-    <w:p>
-      <w:pPr>
-        <w:pStyle w:val="Heading4"/>
-      </w:pPr>
-      <w:r>
-        <w:t xml:space="preserve">前人已说的</w:t>
-      </w:r>
-    </w:p>
-    <w:p>
-      <w:pPr>
-        <w:pStyle w:val="FirstParagraph"/>
-      </w:pPr>
-      <w:r>
         <w:t xml:space="preserve">这一节必须把账算清楚，否则本章就成了换名字。</w:t>
       </w:r>
     </w:p>
@@ -10963,15 +11023,15 @@
         <w:pStyle w:val="BodyText"/>
       </w:pPr>
       <w:r>
-        <w:t xml:space="preserve">改字的那六类救法，大半早有人分过。杜雷、伯特与克拉申 1982 年的表层策略分类——遗漏、添加、误构、错序〔核：《Language Two》，牛津大学出版社，经 https://journal.ugm.ac.id/lexicon/article/view/41305 等转引；页码待核〕——已经是按修复操作分错误。吉布森、伯根与皮安塔多西 2013 年的噪声信道理解（PNAS〔核：标题已查到〕），把理解看成在字串上做最小编辑、按先验加权，改字六类基本落在它的编辑空间里。</w:t>
-      </w:r>
-    </w:p>
-    <w:p>
-      <w:pPr>
-        <w:pStyle w:val="BodyText"/>
-      </w:pPr>
-      <w:r>
-        <w:t xml:space="preserve">「新鲜感」若只指陌生化，已被布拉格学派的前景化与雅各布森的诗功能说过。「流利感」若只指语速与停顿，已被二语研究里复杂度·准确度·流利度的框架收走（Housen &amp; Kuiken 2009，Applied Linguistics 30(4)〔核：https://academic.oup.com/applij/issue/30/4〕）。</w:t>
+        <w:t xml:space="preserve">改字的那六类救法，大半早有人分过。杜雷、伯特与克拉申 1982 年的表层策略分类——遗漏、添加、误构、错序〔核：《Language Two》，牛津大学出版社，经附录 D4 所列网页等转引；页码待核〕——已经是按修复操作分错误。吉布森、伯根与皮安塔多西 2013 年的噪声信道理解（PNAS〔核：标题已查到〕），把理解看成在字串上做最小编辑、按先验加权，改字六类基本落在它的编辑空间里。</w:t>
+      </w:r>
+    </w:p>
+    <w:p>
+      <w:pPr>
+        <w:pStyle w:val="BodyText"/>
+      </w:pPr>
+      <w:r>
+        <w:t xml:space="preserve">「新鲜感」若只指陌生化，已被布拉格学派的前景化与雅各布森的诗功能说过。「流利感」若只指语速与停顿，已被二语研究里复杂度·准确度·流利度的框架收走（Housen &amp; Kuiken 2009，Applied Linguistics 30(4)〔核〕）。</w:t>
       </w:r>
     </w:p>
     <w:p>
@@ -12519,15 +12579,15 @@
         <w:pStyle w:val="BodyText"/>
       </w:pPr>
       <w:r>
-        <w:t xml:space="preserve">穷尽抽检与一个老传统可以互相校对。奥勒 1976 年提出语言能力是不可拆的整体；后来巴赫曼与帕尔默用验证性因子分析修正为「一个一般因子加若干特殊因子」〔核：二手 https://e-flt.nus.edu.sg/v16n12019/lin.pdf〕。他们用因子分析定能力有几块；本章用修复签名定别扭有几类。两者可以放在同一批数据上互相检验。</w:t>
-      </w:r>
-    </w:p>
-    <w:p>
-      <w:pPr>
-        <w:pStyle w:val="BodyText"/>
-      </w:pPr>
-      <w:r>
-        <w:t xml:space="preserve">这里有一个本章必须预先承认的结果：极可能出现一个很强的一般因子——一个人九格的读数总体上一起高、一起低。这不推翻九格。只有当九个特殊因子之间的相关高到分不开时，九格才被推翻。为了检验两格能不能分开，标准的工具是坎贝尔与菲斯克 1959 年的多特质多方法矩阵〔核：Psychological Bulletin 56(2): 81–105，https://www2.psych.ubc.ca/~schaller/528Readings/CampbellFiske1959.pdf〕：每一格至少用两种方法测——一种是可接受度打分，一种是受限修复——看同一格不同方法之间的相关，是否高过不同格同一方法之间的相关。</w:t>
+        <w:t xml:space="preserve">穷尽抽检与一个老传统可以互相校对。奥勒 1976 年提出语言能力是不可拆的整体；后来巴赫曼与帕尔默用验证性因子分析修正为「一个一般因子加若干特殊因子」〔核：二手〕。他们用因子分析定能力有几块；本章用修复签名定别扭有几类。两者可以放在同一批数据上互相检验。</w:t>
+      </w:r>
+    </w:p>
+    <w:p>
+      <w:pPr>
+        <w:pStyle w:val="BodyText"/>
+      </w:pPr>
+      <w:r>
+        <w:t xml:space="preserve">这里有一个本章必须预先承认的结果：极可能出现一个很强的一般因子——一个人九格的读数总体上一起高、一起低。这不推翻九格。只有当九个特殊因子之间的相关高到分不开时，九格才被推翻。为了检验两格能不能分开，标准的工具是坎贝尔与菲斯克 1959 年的多特质多方法矩阵〔核：Psychological Bulletin 56(2): 81–105〕：每一格至少用两种方法测——一种是可接受度打分，一种是受限修复——看同一格不同方法之间的相关，是否高过不同格同一方法之间的相关。</w:t>
       </w:r>
     </w:p>
     <w:p>
@@ -12678,7 +12738,7 @@
         <w:t xml:space="preserve">最强版本。</w:t>
       </w:r>
       <w:r>
-        <w:t xml:space="preserve">韩礼德的系统功能语言学说，每一个小句同时实现三种意义：概念意义（说的是什么经验、什么逻辑）、人际意义（谁对谁、交换什么、怎样评价）、语篇意义（主位与述位、已知与新知、前后衔接）（《功能语法导论》1985〔待核：页码〕）。这三种元功能不是三种用途的清单，而是语法内部三组并行的选择网络，说话时每一次选择都同时落在三组里。他还给了语域的三个变量：语场、语旨、语式（《作为社会符号的语言》1978〔待核：页码〕）。早在 1966 年，他就把搭配立为独立于语法的词汇层：strong 爱跟 tea 一起出现，powerful 爱跟 car 一起出现（Journal of Linguistics 2(1): 57–67〔核：二手转引 https://leoxicon.blogspot.com/2017/05/powerful-tea-and-other-impossible.html〕）。他的《功能语法导论》里也有讲节奏与语调的部分〔待核：章节〕，所以他并非看不见节奏。</w:t>
+        <w:t xml:space="preserve">韩礼德的系统功能语言学说，每一个小句同时实现三种意义：概念意义（说的是什么经验、什么逻辑）、人际意义（谁对谁、交换什么、怎样评价）、语篇意义（主位与述位、已知与新知、前后衔接）（《功能语法导论》1985〔待核：页码〕）。这三种元功能不是三种用途的清单，而是语法内部三组并行的选择网络，说话时每一次选择都同时落在三组里。他还给了语域的三个变量：语场、语旨、语式（《作为社会符号的语言》1978〔待核：页码〕）。早在 1966 年，他就把搭配立为独立于语法的词汇层：strong 爱跟 tea 一起出现，powerful 爱跟 car 一起出现（Journal of Linguistics 2(1): 57–67〔核：二手转引〕）。他的《功能语法导论》里也有讲节奏与语调的部分〔待核：章节〕，所以他并非看不见节奏。</w:t>
       </w:r>
     </w:p>
     <w:p>
@@ -12968,7 +13028,7 @@
         <w:t xml:space="preserve">这一条本章最没底气。</w:t>
       </w:r>
       <w:r>
-        <w:t xml:space="preserve">「可判定点先到」与一批脑电研究高度相容：哈戈特等 2004 年发现，世界知识的违例与语义违例在同一时间窗里被觉察（Science 304(5669): 438–441〔核：https://api.crossref.org/works/10.1126/science.1095455〕）；范伯库姆等 2008 年发现，说话人身份与内容不符——比如儿童的声音说出只有成人才会说的话——在关键词开始后两三百毫秒就被整合（Journal of Cognitive Neuroscience 20(4): 580–591〔核：https://www.mpi.nl/publications/item_60661〕）。场级、人级的失配与字级的失配一样快。这些研究不进本章的论证——论证不靠它们也成立——但它们说明，「可判定点先到」的新意只剩一步：把「一步整合」落到首次修复这一可观察的行为上。另一种叫「尺度说」的想法——字级的格先于句级的格、句级的格先于场级的格——正是被这些研究压下去的，本章已把它降为最弱的竞争假说，不再主张。</w:t>
+        <w:t xml:space="preserve">「可判定点先到」与一批脑电研究高度相容：哈戈特等 2004 年发现，世界知识的违例与语义违例在同一时间窗里被觉察（Science 304(5669): 438–441〔核〕）；范伯库姆等 2008 年发现，说话人身份与内容不符——比如儿童的声音说出只有成人才会说的话——在关键词开始后两三百毫秒就被整合（Journal of Cognitive Neuroscience 20(4): 580–591〔核〕）。场级、人级的失配与字级的失配一样快。这些研究不进本章的论证——论证不靠它们也成立——但它们说明，「可判定点先到」的新意只剩一步：把「一步整合」落到首次修复这一可观察的行为上。另一种叫「尺度说」的想法——字级的格先于句级的格、句级的格先于场级的格——正是被这些研究压下去的，本章已把它降为最弱的竞争假说，不再主张。</w:t>
       </w:r>
     </w:p>
     <w:p>
@@ -12999,7 +13059,7 @@
         <w:t xml:space="preserve">最强版本。</w:t>
       </w:r>
       <w:r>
-        <w:t xml:space="preserve">波利与赛德 1983 年的《语言理论的两道谜：母语式选择与母语式流利》（载 Richards 与 Schmidt 编《语言与交际》〔核：书目存在 https://www.taylorfrancis.com/books/9781315836027/chapters/10.4324/9781315836027-13；页码待核〕）提出两道谜。第一道：母语者能从大量合乎语法的说法里，只挑出地道的那少数几种。第二道：母语者能连续流畅地说出远超在线加工容量的长段话。他们给两道谜同一个解：母语者的记忆里存着成千上万个词汇化的句干，既保证选得地道，又省下了现场组装的时间〔待核：原典要旨细节〕。</w:t>
+        <w:t xml:space="preserve">波利与赛德 1983 年的《语言理论的两道谜：母语式选择与母语式流利》（载 Richards 与 Schmidt 编《语言与交际》〔核：书目存在；页码待核〕）提出两道谜。第一道：母语者能从大量合乎语法的说法里，只挑出地道的那少数几种。第二道：母语者能连续流畅地说出远超在线加工容量的长段话。他们给两道谜同一个解：母语者的记忆里存着成千上万个词汇化的句干，既保证选得地道，又省下了现场组装的时间〔待核：原典要旨细节〕。</w:t>
       </w:r>
     </w:p>
     <w:p>
@@ -13255,7 +13315,7 @@
         <w:pStyle w:val="BodyText"/>
       </w:pPr>
       <w:r>
-        <w:t xml:space="preserve">第一位是杜雷、伯特与克拉申的表层策略分类。最强的反驳是：遗漏、添加、误构、错序四类，早就是按修复操作分错误；不改字的那几类根本不是错误，是语用不当，本属另一门学问，即语用失误研究。修复签名只是把错误分析与语用失误拼在了一起。本章的回应是：拼在一起正是新处。同一个测验程序里，两族由同一条操作逻辑——只许动一样——认出，并且生出一个跨两族的、可以判决的预言：拿掉场景卡，不改字三格的检出率归于随机。错误分析不作这个预言。但语用失误研究里，托马斯 1983 年区分过语用语言失误与社交语用失误〔核：Thomas 1983「Cross-cultural pragmatic failure」，Applied Linguistics 4(2)，经 https://www.redalyc.org/pdf/3398/339851657005.pdf 转引〕，可能已有近似的分族，须查。</w:t>
+        <w:t xml:space="preserve">第一位是杜雷、伯特与克拉申的表层策略分类。最强的反驳是：遗漏、添加、误构、错序四类，早就是按修复操作分错误；不改字的那几类根本不是错误，是语用不当，本属另一门学问，即语用失误研究。修复签名只是把错误分析与语用失误拼在了一起。本章的回应是：拼在一起正是新处。同一个测验程序里，两族由同一条操作逻辑——只许动一样——认出，并且生出一个跨两族的、可以判决的预言：拿掉场景卡，不改字三格的检出率归于随机。错误分析不作这个预言。但语用失误研究里，托马斯 1983 年区分过语用语言失误与社交语用失误〔核：Thomas 1983「Cross-cultural pragmatic failure」，Applied Linguistics 4(2)，经附录 D4 所列网页转引〕，可能已有近似的分族，须查。</w:t>
       </w:r>
     </w:p>
     <w:p>
@@ -13510,16 +13570,36 @@
     </w:p>
     <w:p>
       <w:pPr>
-        <w:pStyle w:val="Heading3"/>
-      </w:pPr>
-      <w:r>
+        <w:pStyle w:val="BlockText"/>
+      </w:pPr>
+      <w:r>
+        <w:rPr>
+          <w:bCs/>
+          <w:b/>
+        </w:rPr>
+        <w:t xml:space="preserve">章判</w:t>
+      </w:r>
+      <w:r>
+        <w:t xml:space="preserve"> </w:t>
+      </w:r>
+      <w:r>
+        <w:t xml:space="preserve">语感长在回写里。</w:t>
+      </w:r>
+    </w:p>
+    <w:p>
+      <w:pPr>
+        <w:pStyle w:val="BlockText"/>
+      </w:pPr>
+      <w:r>
+        <w:rPr>
+          <w:bCs/>
+          <w:b/>
+        </w:rPr>
         <w:t xml:space="preserve">这一章的问题</w:t>
       </w:r>
-    </w:p>
-    <w:p>
-      <w:pPr>
-        <w:pStyle w:val="FirstParagraph"/>
-      </w:pPr>
+      <w:r>
+        <w:t xml:space="preserve"> </w:t>
+      </w:r>
       <w:r>
         <w:t xml:space="preserve">前三章问的是「语感是什么」：是一场运行的读数，读的是句×场还剩多少路要修。这一章换一个问法：这场运行，怎样从卡变顺？一个五岁孩子每天在饭桌上听几百句话，有几句听了几百遍也没变成他嘴里的话；有一句只被笑了一下，第二天就换了说法。一个十二岁的姑娘每天听两小时英语，听得懂动画片，到了要开口的时候还是卡住。长语感的，到底是听进去的那些话，还是说出去之后回来的那些东西？回来的东西又有几种，各管哪几格？</w:t>
       </w:r>
@@ -14495,7 +14575,7 @@
         <w:pStyle w:val="FirstParagraph"/>
       </w:pPr>
       <w:r>
-        <w:t xml:space="preserve">1996 年，萨弗兰、阿斯林与纽波特在《科学》上报告了一个简洁的实验〔核：Saffran, Aslin &amp; Newport 1996, Science 274:1926–1928, https://pubmed.ncbi.nlm.nih.gov/8943209/〕。八个月大的婴儿，听一段约两分钟的连续音节流，音节之间没有停顿，没有重音，没有意思。音流里藏着几个「词」：词内部的音节总是一起出现，前一个出现，后一个几乎一定跟着；跨词的两个音节则时有时无。听完两分钟，婴儿对「词」与「跨词片段」的反应就不一样了。他们凭的只是音节和音节之间的转移概率。</w:t>
+        <w:t xml:space="preserve">1996 年，萨弗兰、阿斯林与纽波特在《科学》上报告了一个简洁的实验〔核：Saffran, Aslin &amp; Newport 1996, Science 274:1926–1928〕。八个月大的婴儿，听一段约两分钟的连续音节流，音节之间没有停顿，没有重音，没有意思。音流里藏着几个「词」：词内部的音节总是一起出现，前一个出现，后一个几乎一定跟着；跨词的两个音节则时有时无。听完两分钟，婴儿对「词」与「跨词片段」的反应就不一样了。他们凭的只是音节和音节之间的转移概率。</w:t>
       </w:r>
     </w:p>
     <w:p>
@@ -14713,7 +14793,7 @@
         <w:pStyle w:val="FirstParagraph"/>
       </w:pPr>
       <w:r>
-        <w:t xml:space="preserve">2003 年，库尔、曹与刘在《美国科学院院刊》上发表了一项被引用极多的研究〔核：Kuhl, Tsao &amp; Liu 2003, PNAS 100(15):9096–9101, https://pmc.ncbi.nlm.nih.gov/articles/PMC166444〕。对象是大约九个月大的美国婴儿。实验一，一组婴儿跟着说普通话的真人辅导者，一起玩玩具、看图画书，共十二次、每次二十五分钟，约五个小时；对照组跟着说英语的真人做同样的事。之后测普通话里一对英语没有的辅音对立。普通话组的正确率约 65.7%，英语对照组约 56.7%，差异显著，普通话组的水平与台湾同龄婴儿相当。</w:t>
+        <w:t xml:space="preserve">2003 年，库尔、曹与刘在《美国科学院院刊》上发表了一项被引用极多的研究〔核：Kuhl, Tsao &amp; Liu 2003, PNAS 100(15):9096–9101〕。对象是大约九个月大的美国婴儿。实验一，一组婴儿跟着说普通话的真人辅导者，一起玩玩具、看图画书，共十二次、每次二十五分钟，约五个小时；对照组跟着说英语的真人做同样的事。之后测普通话里一对英语没有的辅音对立。普通话组的正确率约 65.7%，英语对照组约 56.7%，差异显著，普通话组的水平与台湾同龄婴儿相当。</w:t>
       </w:r>
     </w:p>
     <w:p>
@@ -14737,7 +14817,7 @@
         <w:pStyle w:val="BodyText"/>
       </w:pPr>
       <w:r>
-        <w:t xml:space="preserve">库尔后来在 2007 年一篇文章的题目里直接提问：语音学习是不是被社会脑「门控」的〔核：Kuhl 2007, Developmental Science 10(1):110–120, https://pubmed.ncbi.nlm.nih.gov/17181708/〕？她在 2004 年的综述里也把社会互动放在早期语言习得的中心〔核：Kuhl 2004, Nature Reviews Neuroscience 5:831–843〕。</w:t>
+        <w:t xml:space="preserve">库尔后来在 2007 年一篇文章的题目里直接提问：语音学习是不是被社会脑「门控」的〔核：Kuhl 2007, Developmental Science 10(1):110–120〕？她在 2004 年的综述里也把社会互动放在早期语言习得的中心〔核：Kuhl 2004, Nature Reviews Neuroscience 5:831–843〕。</w:t>
       </w:r>
     </w:p>
     <w:p>
@@ -14881,7 +14961,7 @@
         <w:pStyle w:val="BodyText"/>
       </w:pPr>
       <w:r>
-        <w:t xml:space="preserve">库尔这一系后来还有研究：两岁儿童从真人、视频通话、录像三种条件下学新动词，只有真人和视频通话学会了，看另一个孩子上课录像的那一组没学会〔核：Roseberry, Hirsh-Pasek &amp; Golinkoff 2014, Child Development, https://www.srcd.org/print/pdf/node/606〕〔待核：卷期页〕。视频通话里也有人，而且回应是跟着孩子来的。这项研究和锚定回写的方向一致，但它同样没有拆开「有人」和「锚定」——视频通话两样都有。</w:t>
+        <w:t xml:space="preserve">库尔这一系后来还有研究：两岁儿童从真人、视频通话、录像三种条件下学新动词，只有真人和视频通话学会了，看另一个孩子上课录像的那一组没学会〔核：Roseberry, Hirsh-Pasek &amp; Golinkoff 2014, Child Development〕〔待核：卷期页〕。视频通话里也有人，而且回应是跟着孩子来的。这项研究和锚定回写的方向一致，但它同样没有拆开「有人」和「锚定」——视频通话两样都有。</w:t>
       </w:r>
     </w:p>
     <w:p>
@@ -14975,7 +15055,7 @@
         <w:pStyle w:val="BodyText"/>
       </w:pPr>
       <w:r>
-        <w:t xml:space="preserve">这个图景有两条很硬的旁证。一条是旁听学词：儿童能从别人之间的对话里学会新词，自己没出口，也没人对着他回应〔核：Akhtar, Jipson &amp; Callanan 2001, Child Development 72(2):416–430, https://digitalcommons.calpoly.edu/psycd_fac/47/〕。另一条是视线：在库尔一系的二语研究里，婴儿在辅导者的脸和玩具之间来回看的比例，和他们辨别西班牙语语音对立的指标相关，和一般的专注度不相关〔核：Conboy, Brooks, Meltzoff &amp; Kuhl 2015, Developmental Neuropsychology 40(4):216–229, https://ilabs.uw.edu/sites/default/files/2015_Conboy_etal.pdf；相关研究，不证因果〕。共同注意这件事，看起来确实在起作用。</w:t>
+        <w:t xml:space="preserve">这个图景有两条很硬的旁证。一条是旁听学词：儿童能从别人之间的对话里学会新词，自己没出口，也没人对着他回应〔核：Akhtar, Jipson &amp; Callanan 2001, Child Development 72(2):416–430〕。另一条是视线：在库尔一系的二语研究里，婴儿在辅导者的脸和玩具之间来回看的比例，和他们辨别西班牙语语音对立的指标相关，和一般的专注度不相关〔核：Conboy, Brooks, Meltzoff &amp; Kuhl 2015, Developmental Neuropsychology 40(4):216–229；相关研究，不证因果〕。共同注意这件事，看起来确实在起作用。</w:t>
       </w:r>
     </w:p>
     <w:p>
@@ -15329,15 +15409,15 @@
         <w:pStyle w:val="FirstParagraph"/>
       </w:pPr>
       <w:r>
-        <w:t xml:space="preserve">2003 年，戈尔茨坦、金与韦斯特做了一个实验〔核：Goldstein, King &amp; West 2003, PNAS 100(13):8030–8035, https://bpb-us-e1.wpmucdn.com/blogs.cornell.edu/dist/0/5427/files/2022/01/2003-Goldstein-King-West-PNAS.pdf〕。三十个八个月大的婴儿，一组的母亲在婴儿发声之后立刻微笑、靠近、触摸（随发声组）；另一组的母亲给出同样次数的微笑、靠近、触摸，但按实验者的时间表来，不跟婴儿发声走（轭联组）。随发声组婴儿的咿呀里，像音节的、规范的发音变多了，撤掉操纵以后还保持着；轭联组只是发声的量变了，发声的样子没变。</w:t>
-      </w:r>
-    </w:p>
-    <w:p>
-      <w:pPr>
-        <w:pStyle w:val="BodyText"/>
-      </w:pPr>
-      <w:r>
-        <w:t xml:space="preserve">2008 年，戈尔茨坦与施瓦德把这一步走得更细〔核：Goldstein &amp; Schwade 2008, Psychological Science 19(5):515–523, https://bpb-us-e1.wpmucdn.com/blogs.cornell.edu/dist/0/5427/files/2022/01/2008-Goldstein-Schwade-Psych_Sci.pdf〕。六十个九个半月大的婴儿，分四组：两组的母亲在婴儿发声后立刻回应（一组用元音，一组用辅音加元音）；两组轭联，听到的回应量和类型完全一样，只是时机不随婴儿。随发声组婴儿的咿呀，按母亲回应的音系格式重组了——母亲用辅音加元音回应，婴儿的咿呀里辅元组合就变多——但婴儿没有照抄具体的音。轭联组只是多发声，格式不变。</w:t>
+        <w:t xml:space="preserve">2003 年，戈尔茨坦、金与韦斯特做了一个实验〔核：Goldstein, King &amp; West 2003, PNAS 100(13):8030–8035〕。三十个八个月大的婴儿，一组的母亲在婴儿发声之后立刻微笑、靠近、触摸（随发声组）；另一组的母亲给出同样次数的微笑、靠近、触摸，但按实验者的时间表来，不跟婴儿发声走（轭联组）。随发声组婴儿的咿呀里，像音节的、规范的发音变多了，撤掉操纵以后还保持着；轭联组只是发声的量变了，发声的样子没变。</w:t>
+      </w:r>
+    </w:p>
+    <w:p>
+      <w:pPr>
+        <w:pStyle w:val="BodyText"/>
+      </w:pPr>
+      <w:r>
+        <w:t xml:space="preserve">2008 年，戈尔茨坦与施瓦德把这一步走得更细〔核：Goldstein &amp; Schwade 2008, Psychological Science 19(5):515–523〕。六十个九个半月大的婴儿，分四组：两组的母亲在婴儿发声后立刻回应（一组用元音，一组用辅音加元音）；两组轭联，听到的回应量和类型完全一样，只是时机不随婴儿。随发声组婴儿的咿呀，按母亲回应的音系格式重组了——母亲用辅音加元音回应，婴儿的咿呀里辅元组合就变多——但婴儿没有照抄具体的音。轭联组只是多发声，格式不变。</w:t>
       </w:r>
     </w:p>
     <w:p>
@@ -15493,7 +15573,7 @@
         <w:pStyle w:val="BodyText"/>
       </w:pPr>
       <w:r>
-        <w:t xml:space="preserve">还有一位更近的邻居要报：父母回应性研究。塔米斯-勒蒙达等人的综述把父母回应促进婴儿语言学习的原因归到三样：时间上紧跟、内容随孩子的举动而变（随应）、回应带多通道的示范内容〔核：Tamis-LeMonda, Kuchirko &amp; Song 2014, Current Directions in Psychological Science 23(2), https://www.psychologicalscience.org/journals/current-directions/0963721414522813/〕。其中「随应」这一项，和本章的锚定判据很接近，是被吸收风险最高的邻居之一。分界只在本章分阶、分格，而回应性研究不分。</w:t>
+        <w:t xml:space="preserve">还有一位更近的邻居要报：父母回应性研究。塔米斯-勒蒙达等人的综述把父母回应促进婴儿语言学习的原因归到三样：时间上紧跟、内容随孩子的举动而变（随应）、回应带多通道的示范内容〔核：Tamis-LeMonda, Kuchirko &amp; Song 2014, Current Directions in Psychological Science 23(2)〕。其中「随应」这一项，和本章的锚定判据很接近，是被吸收风险最高的邻居之一。分界只在本章分阶、分格，而回应性研究不分。</w:t>
       </w:r>
     </w:p>
     <w:p>
@@ -16047,7 +16127,7 @@
         <w:pStyle w:val="BodyText"/>
       </w:pPr>
       <w:r>
-        <w:t xml:space="preserve">为什么要找宾语不可省的语言？这是舒伊纳尔与克拉克一方逼出来的。她们的研究说，成人改说把纠正放在儿童出错的同一位置，儿童对改说有可预期的接受或否认；父母改说孩子错句的次数多于重复孩子的对句，孩子越小改说越多〔核：Chouinard &amp; Clark 2003, Journal of Child Language 30(3):637–669, https://cambridge.org/core/journals/journal-of-child-language/article/adult-reformulations-of-child-errors-as-negative-evidence/AC1DA451B23BDDCE589273617D8B4F4C〕；萨克斯顿的对比理论也说，改说把正确形式和儿童的错误并排放在同一位置，对比本身就是信号〔核：Saxton 1997, Journal of Child Language 24(1):139–161〕。她们一方的最强反驳是：交集回写说的「第三种形式」，可能只是儿童省宾语的一般倾向——汉语本来就是宾语可省的语言——与纠正分歧无涉。这一驳很准。所以设计里有「两条一致改说」这个对照：省宾语的一般倾向在三个条件里一样，只有分歧条件下省略率上升，才算交集回写。可是汉语的省略基线本来就高，效应可能被淹没，所以主实验放在宾语不可省的语言里。摩根等人还指出过，改说可能被儿童听成「另一种也对的说法」〔待核：Morgan, Bonamo &amp; Travis 1995〕——这恰好是交集回写要处理的情形：两条都对，就各取其同。</w:t>
+        <w:t xml:space="preserve">为什么要找宾语不可省的语言？这是舒伊纳尔与克拉克一方逼出来的。她们的研究说，成人改说把纠正放在儿童出错的同一位置，儿童对改说有可预期的接受或否认；父母改说孩子错句的次数多于重复孩子的对句，孩子越小改说越多〔核：Chouinard &amp; Clark 2003, Journal of Child Language 30(3):637–669〕；萨克斯顿的对比理论也说，改说把正确形式和儿童的错误并排放在同一位置，对比本身就是信号〔核：Saxton 1997, Journal of Child Language 24(1):139–161〕。她们一方的最强反驳是：交集回写说的「第三种形式」，可能只是儿童省宾语的一般倾向——汉语本来就是宾语可省的语言——与纠正分歧无涉。这一驳很准。所以设计里有「两条一致改说」这个对照：省宾语的一般倾向在三个条件里一样，只有分歧条件下省略率上升，才算交集回写。可是汉语的省略基线本来就高，效应可能被淹没，所以主实验放在宾语不可省的语言里。摩根等人还指出过，改说可能被儿童听成「另一种也对的说法」〔待核：Morgan, Bonamo &amp; Travis 1995〕——这恰好是交集回写要处理的情形：两条都对，就各取其同。</w:t>
       </w:r>
     </w:p>
     <w:p>
@@ -16075,7 +16155,7 @@
         <w:pStyle w:val="BodyText"/>
       </w:pPr>
       <w:r>
-        <w:t xml:space="preserve">这一条还有一个吸收的危险必须正面承认：跨情境学习〔核：Yu &amp; Smith 2007, Psychological Science 18(5), https://doi.org/10.1111/j.1467-9280.2007.01915.x〕——学习者在多个情境里取共同不变的那一项来学词与物的对应。交集回写如果只是跨情境学习换了个对象（从输入的情境换成针对本人出口的纠正），就会被吸收。两说预言相反的地方在争执成分上：跨情境学习里，没有理由把争执的成分省掉，它应当按概率被平分——一半时候放前、一半时候放后；交集回写预言它被省掉。这一格要在实验里专门看。</w:t>
+        <w:t xml:space="preserve">这一条还有一个吸收的危险必须正面承认：跨情境学习〔核：Yu &amp; Smith 2007, Psychological Science 18(5)〕——学习者在多个情境里取共同不变的那一项来学词与物的对应。交集回写如果只是跨情境学习换了个对象（从输入的情境换成针对本人出口的纠正），就会被吸收。两说预言相反的地方在争执成分上：跨情境学习里，没有理由把争执的成分省掉，它应当按概率被平分——一半时候放前、一半时候放后；交集回写预言它被省掉。这一格要在实验里专门看。</w:t>
       </w:r>
     </w:p>
     <w:p>
@@ -16386,16 +16466,36 @@
     </w:p>
     <w:p>
       <w:pPr>
-        <w:pStyle w:val="Heading3"/>
-      </w:pPr>
-      <w:r>
+        <w:pStyle w:val="BlockText"/>
+      </w:pPr>
+      <w:r>
+        <w:rPr>
+          <w:bCs/>
+          <w:b/>
+        </w:rPr>
+        <w:t xml:space="preserve">章判</w:t>
+      </w:r>
+      <w:r>
+        <w:t xml:space="preserve"> </w:t>
+      </w:r>
+      <w:r>
+        <w:t xml:space="preserve">一句话不顺，那一下「不对」不是哪个人心里发出的判决，而是这场运行在某一处被绊了一下、或者在收口时整个对不上，显露出来的读数。</w:t>
+      </w:r>
+    </w:p>
+    <w:p>
+      <w:pPr>
+        <w:pStyle w:val="BlockText"/>
+      </w:pPr>
+      <w:r>
+        <w:rPr>
+          <w:bCs/>
+          <w:b/>
+        </w:rPr>
         <w:t xml:space="preserve">这一章的问题</w:t>
       </w:r>
-    </w:p>
-    <w:p>
-      <w:pPr>
-        <w:pStyle w:val="FirstParagraph"/>
-      </w:pPr>
+      <w:r>
+        <w:t xml:space="preserve"> </w:t>
+      </w:r>
       <w:r>
         <w:t xml:space="preserve">前面几章问的是别扭读的是什么、规则从哪里来、语感有几种、语感怎样长。这一章换一个更贴身的问题：一句话不顺，那一下「不对」究竟是怎样冒出来的？它在句子的哪个字上冒出来，冒出来之后要动哪里才能消下去？同样是别扭，为什么有的让一桌人愣一下，有的让人皱眉，有的让人笑出声？顺又是什么——是一种正面的好感，还是什么都没发生？本章要把这些问题落到能算、能测的量上，并且老实交代：哪些答案别人早就说过，哪些才是这里新长出来的。</w:t>
       </w:r>
@@ -16930,18 +17030,7 @@
         <w:pStyle w:val="BodyText"/>
       </w:pPr>
       <w:r>
-        <w:t xml:space="preserve">先要拆开「静默」这个词。它可以指三件事：脑电上毫无差别；不引出任何修复动作；毫无感受。第一件不成立——意外而顺的句子，比如一句贴切的新搭配、一句好诗，读到关键处脑电必有反应，因为它本来就出乎预料。第三件也不成立——读得流畅本身会带来一点轻微的好感，意外的流畅尤其如此（Reber、Schwarz 与 Winkielman 2004〔核：篇名，</w:t>
-      </w:r>
-      <w:hyperlink r:id="rId20">
-        <w:r>
-          <w:rPr>
-            <w:rStyle w:val="Hyperlink"/>
-          </w:rPr>
-          <w:t xml:space="preserve">PSPR 论文 PDF</w:t>
-        </w:r>
-      </w:hyperlink>
-      <w:r>
-        <w:t xml:space="preserve">〕；Whittlesea 与 Williams 2001，</w:t>
+        <w:t xml:space="preserve">先要拆开「静默」这个词。它可以指三件事：脑电上毫无差别；不引出任何修复动作；毫无感受。第一件不成立——意外而顺的句子，比如一句贴切的新搭配、一句好诗，读到关键处脑电必有反应，因为它本来就出乎预料。第三件也不成立——读得流畅本身会带来一点轻微的好感，意外的流畅尤其如此（Reber、Schwarz 与 Winkielman 2004〔核：篇名，PSPR 论文 PDF〕；Whittlesea 与 Williams 2001，</w:t>
       </w:r>
       <w:r>
         <w:rPr>
@@ -16983,18 +17072,7 @@
         <w:t xml:space="preserve">Cognitive Psychology</w:t>
       </w:r>
       <w:r>
-        <w:t xml:space="preserve">〔核：篇名，</w:t>
-      </w:r>
-      <w:hyperlink r:id="rId21">
-        <w:r>
-          <w:rPr>
-            <w:rStyle w:val="Hyperlink"/>
-          </w:rPr>
-          <w:t xml:space="preserve">书目页</w:t>
-        </w:r>
-      </w:hyperlink>
-      <w:r>
-        <w:t xml:space="preserve">；卷期页待核〕）；预测加工理论说，被预测到的输入不发出误差信号（Clark 2013,</w:t>
+        <w:t xml:space="preserve">〔核：篇名，书目页；卷期页待核〕）；预测加工理论说，被预测到的输入不发出误差信号（Clark 2013,</w:t>
       </w:r>
       <w:r>
         <w:t xml:space="preserve"> </w:t>
@@ -17010,18 +17088,7 @@
         <w:t xml:space="preserve"> </w:t>
       </w:r>
       <w:r>
-        <w:t xml:space="preserve">36(3)〔核：</w:t>
-      </w:r>
-      <w:hyperlink r:id="rId22">
-        <w:r>
-          <w:rPr>
-            <w:rStyle w:val="Hyperlink"/>
-          </w:rPr>
-          <w:t xml:space="preserve">PubMed</w:t>
-        </w:r>
-      </w:hyperlink>
-      <w:r>
-        <w:t xml:space="preserve">〕）。「顺＝修复链不启动」，就是这两种说法换了一身衣服。亮顺与静顺之分，大半也已被惠特尔西的差异归因说出。所以本书把它列为附论，不计作新东西。</w:t>
+        <w:t xml:space="preserve">36(3)〔核：PubMed〕）。「顺＝修复链不启动」，就是这两种说法换了一身衣服。亮顺与静顺之分，大半也已被惠特尔西的差异归因说出。所以本书把它列为附论，不计作新东西。</w:t>
       </w:r>
     </w:p>
     <w:p>
@@ -17404,18 +17471,7 @@
         <w:t xml:space="preserve"> </w:t>
       </w:r>
       <w:r>
-        <w:t xml:space="preserve">106(3), 1126–1177〔核：书目，</w:t>
-      </w:r>
-      <w:hyperlink r:id="rId23">
-        <w:r>
-          <w:rPr>
-            <w:rStyle w:val="Hyperlink"/>
-          </w:rPr>
-          <w:t xml:space="preserve">MIT 存档页</w:t>
-        </w:r>
-      </w:hyperlink>
-      <w:r>
-        <w:t xml:space="preserve">〕）。读一个词要花多少力气，等于这个词的「意外度」——它在前文之后出现的概率，取负对数。概率越小，意外度越大，读得越慢。</w:t>
+        <w:t xml:space="preserve">106(3), 1126–1177〔核：书目，MIT 存档页〕）。读一个词要花多少力气，等于这个词的「意外度」——它在前文之后出现的概率，取负对数。概率越小，意外度越大，读得越慢。</w:t>
       </w:r>
     </w:p>
     <w:p>
@@ -17657,18 +17713,7 @@
         <w:t xml:space="preserve"> </w:t>
       </w:r>
       <w:r>
-        <w:t xml:space="preserve">207(4427), 203–205〔核：</w:t>
-      </w:r>
-      <w:hyperlink r:id="rId24">
-        <w:r>
-          <w:rPr>
-            <w:rStyle w:val="Hyperlink"/>
-          </w:rPr>
-          <w:t xml:space="preserve">原文讲义 PDF</w:t>
-        </w:r>
-      </w:hyperlink>
-      <w:r>
-        <w:t xml:space="preserve">〕）。他们让人逐词读句子，句末有时换成一个意思不通的词，常被引用的一句是「他往热面包上抹了袜子」（He spread the warm bread with socks〔核：原文图 1A 所列例句〕）。不通的词出现后，从约 250 毫秒起，头皮上记到一个负向的波，峰值在 400 毫秒前后，后来就叫 N400。</w:t>
+        <w:t xml:space="preserve">207(4427), 203–205〔核：原文讲义 PDF〕）。他们让人逐词读句子，句末有时换成一个意思不通的词，常被引用的一句是「他往热面包上抹了袜子」（He spread the warm bread with socks〔核：原文图 1A 所列例句〕）。不通的词出现后，从约 250 毫秒起，头皮上记到一个负向的波，峰值在 400 毫秒前后，后来就叫 N400。</w:t>
       </w:r>
     </w:p>
     <w:p>
@@ -17734,18 +17779,7 @@
         <w:t xml:space="preserve"> </w:t>
       </w:r>
       <w:r>
-        <w:t xml:space="preserve">20, 580–591〔核：</w:t>
-      </w:r>
-      <w:hyperlink r:id="rId25">
-        <w:r>
-          <w:rPr>
-            <w:rStyle w:val="Hyperlink"/>
-          </w:rPr>
-          <w:t xml:space="preserve">MPG 存档 PDF</w:t>
-        </w:r>
-      </w:hyperlink>
-      <w:r>
-        <w:t xml:space="preserve">〕）。江、李与周 2013 年用汉语的「您的／你的」做材料，敬称与社会地位不合时，早期都有 N400 类的反应——过度尊敬是前部的 N400 样效应，不敬是广布的 N400——而到了晚期，一个持续正、一个持续负（Jiang, X., Li, Y., &amp; Zhou, X. 2013, Is it over-respectful or disrespectful?</w:t>
+        <w:t xml:space="preserve">20, 580–591〔核：MPG 存档 PDF〕）。江、李与周 2013 年用汉语的「您的／你的」做材料，敬称与社会地位不合时，早期都有 N400 类的反应——过度尊敬是前部的 N400 样效应，不敬是广布的 N400——而到了晚期，一个持续正、一个持续负（Jiang, X., Li, Y., &amp; Zhou, X. 2013, Is it over-respectful or disrespectful?</w:t>
       </w:r>
       <w:r>
         <w:t xml:space="preserve"> </w:t>
@@ -17761,18 +17795,7 @@
         <w:t xml:space="preserve"> </w:t>
       </w:r>
       <w:r>
-        <w:t xml:space="preserve">51(11), 2210–2223〔核：</w:t>
-      </w:r>
-      <w:hyperlink r:id="rId26">
-        <w:r>
-          <w:rPr>
-            <w:rStyle w:val="Hyperlink"/>
-          </w:rPr>
-          <w:t xml:space="preserve">华东师大成果页</w:t>
-        </w:r>
-      </w:hyperlink>
-      <w:r>
-        <w:t xml:space="preserve">〕）。</w:t>
+        <w:t xml:space="preserve">51(11), 2210–2223〔核：华东师大成果页〕）。</w:t>
       </w:r>
     </w:p>
     <w:p>
@@ -17804,35 +17827,7 @@
         <w:t xml:space="preserve"> </w:t>
       </w:r>
       <w:r>
-        <w:t xml:space="preserve">23, 277–293〔核：书目，</w:t>
-      </w:r>
-      <w:hyperlink r:id="rId27">
-        <w:r>
-          <w:rPr>
-            <w:rStyle w:val="Hyperlink"/>
-          </w:rPr>
-          <w:t xml:space="preserve">researchr</w:t>
-        </w:r>
-      </w:hyperlink>
-      <w:r>
-        <w:t xml:space="preserve">；结果据</w:t>
-      </w:r>
-      <w:r>
-        <w:t xml:space="preserve"> </w:t>
-      </w:r>
-      <w:hyperlink r:id="rId28">
-        <w:r>
-          <w:rPr>
-            <w:rStyle w:val="Hyperlink"/>
-          </w:rPr>
-          <w:t xml:space="preserve">Frontiers 2017 综述</w:t>
-        </w:r>
-      </w:hyperlink>
-      <w:r>
-        <w:t xml:space="preserve"> </w:t>
-      </w:r>
-      <w:r>
-        <w:t xml:space="preserve">转述〕）。也就是说，「语法对、场错而不引 N400、晚显」在反语这一类上，前人已经证实过了。</w:t>
+        <w:t xml:space="preserve">23, 277–293〔核：书目，researchr；结果据 Frontiers 2017 综述 转述〕）。也就是说，「语法对、场错而不引 N400、晚显」在反语这一类上，前人已经证实过了。</w:t>
       </w:r>
     </w:p>
     <w:p>
@@ -17864,18 +17859,7 @@
         <w:t xml:space="preserve"> </w:t>
       </w:r>
       <w:r>
-        <w:t xml:space="preserve">49(3), 2836–2849〔核：</w:t>
-      </w:r>
-      <w:hyperlink r:id="rId29">
-        <w:r>
-          <w:rPr>
-            <w:rStyle w:val="Hyperlink"/>
-          </w:rPr>
-          <w:t xml:space="preserve">华东师大成果页</w:t>
-        </w:r>
-      </w:hyperlink>
-      <w:r>
-        <w:t xml:space="preserve">〕）。「种植树」恰恰是这一型。它不是本章的独家发现，而是已经测过的一类。</w:t>
+        <w:t xml:space="preserve">49(3), 2836–2849〔核：华东师大成果页〕）。「种植树」恰恰是这一型。它不是本章的独家发现，而是已经测过的一类。</w:t>
       </w:r>
     </w:p>
     <w:p>
@@ -18028,21 +18012,7 @@
         <w:pStyle w:val="BodyText"/>
       </w:pPr>
       <w:r>
-        <w:t xml:space="preserve">后来的工作把这个想法推得更远，叫「扩展意义单位」：一个词出场时，带着它惯常的邻居（搭配）、惯常的语法位置（类联接）、惯常的意义类别（语义偏好）和惯常的评价色彩（语义韵）一起出场（Sinclair 1996〔待核：年份〕）。劳（Bill Louw）1993 年专门讲了语义韵（Louw 1993〔核：篇名，见</w:t>
-      </w:r>
-      <w:r>
-        <w:t xml:space="preserve"> </w:t>
-      </w:r>
-      <w:hyperlink r:id="rId30">
-        <w:r>
-          <w:rPr>
-            <w:rStyle w:val="Hyperlink"/>
-          </w:rPr>
-          <w:t xml:space="preserve">Semantic prosody 词条</w:t>
-        </w:r>
-      </w:hyperlink>
-      <w:r>
-        <w:t xml:space="preserve">〕）。</w:t>
+        <w:t xml:space="preserve">后来的工作把这个想法推得更远，叫「扩展意义单位」：一个词出场时，带着它惯常的邻居（搭配）、惯常的语法位置（类联接）、惯常的意义类别（语义偏好）和惯常的评价色彩（语义韵）一起出场（Sinclair 1996〔待核：年份〕）。劳（Bill Louw）1993 年专门讲了语义韵（Louw 1993〔核：篇名，见 Semantic prosody 词条〕）。</w:t>
       </w:r>
     </w:p>
     <w:p>
@@ -18230,18 +18200,7 @@
         <w:t xml:space="preserve"> </w:t>
       </w:r>
       <w:r>
-        <w:t xml:space="preserve">31(6), 785–806〔核：</w:t>
-      </w:r>
-      <w:hyperlink r:id="rId31">
-        <w:r>
-          <w:rPr>
-            <w:rStyle w:val="Hyperlink"/>
-          </w:rPr>
-          <w:t xml:space="preserve">scilit 书目页</w:t>
-        </w:r>
-      </w:hyperlink>
-      <w:r>
-        <w:t xml:space="preserve">〕）。</w:t>
+        <w:t xml:space="preserve">31(6), 785–806〔核：scilit 书目页〕）。</w:t>
       </w:r>
     </w:p>
     <w:p>
@@ -18265,21 +18224,7 @@
         <w:t xml:space="preserve"> </w:t>
       </w:r>
       <w:r>
-        <w:t xml:space="preserve">52(2), 205–225〔核：见</w:t>
-      </w:r>
-      <w:r>
-        <w:t xml:space="preserve"> </w:t>
-      </w:r>
-      <w:hyperlink r:id="rId32">
-        <w:r>
-          <w:rPr>
-            <w:rStyle w:val="Hyperlink"/>
-          </w:rPr>
-          <w:t xml:space="preserve">P600 词条</w:t>
-        </w:r>
-      </w:hyperlink>
-      <w:r>
-        <w:t xml:space="preserve">〕）。于是 P600 被重新读成「组合层面的重新分析或整合」的信号，不再是句法模块的专利。布劳尔等人把它读作整句理解表征的「更新」（Brouwer, Fitz &amp; Hoeks 2012,</w:t>
+        <w:t xml:space="preserve">52(2), 205–225〔核：见 P600 词条〕）。于是 P600 被重新读成「组合层面的重新分析或整合」的信号，不再是句法模块的专利。布劳尔等人把它读作整句理解表征的「更新」（Brouwer, Fitz &amp; Hoeks 2012,</w:t>
       </w:r>
       <w:r>
         <w:t xml:space="preserve"> </w:t>
@@ -18295,18 +18240,7 @@
         <w:t xml:space="preserve"> </w:t>
       </w:r>
       <w:r>
-        <w:t xml:space="preserve">1446〔核：</w:t>
-      </w:r>
-      <w:hyperlink r:id="rId33">
-        <w:r>
-          <w:rPr>
-            <w:rStyle w:val="Hyperlink"/>
-          </w:rPr>
-          <w:t xml:space="preserve">MPG 存档 PDF</w:t>
-        </w:r>
-      </w:hyperlink>
-      <w:r>
-        <w:t xml:space="preserve">；页码待核〕）。</w:t>
+        <w:t xml:space="preserve">1446〔核：MPG 存档 PDF；页码待核〕）。</w:t>
       </w:r>
     </w:p>
     <w:p>
@@ -18775,18 +18709,7 @@
         <w:t xml:space="preserve"> </w:t>
       </w:r>
       <w:r>
-        <w:t xml:space="preserve">31(1)〔核：</w:t>
-      </w:r>
-      <w:hyperlink r:id="rId34">
-        <w:r>
-          <w:rPr>
-            <w:rStyle w:val="Hyperlink"/>
-          </w:rPr>
-          <w:t xml:space="preserve">作者存档 PDF</w:t>
-        </w:r>
-      </w:hyperlink>
-      <w:r>
-        <w:t xml:space="preserve">〕）会预言，在预测度低的词上出信号，「工作」应当就是断点。两说在「工作」这个字上有没有按键，正好相反。</w:t>
+        <w:t xml:space="preserve">31(1)〔核：作者存档 PDF〕）会预言，在预测度低的词上出信号，「工作」应当就是断点。两说在「工作」这个字上有没有按键，正好相反。</w:t>
       </w:r>
     </w:p>
     <w:p>
@@ -19578,10 +19501,46 @@
     </w:p>
     <w:p>
       <w:pPr>
+        <w:pStyle w:val="BlockText"/>
+      </w:pPr>
+      <w:r>
+        <w:rPr>
+          <w:bCs/>
+          <w:b/>
+        </w:rPr>
+        <w:t xml:space="preserve">章判</w:t>
+      </w:r>
+      <w:r>
+        <w:t xml:space="preserve"> </w:t>
+      </w:r>
+      <w:r>
+        <w:t xml:space="preserve">语感不是存货，是一句话在一个场里的运行读数。</w:t>
+      </w:r>
+    </w:p>
+    <w:p>
+      <w:pPr>
+        <w:pStyle w:val="BlockText"/>
+      </w:pPr>
+      <w:r>
+        <w:rPr>
+          <w:bCs/>
+          <w:b/>
+        </w:rPr>
+        <w:t xml:space="preserve">这一章的问题</w:t>
+      </w:r>
+      <w:r>
+        <w:t xml:space="preserve"> </w:t>
+      </w:r>
+      <w:r>
+        <w:t xml:space="preserve">前面几章说，语感不是一个人揣在怀里的东西，而是「句×场」的运行读数，它长在回写里。话说到这里，每一位语文老师、外语老师、家长都会追问同一句：那还教不教？能教的话，教什么，怎么教？背诗有没有用？讲语法有没有用？红笔批改有没有用？这一章回答这个问题。答案分两半：把一份语感从老师那里搬到学生那里，这种教不可能；设计话在哪里没落住、由谁当场显出来，这种教可能，而且可以检验。</w:t>
+      </w:r>
+    </w:p>
+    <w:p>
+      <w:pPr>
         <w:pStyle w:val="Heading3"/>
       </w:pPr>
       <w:r>
-        <w:t xml:space="preserve">这一章的问题</w:t>
+        <w:t xml:space="preserve">8.1　一件小事：背了三百首诗的小满</w:t>
       </w:r>
     </w:p>
     <w:p>
@@ -19589,7 +19548,189 @@
         <w:pStyle w:val="FirstParagraph"/>
       </w:pPr>
       <w:r>
-        <w:t xml:space="preserve">前面几章说，语感不是一个人揣在怀里的东西，而是「句×场」的运行读数，它长在回写里。话说到这里，每一位语文老师、外语老师、家长都会追问同一句：那还教不教？能教的话，教什么，怎么教？背诗有没有用？讲语法有没有用？红笔批改有没有用？这一章回答这个问题。答案分两半：把一份语感从老师那里搬到学生那里，这种教不可能；设计话在哪里没落住、由谁当场显出来，这种教可能，而且可以检验。</w:t>
+        <w:t xml:space="preserve">〔构想〕这是一个构想的场景。</w:t>
+      </w:r>
+    </w:p>
+    <w:p>
+      <w:pPr>
+        <w:pStyle w:val="BodyText"/>
+      </w:pPr>
+      <w:r>
+        <w:t xml:space="preserve">小满十岁，上四年级，放学后在小区旁边的晚托班写作业。晚托班的陈老师有个规矩：每天写完作业，背一首古诗，背过了在墙上的表格里贴一颗小红星。两年下来，小满那一栏的星星贴满了三张纸，一数，三百出头。家里人逢人就说：这孩子语感好，出口成章。</w:t>
+      </w:r>
+    </w:p>
+    <w:p>
+      <w:pPr>
+        <w:pStyle w:val="BodyText"/>
+      </w:pPr>
+      <w:r>
+        <w:t xml:space="preserve">腊月里，陈老师让每个孩子给家里一位长辈写张新年贺卡，第二天带回来。小满写给她九十多岁的太奶奶。卡片是她自己挑的，红底金边，字写得端端正正：</w:t>
+      </w:r>
+    </w:p>
+    <w:p>
+      <w:pPr>
+        <w:pStyle w:val="BlockText"/>
+      </w:pPr>
+      <w:r>
+        <w:t xml:space="preserve">太奶奶：新年快乐！祝您身体健康，工作顺利，万事如意！</w:t>
+      </w:r>
+      <w:r>
+        <w:t xml:space="preserve"> </w:t>
+      </w:r>
+      <w:r>
+        <w:t xml:space="preserve">　　　　　　　　　　　　　　　　　　　　　　　　　小满</w:t>
+      </w:r>
+    </w:p>
+    <w:p>
+      <w:pPr>
+        <w:pStyle w:val="FirstParagraph"/>
+      </w:pPr>
+      <w:r>
+        <w:t xml:space="preserve">（序章里乐乐也写过「祝太奶奶工作顺利」。这一章换一个孩子，是要看一件事：三百首诗能不能改掉这一句。答案是不能。）</w:t>
+      </w:r>
+    </w:p>
+    <w:p>
+      <w:pPr>
+        <w:pStyle w:val="BodyText"/>
+      </w:pPr>
+      <w:r>
+        <w:t xml:space="preserve">陈老师读到「工作顺利」，没忍住，笑了一下。旁边一个男孩阿哲凑过来看，也笑：「你太奶奶还上班啊？」小满愣住，脸一下红了，把卡片翻过去扣在桌上。</w:t>
+      </w:r>
+    </w:p>
+    <w:p>
+      <w:pPr>
+        <w:pStyle w:val="BodyText"/>
+      </w:pPr>
+      <w:r>
+        <w:t xml:space="preserve">这张卡片值得细看，因为它几乎处处都「对」。</w:t>
+      </w:r>
+    </w:p>
+    <w:p>
+      <w:pPr>
+        <w:pStyle w:val="BodyText"/>
+      </w:pPr>
+      <w:r>
+        <w:t xml:space="preserve">字对。没有一个错别字。</w:t>
+      </w:r>
+    </w:p>
+    <w:p>
+      <w:pPr>
+        <w:pStyle w:val="BodyText"/>
+      </w:pPr>
+      <w:r>
+        <w:t xml:space="preserve">语法对。「祝您身体健康，工作顺利，万事如意」是汉语祝福语最常见的排法，三个四字语块一字排开，谁也挑不出语病。</w:t>
+      </w:r>
+    </w:p>
+    <w:p>
+      <w:pPr>
+        <w:pStyle w:val="BodyText"/>
+      </w:pPr>
+      <w:r>
+        <w:t xml:space="preserve">节奏也不坏。四字一顿，平仄起伏，念出来是顺的。这一点恰恰是三百首诗留下的东西：字的分量、句子往前推的劲、押韵处的收势。小满念自己的贺卡，念得很溜。</w:t>
+      </w:r>
+    </w:p>
+    <w:p>
+      <w:pPr>
+        <w:pStyle w:val="BodyText"/>
+      </w:pPr>
+      <w:r>
+        <w:t xml:space="preserve">不对的只有一处，而这一处偏偏是贺卡最要紧的一处：这句话落到谁身上。「工作顺利」是一颗现成的祝福语块，平时在给老师、给爸妈的同事、给邻居叔叔的场合里用得最多。它往前指向一段还在进行的劳动。太奶奶九十多岁，早就没有「工作」可言。这四个字落到她身上，指向了一个不存在的未来。</w:t>
+      </w:r>
+    </w:p>
+    <w:p>
+      <w:pPr>
+        <w:pStyle w:val="BodyText"/>
+      </w:pPr>
+      <w:r>
+        <w:t xml:space="preserve">那么三百首诗回写了什么，没回写什么？</w:t>
+      </w:r>
+    </w:p>
+    <w:p>
+      <w:pPr>
+        <w:pStyle w:val="BodyText"/>
+      </w:pPr>
+      <w:r>
+        <w:t xml:space="preserve">回写了的：每背一首，小满都要念出声；念不顺的地方会卡，卡了就重来，直到顺口。这件事一次次在「念出来」那一刻闭合。用九宫的话说，它反复回写的是节奏感（E3）和一部分文气感（S3）。</w:t>
+      </w:r>
+    </w:p>
+    <w:p>
+      <w:pPr>
+        <w:pStyle w:val="BodyText"/>
+      </w:pPr>
+      <w:r>
+        <w:t xml:space="preserve">没回写的：诗没有收件人。《静夜思》不是写给小满的，小满背《静夜思》也不是念给哪一个具体的人听的。陈老师听她背，听的是背没背过、有没有卡壳，不是听这首诗落到谁身上合不合适。三百首诗里，没有一次是「一句话落到一个具体的人身上，那个人当场有了反应」。于是分寸感（E1）这一格，两年来从没进过回写的回路。</w:t>
+      </w:r>
+    </w:p>
+    <w:p>
+      <w:pPr>
+        <w:pStyle w:val="BodyText"/>
+      </w:pPr>
+      <w:r>
+        <w:t xml:space="preserve">所以这张贺卡上的别扭，不能叫「语感差」，更不能反过来证明「背诗没用」。准确的说法是：九格中有一格两年空转。家里人拿三百颗星星当「语感好」的证据，是拿一格的读数冒充了全部。第 442 号《懂的发生学》讲过「假懂」；在语感上，它的对应物可以叫「假语感」。这一章后面会把它变成一个能测的量。</w:t>
+      </w:r>
+    </w:p>
+    <w:p>
+      <w:pPr>
+        <w:pStyle w:val="BodyText"/>
+      </w:pPr>
+      <w:r>
+        <w:t xml:space="preserve">小事还没完。</w:t>
+      </w:r>
+    </w:p>
+    <w:p>
+      <w:pPr>
+        <w:pStyle w:val="BodyText"/>
+      </w:pPr>
+      <w:r>
+        <w:t xml:space="preserve">陈老师笑完，觉得不妥，第二天上课专门讲了一条：「给老人写祝福，不写工作、学习，写身体健康、福如东海、寿比南山。」她在黑板上列了一张表，左边是「给长辈」，右边是「给同学」，各配五个祝福语。孩子们抄进本子。</w:t>
+      </w:r>
+    </w:p>
+    <w:p>
+      <w:pPr>
+        <w:pStyle w:val="BodyText"/>
+      </w:pPr>
+      <w:r>
+        <w:t xml:space="preserve">到了元宵节，小满又写了一张卡，这回写给外公。外公六十三岁，退休后被原单位返聘，还在上班，最近正为一个项目忙。小满写：「祝外公福如东海，寿比南山！」外公看了，哈哈一笑，摸摸她的头说：「外公还没那么老呢，还得上班挣钱给你买书。」</w:t>
+      </w:r>
+    </w:p>
+    <w:p>
+      <w:pPr>
+        <w:pStyle w:val="BodyText"/>
+      </w:pPr>
+      <w:r>
+        <w:t xml:space="preserve">这两张卡片放在一起，就是本章要回答的全部问题。</w:t>
+      </w:r>
+    </w:p>
+    <w:p>
+      <w:pPr>
+        <w:pStyle w:val="BodyText"/>
+      </w:pPr>
+      <w:r>
+        <w:t xml:space="preserve">第一张卡，三百首诗没管用。第二张卡，规则管用了，「工作顺利」消失了，可是「福如东海」被整块搬到了一个还在上班的人身上。规则把一颗粒子换成了另一颗粒子，场错位还在，只是换了个方向。</w:t>
+      </w:r>
+    </w:p>
+    <w:p>
+      <w:pPr>
+        <w:pStyle w:val="BodyText"/>
+      </w:pPr>
+      <w:r>
+        <w:t xml:space="preserve">而那天外公说「外公还没那么老呢」的那一下，是两个月里唯一一次：一句话落到一个具体的人身上，这个人当场让这句话没落住的地方显了出来。陈老师的笑、阿哲的笑，也把那一处没落住显了出来，可他们都不是这句话落到的人；何况那两下笑很快被第二天的那张表盖过去了。</w:t>
+      </w:r>
+    </w:p>
+    <w:p>
+      <w:pPr>
+        <w:pStyle w:val="BodyText"/>
+      </w:pPr>
+      <w:r>
+        <w:t xml:space="preserve">能不能教？如果教的意思是把陈老师心里那份「给老人不写工作」的分寸，原样放进小满心里，那么第二张卡已经给了回答：放进去的是一条规则，不是分寸。规则一旦放进去，就会被套到它不该去的人身上。如果教的意思是安排小满的话在哪里有机会没落住、由谁当场显出来，那么外公的那一笑，就是这样一次被安排出来、或者本可以被安排出来的事件。</w:t>
+      </w:r>
+    </w:p>
+    <w:p>
+      <w:pPr>
+        <w:pStyle w:val="BodyText"/>
+      </w:pPr>
+      <w:r>
+        <w:t xml:space="preserve">本章要做的，就是把这两种「教」分开，并且说明后一种怎样设计、怎样检验、怎样会错。</w:t>
       </w:r>
     </w:p>
     <w:p>
@@ -19597,7 +19738,15 @@
         <w:pStyle w:val="Heading3"/>
       </w:pPr>
       <w:r>
-        <w:t xml:space="preserve">8.1　一件小事：背了三百首诗的小满</w:t>
+        <w:t xml:space="preserve">8.2　答案先说在前面</w:t>
+      </w:r>
+    </w:p>
+    <w:p>
+      <w:pPr>
+        <w:pStyle w:val="Heading4"/>
+      </w:pPr>
+      <w:r>
+        <w:t xml:space="preserve">一句话</w:t>
       </w:r>
     </w:p>
     <w:p>
@@ -19605,37 +19754,19 @@
         <w:pStyle w:val="FirstParagraph"/>
       </w:pPr>
       <w:r>
-        <w:t xml:space="preserve">〔构想〕这是一个构想的场景。</w:t>
-      </w:r>
-    </w:p>
-    <w:p>
-      <w:pPr>
-        <w:pStyle w:val="BodyText"/>
-      </w:pPr>
-      <w:r>
-        <w:t xml:space="preserve">小满十岁，上四年级，放学后在小区旁边的晚托班写作业。晚托班的陈老师有个规矩：每天写完作业，背一首古诗，背过了在墙上的表格里贴一颗小红星。两年下来，小满那一栏的星星贴满了三张纸，一数，三百出头。家里人逢人就说：这孩子语感好，出口成章。</w:t>
-      </w:r>
-    </w:p>
-    <w:p>
-      <w:pPr>
-        <w:pStyle w:val="BodyText"/>
-      </w:pPr>
-      <w:r>
-        <w:t xml:space="preserve">腊月里，陈老师让每个孩子给家里一位长辈写张新年贺卡，第二天带回来。小满写给她九十多岁的太奶奶。卡片是她自己挑的，红底金边，字写得端端正正：</w:t>
-      </w:r>
-    </w:p>
-    <w:p>
-      <w:pPr>
-        <w:pStyle w:val="BlockText"/>
-      </w:pPr>
-      <w:r>
-        <w:t xml:space="preserve">太奶奶：新年快乐！祝您身体健康，工作顺利，万事如意！</w:t>
-      </w:r>
-      <w:r>
-        <w:t xml:space="preserve"> </w:t>
-      </w:r>
-      <w:r>
-        <w:t xml:space="preserve">　　　　　　　　　　　　　　　　　　　　　　　　　小满</w:t>
+        <w:rPr>
+          <w:bCs/>
+          <w:b/>
+        </w:rPr>
+        <w:t xml:space="preserve">语感训练的效果不是练习量的函数，而是落空谱的函数：话在哪一格没落住，由哪一界当场显出来。</w:t>
+      </w:r>
+    </w:p>
+    <w:p>
+      <w:pPr>
+        <w:pStyle w:val="Heading4"/>
+      </w:pPr>
+      <w:r>
+        <w:t xml:space="preserve">先把「教」拆成两个</w:t>
       </w:r>
     </w:p>
     <w:p>
@@ -19643,159 +19774,149 @@
         <w:pStyle w:val="FirstParagraph"/>
       </w:pPr>
       <w:r>
-        <w:t xml:space="preserve">（序章里乐乐也写过「祝太奶奶工作顺利」。这一章换一个孩子，是要看一件事：三百首诗能不能改掉这一句。答案是不能。）</w:t>
-      </w:r>
-    </w:p>
-    <w:p>
-      <w:pPr>
-        <w:pStyle w:val="BodyText"/>
-      </w:pPr>
-      <w:r>
-        <w:t xml:space="preserve">陈老师读到「工作顺利」，没忍住，笑了一下。旁边一个男孩阿哲凑过来看，也笑：「你太奶奶还上班啊？」小满愣住，脸一下红了，把卡片翻过去扣在桌上。</w:t>
-      </w:r>
-    </w:p>
-    <w:p>
-      <w:pPr>
-        <w:pStyle w:val="BodyText"/>
-      </w:pPr>
-      <w:r>
-        <w:t xml:space="preserve">这张卡片值得细看，因为它几乎处处都「对」。</w:t>
-      </w:r>
-    </w:p>
-    <w:p>
-      <w:pPr>
-        <w:pStyle w:val="BodyText"/>
-      </w:pPr>
-      <w:r>
-        <w:t xml:space="preserve">字对。没有一个错别字。</w:t>
-      </w:r>
-    </w:p>
-    <w:p>
-      <w:pPr>
-        <w:pStyle w:val="BodyText"/>
-      </w:pPr>
-      <w:r>
-        <w:t xml:space="preserve">语法对。「祝您身体健康，工作顺利，万事如意」是汉语祝福语最常见的排法，三个四字语块一字排开，谁也挑不出语病。</w:t>
-      </w:r>
-    </w:p>
-    <w:p>
-      <w:pPr>
-        <w:pStyle w:val="BodyText"/>
-      </w:pPr>
-      <w:r>
-        <w:t xml:space="preserve">节奏也不坏。四字一顿，平仄起伏，念出来是顺的。这一点恰恰是三百首诗留下的东西：字的分量、句子往前推的劲、押韵处的收势。小满念自己的贺卡，念得很溜。</w:t>
-      </w:r>
-    </w:p>
-    <w:p>
-      <w:pPr>
-        <w:pStyle w:val="BodyText"/>
-      </w:pPr>
-      <w:r>
-        <w:t xml:space="preserve">不对的只有一处，而这一处偏偏是贺卡最要紧的一处：这句话落到谁身上。「工作顺利」是一颗现成的祝福语块，平时在给老师、给爸妈的同事、给邻居叔叔的场合里用得最多。它往前指向一段还在进行的劳动。太奶奶九十多岁，早就没有「工作」可言。这四个字落到她身上，指向了一个不存在的未来。</w:t>
-      </w:r>
-    </w:p>
-    <w:p>
-      <w:pPr>
-        <w:pStyle w:val="BodyText"/>
-      </w:pPr>
-      <w:r>
-        <w:t xml:space="preserve">那么三百首诗回写了什么，没回写什么？</w:t>
-      </w:r>
-    </w:p>
-    <w:p>
-      <w:pPr>
-        <w:pStyle w:val="BodyText"/>
-      </w:pPr>
-      <w:r>
-        <w:t xml:space="preserve">回写了的：每背一首，小满都要念出声；念不顺的地方会卡，卡了就重来，直到顺口。这件事一次次在「念出来」那一刻闭合。用九宫的话说，它反复回写的是节奏感（E3）和一部分文气感（S3）。</w:t>
-      </w:r>
-    </w:p>
-    <w:p>
-      <w:pPr>
-        <w:pStyle w:val="BodyText"/>
-      </w:pPr>
-      <w:r>
-        <w:t xml:space="preserve">没回写的：诗没有收件人。《静夜思》不是写给小满的，小满背《静夜思》也不是念给哪一个具体的人听的。陈老师听她背，听的是背没背过、有没有卡壳，不是听这首诗落到谁身上合不合适。三百首诗里，没有一次是「一句话落到一个具体的人身上，那个人当场有了反应」。于是分寸感（E1）这一格，两年来从没进过回写的回路。</w:t>
-      </w:r>
-    </w:p>
-    <w:p>
-      <w:pPr>
-        <w:pStyle w:val="BodyText"/>
-      </w:pPr>
-      <w:r>
-        <w:t xml:space="preserve">所以这张贺卡上的别扭，不能叫「语感差」，更不能反过来证明「背诗没用」。准确的说法是：九格中有一格两年空转。家里人拿三百颗星星当「语感好」的证据，是拿一格的读数冒充了全部。第 442 号《懂的发生学》讲过「假懂」；在语感上，它的对应物可以叫「假语感」。这一章后面会把它变成一个能测的量。</w:t>
-      </w:r>
-    </w:p>
-    <w:p>
-      <w:pPr>
-        <w:pStyle w:val="BodyText"/>
-      </w:pPr>
-      <w:r>
-        <w:t xml:space="preserve">小事还没完。</w:t>
-      </w:r>
-    </w:p>
-    <w:p>
-      <w:pPr>
-        <w:pStyle w:val="BodyText"/>
-      </w:pPr>
-      <w:r>
-        <w:t xml:space="preserve">陈老师笑完，觉得不妥，第二天上课专门讲了一条：「给老人写祝福，不写工作、学习，写身体健康、福如东海、寿比南山。」她在黑板上列了一张表，左边是「给长辈」，右边是「给同学」，各配五个祝福语。孩子们抄进本子。</w:t>
-      </w:r>
-    </w:p>
-    <w:p>
-      <w:pPr>
-        <w:pStyle w:val="BodyText"/>
-      </w:pPr>
-      <w:r>
-        <w:t xml:space="preserve">到了元宵节，小满又写了一张卡，这回写给外公。外公六十三岁，退休后被原单位返聘，还在上班，最近正为一个项目忙。小满写：「祝外公福如东海，寿比南山！」外公看了，哈哈一笑，摸摸她的头说：「外公还没那么老呢，还得上班挣钱给你买书。」</w:t>
-      </w:r>
-    </w:p>
-    <w:p>
-      <w:pPr>
-        <w:pStyle w:val="BodyText"/>
-      </w:pPr>
-      <w:r>
-        <w:t xml:space="preserve">这两张卡片放在一起，就是本章要回答的全部问题。</w:t>
-      </w:r>
-    </w:p>
-    <w:p>
-      <w:pPr>
-        <w:pStyle w:val="BodyText"/>
-      </w:pPr>
-      <w:r>
-        <w:t xml:space="preserve">第一张卡，三百首诗没管用。第二张卡，规则管用了，「工作顺利」消失了，可是「福如东海」被整块搬到了一个还在上班的人身上。规则把一颗粒子换成了另一颗粒子，场错位还在，只是换了个方向。</w:t>
-      </w:r>
-    </w:p>
-    <w:p>
-      <w:pPr>
-        <w:pStyle w:val="BodyText"/>
-      </w:pPr>
-      <w:r>
-        <w:t xml:space="preserve">而那天外公说「外公还没那么老呢」的那一下，是两个月里唯一一次：一句话落到一个具体的人身上，这个人当场让这句话没落住的地方显了出来。陈老师的笑、阿哲的笑，也把那一处没落住显了出来，可他们都不是这句话落到的人；何况那两下笑很快被第二天的那张表盖过去了。</w:t>
-      </w:r>
-    </w:p>
-    <w:p>
-      <w:pPr>
-        <w:pStyle w:val="BodyText"/>
-      </w:pPr>
-      <w:r>
-        <w:t xml:space="preserve">能不能教？如果教的意思是把陈老师心里那份「给老人不写工作」的分寸，原样放进小满心里，那么第二张卡已经给了回答：放进去的是一条规则，不是分寸。规则一旦放进去，就会被套到它不该去的人身上。如果教的意思是安排小满的话在哪里有机会没落住、由谁当场显出来，那么外公的那一笑，就是这样一次被安排出来、或者本可以被安排出来的事件。</w:t>
-      </w:r>
-    </w:p>
-    <w:p>
-      <w:pPr>
-        <w:pStyle w:val="BodyText"/>
-      </w:pPr>
-      <w:r>
-        <w:t xml:space="preserve">本章要做的，就是把这两种「教」分开，并且说明后一种怎样设计、怎样检验、怎样会错。</w:t>
-      </w:r>
-    </w:p>
-    <w:p>
-      <w:pPr>
-        <w:pStyle w:val="Heading3"/>
-      </w:pPr>
-      <w:r>
-        <w:t xml:space="preserve">8.2　答案先说在前面</w:t>
+        <w:t xml:space="preserve">「语感能不能教」这个问题一直吵不清，是因为「教」这个字底下压着两件不同的事。</w:t>
+      </w:r>
+    </w:p>
+    <w:p>
+      <w:pPr>
+        <w:pStyle w:val="BodyText"/>
+      </w:pPr>
+      <w:r>
+        <w:rPr>
+          <w:bCs/>
+          <w:b/>
+        </w:rPr>
+        <w:t xml:space="preserve">教₁＝传递。</w:t>
+      </w:r>
+      <w:r>
+        <w:t xml:space="preserve">把一份现成的语感，从教师那里搬到学生那里。这种教不可能。理由不在学生笨，也不在教师不够好，而在被搬的那个东西不存在。照前几章的判词，语感不是一个人持有的存货，是句×场的运行读数；读数不能被打包，就像体温不能从一个人身上倒给另一个人。站内专著的语言教学篇对这一点有一句很狠的话：把发生的东西当现成对象去搬，就像把一团正在燃烧的火当成一块木头搬到别处，搬过去的只是一块冷掉的炭。〔核：王德生《SDE 语言发生学》第六篇〕</w:t>
+      </w:r>
+    </w:p>
+    <w:p>
+      <w:pPr>
+        <w:pStyle w:val="BodyText"/>
+      </w:pPr>
+      <w:r>
+        <w:rPr>
+          <w:bCs/>
+          <w:b/>
+        </w:rPr>
+        <w:t xml:space="preserve">教₂＝设计条件。</w:t>
+      </w:r>
+      <w:r>
+        <w:t xml:space="preserve">设计一句话在哪一格有机会没落住、由哪一界当场显出来、显出来以后有没有修正和再说的机会。这种教可能。它不往学生身上放任何东西，它安排的是话出去以后的路。</w:t>
+      </w:r>
+    </w:p>
+    <w:p>
+      <w:pPr>
+        <w:pStyle w:val="BodyText"/>
+      </w:pPr>
+      <w:r>
+        <w:t xml:space="preserve">这里要和站内的官方口径对一下账，免得读者以为本章在跟自己的学派唱反调。</w:t>
+      </w:r>
+    </w:p>
+    <w:p>
+      <w:pPr>
+        <w:pStyle w:val="BodyText"/>
+      </w:pPr>
+      <w:r>
+        <w:t xml:space="preserve">《SIO 语言发生学导论》给语感下的定义是：语义、语法、语流三种模态在自由律运行中，经特征纠缠、释放与激发所展现的运用效率与质量；它明确说语感「可控、可建构、可测量」，并宣布「语感不可教」一说作废；教育的使命是刻意创造纠缠、引导释放、激发整体。〔核：《SIO 语言发生学导论》论三性一篇〕</w:t>
+      </w:r>
+    </w:p>
+    <w:p>
+      <w:pPr>
+        <w:pStyle w:val="BodyText"/>
+      </w:pPr>
+      <w:r>
+        <w:t xml:space="preserve">表面上，本章说「教不进去」，官方说「不可教作废」，像是正面冲突。拆开看，二者打的是两个不同的旧说法。</w:t>
+      </w:r>
+    </w:p>
+    <w:p>
+      <w:pPr>
+        <w:pStyle w:val="BodyText"/>
+      </w:pPr>
+      <w:r>
+        <w:t xml:space="preserve">第一层，官方作废的「不可教」，是那种「语感神秘莫测、无从下手、只能靠天分」的说法。本章同样反对它。本章说的「教不进去」，否定的是「语感可以灌输」。一个反神秘，一个反灌输，两个靶子不一样，不互斥。</w:t>
+      </w:r>
+    </w:p>
+    <w:p>
+      <w:pPr>
+        <w:pStyle w:val="BodyText"/>
+      </w:pPr>
+      <w:r>
+        <w:t xml:space="preserve">第二层，官方说「可建构」，主语是这场运行，建构它的是一次次回写，不是教师。本章说教₂可能，也正是这个意思。在「可建构、可测量」上，本章全认，而且在「可测量」上往前走了一步：测的不是一个总量，而是九格各自的增益，以及这些增益和落空发生的位置对不对得上。</w:t>
+      </w:r>
+    </w:p>
+    <w:p>
+      <w:pPr>
+        <w:pStyle w:val="BodyText"/>
+      </w:pPr>
+      <w:r>
+        <w:t xml:space="preserve">真正的分歧只剩一个词：</w:t>
+      </w:r>
+      <w:r>
+        <w:rPr>
+          <w:bCs/>
+          <w:b/>
+        </w:rPr>
+        <w:t xml:space="preserve">可控</w:t>
+      </w:r>
+      <w:r>
+        <w:t xml:space="preserve">。</w:t>
+      </w:r>
+    </w:p>
+    <w:p>
+      <w:pPr>
+        <w:pStyle w:val="BodyText"/>
+      </w:pPr>
+      <w:r>
+        <w:t xml:space="preserve">官方口径说可控。本章的修订是：只能控入口，不能控结算。设计者能决定话在哪些格有机会没落住、由哪一界显出来；但同一个入口落到不同的孩子身上，九格里哪一格结出来、结出多少，由那一次纠缠的既有状况决定，不由设计者决定。</w:t>
+      </w:r>
+    </w:p>
+    <w:p>
+      <w:pPr>
+        <w:pStyle w:val="BodyText"/>
+      </w:pPr>
+      <w:r>
+        <w:t xml:space="preserve">这一处分歧，本章不糊成一个，立成两个竞争假说。</w:t>
+      </w:r>
+    </w:p>
+    <w:p>
+      <w:pPr>
+        <w:pStyle w:val="BodyText"/>
+      </w:pPr>
+      <w:r>
+        <w:rPr>
+          <w:bCs/>
+          <w:b/>
+        </w:rPr>
+        <w:t xml:space="preserve">甲（官方强版「可控」）</w:t>
+      </w:r>
+      <w:r>
+        <w:t xml:space="preserve">：给定入口与各界配比，九格增益谱可以事先预言到个人层。判据：个人层的预言谱与实测谱相关不低于 0.5。</w:t>
+      </w:r>
+    </w:p>
+    <w:p>
+      <w:pPr>
+        <w:pStyle w:val="BodyText"/>
+      </w:pPr>
+      <w:r>
+        <w:rPr>
+          <w:bCs/>
+          <w:b/>
+        </w:rPr>
+        <w:t xml:space="preserve">乙（本章「只控入口」）</w:t>
+      </w:r>
+      <w:r>
+        <w:t xml:space="preserve">：入口可控；谱形只在群体层可以预言，个人层的谱形主要由各人既有的纠缠场决定，预言相关明显低于群体层。判据：群体层谱形能复现，个人层相关低于 0.3。</w:t>
+      </w:r>
+    </w:p>
+    <w:p>
+      <w:pPr>
+        <w:pStyle w:val="BodyText"/>
+      </w:pPr>
+      <w:r>
+        <w:t xml:space="preserve">两个都还没检验。〔预注册：未执行，无数据〕若甲胜，本章收回「不可控结算」一说，官方口径成立。</w:t>
       </w:r>
     </w:p>
     <w:p>
@@ -19803,7 +19924,7 @@
         <w:pStyle w:val="Heading4"/>
       </w:pPr>
       <w:r>
-        <w:t xml:space="preserve">一句话</w:t>
+        <w:t xml:space="preserve">落空谱是什么</w:t>
       </w:r>
     </w:p>
     <w:p>
@@ -19811,11 +19932,117 @@
         <w:pStyle w:val="FirstParagraph"/>
       </w:pPr>
       <w:r>
-        <w:rPr>
-          <w:bCs/>
-          <w:b/>
-        </w:rPr>
-        <w:t xml:space="preserve">语感训练的效果不是练习量的函数，而是落空谱的函数：话在哪一格没落住，由哪一界当场显出来。</w:t>
+        <w:t xml:space="preserve">把上面那句话的关键词，一个个说成白话。</w:t>
+      </w:r>
+    </w:p>
+    <w:p>
+      <w:pPr>
+        <w:pStyle w:val="BodyText"/>
+      </w:pPr>
+      <w:r>
+        <w:rPr>
+          <w:bCs/>
+          <w:b/>
+        </w:rPr>
+        <w:t xml:space="preserve">落空</w:t>
+      </w:r>
+      <w:r>
+        <w:t xml:space="preserve">：一句已经说完、写完、送出去的话，在它落到的那个场里，某一处没立住。注意三个条件。第一，话已经完成了，贺卡写完了、寄到了；不是写一半卡住。第二，没立住的是某一格，不是整句；小满的贺卡在节奏格、搭配格上都立住了，只在分寸格上没立住。第三，「没立住」是相对这个场说的；「工作顺利」写给爸爸的同事，立得住。</w:t>
+      </w:r>
+    </w:p>
+    <w:p>
+      <w:pPr>
+        <w:pStyle w:val="BodyText"/>
+      </w:pPr>
+      <w:r>
+        <w:rPr>
+          <w:bCs/>
+          <w:b/>
+        </w:rPr>
+        <w:t xml:space="preserve">显露</w:t>
+      </w:r>
+      <w:r>
+        <w:t xml:space="preserve">：这一次没立住，被某一界当场显了出来。三界各有各的显法：理念界的显法是红笔、规则、「这不对」；现实界的显法是事情办岔了，对方拿错了东西、读不下去、念不顺；自我界的显法是这句话落到的那个人愣一下、笑一下、说一句「外公还没那么老呢」。</w:t>
+      </w:r>
+    </w:p>
+    <w:p>
+      <w:pPr>
+        <w:pStyle w:val="BodyText"/>
+      </w:pPr>
+      <w:r>
+        <w:rPr>
+          <w:bCs/>
+          <w:b/>
+        </w:rPr>
+        <w:t xml:space="preserve">谱</w:t>
+      </w:r>
+      <w:r>
+        <w:t xml:space="preserve">：九格乘三界，一共二十七个格位。一段训练里，在每个格位上发生了多少次「落空并被显露」，数出来，就是这段训练的落空谱。</w:t>
+      </w:r>
+    </w:p>
+    <w:p>
+      <w:pPr>
+        <w:pStyle w:val="BodyText"/>
+      </w:pPr>
+      <w:r>
+        <w:t xml:space="preserve">和落空谱一起的，是一条配套的判断，本章叫它</w:t>
+      </w:r>
+      <w:r>
+        <w:rPr>
+          <w:bCs/>
+          <w:b/>
+        </w:rPr>
+        <w:t xml:space="preserve">显露界签名</w:t>
+      </w:r>
+      <w:r>
+        <w:t xml:space="preserve">：同样一次没落住，由哪一界显出来，结出的东西形态不同。</w:t>
+      </w:r>
+    </w:p>
+    <w:p>
+      <w:pPr>
+        <w:pStyle w:val="BodyText"/>
+      </w:pPr>
+      <w:r>
+        <w:t xml:space="preserve">由理念界显出来，结出的是可说规则。它能被说出来、写进本子，也最容易被套到不该套的地方去，错误以过度泛化为主。陈老师那张表就是这样：「工作顺利」消失了，「福如东海」给了外公。</w:t>
+      </w:r>
+    </w:p>
+    <w:p>
+      <w:pPr>
+        <w:pStyle w:val="BodyText"/>
+      </w:pPr>
+      <w:r>
+        <w:t xml:space="preserve">由现实界显出来，结出的是动作上的调适。它说不出来，迁移窄，只在同一类事情上推开。</w:t>
+      </w:r>
+    </w:p>
+    <w:p>
+      <w:pPr>
+        <w:pStyle w:val="BodyText"/>
+      </w:pPr>
+      <w:r>
+        <w:t xml:space="preserve">由自我界显出来，结出的是对人、对场的调适。它同样说不出来，但它是按「这一类人」推开，不是按「这一条规则」推开，所以过度泛化低。</w:t>
+      </w:r>
+    </w:p>
+    <w:p>
+      <w:pPr>
+        <w:pStyle w:val="BodyText"/>
+      </w:pPr>
+      <w:r>
+        <w:t xml:space="preserve">拿小满这两个月来粗数一遍，就能看见落空谱长什么样。〔构想〕（仅作示意，不是数据）节奏格（E3）在现实界的格位上，几乎每天都有：背到卡壳、重来，一天好几次，两个月下来是几百次。分寸格（E1）呢？理念界的格位上一次，陈老师那张表；自我界的格位上一次，外公那句话；另有两次笑，来自不是收话人的旁观者，暂且单列。其余二十几个格位，大多是零。这张谱一摆出来，三百颗星星和两张贺卡之间的落差，就不再神秘：练习时间并不少，落空与显露却几乎全挤在一格一界里。</w:t>
+      </w:r>
+    </w:p>
+    <w:p>
+      <w:pPr>
+        <w:pStyle w:val="BodyText"/>
+      </w:pPr>
+      <w:r>
+        <w:t xml:space="preserve">把这两条合起来说成一句大白话：</w:t>
+      </w:r>
+      <w:r>
+        <w:rPr>
+          <w:bCs/>
+          <w:b/>
+        </w:rPr>
+        <w:t xml:space="preserve">红笔不是在教分寸，而是在造会被乱套的规则；收话人的一笑才长分寸。</w:t>
       </w:r>
     </w:p>
     <w:p>
@@ -19823,7 +20050,7 @@
         <w:pStyle w:val="Heading4"/>
       </w:pPr>
       <w:r>
-        <w:t xml:space="preserve">先把「教」拆成两个</w:t>
+        <w:t xml:space="preserve">反传染：接住率，不是教师语感</w:t>
       </w:r>
     </w:p>
     <w:p>
@@ -19831,149 +20058,54 @@
         <w:pStyle w:val="FirstParagraph"/>
       </w:pPr>
       <w:r>
-        <w:t xml:space="preserve">「语感能不能教」这个问题一直吵不清，是因为「教」这个字底下压着两件不同的事。</w:t>
-      </w:r>
-    </w:p>
-    <w:p>
-      <w:pPr>
-        <w:pStyle w:val="BodyText"/>
-      </w:pPr>
-      <w:r>
-        <w:rPr>
-          <w:bCs/>
-          <w:b/>
-        </w:rPr>
-        <w:t xml:space="preserve">教₁＝传递。</w:t>
-      </w:r>
-      <w:r>
-        <w:t xml:space="preserve">把一份现成的语感，从教师那里搬到学生那里。这种教不可能。理由不在学生笨，也不在教师不够好，而在被搬的那个东西不存在。照前几章的判词，语感不是一个人持有的存货，是句×场的运行读数；读数不能被打包，就像体温不能从一个人身上倒给另一个人。站内专著的语言教学篇对这一点有一句很狠的话：把发生的东西当现成对象去搬，就像把一团正在燃烧的火当成一块木头搬到别处，搬过去的只是一块冷掉的炭。〔核：王德生《SDE 语言发生学》第六篇〕</w:t>
-      </w:r>
-    </w:p>
-    <w:p>
-      <w:pPr>
-        <w:pStyle w:val="BodyText"/>
-      </w:pPr>
-      <w:r>
-        <w:rPr>
-          <w:bCs/>
-          <w:b/>
-        </w:rPr>
-        <w:t xml:space="preserve">教₂＝设计条件。</w:t>
-      </w:r>
-      <w:r>
-        <w:t xml:space="preserve">设计一句话在哪一格有机会没落住、由哪一界当场显出来、显出来以后有没有修正和再说的机会。这种教可能。它不往学生身上放任何东西，它安排的是话出去以后的路。</w:t>
-      </w:r>
-    </w:p>
-    <w:p>
-      <w:pPr>
-        <w:pStyle w:val="BodyText"/>
-      </w:pPr>
-      <w:r>
-        <w:t xml:space="preserve">这里要和站内的官方口径对一下账，免得读者以为本章在跟自己的学派唱反调。</w:t>
-      </w:r>
-    </w:p>
-    <w:p>
-      <w:pPr>
-        <w:pStyle w:val="BodyText"/>
-      </w:pPr>
-      <w:r>
-        <w:t xml:space="preserve">《SIO 语言发生学导论》给语感下的定义是：语义、语法、语流三种模态在自由律运行中，经特征纠缠、释放与激发所展现的运用效率与质量；它明确说语感「可控、可建构、可测量」，并宣布「语感不可教」一说作废；教育的使命是刻意创造纠缠、引导释放、激发整体。〔核：《SIO 语言发生学导论》论三性一篇〕</w:t>
-      </w:r>
-    </w:p>
-    <w:p>
-      <w:pPr>
-        <w:pStyle w:val="BodyText"/>
-      </w:pPr>
-      <w:r>
-        <w:t xml:space="preserve">表面上，本章说「教不进去」，官方说「不可教作废」，像是正面冲突。拆开看，二者打的是两个不同的旧说法。</w:t>
-      </w:r>
-    </w:p>
-    <w:p>
-      <w:pPr>
-        <w:pStyle w:val="BodyText"/>
-      </w:pPr>
-      <w:r>
-        <w:t xml:space="preserve">第一层，官方作废的「不可教」，是那种「语感神秘莫测、无从下手、只能靠天分」的说法。本章同样反对它。本章说的「教不进去」，否定的是「语感可以灌输」。一个反神秘，一个反灌输，两个靶子不一样，不互斥。</w:t>
-      </w:r>
-    </w:p>
-    <w:p>
-      <w:pPr>
-        <w:pStyle w:val="BodyText"/>
-      </w:pPr>
-      <w:r>
-        <w:t xml:space="preserve">第二层，官方说「可建构」，主语是这场运行，建构它的是一次次回写，不是教师。本章说教₂可能，也正是这个意思。在「可建构、可测量」上，本章全认，而且在「可测量」上往前走了一步：测的不是一个总量，而是九格各自的增益，以及这些增益和落空发生的位置对不对得上。</w:t>
-      </w:r>
-    </w:p>
-    <w:p>
-      <w:pPr>
-        <w:pStyle w:val="BodyText"/>
-      </w:pPr>
-      <w:r>
-        <w:t xml:space="preserve">真正的分歧只剩一个词：</w:t>
-      </w:r>
-      <w:r>
-        <w:rPr>
-          <w:bCs/>
-          <w:b/>
-        </w:rPr>
-        <w:t xml:space="preserve">可控</w:t>
-      </w:r>
-      <w:r>
-        <w:t xml:space="preserve">。</w:t>
-      </w:r>
-    </w:p>
-    <w:p>
-      <w:pPr>
-        <w:pStyle w:val="BodyText"/>
-      </w:pPr>
-      <w:r>
-        <w:t xml:space="preserve">官方口径说可控。本章的修订是：只能控入口，不能控结算。设计者能决定话在哪些格有机会没落住、由哪一界显出来；但同一个入口落到不同的孩子身上，九格里哪一格结出来、结出多少，由那一次纠缠的既有状况决定，不由设计者决定。</w:t>
-      </w:r>
-    </w:p>
-    <w:p>
-      <w:pPr>
-        <w:pStyle w:val="BodyText"/>
-      </w:pPr>
-      <w:r>
-        <w:t xml:space="preserve">这一处分歧，本章不糊成一个，立成两个竞争假说。</w:t>
-      </w:r>
-    </w:p>
-    <w:p>
-      <w:pPr>
-        <w:pStyle w:val="BodyText"/>
-      </w:pPr>
-      <w:r>
-        <w:rPr>
-          <w:bCs/>
-          <w:b/>
-        </w:rPr>
-        <w:t xml:space="preserve">甲（官方强版「可控」）</w:t>
-      </w:r>
-      <w:r>
-        <w:t xml:space="preserve">：给定入口与各界配比，九格增益谱可以事先预言到个人层。判据：个人层的预言谱与实测谱相关不低于 0.5。</w:t>
-      </w:r>
-    </w:p>
-    <w:p>
-      <w:pPr>
-        <w:pStyle w:val="BodyText"/>
-      </w:pPr>
-      <w:r>
-        <w:rPr>
-          <w:bCs/>
-          <w:b/>
-        </w:rPr>
-        <w:t xml:space="preserve">乙（本章「只控入口」）</w:t>
-      </w:r>
-      <w:r>
-        <w:t xml:space="preserve">：入口可控；谱形只在群体层可以预言，个人层的谱形主要由各人既有的纠缠场决定，预言相关明显低于群体层。判据：群体层谱形能复现，个人层相关低于 0.3。</w:t>
-      </w:r>
-    </w:p>
-    <w:p>
-      <w:pPr>
-        <w:pStyle w:val="BodyText"/>
-      </w:pPr>
-      <w:r>
-        <w:t xml:space="preserve">两个都还没检验。〔预注册：未执行，无数据〕若甲胜，本章收回「不可控结算」一说，官方口径成立。</w:t>
+        <w:t xml:space="preserve">第二件新东西，针对的是中国语文教育里最有分量的一个说法。夏丏尊主张「传染语感于学生」：语感靠在一个敏锐的读者身边长期共读、被染上。〔核：二手文献；原篇〔待核〕，详见 8.5〕</w:t>
+      </w:r>
+    </w:p>
+    <w:p>
+      <w:pPr>
+        <w:pStyle w:val="BodyText"/>
+      </w:pPr>
+      <w:r>
+        <w:t xml:space="preserve">本章的反命题是：</w:t>
+      </w:r>
+      <w:r>
+        <w:rPr>
+          <w:bCs/>
+          <w:b/>
+        </w:rPr>
+        <w:t xml:space="preserve">语感增益跟教师当读者接住学生话的次数走，不跟教师自己的语感高低走。</w:t>
+      </w:r>
+    </w:p>
+    <w:p>
+      <w:pPr>
+        <w:pStyle w:val="BodyText"/>
+      </w:pPr>
+      <w:r>
+        <w:t xml:space="preserve">「接住」要说清楚，因为它和「回应」容易混。接住，是对方按这句话的意思去行动或者回话：孩子说「明天带伞」，老师说「那我也带一把」，这是接住；老师说「这句话写得通顺」，这是评对错，不算接住。「回应」则是对方对「说这句话」这件事有反应，比如笑、皱眉。本章此后两词分用。</w:t>
+      </w:r>
+    </w:p>
+    <w:p>
+      <w:pPr>
+        <w:pStyle w:val="BodyText"/>
+      </w:pPr>
+      <w:r>
+        <w:t xml:space="preserve">接住率＝教师对学生的话，以接住而不是评对错来回应的事件比例。</w:t>
+      </w:r>
+    </w:p>
+    <w:p>
+      <w:pPr>
+        <w:pStyle w:val="BodyText"/>
+      </w:pPr>
+      <w:r>
+        <w:t xml:space="preserve">传染说和反传染说，在现实里往往绑在一起：语感敏锐的老师，也往往更会接学生的话。但它们可以拆开。一位读诗极敏、却从不把学生的话当话来接的老师；一位自己的读数平平、却句句当读者去接的老师。哪一位的学生长得多？这个问题在 8.9 里设计成实验。</w:t>
+      </w:r>
+    </w:p>
+    <w:p>
+      <w:pPr>
+        <w:pStyle w:val="BodyText"/>
+      </w:pPr>
+      <w:r>
+        <w:t xml:space="preserve">这一条的分量，有一半押在夏丏尊身上。如果夏丏尊原篇本来就不认为增益源头在教师心里，那么反传染就不是反他，只是把他已经说的东西量化了。原篇未核，本章在 8.5 照实写。</w:t>
       </w:r>
     </w:p>
     <w:p>
@@ -19981,7 +20113,7 @@
         <w:pStyle w:val="Heading4"/>
       </w:pPr>
       <w:r>
-        <w:t xml:space="preserve">落空谱是什么</w:t>
+        <w:t xml:space="preserve">次要的五条</w:t>
       </w:r>
     </w:p>
     <w:p>
@@ -19989,117 +20121,97 @@
         <w:pStyle w:val="FirstParagraph"/>
       </w:pPr>
       <w:r>
-        <w:t xml:space="preserve">把上面那句话的关键词，一个个说成白话。</w:t>
-      </w:r>
-    </w:p>
-    <w:p>
-      <w:pPr>
-        <w:pStyle w:val="BodyText"/>
-      </w:pPr>
-      <w:r>
-        <w:rPr>
-          <w:bCs/>
-          <w:b/>
-        </w:rPr>
-        <w:t xml:space="preserve">落空</w:t>
-      </w:r>
-      <w:r>
-        <w:t xml:space="preserve">：一句已经说完、写完、送出去的话，在它落到的那个场里，某一处没立住。注意三个条件。第一，话已经完成了，贺卡写完了、寄到了；不是写一半卡住。第二，没立住的是某一格，不是整句；小满的贺卡在节奏格、搭配格上都立住了，只在分寸格上没立住。第三，「没立住」是相对这个场说的；「工作顺利」写给爸爸的同事，立得住。</w:t>
-      </w:r>
-    </w:p>
-    <w:p>
-      <w:pPr>
-        <w:pStyle w:val="BodyText"/>
-      </w:pPr>
-      <w:r>
-        <w:rPr>
-          <w:bCs/>
-          <w:b/>
-        </w:rPr>
-        <w:t xml:space="preserve">显露</w:t>
-      </w:r>
-      <w:r>
-        <w:t xml:space="preserve">：这一次没立住，被某一界当场显了出来。三界各有各的显法：理念界的显法是红笔、规则、「这不对」；现实界的显法是事情办岔了，对方拿错了东西、读不下去、念不顺；自我界的显法是这句话落到的那个人愣一下、笑一下、说一句「外公还没那么老呢」。</w:t>
-      </w:r>
-    </w:p>
-    <w:p>
-      <w:pPr>
-        <w:pStyle w:val="BodyText"/>
-      </w:pPr>
-      <w:r>
-        <w:rPr>
-          <w:bCs/>
-          <w:b/>
-        </w:rPr>
-        <w:t xml:space="preserve">谱</w:t>
-      </w:r>
-      <w:r>
-        <w:t xml:space="preserve">：九格乘三界，一共二十七个格位。一段训练里，在每个格位上发生了多少次「落空并被显露」，数出来，就是这段训练的落空谱。</w:t>
-      </w:r>
-    </w:p>
-    <w:p>
-      <w:pPr>
-        <w:pStyle w:val="BodyText"/>
-      </w:pPr>
-      <w:r>
-        <w:t xml:space="preserve">和落空谱一起的，是一条配套的判断，本章叫它</w:t>
-      </w:r>
-      <w:r>
-        <w:rPr>
-          <w:bCs/>
-          <w:b/>
-        </w:rPr>
-        <w:t xml:space="preserve">显露界签名</w:t>
-      </w:r>
-      <w:r>
-        <w:t xml:space="preserve">：同样一次没落住，由哪一界显出来，结出的东西形态不同。</w:t>
-      </w:r>
-    </w:p>
-    <w:p>
-      <w:pPr>
-        <w:pStyle w:val="BodyText"/>
-      </w:pPr>
-      <w:r>
-        <w:t xml:space="preserve">由理念界显出来，结出的是可说规则。它能被说出来、写进本子，也最容易被套到不该套的地方去，错误以过度泛化为主。陈老师那张表就是这样：「工作顺利」消失了，「福如东海」给了外公。</w:t>
-      </w:r>
-    </w:p>
-    <w:p>
-      <w:pPr>
-        <w:pStyle w:val="BodyText"/>
-      </w:pPr>
-      <w:r>
-        <w:t xml:space="preserve">由现实界显出来，结出的是动作上的调适。它说不出来，迁移窄，只在同一类事情上推开。</w:t>
-      </w:r>
-    </w:p>
-    <w:p>
-      <w:pPr>
-        <w:pStyle w:val="BodyText"/>
-      </w:pPr>
-      <w:r>
-        <w:t xml:space="preserve">由自我界显出来，结出的是对人、对场的调适。它同样说不出来，但它是按「这一类人」推开，不是按「这一条规则」推开，所以过度泛化低。</w:t>
-      </w:r>
-    </w:p>
-    <w:p>
-      <w:pPr>
-        <w:pStyle w:val="BodyText"/>
-      </w:pPr>
-      <w:r>
-        <w:t xml:space="preserve">拿小满这两个月来粗数一遍，就能看见落空谱长什么样。〔构想〕（仅作示意，不是数据）节奏格（E3）在现实界的格位上，几乎每天都有：背到卡壳、重来，一天好几次，两个月下来是几百次。分寸格（E1）呢？理念界的格位上一次，陈老师那张表；自我界的格位上一次，外公那句话；另有两次笑，来自不是收话人的旁观者，暂且单列。其余二十几个格位，大多是零。这张谱一摆出来，三百颗星星和两张贺卡之间的落差，就不再神秘：练习时间并不少，落空与显露却几乎全挤在一格一界里。</w:t>
-      </w:r>
-    </w:p>
-    <w:p>
-      <w:pPr>
-        <w:pStyle w:val="BodyText"/>
-      </w:pPr>
-      <w:r>
-        <w:t xml:space="preserve">把这两条合起来说成一句大白话：</w:t>
-      </w:r>
-      <w:r>
-        <w:rPr>
-          <w:bCs/>
-          <w:b/>
-        </w:rPr>
-        <w:t xml:space="preserve">红笔不是在教分寸，而是在造会被乱套的规则；收话人的一笑才长分寸。</w:t>
+        <w:t xml:space="preserve">这五条都由上面两条推出来，或者是前人说法翻了一个方向。逐条写明分量。</w:t>
+      </w:r>
+    </w:p>
+    <w:p>
+      <w:pPr>
+        <w:pStyle w:val="BodyText"/>
+      </w:pPr>
+      <w:r>
+        <w:t xml:space="preserve">一，</w:t>
+      </w:r>
+      <w:r>
+        <w:rPr>
+          <w:bCs/>
+          <w:b/>
+        </w:rPr>
+        <w:t xml:space="preserve">零落空场不长分寸。</w:t>
+      </w:r>
+      <w:r>
+        <w:t xml:space="preserve">人人客气的地方，话在分寸格上落空了也没有任何一界显出来，收话人只回一句「收到，谢谢」，老师不批，同学不笑。本章预言：在这样的地方参与再久，分寸感不长。大白话：客气的共同体不是分寸感的温床，而是分寸感的零训练场。这一条是在与「合法的边缘性参与」交锋时逼出来的，下面专门说。</w:t>
+      </w:r>
+    </w:p>
+    <w:p>
+      <w:pPr>
+        <w:pStyle w:val="BodyText"/>
+      </w:pPr>
+      <w:r>
+        <w:t xml:space="preserve">二，</w:t>
+      </w:r>
+      <w:r>
+        <w:rPr>
+          <w:bCs/>
+          <w:b/>
+        </w:rPr>
+        <w:t xml:space="preserve">背诵把语块粒子化。</w:t>
+      </w:r>
+      <w:r>
+        <w:t xml:space="preserve">背诵把一个个语块练成能整块调出、零误差的粒子；粒子天生容易被整块搬进别的场；所以背得越多，场错位的机会反而可能越多。这一条站在语块研究的肩上，只是预言了一个相反方向的代价，分量是延展。</w:t>
+      </w:r>
+    </w:p>
+    <w:p>
+      <w:pPr>
+        <w:pStyle w:val="BodyText"/>
+      </w:pPr>
+      <w:r>
+        <w:t xml:space="preserve">三，</w:t>
+      </w:r>
+      <w:r>
+        <w:rPr>
+          <w:bCs/>
+          <w:b/>
+        </w:rPr>
+        <w:t xml:space="preserve">只能设计入口，控制不了结算。</w:t>
+      </w:r>
+      <w:r>
+        <w:t xml:space="preserve">就是上面的乙假说。分量是对官方口径的一处修订，未检验。</w:t>
+      </w:r>
+    </w:p>
+    <w:p>
+      <w:pPr>
+        <w:pStyle w:val="BodyText"/>
+      </w:pPr>
+      <w:r>
+        <w:t xml:space="preserve">四，</w:t>
+      </w:r>
+      <w:r>
+        <w:rPr>
+          <w:bCs/>
+          <w:b/>
+        </w:rPr>
+        <w:t xml:space="preserve">晕轮占比。</w:t>
+      </w:r>
+      <w:r>
+        <w:t xml:space="preserve">整体「语感好」的评价里，有多少其实是一格读数撑起来的。这一条站在晕轮效应上，方向反过来：不是整体印象污染单项，而是单项污染整体，并且指名是哪一格。分量是延展。</w:t>
+      </w:r>
+    </w:p>
+    <w:p>
+      <w:pPr>
+        <w:pStyle w:val="BodyText"/>
+      </w:pPr>
+      <w:r>
+        <w:t xml:space="preserve">五，</w:t>
+      </w:r>
+      <w:r>
+        <w:rPr>
+          <w:bCs/>
+          <w:b/>
+        </w:rPr>
+        <w:t xml:space="preserve">落空事件是分寸格的训练单位。</w:t>
+      </w:r>
+      <w:r>
+        <w:t xml:space="preserve">给孩子看十张得体贺卡，不如让她亲眼看到一次自己的卡片落空。这一条与「生产性失败」近，分界在 8.9。</w:t>
       </w:r>
     </w:p>
     <w:p>
@@ -20107,7 +20219,7 @@
         <w:pStyle w:val="Heading4"/>
       </w:pPr>
       <w:r>
-        <w:t xml:space="preserve">反传染：接住率，不是教师语感</w:t>
+        <w:t xml:space="preserve">哪些是前人已说</w:t>
       </w:r>
     </w:p>
     <w:p>
@@ -20115,175 +20227,6 @@
         <w:pStyle w:val="FirstParagraph"/>
       </w:pPr>
       <w:r>
-        <w:t xml:space="preserve">第二件新东西，针对的是中国语文教育里最有分量的一个说法。夏丏尊主张「传染语感于学生」：语感靠在一个敏锐的读者身边长期共读、被染上。〔核：二手文献；原篇〔待核〕，详见 8.5〕</w:t>
-      </w:r>
-    </w:p>
-    <w:p>
-      <w:pPr>
-        <w:pStyle w:val="BodyText"/>
-      </w:pPr>
-      <w:r>
-        <w:t xml:space="preserve">本章的反命题是：</w:t>
-      </w:r>
-      <w:r>
-        <w:rPr>
-          <w:bCs/>
-          <w:b/>
-        </w:rPr>
-        <w:t xml:space="preserve">语感增益跟教师当读者接住学生话的次数走，不跟教师自己的语感高低走。</w:t>
-      </w:r>
-    </w:p>
-    <w:p>
-      <w:pPr>
-        <w:pStyle w:val="BodyText"/>
-      </w:pPr>
-      <w:r>
-        <w:t xml:space="preserve">「接住」要说清楚，因为它和「回应」容易混。接住，是对方按这句话的意思去行动或者回话：孩子说「明天带伞」，老师说「那我也带一把」，这是接住；老师说「这句话写得通顺」，这是评对错，不算接住。「回应」则是对方对「说这句话」这件事有反应，比如笑、皱眉。本章此后两词分用。</w:t>
-      </w:r>
-    </w:p>
-    <w:p>
-      <w:pPr>
-        <w:pStyle w:val="BodyText"/>
-      </w:pPr>
-      <w:r>
-        <w:t xml:space="preserve">接住率＝教师对学生的话，以接住而不是评对错来回应的事件比例。</w:t>
-      </w:r>
-    </w:p>
-    <w:p>
-      <w:pPr>
-        <w:pStyle w:val="BodyText"/>
-      </w:pPr>
-      <w:r>
-        <w:t xml:space="preserve">传染说和反传染说，在现实里往往绑在一起：语感敏锐的老师，也往往更会接学生的话。但它们可以拆开。一位读诗极敏、却从不把学生的话当话来接的老师；一位自己的读数平平、却句句当读者去接的老师。哪一位的学生长得多？这个问题在 8.9 里设计成实验。</w:t>
-      </w:r>
-    </w:p>
-    <w:p>
-      <w:pPr>
-        <w:pStyle w:val="BodyText"/>
-      </w:pPr>
-      <w:r>
-        <w:t xml:space="preserve">这一条的分量，有一半押在夏丏尊身上。如果夏丏尊原篇本来就不认为增益源头在教师心里，那么反传染就不是反他，只是把他已经说的东西量化了。原篇未核，本章在 8.5 照实写。</w:t>
-      </w:r>
-    </w:p>
-    <w:p>
-      <w:pPr>
-        <w:pStyle w:val="Heading4"/>
-      </w:pPr>
-      <w:r>
-        <w:t xml:space="preserve">次要的五条</w:t>
-      </w:r>
-    </w:p>
-    <w:p>
-      <w:pPr>
-        <w:pStyle w:val="FirstParagraph"/>
-      </w:pPr>
-      <w:r>
-        <w:t xml:space="preserve">这五条都由上面两条推出来，或者是前人说法翻了一个方向。逐条写明分量。</w:t>
-      </w:r>
-    </w:p>
-    <w:p>
-      <w:pPr>
-        <w:pStyle w:val="BodyText"/>
-      </w:pPr>
-      <w:r>
-        <w:t xml:space="preserve">一，</w:t>
-      </w:r>
-      <w:r>
-        <w:rPr>
-          <w:bCs/>
-          <w:b/>
-        </w:rPr>
-        <w:t xml:space="preserve">零落空场不长分寸。</w:t>
-      </w:r>
-      <w:r>
-        <w:t xml:space="preserve">人人客气的地方，话在分寸格上落空了也没有任何一界显出来，收话人只回一句「收到，谢谢」，老师不批，同学不笑。本章预言：在这样的地方参与再久，分寸感不长。大白话：客气的共同体不是分寸感的温床，而是分寸感的零训练场。这一条是在与「合法的边缘性参与」交锋时逼出来的，下面专门说。</w:t>
-      </w:r>
-    </w:p>
-    <w:p>
-      <w:pPr>
-        <w:pStyle w:val="BodyText"/>
-      </w:pPr>
-      <w:r>
-        <w:t xml:space="preserve">二，</w:t>
-      </w:r>
-      <w:r>
-        <w:rPr>
-          <w:bCs/>
-          <w:b/>
-        </w:rPr>
-        <w:t xml:space="preserve">背诵把语块粒子化。</w:t>
-      </w:r>
-      <w:r>
-        <w:t xml:space="preserve">背诵把一个个语块练成能整块调出、零误差的粒子；粒子天生容易被整块搬进别的场；所以背得越多，场错位的机会反而可能越多。这一条站在语块研究的肩上，只是预言了一个相反方向的代价，分量是延展。</w:t>
-      </w:r>
-    </w:p>
-    <w:p>
-      <w:pPr>
-        <w:pStyle w:val="BodyText"/>
-      </w:pPr>
-      <w:r>
-        <w:t xml:space="preserve">三，</w:t>
-      </w:r>
-      <w:r>
-        <w:rPr>
-          <w:bCs/>
-          <w:b/>
-        </w:rPr>
-        <w:t xml:space="preserve">只能设计入口，控制不了结算。</w:t>
-      </w:r>
-      <w:r>
-        <w:t xml:space="preserve">就是上面的乙假说。分量是对官方口径的一处修订，未检验。</w:t>
-      </w:r>
-    </w:p>
-    <w:p>
-      <w:pPr>
-        <w:pStyle w:val="BodyText"/>
-      </w:pPr>
-      <w:r>
-        <w:t xml:space="preserve">四，</w:t>
-      </w:r>
-      <w:r>
-        <w:rPr>
-          <w:bCs/>
-          <w:b/>
-        </w:rPr>
-        <w:t xml:space="preserve">晕轮占比。</w:t>
-      </w:r>
-      <w:r>
-        <w:t xml:space="preserve">整体「语感好」的评价里，有多少其实是一格读数撑起来的。这一条站在晕轮效应上，方向反过来：不是整体印象污染单项，而是单项污染整体，并且指名是哪一格。分量是延展。</w:t>
-      </w:r>
-    </w:p>
-    <w:p>
-      <w:pPr>
-        <w:pStyle w:val="BodyText"/>
-      </w:pPr>
-      <w:r>
-        <w:t xml:space="preserve">五，</w:t>
-      </w:r>
-      <w:r>
-        <w:rPr>
-          <w:bCs/>
-          <w:b/>
-        </w:rPr>
-        <w:t xml:space="preserve">落空事件是分寸格的训练单位。</w:t>
-      </w:r>
-      <w:r>
-        <w:t xml:space="preserve">给孩子看十张得体贺卡，不如让她亲眼看到一次自己的卡片落空。这一条与「生产性失败」近，分界在 8.9。</w:t>
-      </w:r>
-    </w:p>
-    <w:p>
-      <w:pPr>
-        <w:pStyle w:val="Heading4"/>
-      </w:pPr>
-      <w:r>
-        <w:t xml:space="preserve">哪些是前人已说</w:t>
-      </w:r>
-    </w:p>
-    <w:p>
-      <w:pPr>
-        <w:pStyle w:val="FirstParagraph"/>
-      </w:pPr>
-      <w:r>
         <w:t xml:space="preserve">为了不冒充，把下面几条明白交还给前人。</w:t>
       </w:r>
     </w:p>
@@ -20292,7 +20235,7 @@
         <w:pStyle w:val="BodyText"/>
       </w:pPr>
       <w:r>
-        <w:t xml:space="preserve">「练什么长什么、怎么练决定能不能迁移」：迁移适当加工（Morris, Bransford &amp; Franks 1977〔核：https://en.wikipedia.org/wiki/Transfer-appropriate_processing 指向原文〕）和技能习得理论（DeKeyser〔待核〕）早已说到。本章的九条训练路径里，「主增益落在练过的那一格」这一半，归它们。</w:t>
+        <w:t xml:space="preserve">「练什么长什么、怎么练决定能不能迁移」：迁移适当加工（Morris, Bransford &amp; Franks 1977〔核：附录 D4 所列网页指向原文〕）和技能习得理论（DeKeyser〔待核〕）早已说到。本章的九条训练路径里，「主增益落在练过的那一格」这一半，归它们。</w:t>
       </w:r>
     </w:p>
     <w:p>
@@ -20366,7 +20309,7 @@
           <w:bCs/>
           <w:b/>
         </w:rPr>
-        <w:t xml:space="preserve">77(1), https://www.uky.edu/~gmswan3/575/Hattie_Timperly_2007.pdf〕。</w:t>
+        <w:t xml:space="preserve">77(1)〕。</w:t>
       </w:r>
       <w:r>
         <w:t xml:space="preserve">它把反馈分四层：任务层、过程层、自我调节层、自我层；并按方向问三句：要去哪、走到哪了、下一步。它最强的反驳是：落空谱不过是把反馈按来源再分一次，而元分析里来源变量的效应早就有人看过。</w:t>
@@ -21027,15 +20970,15 @@
         <w:pStyle w:val="FirstParagraph"/>
       </w:pPr>
       <w:r>
-        <w:t xml:space="preserve">夏丏尊主张「传染语感于学生」，这一点有二手文献为据：刘正伟、翟瑜佳《夏丏尊语文教学思想的理论渊源、时代呈现及当代价值》称，他在 1922 年以后于春晖中学改革国文课程时，「主张『传染语感于学生』」。〔核：二手文献，https://blog.sina.com.cn/s/blog_5ccca3dd0102ztmf.html 转载〕原篇的全称、刊物、年份，本书没有核到原刊〔待核〕。年份上有三种说法互不一致：本问最初的对手表写「1930 年代」，上引二手文献作「1922 年后春晖时期」，另有一篇英文论文称夏丏尊 1928 年最早提出「语感」〔核：二手文献，https://journal.binus.ac.id/index.php/Lingua/article/view/436〕。本书不在三者之间裁断，统一标〔存疑〕。</w:t>
-      </w:r>
-    </w:p>
-    <w:p>
-      <w:pPr>
-        <w:pStyle w:val="BodyText"/>
-      </w:pPr>
-      <w:r>
-        <w:t xml:space="preserve">他还有一段常被引的话，大意是：在语感敏锐的人心里，「赤」不只解释作红色，「夜」不只解释作「昼」的反面……下面还举了「新绿」让人感到希望一类例子。这段话本书只见到转引〔待核：只见转引，https://jw.beijing.gov.cn/language/ywsh/201612/t20161219_1056614.html〕，所以只述大意，不作逐字引用。</w:t>
+        <w:t xml:space="preserve">夏丏尊主张「传染语感于学生」，这一点有二手文献为据：刘正伟、翟瑜佳《夏丏尊语文教学思想的理论渊源、时代呈现及当代价值》称，他在 1922 年以后于春晖中学改革国文课程时，「主张『传染语感于学生』」。〔核：二手文献，附录 D4 所列网页转载〕原篇的全称、刊物、年份，本书没有核到原刊〔待核〕。年份上有三种说法互不一致：本问最初的对手表写「1930 年代」，上引二手文献作「1922 年后春晖时期」，另有一篇英文论文称夏丏尊 1928 年最早提出「语感」〔核：二手文献〕。本书不在三者之间裁断，统一标〔存疑〕。</w:t>
+      </w:r>
+    </w:p>
+    <w:p>
+      <w:pPr>
+        <w:pStyle w:val="BodyText"/>
+      </w:pPr>
+      <w:r>
+        <w:t xml:space="preserve">他还有一段常被引的话，大意是：在语感敏锐的人心里，「赤」不只解释作红色，「夜」不只解释作「昼」的反面……下面还举了「新绿」让人感到希望一类例子。这段话本书只见到转引〔待核：只见转引〕，所以只述大意，不作逐字引用。</w:t>
       </w:r>
     </w:p>
     <w:p>
@@ -21227,7 +21170,7 @@
         <w:pStyle w:val="FirstParagraph"/>
       </w:pPr>
       <w:r>
-        <w:t xml:space="preserve">叶圣陶论语感的话，在语文教育界流传极广，本书能查到的都是转引。一句是：要求语感的锐敏，不能单从语言文字上揣摩，而要把生活经验联系到语言文字上去。〔待核：只见转引，https://jw.beijing.gov.cn/language/ywsh/201612/t20161219_1056614.html〕另一句大意是：对语言文字才会有灵敏的感觉，这种感觉叫做「语感」。〔待核：只见转引，https://blog.sina.com.cn/s/blog_190024ae30103016t.html〕有记忆指向叶圣陶《文艺作品的鉴赏》（1937）〔存疑〕。本问最初的对手表所引「文字训练最要紧的是训练语感」，语文教学论文大量转引，本书可达的页面都没注篇名〔待核〕；英文二手文献把它归在《叶圣陶语文教育论集》（教育科学出版社，1980）〔待核：二手文献，页码不引〕。</w:t>
+        <w:t xml:space="preserve">叶圣陶论语感的话，在语文教育界流传极广，本书能查到的都是转引。一句是：要求语感的锐敏，不能单从语言文字上揣摩，而要把生活经验联系到语言文字上去。〔待核：只见转引〕另一句大意是：对语言文字才会有灵敏的感觉，这种感觉叫做「语感」。〔待核：只见转引〕有记忆指向叶圣陶《文艺作品的鉴赏》（1937）〔存疑〕。本问最初的对手表所引「文字训练最要紧的是训练语感」，语文教学论文大量转引，本书可达的页面都没注篇名〔待核〕；英文二手文献把它归在《叶圣陶语文教育论集》（教育科学出版社，1980）〔待核：二手文献，页码不引〕。</w:t>
       </w:r>
     </w:p>
     <w:p>
@@ -21424,7 +21367,7 @@
         <w:t xml:space="preserve">Applied Linguistics</w:t>
       </w:r>
       <w:r>
-        <w:t xml:space="preserve">, 11(2), 129–158. https://academic.oup.com/applij/article-abstract/11/2/129/163482〕后来的版本加了「注意到差距」（noticing the gap）：学习者把自己的输出和目标形式对比，看出差在哪里。这个提法常归于 Schmidt 与 Frota 1986〔待核〕。</w:t>
+        <w:t xml:space="preserve">, 11(2), 129–158.〕后来的版本加了「注意到差距」（noticing the gap）：学习者把自己的输出和目标形式对比，看出差在哪里。这个提法常归于 Schmidt 与 Frota 1986〔待核〕。</w:t>
       </w:r>
     </w:p>
     <w:p>
@@ -21690,7 +21633,7 @@
         <w:t xml:space="preserve">Psychological Science</w:t>
       </w:r>
       <w:r>
-        <w:t xml:space="preserve">，摘要报告刻意练习解释成绩差异的比例：游戏约 26%，音乐约 21%，体育约 18%，教育约 4%，职业不到 1%。〔核：https://pubmed.ncbi.nlm.nih.gov/24986855/〕</w:t>
+        <w:t xml:space="preserve">，摘要报告刻意练习解释成绩差异的比例：游戏约 26%，音乐约 21%，体育约 18%，教育约 4%，职业不到 1%。〔核〕</w:t>
       </w:r>
     </w:p>
     <w:p>
@@ -22503,7 +22446,7 @@
         <w:t xml:space="preserve">Formulaic Language and the Lexicon</w:t>
       </w:r>
       <w:r>
-        <w:t xml:space="preserve">, Cambridge University Press, https://orca.cardiff.ac.uk/id/eprint/3749/〕）预言语块有助于流利与地道；本章预言语块在场感与分寸格上付出错位的代价。两家在流利感与分寸感上的预言方向相反，可以同时测。</w:t>
+        <w:t xml:space="preserve">, Cambridge University Press〕）预言语块有助于流利与地道；本章预言语块在场感与分寸格上付出错位的代价。两家在流利感与分寸感上的预言方向相反，可以同时测。</w:t>
       </w:r>
     </w:p>
     <w:p>
@@ -22534,7 +22477,7 @@
         <w:t xml:space="preserve"> </w:t>
       </w:r>
       <w:r>
-        <w:t xml:space="preserve">4, https://www.gwern.net/doc/psychology/personality/1920-thorndike.pdf〕）说的是整体印象污染单项；这里方向相反，单项污染整体，并且指名是哪一格。</w:t>
+        <w:t xml:space="preserve">4〕）说的是整体印象污染单项；这里方向相反，单项污染整体，并且指名是哪一格。</w:t>
       </w:r>
     </w:p>
     <w:p>
@@ -22900,10 +22843,54 @@
     </w:p>
     <w:p>
       <w:pPr>
+        <w:pStyle w:val="BlockText"/>
+      </w:pPr>
+      <w:r>
+        <w:rPr>
+          <w:bCs/>
+          <w:b/>
+        </w:rPr>
+        <w:t xml:space="preserve">章判</w:t>
+      </w:r>
+      <w:r>
+        <w:t xml:space="preserve"> </w:t>
+      </w:r>
+      <w:r>
+        <w:t xml:space="preserve">「我」不是判断从这里起头的地方，而是判断走到最后、在这个场里没处可去时显影出来的样子。</w:t>
+      </w:r>
+    </w:p>
+    <w:p>
+      <w:pPr>
+        <w:pStyle w:val="BlockText"/>
+      </w:pPr>
+      <w:r>
+        <w:rPr>
+          <w:bCs/>
+          <w:b/>
+        </w:rPr>
+        <w:t xml:space="preserve">这一章的问题</w:t>
+      </w:r>
+      <w:r>
+        <w:t xml:space="preserve"> </w:t>
+      </w:r>
+      <w:r>
+        <w:t xml:space="preserve">人人都会说「我觉得这句别扭」「我听着不对」。这句话的语法很清楚：先有一个「我」，「我」去听，听出了不对。照这个语法往下想，语感就是「我」的一种本事，藏在「我」的头里或身上，换到哪里都跟着「我」走。</w:t>
+      </w:r>
+    </w:p>
+    <w:p>
+      <w:pPr>
+        <w:pStyle w:val="BlockText"/>
+      </w:pPr>
+      <w:r>
+        <w:t xml:space="preserve">本章要问的是：这个「我」，到底是判断的起点，还是判断显露到最后才冒出来的一个结果？如果是结果，它在什么时候冒出来、冒出来多少、由什么决定？还有，一个人换了地方，语感会跟着翻过来——这是一个人慢慢重学，还是别的什么在起作用？全书的铁律「不许用主体我来解释」，在这一章要被当成一个可以出错的命题来检验，而不是当成口号来念。</w:t>
+      </w:r>
+    </w:p>
+    <w:p>
+      <w:pPr>
         <w:pStyle w:val="Heading3"/>
       </w:pPr>
       <w:r>
-        <w:t xml:space="preserve">这一章的问题</w:t>
+        <w:t xml:space="preserve">9.1　一件小事</w:t>
       </w:r>
     </w:p>
     <w:p>
@@ -22911,15 +22898,203 @@
         <w:pStyle w:val="FirstParagraph"/>
       </w:pPr>
       <w:r>
-        <w:t xml:space="preserve">人人都会说「我觉得这句别扭」「我听着不对」。这句话的语法很清楚：先有一个「我」，「我」去听，听出了不对。照这个语法往下想，语感就是「我」的一种本事，藏在「我」的头里或身上，换到哪里都跟着「我」走。</w:t>
-      </w:r>
-    </w:p>
-    <w:p>
-      <w:pPr>
-        <w:pStyle w:val="BodyText"/>
-      </w:pPr>
-      <w:r>
-        <w:t xml:space="preserve">本章要问的是：这个「我」，到底是判断的起点，还是判断显露到最后才冒出来的一个结果？如果是结果，它在什么时候冒出来、冒出来多少、由什么决定？还有，一个人换了地方，语感会跟着翻过来——这是一个人慢慢重学，还是别的什么在起作用？全书的铁律「不许用主体我来解释」，在这一章要被当成一个可以出错的命题来检验，而不是当成口号来念。</w:t>
+        <w:t xml:space="preserve">下面三件事是构想的场景〔构想〕，彼此不相干，放在一起，是因为它们露出同一个次序。</w:t>
+      </w:r>
+    </w:p>
+    <w:p>
+      <w:pPr>
+        <w:pStyle w:val="BodyText"/>
+      </w:pPr>
+      <w:r>
+        <w:rPr>
+          <w:bCs/>
+          <w:b/>
+        </w:rPr>
+        <w:t xml:space="preserve">第一件，还是那张饭桌。</w:t>
+      </w:r>
+      <w:r>
+        <w:t xml:space="preserve"> </w:t>
+      </w:r>
+      <w:r>
+        <w:t xml:space="preserve">序章里那一晚，乐乐说「我吃饭饱了」。我们这里只回看一个细节：奶奶的笑是先出来的，「是吃饱饭了」是半拍以后才出来的，而「我也说不清，反正听着不对」，是乐乐追问「为什么吃饭饱了不行」之后，从爸爸嘴里才出来的。</w:t>
+      </w:r>
+    </w:p>
+    <w:p>
+      <w:pPr>
+        <w:pStyle w:val="BodyText"/>
+      </w:pPr>
+      <w:r>
+        <w:t xml:space="preserve">把这三样东西按时间排开：一句话在桌上落下；笑；改正的话；最后才是带「我」字的那句。如果语感是「我」的本事，「我」应当最先在场——先判断，再笑，再改。可在这张桌上，「我」是最晚到的。而且它不是每次都到：要是乐乐不追问，一桌人笑过、奶奶改过，这件事就结了，「我」字根本不会出现。</w:t>
+      </w:r>
+    </w:p>
+    <w:p>
+      <w:pPr>
+        <w:pStyle w:val="BodyText"/>
+      </w:pPr>
+      <w:r>
+        <w:rPr>
+          <w:bCs/>
+          <w:b/>
+        </w:rPr>
+        <w:t xml:space="preserve">第二件，六年级一班的齐读。</w:t>
+      </w:r>
+      <w:r>
+        <w:t xml:space="preserve"> </w:t>
+      </w:r>
+      <w:r>
+        <w:t xml:space="preserve">吴老师是这个班的班主任。有一回她把一个同学的周记抄在黑板上，让全班齐读，本意是夸这篇写得真。周记里有一句：「周末我陪外婆去菜市场购买菜。」</w:t>
+      </w:r>
+    </w:p>
+    <w:p>
+      <w:pPr>
+        <w:pStyle w:val="BodyText"/>
+      </w:pPr>
+      <w:r>
+        <w:t xml:space="preserve">读到这里，全班几十个声音一起往前推，推到「购买菜」的「菜」字上，像踩空了一级台阶，笑声当场炸开，有人笑得读不下去。吴老师也笑了，在黑板上把「购买菜」改成「买菜」。</w:t>
+      </w:r>
+    </w:p>
+    <w:p>
+      <w:pPr>
+        <w:pStyle w:val="BodyText"/>
+      </w:pPr>
+      <w:r>
+        <w:t xml:space="preserve">有意思的是另一件事。课后吴老师让几个孩子各自默读那篇周记，问他们读到哪里觉得不顺。多数孩子说没有，挺顺的。问到「购买菜」，有的孩子要回头再读一遍，才说「哦，是有点怪」。同一批孩子，同一句话，齐读时一个字都不让过，默读时多半滑了过去。</w:t>
+      </w:r>
+    </w:p>
+    <w:p>
+      <w:pPr>
+        <w:pStyle w:val="BodyText"/>
+      </w:pPr>
+      <w:r>
+        <w:t xml:space="preserve">吴老师后来跟同事说起这事，说那一下笑得很整齐，「像有人喊了口令」。可没有人喊口令。也没有谁先笑、别人跟着笑——录不下来，但在场的人都说是一起炸开的。更要紧的是，孩子们笑完，没有一个说「我觉得这里不通」。有的说「哈哈，购买菜」，有的说「买菜就买菜嘛」，有的干脆什么也不说，笑完接着读。</w:t>
+      </w:r>
+    </w:p>
+    <w:p>
+      <w:pPr>
+        <w:pStyle w:val="BodyText"/>
+      </w:pPr>
+      <w:r>
+        <w:t xml:space="preserve">还有一处反过来的。同一篇周记里有一句「我买的是韭菜，不是葱」，写的人本意是把重音落在「韭菜」上。齐读的时候，几十个声音把每个字都读成一样平，那个「是」字后面该有的那一下重音没了，可是没有一个人停下来。到了这里，齐读反而把一处本来会让人留意的地方读平了。</w:t>
+      </w:r>
+    </w:p>
+    <w:p>
+      <w:pPr>
+        <w:pStyle w:val="BodyText"/>
+      </w:pPr>
+      <w:r>
+        <w:rPr>
+          <w:bCs/>
+          <w:b/>
+        </w:rPr>
+        <w:t xml:space="preserve">第三件，老彭回乡。</w:t>
+      </w:r>
+      <w:r>
+        <w:t xml:space="preserve"> </w:t>
+      </w:r>
+      <w:r>
+        <w:t xml:space="preserve">老彭是湘中人，在广州做了十几年工程，平时说普通话，夹一点广州腔。有一年他母亲身体不好，他回老家住了一个月。</w:t>
+      </w:r>
+    </w:p>
+    <w:p>
+      <w:pPr>
+        <w:pStyle w:val="BodyText"/>
+      </w:pPr>
+      <w:r>
+        <w:t xml:space="preserve">回去第一顿饭，桌上一个表弟也在外面打工，张口就是一句带普通话腔的家乡话。一桌人笑他「洋腔」，老彭也跟着笑，那股刺耳劲儿就在他自己身上起来了——这腔调他在广州天天听，从来没觉得刺耳。</w:t>
+      </w:r>
+    </w:p>
+    <w:p>
+      <w:pPr>
+        <w:pStyle w:val="BodyText"/>
+      </w:pPr>
+      <w:r>
+        <w:t xml:space="preserve">过了两天，轮到老彭自己。他跟舅舅说了一句话，舅舅停下筷子看他：「你现在讲话怎么这个味？」一桌人又笑。这一回老彭笑不出来，只好说：「我也觉得我现在讲话怪。」这句话里有两个「我」，是他回来以后头一回这样讲。再过一个多星期，他说话时没人再停筷子看他了，他也不再说「我觉得我讲话怪」，跟一桌人一起笑别人去了。</w:t>
+      </w:r>
+    </w:p>
+    <w:p>
+      <w:pPr>
+        <w:pStyle w:val="BodyText"/>
+      </w:pPr>
+      <w:r>
+        <w:t xml:space="preserve">住满一个月回到广州，第二天开会，同事说话还是那个腔调，听在耳里一点也不刺耳了，判断像拨回去的开关。可他自己的口音没那么快回来：老家的声调在他嘴里还拖了好几个星期，同事笑他「回了一趟老家，普通话都不会讲了」。</w:t>
+      </w:r>
+    </w:p>
+    <w:p>
+      <w:pPr>
+        <w:pStyle w:val="BodyText"/>
+      </w:pPr>
+      <w:r>
+        <w:t xml:space="preserve">三件小事各露出一样东西。</w:t>
+      </w:r>
+    </w:p>
+    <w:p>
+      <w:pPr>
+        <w:pStyle w:val="BodyText"/>
+      </w:pPr>
+      <w:r>
+        <w:t xml:space="preserve">饭桌露出</w:t>
+      </w:r>
+      <w:r>
+        <w:rPr>
+          <w:bCs/>
+          <w:b/>
+        </w:rPr>
+        <w:t xml:space="preserve">次序</w:t>
+      </w:r>
+      <w:r>
+        <w:t xml:space="preserve">：笑在前，「我」在后，「我」还不是每次都来。</w:t>
+      </w:r>
+    </w:p>
+    <w:p>
+      <w:pPr>
+        <w:pStyle w:val="BodyText"/>
+      </w:pPr>
+      <w:r>
+        <w:t xml:space="preserve">齐读露出</w:t>
+      </w:r>
+      <w:r>
+        <w:rPr>
+          <w:bCs/>
+          <w:b/>
+        </w:rPr>
+        <w:t xml:space="preserve">集合</w:t>
+      </w:r>
+      <w:r>
+        <w:t xml:space="preserve">：换了一种读法，被挑出来的别扭句就换了一批——不是同一批句子别扭得更厉害，而是另一批句子被挑了出来，原来会被挑的反而滑过去了。</w:t>
+      </w:r>
+    </w:p>
+    <w:p>
+      <w:pPr>
+        <w:pStyle w:val="BodyText"/>
+      </w:pPr>
+      <w:r>
+        <w:t xml:space="preserve">回乡露出</w:t>
+      </w:r>
+      <w:r>
+        <w:rPr>
+          <w:bCs/>
+          <w:b/>
+        </w:rPr>
+        <w:t xml:space="preserve">两种快慢</w:t>
+      </w:r>
+      <w:r>
+        <w:t xml:space="preserve">：觉得哪句刺耳，一天之内翻过去，回城第二天又翻回来；嘴里的口音，要几个星期、几个月才变，回城以后还拖着。</w:t>
+      </w:r>
+    </w:p>
+    <w:p>
+      <w:pPr>
+        <w:pStyle w:val="BodyText"/>
+      </w:pPr>
+      <w:r>
+        <w:t xml:space="preserve">如果语感是一个人的本事，这三样都不好讲。本事应当先在场，不该最晚到；本事属于一个个人，齐读不该把被挑中的句子换一批；本事要慢慢练出来，也要慢慢丢掉，不该一天就翻、一天又翻回。</w:t>
+      </w:r>
+    </w:p>
+    <w:p>
+      <w:pPr>
+        <w:pStyle w:val="BodyText"/>
+      </w:pPr>
+      <w:r>
+        <w:t xml:space="preserve">但也不能就此说「所以没有主体」。下面要做的，是把这个直觉压成几条会出错的话，再一条一条去找它可能输掉的地方。</w:t>
       </w:r>
     </w:p>
     <w:p>
@@ -22927,7 +23102,15 @@
         <w:pStyle w:val="Heading3"/>
       </w:pPr>
       <w:r>
-        <w:t xml:space="preserve">9.1　一件小事</w:t>
+        <w:t xml:space="preserve">9.2　答案先说在前面</w:t>
+      </w:r>
+    </w:p>
+    <w:p>
+      <w:pPr>
+        <w:pStyle w:val="Heading4"/>
+      </w:pPr>
+      <w:r>
+        <w:t xml:space="preserve">先拆开「我」字</w:t>
       </w:r>
     </w:p>
     <w:p>
@@ -22935,523 +23118,303 @@
         <w:pStyle w:val="FirstParagraph"/>
       </w:pPr>
       <w:r>
-        <w:t xml:space="preserve">下面三件事是构想的场景〔构想〕，彼此不相干，放在一起，是因为它们露出同一个次序。</w:t>
-      </w:r>
-    </w:p>
-    <w:p>
-      <w:pPr>
-        <w:pStyle w:val="BodyText"/>
-      </w:pPr>
-      <w:r>
-        <w:rPr>
-          <w:bCs/>
-          <w:b/>
-        </w:rPr>
-        <w:t xml:space="preserve">第一件，还是那张饭桌。</w:t>
+        <w:t xml:space="preserve">「主体我」这个词太滑，得先拆开。至少有四层意思混在里面。</w:t>
+      </w:r>
+    </w:p>
+    <w:p>
+      <w:pPr>
+        <w:pStyle w:val="BodyText"/>
+      </w:pPr>
+      <w:r>
+        <w:t xml:space="preserve">第一层，语法上的「我」：句子里那个「我」字。它当然存在，没人否认。</w:t>
+      </w:r>
+    </w:p>
+    <w:p>
+      <w:pPr>
+        <w:pStyle w:val="BodyText"/>
+      </w:pPr>
+      <w:r>
+        <w:t xml:space="preserve">第二层，报告位的「我」：「我觉得……」「我听着……」这种第一人称的评价说法。它也存在，而且本章要说，它出现得多还是少，是可以数出来的。</w:t>
+      </w:r>
+    </w:p>
+    <w:p>
+      <w:pPr>
+        <w:pStyle w:val="BodyText"/>
+      </w:pPr>
+      <w:r>
+        <w:t xml:space="preserve">第三层，承载者的「我」：判断存放在哪里——一个人的头里，或一个人的身体里。</w:t>
+      </w:r>
+    </w:p>
+    <w:p>
+      <w:pPr>
+        <w:pStyle w:val="BodyText"/>
+      </w:pPr>
+      <w:r>
+        <w:t xml:space="preserve">第四层，发动者的「我」：判断从哪里起头，谁是那个因果起点。</w:t>
+      </w:r>
+    </w:p>
+    <w:p>
+      <w:pPr>
+        <w:pStyle w:val="BodyText"/>
+      </w:pPr>
+      <w:r>
+        <w:t xml:space="preserve">本章的命题只针对第三、第四层：用「判断存在某人身上、由某人发动」来解释语感，解释不了上面那三件小事。前两层不但不否认，第二层还要被拿来当测量对象。</w:t>
+      </w:r>
+    </w:p>
+    <w:p>
+      <w:pPr>
+        <w:pStyle w:val="BodyText"/>
+      </w:pPr>
+      <w:r>
+        <w:t xml:space="preserve">这里先把一句话说死，免得后面滑走：本章</w:t>
+      </w:r>
+      <w:r>
+        <w:rPr>
+          <w:bCs/>
+          <w:b/>
+        </w:rPr>
+        <w:t xml:space="preserve">不</w:t>
+      </w:r>
+      <w:r>
+        <w:t xml:space="preserve">主张「语感里没有任何主体」。这句话作为一个全称判断，超出了任何实验能测的范围，本书已经删掉，不用它。本章主张的要窄得多。</w:t>
+      </w:r>
+    </w:p>
+    <w:p>
+      <w:pPr>
+        <w:pStyle w:val="Heading4"/>
+      </w:pPr>
+      <w:r>
+        <w:t xml:space="preserve">命题</w:t>
+      </w:r>
+    </w:p>
+    <w:p>
+      <w:pPr>
+        <w:pStyle w:val="FirstParagraph"/>
+      </w:pPr>
+      <w:r>
+        <w:rPr>
+          <w:bCs/>
+          <w:b/>
+        </w:rPr>
+        <w:t xml:space="preserve">「我觉得」不是判断者出场，而是场还没齐的读数。场越不齐、笑越被堵住，「我」越容易冒出来。语感改向不是一个人慢慢重学，而是换场即翻（快、可逆）叠加回写漂移（慢、滞后）。</w:t>
+      </w:r>
+    </w:p>
+    <w:p>
+      <w:pPr>
+        <w:pStyle w:val="BodyText"/>
+      </w:pPr>
+      <w:r>
+        <w:t xml:space="preserve">这里的「场」，不是一个笼统的「情境」。它至少分四层：物理的地方（饭桌、考场）；任务的框子（这是贺卡、这是作文、这是童谣）；谁在场、谁在听；以及有没有共同的节拍（齐读）。命题在后三层上把握更大，物理地方往往是后三层的混合。</w:t>
+      </w:r>
+    </w:p>
+    <w:p>
+      <w:pPr>
+        <w:pStyle w:val="BodyText"/>
+      </w:pPr>
+      <w:r>
+        <w:t xml:space="preserve">还要说清这个命题管到哪里为止。它不管九种语感的全部。在分寸格、场感格、节奏格上，判断由场来预言，比由人来预言更准；在走法格（流利感那一格）上不成立。外语学生开口停三秒，在饭桌停，在课堂也停，这一格明显跟着人走。本章不把它硬拉进来。</w:t>
+      </w:r>
+    </w:p>
+    <w:p>
+      <w:pPr>
+        <w:pStyle w:val="Heading4"/>
+      </w:pPr>
+      <w:r>
+        <w:t xml:space="preserve">本章真正的新东西（两条）</w:t>
+      </w:r>
+    </w:p>
+    <w:p>
+      <w:pPr>
+        <w:pStyle w:val="FirstParagraph"/>
+      </w:pPr>
+      <w:r>
+        <w:rPr>
+          <w:bCs/>
+          <w:b/>
+        </w:rPr>
+        <w:t xml:space="preserve">第一条：我显率。</w:t>
+      </w:r>
+    </w:p>
+    <w:p>
+      <w:pPr>
+        <w:pStyle w:val="BodyText"/>
+      </w:pPr>
+      <w:r>
+        <w:t xml:space="preserve">我显率，白话说就是：在大家报告「这句别扭」的时候，有多少条报告是用「我觉得」「我看」「我听着」「我总感觉」这种第一人称评价说法讲出来的。把这个比例记作 W。</w:t>
+      </w:r>
+    </w:p>
+    <w:p>
+      <w:pPr>
+        <w:pStyle w:val="BodyText"/>
+      </w:pPr>
+      <w:r>
+        <w:t xml:space="preserve">本章说，W 不是随人走的，而是随场里两样东西走的。</w:t>
+      </w:r>
+    </w:p>
+    <w:p>
+      <w:pPr>
+        <w:pStyle w:val="BodyText"/>
+      </w:pPr>
+      <w:r>
+        <w:t xml:space="preserve">一样是</w:t>
+      </w:r>
+      <w:r>
+        <w:rPr>
+          <w:bCs/>
+          <w:b/>
+        </w:rPr>
+        <w:t xml:space="preserve">场齐度</w:t>
+      </w:r>
+      <w:r>
+        <w:t xml:space="preserve">，记作 A：同一个场里在场的人，对这句话别扭不别扭的看法一致到什么程度。大家都笑，A 高；只有一个人皱眉，A 低。</w:t>
+      </w:r>
+    </w:p>
+    <w:p>
+      <w:pPr>
+        <w:pStyle w:val="BodyText"/>
+      </w:pPr>
+      <w:r>
+        <w:t xml:space="preserve">另一样是</w:t>
+      </w:r>
+      <w:r>
+        <w:rPr>
+          <w:bCs/>
+          <w:b/>
+        </w:rPr>
+        <w:t xml:space="preserve">释放通道</w:t>
+      </w:r>
+      <w:r>
+        <w:t xml:space="preserve">，记作 C：这个场容不容许当下就把别扭放出去。饭桌上可以笑、可以插嘴，是通的；考场上、书面上、被人追着要理由的时候，是堵的。</w:t>
+      </w:r>
+    </w:p>
+    <w:p>
+      <w:pPr>
+        <w:pStyle w:val="BodyText"/>
+      </w:pPr>
+      <w:r>
+        <w:t xml:space="preserve">律是这样的：A 越低、C 越堵，W 越高。而且这条律要在三样东西拉平之后仍然成立——各人原本有多大把握（确信度）一样，要不要写理由（解释需求）一样，是不是匿名一样。</w:t>
+      </w:r>
+    </w:p>
+    <w:p>
+      <w:pPr>
+        <w:pStyle w:val="BodyText"/>
+      </w:pPr>
+      <w:r>
+        <w:t xml:space="preserve">回到饭桌。大家一起笑的时候，A 高，C 通，奶奶只说「是吃饱饭了」，没有「我」。乐乐一追问「为什么」，笑这条路被截断了——笑不能回答「为什么」——C 一下子堵住，于是爸爸那句「我也说不清，反正听着不对」出来了。「我」不是那一刻才开始判断，判断早就做完了；「我」是在释放被堵住的那一刻，显影出来的。</w:t>
+      </w:r>
+    </w:p>
+    <w:p>
+      <w:pPr>
+        <w:pStyle w:val="BodyText"/>
+      </w:pPr>
+      <w:r>
+        <w:rPr>
+          <w:bCs/>
+          <w:b/>
+        </w:rPr>
+        <w:t xml:space="preserve">第二条：双时常数。</w:t>
+      </w:r>
+    </w:p>
+    <w:p>
+      <w:pPr>
+        <w:pStyle w:val="BodyText"/>
+      </w:pPr>
+      <w:r>
+        <w:t xml:space="preserve">时常数是物理里的说法，白话就是「一样东西变过去要多长时间」。双时常数说的是：一个人换了地方，语感的改向不是一条曲线，而是两条叠在一起。</w:t>
+      </w:r>
+    </w:p>
+    <w:p>
+      <w:pPr>
+        <w:pStyle w:val="BodyText"/>
+      </w:pPr>
+      <w:r>
+        <w:t xml:space="preserve">一条是</w:t>
+      </w:r>
+      <w:r>
+        <w:rPr>
+          <w:bCs/>
+          <w:b/>
+        </w:rPr>
+        <w:t xml:space="preserve">换场即翻</w:t>
+      </w:r>
+      <w:r>
+        <w:t xml:space="preserve">：换到新场几小时之内，觉得哪句刺耳就翻过来了；回到原来的场，几小时之内又翻回去。快，而且可逆。</w:t>
+      </w:r>
+    </w:p>
+    <w:p>
+      <w:pPr>
+        <w:pStyle w:val="BodyText"/>
+      </w:pPr>
+      <w:r>
+        <w:t xml:space="preserve">另一条是</w:t>
+      </w:r>
+      <w:r>
+        <w:rPr>
+          <w:bCs/>
+          <w:b/>
+        </w:rPr>
+        <w:t xml:space="preserve">回写漂移</w:t>
+      </w:r>
+      <w:r>
+        <w:t xml:space="preserve">：嘴里的口音、声调，在新场里一次次被人接、被人笑、被人学，按周按月慢慢挪过去；回到原场，还会拖一阵。慢，而且有滞后。</w:t>
+      </w:r>
+    </w:p>
+    <w:p>
+      <w:pPr>
+        <w:pStyle w:val="BodyText"/>
+      </w:pPr>
+      <w:r>
+        <w:t xml:space="preserve">老彭的一个月正好把两条分开了：判断第二天就复位，口音还拖着几个星期。</w:t>
+      </w:r>
+    </w:p>
+    <w:p>
+      <w:pPr>
+        <w:pStyle w:val="BodyText"/>
+      </w:pPr>
+      <w:r>
+        <w:t xml:space="preserve">为什么要强调「可以分开」？因为平常的说法总把这两样混成一件事，叫「他的语感变了」。一旦混在一起，就只好用一个人来担着：是他的本事在慢慢挪。分开以后，事情就不一样了。慢的那一条，确实一次次落在这个人嘴上，说它沉淀在身上，并不过分；快的那一条，却像开关一样跟着场走，进门就拨过去，出门就拨回来。一个人身上同时有两种快慢，就说明「语感」这个词底下压着两种不同的东西，不能拿一个「我」把它们捆成一捆。</w:t>
+      </w:r>
+    </w:p>
+    <w:p>
+      <w:pPr>
+        <w:pStyle w:val="BodyText"/>
+      </w:pPr>
+      <w:r>
+        <w:t xml:space="preserve">这两条曲线，前人各测到过一半。语音学测到了慢的那条（下面 9.6 会细讲），社会语言学测到了产出随场切换。本章要的是同一个人、同一段时间里，判断和产出一起测，看它们是不是两条。</w:t>
+      </w:r>
+    </w:p>
+    <w:p>
+      <w:pPr>
+        <w:pStyle w:val="Heading4"/>
+      </w:pPr>
+      <w:r>
+        <w:t xml:space="preserve">其余的，前人已经说过</w:t>
+      </w:r>
+    </w:p>
+    <w:p>
+      <w:pPr>
+        <w:pStyle w:val="FirstParagraph"/>
+      </w:pPr>
+      <w:r>
+        <w:t xml:space="preserve">下面这些话在本章会用到，但都不是本章的新东西，照实交代。</w:t>
+      </w:r>
+    </w:p>
+    <w:p>
+      <w:pPr>
+        <w:pStyle w:val="BodyText"/>
+      </w:pPr>
+      <w:r>
+        <w:rPr>
+          <w:bCs/>
+          <w:b/>
+        </w:rPr>
+        <w:t xml:space="preserve">「判断随场变」不新。</w:t>
       </w:r>
       <w:r>
         <w:t xml:space="preserve"> </w:t>
       </w:r>
       <w:r>
-        <w:t xml:space="preserve">序章里那一晚，乐乐说「我吃饭饱了」。我们这里只回看一个细节：奶奶的笑是先出来的，「是吃饱饭了」是半拍以后才出来的，而「我也说不清，反正听着不对」，是乐乐追问「为什么吃饭饱了不行」之后，从爸爸嘴里才出来的。</w:t>
-      </w:r>
-    </w:p>
-    <w:p>
-      <w:pPr>
-        <w:pStyle w:val="BodyText"/>
-      </w:pPr>
-      <w:r>
-        <w:t xml:space="preserve">把这三样东西按时间排开：一句话在桌上落下；笑；改正的话；最后才是带「我」字的那句。如果语感是「我」的本事，「我」应当最先在场——先判断，再笑，再改。可在这张桌上，「我」是最晚到的。而且它不是每次都到：要是乐乐不追问，一桌人笑过、奶奶改过，这件事就结了，「我」字根本不会出现。</w:t>
-      </w:r>
-    </w:p>
-    <w:p>
-      <w:pPr>
-        <w:pStyle w:val="BodyText"/>
-      </w:pPr>
-      <w:r>
-        <w:rPr>
-          <w:bCs/>
-          <w:b/>
-        </w:rPr>
-        <w:t xml:space="preserve">第二件，六年级一班的齐读。</w:t>
-      </w:r>
-      <w:r>
-        <w:t xml:space="preserve"> </w:t>
-      </w:r>
-      <w:r>
-        <w:t xml:space="preserve">吴老师是这个班的班主任。有一回她把一个同学的周记抄在黑板上，让全班齐读，本意是夸这篇写得真。周记里有一句：「周末我陪外婆去菜市场购买菜。」</w:t>
-      </w:r>
-    </w:p>
-    <w:p>
-      <w:pPr>
-        <w:pStyle w:val="BodyText"/>
-      </w:pPr>
-      <w:r>
-        <w:t xml:space="preserve">读到这里，全班几十个声音一起往前推，推到「购买菜」的「菜」字上，像踩空了一级台阶，笑声当场炸开，有人笑得读不下去。吴老师也笑了，在黑板上把「购买菜」改成「买菜」。</w:t>
-      </w:r>
-    </w:p>
-    <w:p>
-      <w:pPr>
-        <w:pStyle w:val="BodyText"/>
-      </w:pPr>
-      <w:r>
-        <w:t xml:space="preserve">有意思的是另一件事。课后吴老师让几个孩子各自默读那篇周记，问他们读到哪里觉得不顺。多数孩子说没有，挺顺的。问到「购买菜」，有的孩子要回头再读一遍，才说「哦，是有点怪」。同一批孩子，同一句话，齐读时一个字都不让过，默读时多半滑了过去。</w:t>
-      </w:r>
-    </w:p>
-    <w:p>
-      <w:pPr>
-        <w:pStyle w:val="BodyText"/>
-      </w:pPr>
-      <w:r>
-        <w:t xml:space="preserve">吴老师后来跟同事说起这事，说那一下笑得很整齐，「像有人喊了口令」。可没有人喊口令。也没有谁先笑、别人跟着笑——录不下来，但在场的人都说是一起炸开的。更要紧的是，孩子们笑完，没有一个说「我觉得这里不通」。有的说「哈哈，购买菜」，有的说「买菜就买菜嘛」，有的干脆什么也不说，笑完接着读。</w:t>
-      </w:r>
-    </w:p>
-    <w:p>
-      <w:pPr>
-        <w:pStyle w:val="BodyText"/>
-      </w:pPr>
-      <w:r>
-        <w:t xml:space="preserve">还有一处反过来的。同一篇周记里有一句「我买的是韭菜，不是葱」，写的人本意是把重音落在「韭菜」上。齐读的时候，几十个声音把每个字都读成一样平，那个「是」字后面该有的那一下重音没了，可是没有一个人停下来。到了这里，齐读反而把一处本来会让人留意的地方读平了。</w:t>
-      </w:r>
-    </w:p>
-    <w:p>
-      <w:pPr>
-        <w:pStyle w:val="BodyText"/>
-      </w:pPr>
-      <w:r>
-        <w:rPr>
-          <w:bCs/>
-          <w:b/>
-        </w:rPr>
-        <w:t xml:space="preserve">第三件，老彭回乡。</w:t>
-      </w:r>
-      <w:r>
-        <w:t xml:space="preserve"> </w:t>
-      </w:r>
-      <w:r>
-        <w:t xml:space="preserve">老彭是湘中人，在广州做了十几年工程，平时说普通话，夹一点广州腔。有一年他母亲身体不好，他回老家住了一个月。</w:t>
-      </w:r>
-    </w:p>
-    <w:p>
-      <w:pPr>
-        <w:pStyle w:val="BodyText"/>
-      </w:pPr>
-      <w:r>
-        <w:t xml:space="preserve">回去第一顿饭，桌上一个表弟也在外面打工，张口就是一句带普通话腔的家乡话。一桌人笑他「洋腔」，老彭也跟着笑，那股刺耳劲儿就在他自己身上起来了——这腔调他在广州天天听，从来没觉得刺耳。</w:t>
-      </w:r>
-    </w:p>
-    <w:p>
-      <w:pPr>
-        <w:pStyle w:val="BodyText"/>
-      </w:pPr>
-      <w:r>
-        <w:t xml:space="preserve">过了两天，轮到老彭自己。他跟舅舅说了一句话，舅舅停下筷子看他：「你现在讲话怎么这个味？」一桌人又笑。这一回老彭笑不出来，只好说：「我也觉得我现在讲话怪。」这句话里有两个「我」，是他回来以后头一回这样讲。再过一个多星期，他说话时没人再停筷子看他了，他也不再说「我觉得我讲话怪」，跟一桌人一起笑别人去了。</w:t>
-      </w:r>
-    </w:p>
-    <w:p>
-      <w:pPr>
-        <w:pStyle w:val="BodyText"/>
-      </w:pPr>
-      <w:r>
-        <w:t xml:space="preserve">住满一个月回到广州，第二天开会，同事说话还是那个腔调，听在耳里一点也不刺耳了，判断像拨回去的开关。可他自己的口音没那么快回来：老家的声调在他嘴里还拖了好几个星期，同事笑他「回了一趟老家，普通话都不会讲了」。</w:t>
-      </w:r>
-    </w:p>
-    <w:p>
-      <w:pPr>
-        <w:pStyle w:val="BodyText"/>
-      </w:pPr>
-      <w:r>
-        <w:t xml:space="preserve">三件小事各露出一样东西。</w:t>
-      </w:r>
-    </w:p>
-    <w:p>
-      <w:pPr>
-        <w:pStyle w:val="BodyText"/>
-      </w:pPr>
-      <w:r>
-        <w:t xml:space="preserve">饭桌露出</w:t>
-      </w:r>
-      <w:r>
-        <w:rPr>
-          <w:bCs/>
-          <w:b/>
-        </w:rPr>
-        <w:t xml:space="preserve">次序</w:t>
-      </w:r>
-      <w:r>
-        <w:t xml:space="preserve">：笑在前，「我」在后，「我」还不是每次都来。</w:t>
-      </w:r>
-    </w:p>
-    <w:p>
-      <w:pPr>
-        <w:pStyle w:val="BodyText"/>
-      </w:pPr>
-      <w:r>
-        <w:t xml:space="preserve">齐读露出</w:t>
-      </w:r>
-      <w:r>
-        <w:rPr>
-          <w:bCs/>
-          <w:b/>
-        </w:rPr>
-        <w:t xml:space="preserve">集合</w:t>
-      </w:r>
-      <w:r>
-        <w:t xml:space="preserve">：换了一种读法，被挑出来的别扭句就换了一批——不是同一批句子别扭得更厉害，而是另一批句子被挑了出来，原来会被挑的反而滑过去了。</w:t>
-      </w:r>
-    </w:p>
-    <w:p>
-      <w:pPr>
-        <w:pStyle w:val="BodyText"/>
-      </w:pPr>
-      <w:r>
-        <w:t xml:space="preserve">回乡露出</w:t>
-      </w:r>
-      <w:r>
-        <w:rPr>
-          <w:bCs/>
-          <w:b/>
-        </w:rPr>
-        <w:t xml:space="preserve">两种快慢</w:t>
-      </w:r>
-      <w:r>
-        <w:t xml:space="preserve">：觉得哪句刺耳，一天之内翻过去，回城第二天又翻回来；嘴里的口音，要几个星期、几个月才变，回城以后还拖着。</w:t>
-      </w:r>
-    </w:p>
-    <w:p>
-      <w:pPr>
-        <w:pStyle w:val="BodyText"/>
-      </w:pPr>
-      <w:r>
-        <w:t xml:space="preserve">如果语感是一个人的本事，这三样都不好讲。本事应当先在场，不该最晚到；本事属于一个个人，齐读不该把被挑中的句子换一批；本事要慢慢练出来，也要慢慢丢掉，不该一天就翻、一天又翻回。</w:t>
-      </w:r>
-    </w:p>
-    <w:p>
-      <w:pPr>
-        <w:pStyle w:val="BodyText"/>
-      </w:pPr>
-      <w:r>
-        <w:t xml:space="preserve">但也不能就此说「所以没有主体」。下面要做的，是把这个直觉压成几条会出错的话，再一条一条去找它可能输掉的地方。</w:t>
-      </w:r>
-    </w:p>
-    <w:p>
-      <w:pPr>
-        <w:pStyle w:val="Heading3"/>
-      </w:pPr>
-      <w:r>
-        <w:t xml:space="preserve">9.2　答案先说在前面</w:t>
-      </w:r>
-    </w:p>
-    <w:p>
-      <w:pPr>
-        <w:pStyle w:val="Heading4"/>
-      </w:pPr>
-      <w:r>
-        <w:t xml:space="preserve">先拆开「我」字</w:t>
-      </w:r>
-    </w:p>
-    <w:p>
-      <w:pPr>
-        <w:pStyle w:val="FirstParagraph"/>
-      </w:pPr>
-      <w:r>
-        <w:t xml:space="preserve">「主体我」这个词太滑，得先拆开。至少有四层意思混在里面。</w:t>
-      </w:r>
-    </w:p>
-    <w:p>
-      <w:pPr>
-        <w:pStyle w:val="BodyText"/>
-      </w:pPr>
-      <w:r>
-        <w:t xml:space="preserve">第一层，语法上的「我」：句子里那个「我」字。它当然存在，没人否认。</w:t>
-      </w:r>
-    </w:p>
-    <w:p>
-      <w:pPr>
-        <w:pStyle w:val="BodyText"/>
-      </w:pPr>
-      <w:r>
-        <w:t xml:space="preserve">第二层，报告位的「我」：「我觉得……」「我听着……」这种第一人称的评价说法。它也存在，而且本章要说，它出现得多还是少，是可以数出来的。</w:t>
-      </w:r>
-    </w:p>
-    <w:p>
-      <w:pPr>
-        <w:pStyle w:val="BodyText"/>
-      </w:pPr>
-      <w:r>
-        <w:t xml:space="preserve">第三层，承载者的「我」：判断存放在哪里——一个人的头里，或一个人的身体里。</w:t>
-      </w:r>
-    </w:p>
-    <w:p>
-      <w:pPr>
-        <w:pStyle w:val="BodyText"/>
-      </w:pPr>
-      <w:r>
-        <w:t xml:space="preserve">第四层，发动者的「我」：判断从哪里起头，谁是那个因果起点。</w:t>
-      </w:r>
-    </w:p>
-    <w:p>
-      <w:pPr>
-        <w:pStyle w:val="BodyText"/>
-      </w:pPr>
-      <w:r>
-        <w:t xml:space="preserve">本章的命题只针对第三、第四层：用「判断存在某人身上、由某人发动」来解释语感，解释不了上面那三件小事。前两层不但不否认，第二层还要被拿来当测量对象。</w:t>
-      </w:r>
-    </w:p>
-    <w:p>
-      <w:pPr>
-        <w:pStyle w:val="BodyText"/>
-      </w:pPr>
-      <w:r>
-        <w:t xml:space="preserve">这里先把一句话说死，免得后面滑走：本章</w:t>
-      </w:r>
-      <w:r>
-        <w:rPr>
-          <w:bCs/>
-          <w:b/>
-        </w:rPr>
-        <w:t xml:space="preserve">不</w:t>
-      </w:r>
-      <w:r>
-        <w:t xml:space="preserve">主张「语感里没有任何主体」。这句话作为一个全称判断，超出了任何实验能测的范围，本书已经删掉，不用它。本章主张的要窄得多。</w:t>
-      </w:r>
-    </w:p>
-    <w:p>
-      <w:pPr>
-        <w:pStyle w:val="Heading4"/>
-      </w:pPr>
-      <w:r>
-        <w:t xml:space="preserve">命题</w:t>
-      </w:r>
-    </w:p>
-    <w:p>
-      <w:pPr>
-        <w:pStyle w:val="FirstParagraph"/>
-      </w:pPr>
-      <w:r>
-        <w:rPr>
-          <w:bCs/>
-          <w:b/>
-        </w:rPr>
-        <w:t xml:space="preserve">「我觉得」不是判断者出场，而是场还没齐的读数。场越不齐、笑越被堵住，「我」越容易冒出来。语感改向不是一个人慢慢重学，而是换场即翻（快、可逆）叠加回写漂移（慢、滞后）。</w:t>
-      </w:r>
-    </w:p>
-    <w:p>
-      <w:pPr>
-        <w:pStyle w:val="BodyText"/>
-      </w:pPr>
-      <w:r>
-        <w:t xml:space="preserve">这里的「场」，不是一个笼统的「情境」。它至少分四层：物理的地方（饭桌、考场）；任务的框子（这是贺卡、这是作文、这是童谣）；谁在场、谁在听；以及有没有共同的节拍（齐读）。命题在后三层上把握更大，物理地方往往是后三层的混合。</w:t>
-      </w:r>
-    </w:p>
-    <w:p>
-      <w:pPr>
-        <w:pStyle w:val="BodyText"/>
-      </w:pPr>
-      <w:r>
-        <w:t xml:space="preserve">还要说清这个命题管到哪里为止。它不管九种语感的全部。在分寸格、场感格、节奏格上，判断由场来预言，比由人来预言更准；在走法格（流利感那一格）上不成立。外语学生开口停三秒，在饭桌停，在课堂也停，这一格明显跟着人走。本章不把它硬拉进来。</w:t>
-      </w:r>
-    </w:p>
-    <w:p>
-      <w:pPr>
-        <w:pStyle w:val="Heading4"/>
-      </w:pPr>
-      <w:r>
-        <w:t xml:space="preserve">本章真正的新东西（两条）</w:t>
-      </w:r>
-    </w:p>
-    <w:p>
-      <w:pPr>
-        <w:pStyle w:val="FirstParagraph"/>
-      </w:pPr>
-      <w:r>
-        <w:rPr>
-          <w:bCs/>
-          <w:b/>
-        </w:rPr>
-        <w:t xml:space="preserve">第一条：我显率。</w:t>
-      </w:r>
-    </w:p>
-    <w:p>
-      <w:pPr>
-        <w:pStyle w:val="BodyText"/>
-      </w:pPr>
-      <w:r>
-        <w:t xml:space="preserve">我显率，白话说就是：在大家报告「这句别扭」的时候，有多少条报告是用「我觉得」「我看」「我听着」「我总感觉」这种第一人称评价说法讲出来的。把这个比例记作 W。</w:t>
-      </w:r>
-    </w:p>
-    <w:p>
-      <w:pPr>
-        <w:pStyle w:val="BodyText"/>
-      </w:pPr>
-      <w:r>
-        <w:t xml:space="preserve">本章说，W 不是随人走的，而是随场里两样东西走的。</w:t>
-      </w:r>
-    </w:p>
-    <w:p>
-      <w:pPr>
-        <w:pStyle w:val="BodyText"/>
-      </w:pPr>
-      <w:r>
-        <w:t xml:space="preserve">一样是</w:t>
-      </w:r>
-      <w:r>
-        <w:rPr>
-          <w:bCs/>
-          <w:b/>
-        </w:rPr>
-        <w:t xml:space="preserve">场齐度</w:t>
-      </w:r>
-      <w:r>
-        <w:t xml:space="preserve">，记作 A：同一个场里在场的人，对这句话别扭不别扭的看法一致到什么程度。大家都笑，A 高；只有一个人皱眉，A 低。</w:t>
-      </w:r>
-    </w:p>
-    <w:p>
-      <w:pPr>
-        <w:pStyle w:val="BodyText"/>
-      </w:pPr>
-      <w:r>
-        <w:t xml:space="preserve">另一样是</w:t>
-      </w:r>
-      <w:r>
-        <w:rPr>
-          <w:bCs/>
-          <w:b/>
-        </w:rPr>
-        <w:t xml:space="preserve">释放通道</w:t>
-      </w:r>
-      <w:r>
-        <w:t xml:space="preserve">，记作 C：这个场容不容许当下就把别扭放出去。饭桌上可以笑、可以插嘴，是通的；考场上、书面上、被人追着要理由的时候，是堵的。</w:t>
-      </w:r>
-    </w:p>
-    <w:p>
-      <w:pPr>
-        <w:pStyle w:val="BodyText"/>
-      </w:pPr>
-      <w:r>
-        <w:t xml:space="preserve">律是这样的：A 越低、C 越堵，W 越高。而且这条律要在三样东西拉平之后仍然成立——各人原本有多大把握（确信度）一样，要不要写理由（解释需求）一样，是不是匿名一样。</w:t>
-      </w:r>
-    </w:p>
-    <w:p>
-      <w:pPr>
-        <w:pStyle w:val="BodyText"/>
-      </w:pPr>
-      <w:r>
-        <w:t xml:space="preserve">回到饭桌。大家一起笑的时候，A 高，C 通，奶奶只说「是吃饱饭了」，没有「我」。乐乐一追问「为什么」，笑这条路被截断了——笑不能回答「为什么」——C 一下子堵住，于是爸爸那句「我也说不清，反正听着不对」出来了。「我」不是那一刻才开始判断，判断早就做完了；「我」是在释放被堵住的那一刻，显影出来的。</w:t>
-      </w:r>
-    </w:p>
-    <w:p>
-      <w:pPr>
-        <w:pStyle w:val="BodyText"/>
-      </w:pPr>
-      <w:r>
-        <w:rPr>
-          <w:bCs/>
-          <w:b/>
-        </w:rPr>
-        <w:t xml:space="preserve">第二条：双时常数。</w:t>
-      </w:r>
-    </w:p>
-    <w:p>
-      <w:pPr>
-        <w:pStyle w:val="BodyText"/>
-      </w:pPr>
-      <w:r>
-        <w:t xml:space="preserve">时常数是物理里的说法，白话就是「一样东西变过去要多长时间」。双时常数说的是：一个人换了地方，语感的改向不是一条曲线，而是两条叠在一起。</w:t>
-      </w:r>
-    </w:p>
-    <w:p>
-      <w:pPr>
-        <w:pStyle w:val="BodyText"/>
-      </w:pPr>
-      <w:r>
-        <w:t xml:space="preserve">一条是</w:t>
-      </w:r>
-      <w:r>
-        <w:rPr>
-          <w:bCs/>
-          <w:b/>
-        </w:rPr>
-        <w:t xml:space="preserve">换场即翻</w:t>
-      </w:r>
-      <w:r>
-        <w:t xml:space="preserve">：换到新场几小时之内，觉得哪句刺耳就翻过来了；回到原来的场，几小时之内又翻回去。快，而且可逆。</w:t>
-      </w:r>
-    </w:p>
-    <w:p>
-      <w:pPr>
-        <w:pStyle w:val="BodyText"/>
-      </w:pPr>
-      <w:r>
-        <w:t xml:space="preserve">另一条是</w:t>
-      </w:r>
-      <w:r>
-        <w:rPr>
-          <w:bCs/>
-          <w:b/>
-        </w:rPr>
-        <w:t xml:space="preserve">回写漂移</w:t>
-      </w:r>
-      <w:r>
-        <w:t xml:space="preserve">：嘴里的口音、声调，在新场里一次次被人接、被人笑、被人学，按周按月慢慢挪过去；回到原场，还会拖一阵。慢，而且有滞后。</w:t>
-      </w:r>
-    </w:p>
-    <w:p>
-      <w:pPr>
-        <w:pStyle w:val="BodyText"/>
-      </w:pPr>
-      <w:r>
-        <w:t xml:space="preserve">老彭的一个月正好把两条分开了：判断第二天就复位，口音还拖着几个星期。</w:t>
-      </w:r>
-    </w:p>
-    <w:p>
-      <w:pPr>
-        <w:pStyle w:val="BodyText"/>
-      </w:pPr>
-      <w:r>
-        <w:t xml:space="preserve">为什么要强调「可以分开」？因为平常的说法总把这两样混成一件事，叫「他的语感变了」。一旦混在一起，就只好用一个人来担着：是他的本事在慢慢挪。分开以后，事情就不一样了。慢的那一条，确实一次次落在这个人嘴上，说它沉淀在身上，并不过分；快的那一条，却像开关一样跟着场走，进门就拨过去，出门就拨回来。一个人身上同时有两种快慢，就说明「语感」这个词底下压着两种不同的东西，不能拿一个「我」把它们捆成一捆。</w:t>
-      </w:r>
-    </w:p>
-    <w:p>
-      <w:pPr>
-        <w:pStyle w:val="BodyText"/>
-      </w:pPr>
-      <w:r>
-        <w:t xml:space="preserve">这两条曲线，前人各测到过一半。语音学测到了慢的那条（下面 9.6 会细讲），社会语言学测到了产出随场切换。本章要的是同一个人、同一段时间里，判断和产出一起测，看它们是不是两条。</w:t>
-      </w:r>
-    </w:p>
-    <w:p>
-      <w:pPr>
-        <w:pStyle w:val="Heading4"/>
-      </w:pPr>
-      <w:r>
-        <w:t xml:space="preserve">其余的，前人已经说过</w:t>
-      </w:r>
-    </w:p>
-    <w:p>
-      <w:pPr>
-        <w:pStyle w:val="FirstParagraph"/>
-      </w:pPr>
-      <w:r>
-        <w:t xml:space="preserve">下面这些话在本章会用到，但都不是本章的新东西，照实交代。</w:t>
-      </w:r>
-    </w:p>
-    <w:p>
-      <w:pPr>
-        <w:pStyle w:val="BodyText"/>
-      </w:pPr>
-      <w:r>
-        <w:rPr>
-          <w:bCs/>
-          <w:b/>
-        </w:rPr>
-        <w:t xml:space="preserve">「判断随场变」不新。</w:t>
-      </w:r>
-      <w:r>
-        <w:t xml:space="preserve"> </w:t>
-      </w:r>
-      <w:r>
-        <w:t xml:space="preserve">社会语言学早就知道人说话的语体随受众而变（Bell 1984 的受众设计〔核：https://www.cambridge.org/core/product/35677FBB8C9B7602DC20FDD354DB2ADD〕），也知道双语者随情境切换语码（Blom &amp; Gumperz 1972 的情境性转换与隐喻性转换〔核：https://en.wikipedia.org/wiki/Metaphorical_code-switching〕）。站内「两场互否」也已经写过「语感不是一个人拥有的能力，是两个互相否决的场在判定」。本章命题的上半句，单拿出来，已经被这几家合起来占住了。</w:t>
+        <w:t xml:space="preserve">社会语言学早就知道人说话的语体随受众而变（Bell 1984 的受众设计〔核〕），也知道双语者随情境切换语码（Blom &amp; Gumperz 1972 的情境性转换与隐喻性转换〔核〕）。站内「两场互否」也已经写过「语感不是一个人拥有的能力，是两个互相否决的场在判定」。本章命题的上半句，单拿出来，已经被这几家合起来占住了。</w:t>
       </w:r>
     </w:p>
     <w:p>
@@ -23482,7 +23445,7 @@
         <w:t xml:space="preserve"> </w:t>
       </w:r>
       <w:r>
-        <w:t xml:space="preserve">35〔核：https://longevity.stanford.edu/feeling-and-thinking-preferences-need-no-inferences/〕），海特 2001 有社会直觉论（</w:t>
+        <w:t xml:space="preserve">35〔核〕），海特 2001 有社会直觉论（</w:t>
       </w:r>
       <w:r>
         <w:rPr>
@@ -23495,7 +23458,7 @@
         <w:t xml:space="preserve"> </w:t>
       </w:r>
       <w:r>
-        <w:t xml:space="preserve">108〔核：https://www.scilit.net/publications/a78849aafcc950f35018d45ffaaaa406〕）。上面四位哲学对手也都容得下「先笑后说」。这一条四家都能解释，没有判别力，本章只当共识用，不当证据用。</w:t>
+        <w:t xml:space="preserve">108〔核〕）。上面四位哲学对手也都容得下「先笑后说」。这一条四家都能解释，没有判别力，本章只当共识用，不当证据用。</w:t>
       </w:r>
     </w:p>
     <w:p>
@@ -23513,7 +23476,7 @@
         <w:t xml:space="preserve"> </w:t>
       </w:r>
       <w:r>
-        <w:t xml:space="preserve">加扎尼加的左脑解释器〔核：https://en.wikipedia.org/wiki/Left-brain_interpreter〕、韦格纳《有意识意志的错觉》2002（MIT Press〔核：https://archive.org/details/illusionofconsci0000wegn〕）、尼斯贝特与威尔逊 1977 关于人报告的理由常是事后编出来的研究（</w:t>
+        <w:t xml:space="preserve">加扎尼加的左脑解释器〔核〕、韦格纳《有意识意志的错觉》2002（MIT Press〔核〕）、尼斯贝特与威尔逊 1977 关于人报告的理由常是事后编出来的研究（</w:t>
       </w:r>
       <w:r>
         <w:rPr>
@@ -23526,7 +23489,7 @@
         <w:t xml:space="preserve"> </w:t>
       </w:r>
       <w:r>
-        <w:t xml:space="preserve">84〔核：https://deepblue.lib.umich.edu/handle/2027.42/92167〕），都已经说过「我」是事后的解释者。</w:t>
+        <w:t xml:space="preserve">84〔核〕），都已经说过「我」是事后的解释者。</w:t>
       </w:r>
     </w:p>
     <w:p>
@@ -24186,7 +24149,7 @@
         <w:pStyle w:val="FirstParagraph"/>
       </w:pPr>
       <w:r>
-        <w:t xml:space="preserve">海德格尔 1950 年有一篇演讲，题目就叫《语言》，后来收入《在通向语言的途中》（全集第 12 卷〔核：Klostermann 版 GA12，https://www.klostermann.de/Heidegger-Martin-Unterwegs-zur-Sprache-1950-1959〕）。里面有一句名言：「语言说话」（Die Sprache spricht）。人说话，是在应和（entsprechen）语言的意义上说话。</w:t>
+        <w:t xml:space="preserve">海德格尔 1950 年有一篇演讲，题目就叫《语言》，后来收入《在通向语言的途中》（全集第 12 卷〔核：Klostermann 版 GA12〕）。里面有一句名言：「语言说话」（Die Sprache spricht）。人说话，是在应和（entsprechen）语言的意义上说话。</w:t>
       </w:r>
     </w:p>
     <w:p>
@@ -24542,7 +24505,7 @@
         <w:pStyle w:val="BodyText"/>
       </w:pPr>
       <w:r>
-        <w:t xml:space="preserve">这里要借语音学的一项研究当基线。桑西尔与福勒 1997 年报告过一位葡萄牙语—英语双语者，往返于巴西和美国，两种语言里清塞音的起始时间都向所在地的语言漂移，时间尺度大约两到四个月〔核：转述见 https://pmc.ncbi.nlm.nih.gov/articles/PMC6657701〕〔待核：原文全称〕。张（Chang 2012，</w:t>
+        <w:t xml:space="preserve">这里要借语音学的一项研究当基线。桑西尔与福勒 1997 年报告过一位葡萄牙语—英语双语者，往返于巴西和美国，两种语言里清塞音的起始时间都向所在地的语言漂移，时间尺度大约两到四个月〔核：转述见附录 D4〕〔待核：原文全称〕。张（Chang 2012，</w:t>
       </w:r>
       <w:r>
         <w:rPr>
@@ -24555,7 +24518,7 @@
         <w:t xml:space="preserve"> </w:t>
       </w:r>
       <w:r>
-        <w:t xml:space="preserve">40）报告过学韩语的英语者，英语的起始时间也向韩语那边漂〔核：https://eprints.soas.ac.uk/18995〕。这些研究测到的，正是产出的慢漂移——它和梅洛-庞蒂的习惯身体是一致的。它们没测的，是判断这一路。本章拿他们的慢曲线当对照基线，预言判断那一路是另一条快得多、而且可逆的曲线。</w:t>
+        <w:t xml:space="preserve">40）报告过学韩语的英语者，英语的起始时间也向韩语那边漂〔核〕。这些研究测到的，正是产出的慢漂移——它和梅洛-庞蒂的习惯身体是一致的。它们没测的，是判断这一路。本章拿他们的慢曲线当对照基线，预言判断那一路是另一条快得多、而且可逆的曲线。</w:t>
       </w:r>
     </w:p>
     <w:p>
@@ -24803,7 +24766,7 @@
         <w:pStyle w:val="FirstParagraph"/>
       </w:pPr>
       <w:r>
-        <w:t xml:space="preserve">米舍尔与正田 1995 年提出认知—情感人格系统〔核：https://pubmed.ncbi.nlm.nih.gov/7740090/〕。这一说最有力的地方是：它早就承认个人的行为在不同情境之间不稳定，一个在家里温和的人，在单位可能很冲。可它同时说，这种不稳定本身是有规律的，每个人都有一张属于自己的「如果—那么」签名：如果在这种情境，那么这样做；如果在那种情境，那么那样做。签名是稳定的，而且是个人的。</w:t>
+        <w:t xml:space="preserve">米舍尔与正田 1995 年提出认知—情感人格系统〔核〕。这一说最有力的地方是：它早就承认个人的行为在不同情境之间不稳定，一个在家里温和的人，在单位可能很冲。可它同时说，这种不稳定本身是有规律的，每个人都有一张属于自己的「如果—那么」签名：如果在这种情境，那么这样做；如果在那种情境，那么那样做。签名是稳定的，而且是个人的。</w:t>
       </w:r>
     </w:p>
     <w:p>
@@ -24969,7 +24932,7 @@
         <w:t xml:space="preserve"> </w:t>
       </w:r>
       <w:r>
-        <w:t xml:space="preserve">会话里的认知立场研究（如 Heritage 2012《Epistemics in action》〔核：https://emcawiki.net/Heritage2012b〕），以及中文「我觉得」作为立场标记的研究〔待核：存在相关文献，如 https://journal.ctbu.edu.cn/sk/cqgssk/article/abstract/20130522，作者与结论未核〕，都把「我觉得」读成降低承诺强度的标记。最强的反驳是：场不齐时，说话人的确信度自然会下降；你的场齐度 A，不过是确信度的上游原因，W 归根到底还是确信度的函数。</w:t>
+        <w:t xml:space="preserve">会话里的认知立场研究（如 Heritage 2012《Epistemics in action》〔核〕），以及中文「我觉得」作为立场标记的研究〔待核：存在相关文献，如附录 D4 所列一篇，作者与结论未核〕，都把「我觉得」读成降低承诺强度的标记。最强的反驳是：场不齐时，说话人的确信度自然会下降；你的场齐度 A，不过是确信度的上游原因，W 归根到底还是确信度的函数。</w:t>
       </w:r>
     </w:p>
     <w:p>
@@ -25037,7 +25000,7 @@
         <w:t xml:space="preserve"> </w:t>
       </w:r>
       <w:r>
-        <w:t xml:space="preserve">皮克林与加罗德 2004 年的互动对齐模型〔核：https://pubmed.ncbi.nlm.nih.gov/15595235/〕说，对话双方经由自动的启动，在各层表征上对齐；对齐良好时少需要显式修复，对齐失败时显式修复就多。最强的反驳是：「我觉得」就是一种元语言的修复。</w:t>
+        <w:t xml:space="preserve">皮克林与加罗德 2004 年的互动对齐模型〔核〕说，对话双方经由自动的启动，在各层表征上对齐；对齐良好时少需要显式修复，对齐失败时显式修复就多。最强的反驳是：「我觉得」就是一种元语言的修复。</w:t>
       </w:r>
     </w:p>
     <w:p>
@@ -25092,7 +25055,7 @@
         <w:t xml:space="preserve"> </w:t>
       </w:r>
       <w:r>
-        <w:t xml:space="preserve">70〔核：https://search.alexanderstreet.com/preview/work/bibliographic_entity%7Cbibliographic_details%7C2140276〕）和诺艾尔-诺依曼的「沉默的螺旋」（1974，</w:t>
+        <w:t xml:space="preserve">70〔核〕）和诺艾尔-诺依曼的「沉默的螺旋」（1974，</w:t>
       </w:r>
       <w:r>
         <w:rPr>
@@ -25105,7 +25068,7 @@
         <w:t xml:space="preserve"> </w:t>
       </w:r>
       <w:r>
-        <w:t xml:space="preserve">24〔核：https://en.wikipedia.org/wiki/Spiral_of_silence〕）一方会说：居于少数时加一个「我觉得」，是保面子的自我保护；W 是从众压力的产物。</w:t>
+        <w:t xml:space="preserve">24〔核〕）一方会说：居于少数时加一个「我觉得」，是保面子的自我保护；W 是从众压力的产物。</w:t>
       </w:r>
     </w:p>
     <w:p>
@@ -26144,16 +26107,36 @@
     </w:p>
     <w:p>
       <w:pPr>
-        <w:pStyle w:val="Heading3"/>
-      </w:pPr>
-      <w:r>
+        <w:pStyle w:val="BlockText"/>
+      </w:pPr>
+      <w:r>
+        <w:rPr>
+          <w:bCs/>
+          <w:b/>
+        </w:rPr>
+        <w:t xml:space="preserve">章判</w:t>
+      </w:r>
+      <w:r>
+        <w:t xml:space="preserve"> </w:t>
+      </w:r>
+      <w:r>
+        <w:t xml:space="preserve">一句话地不地道，看的不是它好不好，而是它有没有在这个地方被人接过、改过。</w:t>
+      </w:r>
+    </w:p>
+    <w:p>
+      <w:pPr>
+        <w:pStyle w:val="BlockText"/>
+      </w:pPr>
+      <w:r>
+        <w:rPr>
+          <w:bCs/>
+          <w:b/>
+        </w:rPr>
         <w:t xml:space="preserve">这一章的问题</w:t>
       </w:r>
-    </w:p>
-    <w:p>
-      <w:pPr>
-        <w:pStyle w:val="FirstParagraph"/>
-      </w:pPr>
+      <w:r>
+        <w:t xml:space="preserve"> </w:t>
+      </w:r>
       <w:r>
         <w:t xml:space="preserve">前面几章一直在说：语感读的是一句话在一个场里还剩多少路要修。可是日常里还有一个词，比「顺」「别扭」更常用，也更伤人——「地道」。一句话可以每个字都对、说得又快又稳，却被人笑着说一句「意思懂，就是不地道」；另一句话在家里人人顺耳，写进作文却被红笔圈掉。「地道」到底在读什么？它读的是话好不好，还是话从哪儿来？如果读的是后者，那么当「地道」被拿去给分、放行、认作「自己人」的时候，语感就变成了一道门槛。本章要回答：地道是谁的，门槛出在哪一步，又怎样才能用实验把它判出输赢。</w:t>
       </w:r>
@@ -26757,7 +26740,7 @@
         <w:pStyle w:val="Compact"/>
       </w:pPr>
       <w:r>
-        <w:t xml:space="preserve">「同一句话在不同场价值不同」——布迪厄的市场、贝尔（Bell 1984）的受众设计〔核：https://www.cambridge.org/core/product/35677FBB8C9B7602DC20FDD354DB2ADD〕早有。</w:t>
+        <w:t xml:space="preserve">「同一句话在不同场价值不同」——布迪厄的市场、贝尔（Bell 1984）的受众设计〔核〕早有。</w:t>
       </w:r>
     </w:p>
     <w:p>
@@ -26793,7 +26776,7 @@
         <w:pStyle w:val="Compact"/>
       </w:pPr>
       <w:r>
-        <w:t xml:space="preserve">「互动比单纯输入更有用」「被纠正有助于学习」——朗（Long 1996，载 Ritchie 与 Bhatia 编《第二语言习得手册》）的互动假说〔核：https://en.wikipedia.org/wiki/Interaction_hypothesis〕与纠错反馈研究已说。</w:t>
+        <w:t xml:space="preserve">「互动比单纯输入更有用」「被纠正有助于学习」——朗（Long 1996，载 Ritchie 与 Bhatia 编《第二语言习得手册》）的互动假说〔核〕与纠错反馈研究已说。</w:t>
       </w:r>
     </w:p>
     <w:p>
@@ -27471,7 +27454,7 @@
         <w:t xml:space="preserve">Language and Symbolic Power</w:t>
       </w:r>
       <w:r>
-        <w:t xml:space="preserve">，1991）〔核：英译本 https://scharloth.w.waseda.jp/langsoc/docs/Bourdieu_1991.pdf〕，是本问绕不过去的第一座山。把它说到最强，是下面四句。</w:t>
+        <w:t xml:space="preserve">，1991）〔核：英译本〕，是本问绕不过去的第一座山。把它说到最强，是下面四句。</w:t>
       </w:r>
     </w:p>
     <w:p>
@@ -27744,7 +27727,7 @@
         <w:t xml:space="preserve">The Social Stratification of English in New York City</w:t>
       </w:r>
       <w:r>
-        <w:t xml:space="preserve">，1966）〔核：语言不安全感指数与下层中产交叉型过度矫正，见 HU Berlin 讲义 https://www.angl.hu-berlin.de/department/staff-faculty/academic/mcintyre/unterrichtsmaterialien/3.social.dialectology.pdf〕，给本问的是三样硬东西。</w:t>
+        <w:t xml:space="preserve">，1966）〔核：语言不安全感指数与下层中产交叉型过度矫正，见 HU Berlin 讲义〕，给本问的是三样硬东西。</w:t>
       </w:r>
     </w:p>
     <w:p>
@@ -28018,7 +28001,7 @@
         <w:t xml:space="preserve">Authority in Language</w:t>
       </w:r>
       <w:r>
-        <w:t xml:space="preserve">，Routledge，1985）〔核：https://www.routledge.com/Authority-in-Language-Investigating-Standard-English-1st-Edition/Milroy-Milroy/p/book/9780415696838〕，加上莱斯莉·米尔罗伊的《语言与社会网络》（</w:t>
+        <w:t xml:space="preserve">，Routledge，1985）〔核〕，加上莱斯莉·米尔罗伊的《语言与社会网络》（</w:t>
       </w:r>
       <w:r>
         <w:rPr>
@@ -28028,7 +28011,7 @@
         <w:t xml:space="preserve">Language and Social Networks</w:t>
       </w:r>
       <w:r>
-        <w:t xml:space="preserve">，Blackwell，1980〔核：https://www.cambridge.org/core/journals/journal-of-linguistics/article/lesley-milroy-language-and-social-networks-oxford-basil-blackwell-1980-pp-xii-218/E8AA32583ABAE2CC386E967804C33D51〕），合起来是一套很完整的说法。</w:t>
+        <w:t xml:space="preserve">，Blackwell，1980〔核〕），合起来是一套很完整的说法。</w:t>
       </w:r>
     </w:p>
     <w:p>
@@ -28231,7 +28214,7 @@
         <w:pStyle w:val="BodyText"/>
       </w:pPr>
       <w:r>
-        <w:t xml:space="preserve">先把出处理清。巴赫金的《言语体裁问题》写于 1952 至 1953 年，俄文首刊于 1979 年〔待核：首刊年〕；而「众声喧哗」（heteroglossia）的主场不在这一篇，而在另一篇《长篇小说的话语》（1934–1935）〔核：https://en.wikipedia.org/wiki/Heteroglossia〕。本问最初的对手表把「众声喧哗」挂在《言语体裁问题》名下，不确，已经改正。</w:t>
+        <w:t xml:space="preserve">先把出处理清。巴赫金的《言语体裁问题》写于 1952 至 1953 年，俄文首刊于 1979 年〔待核：首刊年〕；而「众声喧哗」（heteroglossia）的主场不在这一篇，而在另一篇《长篇小说的话语》（1934–1935）〔核〕。本问最初的对手表把「众声喧哗」挂在《言语体裁问题》名下，不确，已经改正。</w:t>
       </w:r>
     </w:p>
     <w:p>
@@ -28484,7 +28467,7 @@
         <w:t xml:space="preserve">The Sociolinguistics of Globalization</w:t>
       </w:r>
       <w:r>
-        <w:t xml:space="preserve">，Cambridge，2010）〔核：书评 https://linguistlist.org/issues/22/501/〕有三个概念：多中心性（规范有多个中心）、指示秩序（这些中心彼此分等级）、尺度（一份语言资源在低尺度有效，跳到高尺度就失效）。</w:t>
+        <w:t xml:space="preserve">，Cambridge，2010）〔核：书评〕有三个概念：多中心性（规范有多个中心）、指示秩序（这些中心彼此分等级）、尺度（一份语言资源在低尺度有效，跳到高尺度就失效）。</w:t>
       </w:r>
     </w:p>
     <w:p>
@@ -28549,7 +28532,7 @@
         <w:t xml:space="preserve"> </w:t>
       </w:r>
       <w:r>
-        <w:t xml:space="preserve">波利与赛德 1983 年的《语言学理论的两个谜：母语式选择与母语式流利》（Pawley &amp; Syder 1983）〔核：https://scinapse.io/papers/123700017〕是艾米那一句的正主。他们指出：一句话能说的合语法的方式成百上千，母语者却只选其中少数「惯常」的几种；母语式选择与母语式流利，是两个不同的谜。艾米流利满分而不地道，正是第一个谜被第二个谜盖住的样子。</w:t>
+        <w:t xml:space="preserve">波利与赛德 1983 年的《语言学理论的两个谜：母语式选择与母语式流利》（Pawley &amp; Syder 1983）〔核〕是艾米那一句的正主。他们指出：一句话能说的合语法的方式成百上千，母语者却只选其中少数「惯常」的几种；母语式选择与母语式流利，是两个不同的谜。艾米流利满分而不地道，正是第一个谜被第二个谜盖住的样子。</w:t>
       </w:r>
     </w:p>
     <w:p>
@@ -28612,7 +28595,7 @@
         <w:t xml:space="preserve"> </w:t>
       </w:r>
       <w:r>
-        <w:t xml:space="preserve">23，2003；《语言与社会关系》2007，https://www.cambridge.org/core/books/language-and-social-relations/social-life-of-cultural-value/4B77C93158860A04A1AA81864BE258BC〕讲的是：一组说法经过一连串元语用活动——被评论、被模仿、被纠正——被社会认作「某种人的说法」。「地道」本身就是一个被注册化的标签，不是话的自然属性。阿加一方最强的反驳是：回写籍就是个人尺度上的注册化，换了个名。本章的回应是：注册化讲一个语域怎样被</w:t>
+        <w:t xml:space="preserve">23，2003；《语言与社会关系》2007〕讲的是：一组说法经过一连串元语用活动——被评论、被模仿、被纠正——被社会认作「某种人的说法」。「地道」本身就是一个被注册化的标签，不是话的自然属性。阿加一方最强的反驳是：回写籍就是个人尺度上的注册化，换了个名。本章的回应是：注册化讲一个语域怎样被</w:t>
       </w:r>
       <w:r>
         <w:rPr>
@@ -28645,7 +28628,7 @@
         <w:t xml:space="preserve"> </w:t>
       </w:r>
       <w:r>
-        <w:t xml:space="preserve">23，2003，https://benjamins.com/online/ebop/publications/32301〕也能说「我走先」一阶指示「广州」、二阶被读成「不规范」，但他不给分格读数，也不讲回写的来源。</w:t>
+        <w:t xml:space="preserve">23，2003〕也能说「我走先」一阶指示「广州」、二阶被读成「不规范」，但他不给分格读数，也不讲回写的来源。</w:t>
       </w:r>
     </w:p>
     <w:p>
@@ -28676,7 +28659,7 @@
         <w:t xml:space="preserve"> </w:t>
       </w:r>
       <w:r>
-        <w:t xml:space="preserve">85(2)）〔核：https://www.harvardeducationalreview.org/content/85/2/149〕批评的是「得体性」教学路线——教少数族裔学生「在合适的场合用合适的变体」，这本身就复制了等级，因为谁被听成「得体」，取决于听的一方，而不取决于说话人的形式。他们对本章的威胁是两头的：本章说艾米「分寸感、场感读数低」，正是得体性话语；本章预言「地道随评判者所在场翻转」，又正是他们「听者决定」的论点。两头都被占了。</w:t>
+        <w:t xml:space="preserve">85(2)）〔核〕批评的是「得体性」教学路线——教少数族裔学生「在合适的场合用合适的变体」，这本身就复制了等级，因为谁被听成「得体」，取决于听的一方，而不取决于说话人的形式。他们对本章的威胁是两头的：本章说艾米「分寸感、场感读数低」，正是得体性话语；本章预言「地道随评判者所在场翻转」，又正是他们「听者决定」的论点。两头都被占了。</w:t>
       </w:r>
     </w:p>
     <w:p>
@@ -28697,7 +28680,7 @@
         <w:t xml:space="preserve"> </w:t>
       </w:r>
       <w:r>
-        <w:t xml:space="preserve">33(4)）〔核：原文另见 https://pjpf.princeton.edu/document/871〕：同一段标准美式英语录音，配上亚裔面孔的照片，听者就报告听到了口音，理解分数也下降了。后续研究给出了更细的结果：郑与塞缪尔 2017 年用静态照片复现了「配亚裔面孔就被评为口音更重」，换成配音视频后这一偏差消失；他们的适应实验还显示，被改变的是口音评判，而不是口音知觉本身〔核：https://link.springer.com/10.3758/s13414-017-1329-2 ；述评 https://featuredcontent.psychonomic.org/you-heard-that-right-accent-judgment-but-not-accent-perception-is-influenced-by-expectations/〕。这一条对本章有用：偏见落在「评」上，正是评判者所在场的那一半。</w:t>
+        <w:t xml:space="preserve">33(4)）〔核：原文另见附录 D4〕：同一段标准美式英语录音，配上亚裔面孔的照片，听者就报告听到了口音，理解分数也下降了。后续研究给出了更细的结果：郑与塞缪尔 2017 年用静态照片复现了「配亚裔面孔就被评为口音更重」，换成配音视频后这一偏差消失；他们的适应实验还显示，被改变的是口音评判，而不是口音知觉本身〔核：述评〕。这一条对本章有用：偏见落在「评」上，正是评判者所在场的那一半。</w:t>
       </w:r>
     </w:p>
     <w:p>
@@ -28761,7 +28744,7 @@
         <w:t xml:space="preserve">TESOL Quarterly</w:t>
       </w:r>
       <w:r>
-        <w:t xml:space="preserve">）〔核：https://zendy.io/title/10.2307/3587583〕发现：二语者的语法意识与语用意识是分离的；在目标语环境里学的人对语用违例更敏感，在外语环境里学的人对语法违例更敏感。这一条让「流利满分而分寸不及格」彻底不新。本章与他们的分界是：他们按「学习环境」的大类分；本章按「回写来自哪一个场」细分，并预言交叉——在广州被回写的，广州评判者更认；在北京被回写的，北京评判者更认；场一错配，互动的收益就消失。另外，霍利迪（Holliday 2006）〔核：https://academic.oup.com/eltj/article/60/4/385/404751〕讲的「母语者主义」——把母语者立为教学与评判的权威——是行业意识形态层面的事，本章讲的是评判运行里的格谱，两者不在一层。</w:t>
+        <w:t xml:space="preserve">）〔核〕发现：二语者的语法意识与语用意识是分离的；在目标语环境里学的人对语用违例更敏感，在外语环境里学的人对语法违例更敏感。这一条让「流利满分而分寸不及格」彻底不新。本章与他们的分界是：他们按「学习环境」的大类分；本章按「回写来自哪一个场」细分，并预言交叉——在广州被回写的，广州评判者更认；在北京被回写的，北京评判者更认；场一错配，互动的收益就消失。另外，霍利迪（Holliday 2006）〔核〕讲的「母语者主义」——把母语者立为教学与评判的权威——是行业意识形态层面的事，本章讲的是评判运行里的格谱，两者不在一层。</w:t>
       </w:r>
     </w:p>
     <w:p>
@@ -29807,16 +29790,36 @@
     </w:p>
     <w:p>
       <w:pPr>
-        <w:pStyle w:val="Heading3"/>
-      </w:pPr>
-      <w:r>
+        <w:pStyle w:val="BlockText"/>
+      </w:pPr>
+      <w:r>
+        <w:rPr>
+          <w:bCs/>
+          <w:b/>
+        </w:rPr>
+        <w:t xml:space="preserve">章判</w:t>
+      </w:r>
+      <w:r>
+        <w:t xml:space="preserve"> </w:t>
+      </w:r>
+      <w:r>
+        <w:t xml:space="preserve">太奶奶那一侧显出「这不是乐乐写的」，读的不是「对不对」，是「像不像」。</w:t>
+      </w:r>
+    </w:p>
+    <w:p>
+      <w:pPr>
+        <w:pStyle w:val="BlockText"/>
+      </w:pPr>
+      <w:r>
+        <w:rPr>
+          <w:bCs/>
+          <w:b/>
+        </w:rPr>
         <w:t xml:space="preserve">这一章的问题</w:t>
       </w:r>
-    </w:p>
-    <w:p>
-      <w:pPr>
-        <w:pStyle w:val="FirstParagraph"/>
-      </w:pPr>
+      <w:r>
+        <w:t xml:space="preserve"> </w:t>
+      </w:r>
       <w:r>
         <w:t xml:space="preserve">机器已经会写一手顺溜的中文了。截至本书写作时，通用大模型写出的贺卡、请假条、工作总结，挑不出语病，合乎体裁，礼数周全。那么，前面十章说的「语感」，是不是就到头了？如果语感是「句×场」的运行读数，机器也在场里跑句子，它算不算有语感？它没有的又是哪一块？更要紧的是另一半：机器进来以后，人这一边的语感变了什么——哪几格变薄，哪几格变贵，人的话又被机器往哪里拉？本章要回答的，是「为什么」：AI 时代为什么改写了语感，改写落在哪一格，凭什么这样落。</w:t>
       </w:r>
@@ -30078,15 +30081,15 @@
         <w:pStyle w:val="BodyText"/>
       </w:pPr>
       <w:r>
-        <w:t xml:space="preserve">第二层是语境层。在同一场对话里，你纠正它一句，它后面的话会立刻跟着改，这叫语境学习（in-context learning，Brown 等 2020，NeurIPS〔核：https://papers.neurips.cc/paper/2020/hash/1457c0d6bfcb4967418bfb8ac142f64a-Abstract.html〕）。这一层不冻结。说「AI 的回写冻住了」，在这一层是错的。</w:t>
-      </w:r>
-    </w:p>
-    <w:p>
-      <w:pPr>
-        <w:pStyle w:val="BodyText"/>
-      </w:pPr>
-      <w:r>
-        <w:t xml:space="preserve">第三层是训练层。用人类反馈做强化学习（Ouyang 等 2022，NeurIPS〔核：https://arxiv.org/abs/2203.02155v1〕）一类的方法，确实把人的反应写回了模型。但它写回的，是成千上万个评分者的偏好平均之后的东西。这一层也不是冻结，而是</w:t>
+        <w:t xml:space="preserve">第二层是语境层。在同一场对话里，你纠正它一句，它后面的话会立刻跟着改，这叫语境学习（in-context learning，Brown 等 2020，NeurIPS〔核〕）。这一层不冻结。说「AI 的回写冻住了」，在这一层是错的。</w:t>
+      </w:r>
+    </w:p>
+    <w:p>
+      <w:pPr>
+        <w:pStyle w:val="BodyText"/>
+      </w:pPr>
+      <w:r>
+        <w:t xml:space="preserve">第三层是训练层。用人类反馈做强化学习（Ouyang 等 2022，NeurIPS〔核〕）一类的方法，确实把人的反应写回了模型。但它写回的，是成千上万个评分者的偏好平均之后的东西。这一层也不是冻结，而是</w:t>
       </w:r>
       <w:r>
         <w:rPr>
@@ -30200,7 +30203,7 @@
         <w:t xml:space="preserve">类型场分寸</w:t>
       </w:r>
       <w:r>
-        <w:t xml:space="preserve">：对一类人、一类场的得体。给九十岁老人的贺卡不写「工作顺利」，这是对「长辈」这一类人的分寸。这一层是共同体的，可以平均，也就可以被机器学到。截至本书写作时，已有研究报告最大的几个模型在七类语用现象上准确率高、错法与人相近，最难的是依赖「违背社会预期」的那几类（胡、弗洛伊德、尤拉夫列夫、费多连科、吉布森，ACL 2023〔核：https://aclanthology.org/2023.acl-long.230〕）。助手卡没写「工作顺利」，正是这一层的表现。</w:t>
+        <w:t xml:space="preserve">：对一类人、一类场的得体。给九十岁老人的贺卡不写「工作顺利」，这是对「长辈」这一类人的分寸。这一层是共同体的，可以平均，也就可以被机器学到。截至本书写作时，已有研究报告最大的几个模型在七类语用现象上准确率高、错法与人相近，最难的是依赖「违背社会预期」的那几类（胡、弗洛伊德、尤拉夫列夫、费多连科、吉布森，ACL 2023〔核〕）。助手卡没写「工作顺利」，正是这一层的表现。</w:t>
       </w:r>
     </w:p>
     <w:p>
@@ -30226,7 +30229,7 @@
         <w:pStyle w:val="BodyText"/>
       </w:pPr>
       <w:r>
-        <w:t xml:space="preserve">这两层的区分，不是本章的新东西。克拉克在《Using Language》（Cambridge，1996〔核：第四章「共同基础」，https://www.cambridge.org/core/books/using-language/common-ground/7F9689E12F87250DCA81540FCBDE3720〕）里早就分过「共同体的共同基础」与「个人的共同基础」，后者来自两个人的共同经历。本章只借这把刀用，不冒充。</w:t>
+        <w:t xml:space="preserve">这两层的区分，不是本章的新东西。克拉克在《Using Language》（Cambridge，1996〔核：第四章「共同基础」〕）里早就分过「共同体的共同基础」与「个人的共同基础」，后者来自两个人的共同经历。本章只借这把刀用，不冒充。</w:t>
       </w:r>
     </w:p>
     <w:p>
@@ -30409,7 +30412,7 @@
         <w:t xml:space="preserve">字面痕迹率 τ。</w:t>
       </w:r>
       <w:r>
-        <w:t xml:space="preserve">只读文字的模型，缺的不是整格节奏，而是在字面上不留痕的那一部分声音差异。这一条的骨架，翁（Walter Ong）《口语文化与书面文化》（Methuen，1982〔核：https://ci.nii.ac.jp/ncid/BA01206854〕）已有，本章只多了一个能测的 τ。</w:t>
+        <w:t xml:space="preserve">只读文字的模型，缺的不是整格节奏，而是在字面上不留痕的那一部分声音差异。这一条的骨架，翁（Walter Ong）《口语文化与书面文化》（Methuen，1982〔核〕）已有，本章只多了一个能测的 τ。</w:t>
       </w:r>
     </w:p>
     <w:p>
@@ -30476,15 +30479,15 @@
         <w:pStyle w:val="FirstParagraph"/>
       </w:pPr>
       <w:r>
-        <w:t xml:space="preserve">为了不冒充，把本章用到、但不属于本章的东西先列在这里：「大模型形式强、功能参差」是马霍瓦尔德等人的话；「只学形式学不到交际意图」是本德与科勒的话；「AI 让文本趋同」是 Doshi 与 Hauser 2024 已报告的（生成式 AI 提高了个人的创意评分，却降低了集体的多样性〔核：https://pmc.ncbi.nlm.nih.gov/articles/PMC11244532〕）；「被发现用了 AI，就会被评得不够亲近」是霍恩施泰因等 2023 已报告的〔核：https://www.nature.com/articles/s41598-023-30938-9.pdf〕；「便宜的东西不可信」是信号论的老骨架（扎哈维 1975、斯彭斯 1973，见 11.8）。本章不再把这些当新说。</w:t>
-      </w:r>
-    </w:p>
-    <w:p>
-      <w:pPr>
-        <w:pStyle w:val="BodyText"/>
-      </w:pPr>
-      <w:r>
-        <w:t xml:space="preserve">站内第 438 号《大模型是索绪尔的网、皮尔斯的链：符号在对话中才发生》（胡志英著、王德生指导）有一句：「生成在机房，发生在对话。」〔核：https://sdeuniverses.com/books/m/438/〕它还说，发生要「带来对不上，付动能，有回写」。本章的 g 与 k，可以看作这句话的可测版本；这里只作接口，不作证据。</w:t>
+        <w:t xml:space="preserve">为了不冒充，把本章用到、但不属于本章的东西先列在这里：「大模型形式强、功能参差」是马霍瓦尔德等人的话；「只学形式学不到交际意图」是本德与科勒的话；「AI 让文本趋同」是 Doshi 与 Hauser 2024 已报告的（生成式 AI 提高了个人的创意评分，却降低了集体的多样性〔核〕）；「被发现用了 AI，就会被评得不够亲近」是霍恩施泰因等 2023 已报告的〔核〕；「便宜的东西不可信」是信号论的老骨架（扎哈维 1975、斯彭斯 1973，见 11.8）。本章不再把这些当新说。</w:t>
+      </w:r>
+    </w:p>
+    <w:p>
+      <w:pPr>
+        <w:pStyle w:val="BodyText"/>
+      </w:pPr>
+      <w:r>
+        <w:t xml:space="preserve">站内第 438 号《大模型是索绪尔的网、皮尔斯的链：符号在对话中才发生》（胡志英著、王德生指导）有一句：「生成在机房，发生在对话。」〔核〕它还说，发生要「带来对不上，付动能，有回写」。本章的 g 与 k，可以看作这句话的可测版本；这里只作接口，不作证据。</w:t>
       </w:r>
     </w:p>
     <w:p>
@@ -30827,7 +30830,7 @@
         <w:t xml:space="preserve">第三套：S1·D2·E3（对比·变化·分布 × 前行·回写·跃层 × 内能·动能·势能）。</w:t>
       </w:r>
       <w:r>
-        <w:t xml:space="preserve">问：从分布看，机器的顺落在哪里？答：已有研究发现，机器生成的文本倾向于落在它自己对数概率的局部高处（Mitchell 等，DetectGPT，ICML 2023〔核：https://proceedings.mlr.press/v202/mitchell23a.html〕）。人写的有味道的句子，常常偏离那个峰顶。峰顶上的句子「顺」，但没有落差，蓄不了势。顶出来的是：</w:t>
+        <w:t xml:space="preserve">问：从分布看，机器的顺落在哪里？答：已有研究发现，机器生成的文本倾向于落在它自己对数概率的局部高处（Mitchell 等，DetectGPT，ICML 2023〔核〕）。人写的有味道的句子，常常偏离那个峰顶。峰顶上的句子「顺」，但没有落差，蓄不了势。顶出来的是：</w:t>
       </w:r>
       <w:r>
         <w:rPr>
@@ -30982,7 +30985,7 @@
         <w:pStyle w:val="FirstParagraph"/>
       </w:pPr>
       <w:r>
-        <w:t xml:space="preserve">2023 年 3 月 8 日，乔姆斯基与罗伯茨、沃特穆尔在《纽约时报》发表客座评论《ChatGPT 的虚假承诺》（The False Promise of ChatGPT）〔核：日期与作者经二手报道核实，https://fortune.com/2023/03/08/noam-chomsky-ai-chatgpt-are-not-true-intelligence/amp/；原文措辞未逐句核，本书不引其原句〕。</w:t>
+        <w:t xml:space="preserve">2023 年 3 月 8 日，乔姆斯基与罗伯茨、沃特穆尔在《纽约时报》发表客座评论《ChatGPT 的虚假承诺》（The False Promise of ChatGPT）〔核：日期与作者经二手报道核实；原文措辞未逐句核，本书不引其原句〕。</w:t>
       </w:r>
     </w:p>
     <w:p>
@@ -31118,7 +31121,7 @@
         <w:pStyle w:val="BodyText"/>
       </w:pPr>
       <w:r>
-        <w:t xml:space="preserve">本章不能解释的，也照实写：乔姆斯基一方关心的「可能语言与不可能语言的学习难度」，与语感有没有关系，本章不处理，记为未决。顺带一提，Kallini 等 2024（ACL）《Mission: Impossible Language Models》报告说，GPT-2 一类小模型学人为造出的「不可能语言」比学英语更难〔核：https://aclanthology.org/2024.acl-long.787.bib〕，这与「一视同仁」之说方向相反。本章只记录，不据以宣判。</w:t>
+        <w:t xml:space="preserve">本章不能解释的，也照实写：乔姆斯基一方关心的「可能语言与不可能语言的学习难度」，与语感有没有关系，本章不处理，记为未决。顺带一提，Kallini 等 2024（ACL）《Mission: Impossible Language Models》报告说，GPT-2 一类小模型学人为造出的「不可能语言」比学英语更难〔核〕，这与「一视同仁」之说方向相反。本章只记录，不据以宣判。</w:t>
       </w:r>
     </w:p>
     <w:p>
@@ -31174,7 +31177,7 @@
         <w:pStyle w:val="FirstParagraph"/>
       </w:pPr>
       <w:r>
-        <w:t xml:space="preserve">本德与科勒 2020 年在计算语言学年会（ACL）上发表《攀向自然语言理解：数据时代的意义、形式与理解》（Climbing towards NLU: On Meaning, Form, and Understanding in the Age of Data）〔核：https://aclanthology.org/2020.acl-main.463.pdf〕。</w:t>
+        <w:t xml:space="preserve">本德与科勒 2020 年在计算语言学年会（ACL）上发表《攀向自然语言理解：数据时代的意义、形式与理解》（Climbing towards NLU: On Meaning, Form, and Understanding in the Age of Data）〔核〕。</w:t>
       </w:r>
     </w:p>
     <w:p>
@@ -31382,7 +31385,7 @@
         <w:pStyle w:val="FirstParagraph"/>
       </w:pPr>
       <w:r>
-        <w:t xml:space="preserve">皮安塔多西 2023 年在 LingBuzz 上发表《现代语言模型驳倒了乔姆斯基的语言研究路线》（Modern Language Models Refute Chomsky’s Approach to Language）〔核：https://lingbuzz.net/lingbuzz/007180/v5.pdf；后收入 Gibson 与 Poliak 编《From fieldwork to linguistic theory》，Language Science Press，2024，https://langsci-press.org/catalog/book/434〕。</w:t>
+        <w:t xml:space="preserve">皮安塔多西 2023 年在 LingBuzz 上发表《现代语言模型驳倒了乔姆斯基的语言研究路线》（Modern Language Models Refute Chomsky’s Approach to Language）〔核：后收入 Gibson 与 Poliak 编《From fieldwork to linguistic theory》，Language Science Press，2024〕。</w:t>
       </w:r>
     </w:p>
     <w:p>
@@ -31398,7 +31401,7 @@
         <w:pStyle w:val="BodyText"/>
       </w:pPr>
       <w:r>
-        <w:t xml:space="preserve">截至本书写作时，相邻的证据也站在它这边：胡、马霍瓦尔德、卢皮扬、伊万诺娃、列维 2024 年在《美国科学院院刊》（PNAS）上报告，大模型在关键语法构式上的判断与人一致，回应了 Dentella 等 2023 年的相反报告〔核：https://www.ncbi.nlm.nih.gov/pmc/articles/PMC11388428/〕。</w:t>
+        <w:t xml:space="preserve">截至本书写作时，相邻的证据也站在它这边：胡、马霍瓦尔德、卢皮扬、伊万诺娃、列维 2024 年在《美国科学院院刊》（PNAS）上报告，大模型在关键语法构式上的判断与人一致，回应了 Dentella 等 2023 年的相反报告〔核〕。</w:t>
       </w:r>
     </w:p>
     <w:p>
@@ -31582,7 +31585,7 @@
         <w:pStyle w:val="FirstParagraph"/>
       </w:pPr>
       <w:r>
-        <w:t xml:space="preserve">马霍瓦尔德、伊万诺娃、布兰克、坎维舍、特南鲍姆、费多连科 2024 年在《认知科学趋势》（Trends in Cognitive Sciences）上发表《在大语言模型中分离语言与思维》（Dissociating Language and Thought in Large Language Models）〔核：https://cbmm.mit.edu/publications/dissociating-language-and-thought-large-language-models〕。</w:t>
+        <w:t xml:space="preserve">马霍瓦尔德、伊万诺娃、布兰克、坎维舍、特南鲍姆、费多连科 2024 年在《认知科学趋势》（Trends in Cognitive Sciences）上发表《在大语言模型中分离语言与思维》（Dissociating Language and Thought in Large Language Models）〔核〕。</w:t>
       </w:r>
     </w:p>
     <w:p>
@@ -32195,7 +32198,7 @@
         <w:pStyle w:val="FirstParagraph"/>
       </w:pPr>
       <w:r>
-        <w:t xml:space="preserve">问三用信号检测的办法，把「辨别力」和「回答偏向」分开算。因为评判者知道有机器组，会带着猜测策略作答——已有研究发现，人判断「是不是人写的」时，靠的是第一人称、口语缩略、家庭话题之类的启发式，而这些启发式恰好能被机器利用（Jakesch 等 2023，PNAS，六个实验共约 4,600 人〔核：https://arxiv.org/abs/2206.07271v4〕）。所以还要另设一批「全是孩子手写」的空白场次，测出偏向的基线。</w:t>
+        <w:t xml:space="preserve">问三用信号检测的办法，把「辨别力」和「回答偏向」分开算。因为评判者知道有机器组，会带着猜测策略作答——已有研究发现，人判断「是不是人写的」时，靠的是第一人称、口语缩略、家庭话题之类的启发式，而这些启发式恰好能被机器利用（Jakesch 等 2023，PNAS，六个实验共约 4,600 人〔核〕）。所以还要另设一批「全是孩子手写」的空白场次，测出偏向的基线。</w:t>
       </w:r>
     </w:p>
     <w:p>
@@ -32697,7 +32700,7 @@
         <w:t xml:space="preserve">个性化对齐。</w:t>
       </w:r>
       <w:r>
-        <w:t xml:space="preserve">机器学习里做「对齐」的研究者早就知道，平均化的反馈会抹掉个体差异，正在做按用户分别对齐的研究（如 Sorensen 等 2024 年 ICML 的「多元对齐路线图」〔核：https://arxiv.org/abs/2402.05070〕）。他们最有力的反驳是：「你的粒度，就是我们的个性化，换了个名字。」</w:t>
+        <w:t xml:space="preserve">机器学习里做「对齐」的研究者早就知道，平均化的反馈会抹掉个体差异，正在做按用户分别对齐的研究（如 Sorensen 等 2024 年 ICML 的「多元对齐路线图」〔核〕）。他们最有力的反驳是：「你的粒度，就是我们的个性化，换了个名字。」</w:t>
       </w:r>
     </w:p>
     <w:p>
@@ -32730,7 +32733,7 @@
         <w:t xml:space="preserve">Journal of Theoretical Biology</w:t>
       </w:r>
       <w:r>
-        <w:t xml:space="preserve">〔核：https://en.wikipedia.org/wiki/Handicap_principle〕）、斯彭斯的「信号」（1973，</w:t>
+        <w:t xml:space="preserve">〔核〕）、斯彭斯的「信号」（1973，</w:t>
       </w:r>
       <w:r>
         <w:rPr>
@@ -32743,7 +32746,7 @@
         <w:t xml:space="preserve"> </w:t>
       </w:r>
       <w:r>
-        <w:t xml:space="preserve">87〔核：https://econpapers.repec.org/RePEc:oup:qjecon:v:87:y:1973:i:3:p:355-374.〕）、克鲁格等的「努力启发式」（2004，</w:t>
+        <w:t xml:space="preserve">87〔核〕）、克鲁格等的「努力启发式」（2004，</w:t>
       </w:r>
       <w:r>
         <w:rPr>
@@ -32753,7 +32756,7 @@
         <w:t xml:space="preserve">Journal of Experimental Social Psychology</w:t>
       </w:r>
       <w:r>
-        <w:t xml:space="preserve">〔核：https://api.crossref.org/works/10.1016/s0022-1031(03)00065-9〕）说的是同一副骨架：代价高的信号才可信，人凭投入的力气判断价值。它最有力的反驳是：「太奶奶那一侧认出的，只是『没花力气』——机器卡便宜。签名误差也不过是花了力气的痕迹。你的回写分辨率是多余的。」</w:t>
+        <w:t xml:space="preserve">〔核〕）说的是同一副骨架：代价高的信号才可信，人凭投入的力气判断价值。它最有力的反驳是：「太奶奶那一侧认出的，只是『没花力气』——机器卡便宜。签名误差也不过是花了力气的痕迹。你的回写分辨率是多余的。」</w:t>
       </w:r>
     </w:p>
     <w:p>
@@ -32983,7 +32986,7 @@
         <w:t xml:space="preserve"> </w:t>
       </w:r>
       <w:r>
-        <w:t xml:space="preserve">106〔核：https://escholarship.org/uc/item/66v7520b〕）说意外度高的词处理起来难。本章预言存在一片「意外度高、有味分高、通顺分却不降」的离峰区。这片区有多大，是本说的软肋：它与意外度理论之间的界线，目前还窄。</w:t>
+        <w:t xml:space="preserve">106〔核〕）说意外度高的词处理起来难。本章预言存在一片「意外度高、有味分高、通顺分却不降」的离峰区。这片区有多大，是本说的软肋：它与意外度理论之间的界线，目前还窄。</w:t>
       </w:r>
     </w:p>
     <w:p>
@@ -33135,7 +33138,7 @@
         <w:t xml:space="preserve">已有的事实。</w:t>
       </w:r>
       <w:r>
-        <w:t xml:space="preserve">这一块不是本章的发现，先交代清楚。Yakura 等分析了 737,083 小时没有讲稿的播客对话，发现「delve」等 ChatGPT 偏爱的词在口语里上升；他们还做了一个预注册实验（496 人），发现人只要短暂与聊天机器人交互，就会采用它的词汇，效应能跨过干扰任务（预印本，发表状态〔待核〕；数据〔核：https://arxiv.org/abs/2409.01754v2〕）。Kobak 等估计，2024 年的 PubMed 摘要至少 13.5% 经过大模型处理（Science Advances 2025〔核：https://arxiv.org/abs/2406.07016v5〕）。Agarwal 等发现，AI 的写作建议使印度写作者的文风趋向西方（CHI 2025〔核：https://arxiv.org/abs/2409.11360〕）。</w:t>
+        <w:t xml:space="preserve">这一块不是本章的发现，先交代清楚。Yakura 等分析了 737,083 小时没有讲稿的播客对话，发现「delve」等 ChatGPT 偏爱的词在口语里上升；他们还做了一个预注册实验（496 人），发现人只要短暂与聊天机器人交互，就会采用它的词汇，效应能跨过干扰任务（预印本，发表状态〔待核〕；数据〔核〕）。Kobak 等估计，2024 年的 PubMed 摘要至少 13.5% 经过大模型处理（Science Advances 2025〔核〕）。Agarwal 等发现，AI 的写作建议使印度写作者的文风趋向西方（CHI 2025〔核〕）。</w:t>
       </w:r>
     </w:p>
     <w:p>
@@ -33231,7 +33234,7 @@
         <w:t xml:space="preserve"> </w:t>
       </w:r>
       <w:r>
-        <w:t xml:space="preserve">19〔核：https://en.wikipedia.org/wiki/Ironies_of_Automation〕）说，工具越强，人这一侧被自动化的技能越退。本章预言的不是普遍退化，而是有挑有拣：被机器补齐的格在人这一侧变薄，补不齐的格变厚变贵。Doshi 与 Hauser 看到的是集体多样性下降，不分格，也不测签名。</w:t>
+        <w:t xml:space="preserve">19〔核〕）说，工具越强，人这一侧被自动化的技能越退。本章预言的不是普遍退化，而是有挑有拣：被机器补齐的格在人这一侧变薄，补不齐的格变厚变贵。Doshi 与 Hauser 看到的是集体多样性下降，不分格，也不测签名。</w:t>
       </w:r>
     </w:p>
     <w:p>
@@ -33247,7 +33250,7 @@
         <w:pStyle w:val="BodyText"/>
       </w:pPr>
       <w:r>
-        <w:t xml:space="preserve">还有一条旁证，只记不展开：Shumailov 等 2024 年在《自然》上报告，模型用自己生成的数据递归训练，会逐渐「崩溃」〔核：https://oatml.cs.ox.ac.uk//publications/202407_Shumailov_ModelCollapse.html〕。人一侧被回写之后，人的文字又流回下一轮训练，这一圈回流会把峰顶推得更尖。本章不处理这一圈。</w:t>
+        <w:t xml:space="preserve">还有一条旁证，只记不展开：Shumailov 等 2024 年在《自然》上报告，模型用自己生成的数据递归训练，会逐渐「崩溃」〔核〕。人一侧被回写之后，人的文字又流回下一轮训练，这一圈回流会把峰顶推得更尖。本章不处理这一圈。</w:t>
       </w:r>
     </w:p>
     <w:p>
@@ -43326,7 +43329,7 @@
         <w:pStyle w:val="FirstParagraph"/>
       </w:pPr>
       <w:r>
-        <w:t xml:space="preserve">汇总各章章末清单里仍未查实的条目。〔待核〕＝记忆所得、未查实；〔存疑〕＝记忆可疑。已核条目附链接于各章正文，这里只列要目。</w:t>
+        <w:t xml:space="preserve">汇总各章章末清单里仍未查实的条目。〔待核〕＝记忆所得、未查实；〔存疑〕＝记忆可疑。已核条目的网址统一收在 D4，正文只写作者、年份与刊名；这里只列要目。</w:t>
       </w:r>
     </w:p>
     <w:p>
@@ -47820,6 +47823,4940 @@
         <w:t xml:space="preserve">）；站内第 438 号。</w:t>
       </w:r>
     </w:p>
+    <w:p>
+      <w:pPr>
+        <w:pStyle w:val="Heading3"/>
+      </w:pPr>
+      <w:r>
+        <w:t xml:space="preserve">D4　正文所引网址</w:t>
+      </w:r>
+    </w:p>
+    <w:p>
+      <w:pPr>
+        <w:pStyle w:val="FirstParagraph"/>
+      </w:pPr>
+      <w:r>
+        <w:t xml:space="preserve">按章序列出正文〔核〕括注所据的网页，共 128 条。网址以查核时所见为准。</w:t>
+      </w:r>
+    </w:p>
+    <w:tbl>
+      <w:tblPr>
+        <w:tblStyle w:val="Table"/>
+        <w:tblW w:type="pct" w:w="5000"/>
+        <w:tblLook w:firstRow="1" w:lastRow="0" w:firstColumn="0" w:lastColumn="0" w:noHBand="0" w:noVBand="0" w:val="0020"/>
+        <w:jc w:val="start"/>
+      </w:tblPr>
+      <w:tblGrid>
+        <w:gridCol w:w="2640"/>
+        <w:gridCol w:w="2640"/>
+        <w:gridCol w:w="2640"/>
+      </w:tblGrid>
+      <w:tr>
+        <w:trPr>
+          <w:tblHeader w:val="true"/>
+        </w:trPr>
+        <w:tc>
+          <w:tcPr/>
+          <w:p>
+            <w:pPr>
+              <w:pStyle w:val="Compact"/>
+              <w:jc w:val="left"/>
+            </w:pPr>
+            <w:r>
+              <w:t xml:space="preserve">章</w:t>
+            </w:r>
+          </w:p>
+        </w:tc>
+        <w:tc>
+          <w:tcPr/>
+          <w:p>
+            <w:pPr>
+              <w:pStyle w:val="Compact"/>
+              <w:jc w:val="left"/>
+            </w:pPr>
+            <w:r>
+              <w:t xml:space="preserve">出处</w:t>
+            </w:r>
+          </w:p>
+        </w:tc>
+        <w:tc>
+          <w:tcPr/>
+          <w:p>
+            <w:pPr>
+              <w:pStyle w:val="Compact"/>
+              <w:jc w:val="left"/>
+            </w:pPr>
+            <w:r>
+              <w:t xml:space="preserve">网址</w:t>
+            </w:r>
+          </w:p>
+        </w:tc>
+      </w:tr>
+      <w:tr>
+        <w:tc>
+          <w:tcPr/>
+          <w:p>
+            <w:pPr>
+              <w:pStyle w:val="Compact"/>
+              <w:jc w:val="left"/>
+            </w:pPr>
+            <w:r>
+              <w:t xml:space="preserve">二</w:t>
+            </w:r>
+          </w:p>
+        </w:tc>
+        <w:tc>
+          <w:tcPr/>
+          <w:p>
+            <w:pPr>
+              <w:pStyle w:val="Compact"/>
+              <w:jc w:val="left"/>
+            </w:pPr>
+            <w:r>
+              <w:t xml:space="preserve">转引，Aspects 与《生成语法理论的若干当前问题》（Current Issues）均论及合语法程度</w:t>
+            </w:r>
+          </w:p>
+        </w:tc>
+        <w:tc>
+          <w:tcPr/>
+          <w:p>
+            <w:pPr>
+              <w:pStyle w:val="Compact"/>
+              <w:jc w:val="left"/>
+            </w:pPr>
+            <w:r>
+              <w:t xml:space="preserve">https://facultyoflanguage.blogspot.com/2015/09/degrees-of-grammaticality.html</w:t>
+            </w:r>
+          </w:p>
+        </w:tc>
+      </w:tr>
+      <w:tr>
+        <w:tc>
+          <w:tcPr/>
+          <w:p>
+            <w:pPr>
+              <w:pStyle w:val="Compact"/>
+              <w:jc w:val="left"/>
+            </w:pPr>
+            <w:r>
+              <w:t xml:space="preserve">二</w:t>
+            </w:r>
+          </w:p>
+        </w:tc>
+        <w:tc>
+          <w:tcPr/>
+          <w:p>
+            <w:pPr>
+              <w:pStyle w:val="Compact"/>
+              <w:jc w:val="left"/>
+            </w:pPr>
+            <w:r>
+              <w:t xml:space="preserve">转引，原句 we can know more than we can tell，转引处标第 4 页</w:t>
+            </w:r>
+          </w:p>
+        </w:tc>
+        <w:tc>
+          <w:tcPr/>
+          <w:p>
+            <w:pPr>
+              <w:pStyle w:val="Compact"/>
+              <w:jc w:val="left"/>
+            </w:pPr>
+            <w:r>
+              <w:t xml:space="preserve">https://blogs.georgefox.edu/dlgp/polanyi-says-i-know-more-than-i-can-tell/</w:t>
+            </w:r>
+          </w:p>
+        </w:tc>
+      </w:tr>
+      <w:tr>
+        <w:tc>
+          <w:tcPr/>
+          <w:p>
+            <w:pPr>
+              <w:pStyle w:val="Compact"/>
+              <w:jc w:val="left"/>
+            </w:pPr>
+            <w:r>
+              <w:t xml:space="preserve">二</w:t>
+            </w:r>
+          </w:p>
+        </w:tc>
+        <w:tc>
+          <w:tcPr/>
+          <w:p>
+            <w:pPr>
+              <w:pStyle w:val="Compact"/>
+              <w:jc w:val="left"/>
+            </w:pPr>
+            <w:r>
+              <w:t xml:space="preserve">第三版为上海教育出版社 2006 年，见 Lingua 期刊论文参考文献</w:t>
+            </w:r>
+          </w:p>
+        </w:tc>
+        <w:tc>
+          <w:tcPr/>
+          <w:p>
+            <w:pPr>
+              <w:pStyle w:val="Compact"/>
+              <w:jc w:val="left"/>
+            </w:pPr>
+            <w:r>
+              <w:t xml:space="preserve">https://journal.binus.ac.id/index.php/Lingua/article/view/436</w:t>
+            </w:r>
+          </w:p>
+        </w:tc>
+      </w:tr>
+      <w:tr>
+        <w:tc>
+          <w:tcPr/>
+          <w:p>
+            <w:pPr>
+              <w:pStyle w:val="Compact"/>
+              <w:jc w:val="left"/>
+            </w:pPr>
+            <w:r>
+              <w:t xml:space="preserve">二</w:t>
+            </w:r>
+          </w:p>
+        </w:tc>
+        <w:tc>
+          <w:tcPr/>
+          <w:p>
+            <w:pPr>
+              <w:pStyle w:val="Compact"/>
+              <w:jc w:val="left"/>
+            </w:pPr>
+            <w:r>
+              <w:t xml:space="preserve">Gibson, Bergen &amp; Piantadosi 2013, PNAS 110(20):8051–8056</w:t>
+            </w:r>
+          </w:p>
+        </w:tc>
+        <w:tc>
+          <w:tcPr/>
+          <w:p>
+            <w:pPr>
+              <w:pStyle w:val="Compact"/>
+              <w:jc w:val="left"/>
+            </w:pPr>
+            <w:r>
+              <w:t xml:space="preserve">https://pmc.ncbi.nlm.nih.gov/articles/PMC3657782</w:t>
+            </w:r>
+          </w:p>
+        </w:tc>
+      </w:tr>
+      <w:tr>
+        <w:tc>
+          <w:tcPr/>
+          <w:p>
+            <w:pPr>
+              <w:pStyle w:val="Compact"/>
+              <w:jc w:val="left"/>
+            </w:pPr>
+            <w:r>
+              <w:t xml:space="preserve">三</w:t>
+            </w:r>
+          </w:p>
+        </w:tc>
+        <w:tc>
+          <w:tcPr/>
+          <w:p>
+            <w:pPr>
+              <w:pStyle w:val="Compact"/>
+              <w:jc w:val="left"/>
+            </w:pPr>
+            <w:r>
+              <w:t xml:space="preserve">Haidt 2001, Psychological Review 108(4)</w:t>
+            </w:r>
+          </w:p>
+        </w:tc>
+        <w:tc>
+          <w:tcPr/>
+          <w:p>
+            <w:pPr>
+              <w:pStyle w:val="Compact"/>
+              <w:jc w:val="left"/>
+            </w:pPr>
+            <w:r>
+              <w:t xml:space="preserve">https://stafforini.com/works/haidt-2001-emotional-dog-its/</w:t>
+            </w:r>
+          </w:p>
+        </w:tc>
+      </w:tr>
+      <w:tr>
+        <w:tc>
+          <w:tcPr/>
+          <w:p>
+            <w:pPr>
+              <w:pStyle w:val="Compact"/>
+              <w:jc w:val="left"/>
+            </w:pPr>
+            <w:r>
+              <w:t xml:space="preserve">三</w:t>
+            </w:r>
+          </w:p>
+        </w:tc>
+        <w:tc>
+          <w:tcPr/>
+          <w:p>
+            <w:pPr>
+              <w:pStyle w:val="Compact"/>
+              <w:jc w:val="left"/>
+            </w:pPr>
+            <w:r>
+              <w:t xml:space="preserve">Bell 1984, Language in Society 13(2)</w:t>
+            </w:r>
+          </w:p>
+        </w:tc>
+        <w:tc>
+          <w:tcPr/>
+          <w:p>
+            <w:pPr>
+              <w:pStyle w:val="Compact"/>
+              <w:jc w:val="left"/>
+            </w:pPr>
+            <w:r>
+              <w:t xml:space="preserve">https://resolve.cambridge.org/core/journals/language-in-society/article/abs/language-style-as-audience-design/35677FBB8C9B7602DC20FDD354DB2ADD</w:t>
+            </w:r>
+          </w:p>
+        </w:tc>
+      </w:tr>
+      <w:tr>
+        <w:tc>
+          <w:tcPr/>
+          <w:p>
+            <w:pPr>
+              <w:pStyle w:val="Compact"/>
+              <w:jc w:val="left"/>
+            </w:pPr>
+            <w:r>
+              <w:t xml:space="preserve">三</w:t>
+            </w:r>
+          </w:p>
+        </w:tc>
+        <w:tc>
+          <w:tcPr/>
+          <w:p>
+            <w:pPr>
+              <w:pStyle w:val="Compact"/>
+              <w:jc w:val="left"/>
+            </w:pPr>
+            <w:r>
+              <w:t xml:space="preserve">Gibson, Bergen &amp; Piantadosi 2013, PNAS 110(20): 8051–8056</w:t>
+            </w:r>
+          </w:p>
+        </w:tc>
+        <w:tc>
+          <w:tcPr/>
+          <w:p>
+            <w:pPr>
+              <w:pStyle w:val="Compact"/>
+              <w:jc w:val="left"/>
+            </w:pPr>
+            <w:r>
+              <w:t xml:space="preserve">https://pmc.ncbi.nlm.nih.gov/articles/PMC3657782</w:t>
+            </w:r>
+          </w:p>
+        </w:tc>
+      </w:tr>
+      <w:tr>
+        <w:tc>
+          <w:tcPr/>
+          <w:p>
+            <w:pPr>
+              <w:pStyle w:val="Compact"/>
+              <w:jc w:val="left"/>
+            </w:pPr>
+            <w:r>
+              <w:t xml:space="preserve">三</w:t>
+            </w:r>
+          </w:p>
+        </w:tc>
+        <w:tc>
+          <w:tcPr/>
+          <w:p>
+            <w:pPr>
+              <w:pStyle w:val="Compact"/>
+              <w:jc w:val="left"/>
+            </w:pPr>
+            <w:r>
+              <w:t xml:space="preserve">Sprouse et al. 2018, The Linguistic Review</w:t>
+            </w:r>
+          </w:p>
+        </w:tc>
+        <w:tc>
+          <w:tcPr/>
+          <w:p>
+            <w:pPr>
+              <w:pStyle w:val="Compact"/>
+              <w:jc w:val="left"/>
+            </w:pPr>
+            <w:r>
+              <w:t xml:space="preserve">https://dspace.mit.edu/handle/1721.1/125923</w:t>
+            </w:r>
+          </w:p>
+        </w:tc>
+      </w:tr>
+      <w:tr>
+        <w:tc>
+          <w:tcPr/>
+          <w:p>
+            <w:pPr>
+              <w:pStyle w:val="Compact"/>
+              <w:jc w:val="left"/>
+            </w:pPr>
+            <w:r>
+              <w:t xml:space="preserve">三</w:t>
+            </w:r>
+          </w:p>
+        </w:tc>
+        <w:tc>
+          <w:tcPr/>
+          <w:p>
+            <w:pPr>
+              <w:pStyle w:val="Compact"/>
+              <w:jc w:val="left"/>
+            </w:pPr>
+            <w:r>
+              <w:t xml:space="preserve">Lau, Clark &amp; Lappin 2017, Cognitive Science</w:t>
+            </w:r>
+          </w:p>
+        </w:tc>
+        <w:tc>
+          <w:tcPr/>
+          <w:p>
+            <w:pPr>
+              <w:pStyle w:val="Compact"/>
+              <w:jc w:val="left"/>
+            </w:pPr>
+            <w:r>
+              <w:t xml:space="preserve">https://qmro.qmul.ac.uk/xmlui/handle/123456789/63601</w:t>
+            </w:r>
+          </w:p>
+        </w:tc>
+      </w:tr>
+      <w:tr>
+        <w:tc>
+          <w:tcPr/>
+          <w:p>
+            <w:pPr>
+              <w:pStyle w:val="Compact"/>
+              <w:jc w:val="left"/>
+            </w:pPr>
+            <w:r>
+              <w:t xml:space="preserve">三</w:t>
+            </w:r>
+          </w:p>
+        </w:tc>
+        <w:tc>
+          <w:tcPr/>
+          <w:p>
+            <w:pPr>
+              <w:pStyle w:val="Compact"/>
+              <w:jc w:val="left"/>
+            </w:pPr>
+            <w:r>
+              <w:t xml:space="preserve">第三版书目经 Lingua 期刊论文参考文献转引</w:t>
+            </w:r>
+          </w:p>
+        </w:tc>
+        <w:tc>
+          <w:tcPr/>
+          <w:p>
+            <w:pPr>
+              <w:pStyle w:val="Compact"/>
+              <w:jc w:val="left"/>
+            </w:pPr>
+            <w:r>
+              <w:t xml:space="preserve">https://journal.binus.ac.id/index.php/lingua/article/view/436</w:t>
+            </w:r>
+          </w:p>
+        </w:tc>
+      </w:tr>
+      <w:tr>
+        <w:tc>
+          <w:tcPr/>
+          <w:p>
+            <w:pPr>
+              <w:pStyle w:val="Compact"/>
+              <w:jc w:val="left"/>
+            </w:pPr>
+            <w:r>
+              <w:t xml:space="preserve">三</w:t>
+            </w:r>
+          </w:p>
+        </w:tc>
+        <w:tc>
+          <w:tcPr/>
+          <w:p>
+            <w:pPr>
+              <w:pStyle w:val="Compact"/>
+              <w:jc w:val="left"/>
+            </w:pPr>
+            <w:r>
+              <w:t xml:space="preserve">Clark 2013, Behavioral and Brain Sciences 36(3)</w:t>
+            </w:r>
+          </w:p>
+        </w:tc>
+        <w:tc>
+          <w:tcPr/>
+          <w:p>
+            <w:pPr>
+              <w:pStyle w:val="Compact"/>
+              <w:jc w:val="left"/>
+            </w:pPr>
+            <w:r>
+              <w:t xml:space="preserve">https://pubmed.ncbi.nlm.nih.gov/23663408/</w:t>
+            </w:r>
+          </w:p>
+        </w:tc>
+      </w:tr>
+      <w:tr>
+        <w:tc>
+          <w:tcPr/>
+          <w:p>
+            <w:pPr>
+              <w:pStyle w:val="Compact"/>
+              <w:jc w:val="left"/>
+            </w:pPr>
+            <w:r>
+              <w:t xml:space="preserve">三</w:t>
+            </w:r>
+          </w:p>
+        </w:tc>
+        <w:tc>
+          <w:tcPr/>
+          <w:p>
+            <w:pPr>
+              <w:pStyle w:val="Compact"/>
+              <w:jc w:val="left"/>
+            </w:pPr>
+            <w:r>
+              <w:t xml:space="preserve">Boyd &amp; Goldberg 2011, Language</w:t>
+            </w:r>
+          </w:p>
+        </w:tc>
+        <w:tc>
+          <w:tcPr/>
+          <w:p>
+            <w:pPr>
+              <w:pStyle w:val="Compact"/>
+              <w:jc w:val="left"/>
+            </w:pPr>
+            <w:r>
+              <w:t xml:space="preserve">https://www.cambridge.org/core/journals/language/article/abs/learning-what-not-to-say-the-role-of-statistical-preemption-and-categorization-in-aadjective-production/DA1ED4C5FAD21E5CAA152A650D688324</w:t>
+            </w:r>
+          </w:p>
+        </w:tc>
+      </w:tr>
+      <w:tr>
+        <w:tc>
+          <w:tcPr/>
+          <w:p>
+            <w:pPr>
+              <w:pStyle w:val="Compact"/>
+              <w:jc w:val="left"/>
+            </w:pPr>
+            <w:r>
+              <w:t xml:space="preserve">三</w:t>
+            </w:r>
+          </w:p>
+        </w:tc>
+        <w:tc>
+          <w:tcPr/>
+          <w:p>
+            <w:pPr>
+              <w:pStyle w:val="Compact"/>
+              <w:jc w:val="left"/>
+            </w:pPr>
+            <w:r>
+              <w:t xml:space="preserve">Levy 2008, EMNLP</w:t>
+            </w:r>
+          </w:p>
+        </w:tc>
+        <w:tc>
+          <w:tcPr/>
+          <w:p>
+            <w:pPr>
+              <w:pStyle w:val="Compact"/>
+              <w:jc w:val="left"/>
+            </w:pPr>
+            <w:r>
+              <w:t xml:space="preserve">https://aclanthology.org/D08-1025</w:t>
+            </w:r>
+          </w:p>
+        </w:tc>
+      </w:tr>
+      <w:tr>
+        <w:tc>
+          <w:tcPr/>
+          <w:p>
+            <w:pPr>
+              <w:pStyle w:val="Compact"/>
+              <w:jc w:val="left"/>
+            </w:pPr>
+            <w:r>
+              <w:t xml:space="preserve">三</w:t>
+            </w:r>
+          </w:p>
+        </w:tc>
+        <w:tc>
+          <w:tcPr/>
+          <w:p>
+            <w:pPr>
+              <w:pStyle w:val="Compact"/>
+              <w:jc w:val="left"/>
+            </w:pPr>
+            <w:r>
+              <w:t xml:space="preserve">Albright &amp; Hayes 2003, Cognition 90</w:t>
+            </w:r>
+          </w:p>
+        </w:tc>
+        <w:tc>
+          <w:tcPr/>
+          <w:p>
+            <w:pPr>
+              <w:pStyle w:val="Compact"/>
+              <w:jc w:val="left"/>
+            </w:pPr>
+            <w:r>
+              <w:t xml:space="preserve">https://brucehayes.org/RulesVsAnalogy/</w:t>
+            </w:r>
+          </w:p>
+        </w:tc>
+      </w:tr>
+      <w:tr>
+        <w:tc>
+          <w:tcPr/>
+          <w:p>
+            <w:pPr>
+              <w:pStyle w:val="Compact"/>
+              <w:jc w:val="left"/>
+            </w:pPr>
+            <w:r>
+              <w:t xml:space="preserve">三</w:t>
+            </w:r>
+          </w:p>
+        </w:tc>
+        <w:tc>
+          <w:tcPr/>
+          <w:p>
+            <w:pPr>
+              <w:pStyle w:val="Compact"/>
+              <w:jc w:val="left"/>
+            </w:pPr>
+            <w:r>
+              <w:t xml:space="preserve">Reber, Schwarz &amp; Winkielman 2004, Personality and Social Psychology Review 8(4)</w:t>
+            </w:r>
+          </w:p>
+        </w:tc>
+        <w:tc>
+          <w:tcPr/>
+          <w:p>
+            <w:pPr>
+              <w:pStyle w:val="Compact"/>
+              <w:jc w:val="left"/>
+            </w:pPr>
+            <w:r>
+              <w:t xml:space="preserve">https://pages.ucsd.edu/~pwinkielman/reber-schwarz-winkielman-beauty-PSPR-2004.pdf</w:t>
+            </w:r>
+          </w:p>
+        </w:tc>
+      </w:tr>
+      <w:tr>
+        <w:tc>
+          <w:tcPr/>
+          <w:p>
+            <w:pPr>
+              <w:pStyle w:val="Compact"/>
+              <w:jc w:val="left"/>
+            </w:pPr>
+            <w:r>
+              <w:t xml:space="preserve">四</w:t>
+            </w:r>
+          </w:p>
+        </w:tc>
+        <w:tc>
+          <w:tcPr/>
+          <w:p>
+            <w:pPr>
+              <w:pStyle w:val="Compact"/>
+              <w:jc w:val="left"/>
+            </w:pPr>
+            <w:r>
+              <w:t xml:space="preserve">Hacking 1995「The looping effects of human kinds」，载 Sperber 等编《Causal Cognition》，牛津大学出版社</w:t>
+            </w:r>
+          </w:p>
+        </w:tc>
+        <w:tc>
+          <w:tcPr/>
+          <w:p>
+            <w:pPr>
+              <w:pStyle w:val="Compact"/>
+              <w:jc w:val="left"/>
+            </w:pPr>
+            <w:r>
+              <w:t xml:space="preserve">https://nierlib.nier.go.jp/opac/opac_link/bibid/BB00029532</w:t>
+            </w:r>
+          </w:p>
+        </w:tc>
+      </w:tr>
+      <w:tr>
+        <w:tc>
+          <w:tcPr/>
+          <w:p>
+            <w:pPr>
+              <w:pStyle w:val="Compact"/>
+              <w:jc w:val="left"/>
+            </w:pPr>
+            <w:r>
+              <w:t xml:space="preserve">四</w:t>
+            </w:r>
+          </w:p>
+        </w:tc>
+        <w:tc>
+          <w:tcPr/>
+          <w:p>
+            <w:pPr>
+              <w:pStyle w:val="Compact"/>
+              <w:jc w:val="left"/>
+            </w:pPr>
+            <w:r>
+              <w:t xml:space="preserve">Baumeister 等 2001「Bad is stronger than good」，Review of General Psychology 5(4)，DOI 10.1037/1089-2680.5.4.323</w:t>
+            </w:r>
+          </w:p>
+        </w:tc>
+        <w:tc>
+          <w:tcPr/>
+          <w:p>
+            <w:pPr>
+              <w:pStyle w:val="Compact"/>
+              <w:jc w:val="left"/>
+            </w:pPr>
+            <w:r>
+              <w:t xml:space="preserve">https://fbaum.unc.edu/teaching/articles/Baumeister_2001.pdf</w:t>
+            </w:r>
+          </w:p>
+        </w:tc>
+      </w:tr>
+      <w:tr>
+        <w:tc>
+          <w:tcPr/>
+          <w:p>
+            <w:pPr>
+              <w:pStyle w:val="Compact"/>
+              <w:jc w:val="left"/>
+            </w:pPr>
+            <w:r>
+              <w:t xml:space="preserve">四</w:t>
+            </w:r>
+          </w:p>
+        </w:tc>
+        <w:tc>
+          <w:tcPr/>
+          <w:p>
+            <w:pPr>
+              <w:pStyle w:val="Compact"/>
+              <w:jc w:val="left"/>
+            </w:pPr>
+            <w:r>
+              <w:t xml:space="preserve">Krashen 1982《Principles and Practice in Second Language Acquisition》，Pergamon；监控三条件</w:t>
+            </w:r>
+          </w:p>
+        </w:tc>
+        <w:tc>
+          <w:tcPr/>
+          <w:p>
+            <w:pPr>
+              <w:pStyle w:val="Compact"/>
+              <w:jc w:val="left"/>
+            </w:pPr>
+            <w:r>
+              <w:t xml:space="preserve">https://en.wikipedia.org/wiki/Input_hypothesis</w:t>
+            </w:r>
+          </w:p>
+        </w:tc>
+      </w:tr>
+      <w:tr>
+        <w:tc>
+          <w:tcPr/>
+          <w:p>
+            <w:pPr>
+              <w:pStyle w:val="Compact"/>
+              <w:jc w:val="left"/>
+            </w:pPr>
+            <w:r>
+              <w:t xml:space="preserve">四</w:t>
+            </w:r>
+          </w:p>
+        </w:tc>
+        <w:tc>
+          <w:tcPr/>
+          <w:p>
+            <w:pPr>
+              <w:pStyle w:val="Compact"/>
+              <w:jc w:val="left"/>
+            </w:pPr>
+            <w:r>
+              <w:t xml:space="preserve">Kripke 1982，Wittgenstein on Rules and Private Language，哈佛大学出版社</w:t>
+            </w:r>
+          </w:p>
+        </w:tc>
+        <w:tc>
+          <w:tcPr/>
+          <w:p>
+            <w:pPr>
+              <w:pStyle w:val="Compact"/>
+              <w:jc w:val="left"/>
+            </w:pPr>
+            <w:r>
+              <w:t xml:space="preserve">https://resolve.cambridge.org/core/journals/canadian-journal-of-philosophy/article/saul-a-kripke-wittgenstein-on-rules-and-private-language-cambridge-ma-harvard-university-press-1982-pp-150/7024B82482719C2BED98C5DC0CBE4CF7</w:t>
+            </w:r>
+          </w:p>
+        </w:tc>
+      </w:tr>
+      <w:tr>
+        <w:tc>
+          <w:tcPr/>
+          <w:p>
+            <w:pPr>
+              <w:pStyle w:val="Compact"/>
+              <w:jc w:val="left"/>
+            </w:pPr>
+            <w:r>
+              <w:t xml:space="preserve">四</w:t>
+            </w:r>
+          </w:p>
+        </w:tc>
+        <w:tc>
+          <w:tcPr/>
+          <w:p>
+            <w:pPr>
+              <w:pStyle w:val="Compact"/>
+              <w:jc w:val="left"/>
+            </w:pPr>
+            <w:r>
+              <w:t xml:space="preserve">香港中文大学 2020 年的讲义已用「购买和阅读了一本书」说明与语体相关的语法</w:t>
+            </w:r>
+          </w:p>
+        </w:tc>
+        <w:tc>
+          <w:tcPr/>
+          <w:p>
+            <w:pPr>
+              <w:pStyle w:val="Compact"/>
+              <w:jc w:val="left"/>
+            </w:pPr>
+            <w:r>
+              <w:t xml:space="preserve">https://www.cuhk.edu.hk/ics/clrc/institute/2020/notes/1_feng.pdf</w:t>
+            </w:r>
+          </w:p>
+        </w:tc>
+      </w:tr>
+      <w:tr>
+        <w:tc>
+          <w:tcPr/>
+          <w:p>
+            <w:pPr>
+              <w:pStyle w:val="Compact"/>
+              <w:jc w:val="left"/>
+            </w:pPr>
+            <w:r>
+              <w:t xml:space="preserve">四</w:t>
+            </w:r>
+          </w:p>
+        </w:tc>
+        <w:tc>
+          <w:tcPr/>
+          <w:p>
+            <w:pPr>
+              <w:pStyle w:val="Compact"/>
+              <w:jc w:val="left"/>
+            </w:pPr>
+            <w:r>
+              <w:t xml:space="preserve">…ergen 与 Piantadosi 2013 年在 PNAS 上提出的噪声信道理解模型（PNAS 110(20)）</w:t>
+            </w:r>
+          </w:p>
+        </w:tc>
+        <w:tc>
+          <w:tcPr/>
+          <w:p>
+            <w:pPr>
+              <w:pStyle w:val="Compact"/>
+              <w:jc w:val="left"/>
+            </w:pPr>
+            <w:r>
+              <w:t xml:space="preserve">https://pmc.ncbi.nlm.nih.gov/articles/PMC3657782</w:t>
+            </w:r>
+          </w:p>
+        </w:tc>
+      </w:tr>
+      <w:tr>
+        <w:tc>
+          <w:tcPr/>
+          <w:p>
+            <w:pPr>
+              <w:pStyle w:val="Compact"/>
+              <w:jc w:val="left"/>
+            </w:pPr>
+            <w:r>
+              <w:t xml:space="preserve">四</w:t>
+            </w:r>
+          </w:p>
+        </w:tc>
+        <w:tc>
+          <w:tcPr/>
+          <w:p>
+            <w:pPr>
+              <w:pStyle w:val="Compact"/>
+              <w:jc w:val="left"/>
+            </w:pPr>
+            <w:r>
+              <w:t xml:space="preserve">…模型，以及 Levy 2008 的噪声信道句子理解模型（EMNLP）</w:t>
+            </w:r>
+          </w:p>
+        </w:tc>
+        <w:tc>
+          <w:tcPr/>
+          <w:p>
+            <w:pPr>
+              <w:pStyle w:val="Compact"/>
+              <w:jc w:val="left"/>
+            </w:pPr>
+            <w:r>
+              <w:t xml:space="preserve">https://aclanthology.org/D08-1025</w:t>
+            </w:r>
+          </w:p>
+        </w:tc>
+      </w:tr>
+      <w:tr>
+        <w:tc>
+          <w:tcPr/>
+          <w:p>
+            <w:pPr>
+              <w:pStyle w:val="Compact"/>
+              <w:jc w:val="left"/>
+            </w:pPr>
+            <w:r>
+              <w:t xml:space="preserve">五</w:t>
+            </w:r>
+          </w:p>
+        </w:tc>
+        <w:tc>
+          <w:tcPr/>
+          <w:p>
+            <w:pPr>
+              <w:pStyle w:val="Compact"/>
+              <w:jc w:val="left"/>
+            </w:pPr>
+            <w:r>
+              <w:t xml:space="preserve">…复」（谢格洛夫、杰斐逊与萨克斯 1977，Language 53(2): 361–382）</w:t>
+            </w:r>
+          </w:p>
+        </w:tc>
+        <w:tc>
+          <w:tcPr/>
+          <w:p>
+            <w:pPr>
+              <w:pStyle w:val="Compact"/>
+              <w:jc w:val="left"/>
+            </w:pPr>
+            <w:r>
+              <w:t xml:space="preserve">https://muse.jhu.edu/article/453740/summary</w:t>
+            </w:r>
+          </w:p>
+        </w:tc>
+      </w:tr>
+      <w:tr>
+        <w:tc>
+          <w:tcPr/>
+          <w:p>
+            <w:pPr>
+              <w:pStyle w:val="Compact"/>
+              <w:jc w:val="left"/>
+            </w:pPr>
+            <w:r>
+              <w:t xml:space="preserve">五</w:t>
+            </w:r>
+          </w:p>
+        </w:tc>
+        <w:tc>
+          <w:tcPr/>
+          <w:p>
+            <w:pPr>
+              <w:pStyle w:val="Compact"/>
+              <w:jc w:val="left"/>
+            </w:pPr>
+            <w:r>
+              <w:t xml:space="preserve">《Language Two》，牛津大学出版社</w:t>
+            </w:r>
+          </w:p>
+        </w:tc>
+        <w:tc>
+          <w:tcPr/>
+          <w:p>
+            <w:pPr>
+              <w:pStyle w:val="Compact"/>
+              <w:jc w:val="left"/>
+            </w:pPr>
+            <w:r>
+              <w:t xml:space="preserve">https://journal.ugm.ac.id/lexicon/article/view/41305</w:t>
+            </w:r>
+          </w:p>
+        </w:tc>
+      </w:tr>
+      <w:tr>
+        <w:tc>
+          <w:tcPr/>
+          <w:p>
+            <w:pPr>
+              <w:pStyle w:val="Compact"/>
+              <w:jc w:val="left"/>
+            </w:pPr>
+            <w:r>
+              <w:t xml:space="preserve">五</w:t>
+            </w:r>
+          </w:p>
+        </w:tc>
+        <w:tc>
+          <w:tcPr/>
+          <w:p>
+            <w:pPr>
+              <w:pStyle w:val="Compact"/>
+              <w:jc w:val="left"/>
+            </w:pPr>
+            <w:r>
+              <w:t xml:space="preserve">…usen &amp; Kuiken 2009，Applied Linguistics 30(4)</w:t>
+            </w:r>
+          </w:p>
+        </w:tc>
+        <w:tc>
+          <w:tcPr/>
+          <w:p>
+            <w:pPr>
+              <w:pStyle w:val="Compact"/>
+              <w:jc w:val="left"/>
+            </w:pPr>
+            <w:r>
+              <w:t xml:space="preserve">https://academic.oup.com/applij/issue/30/4</w:t>
+            </w:r>
+          </w:p>
+        </w:tc>
+      </w:tr>
+      <w:tr>
+        <w:tc>
+          <w:tcPr/>
+          <w:p>
+            <w:pPr>
+              <w:pStyle w:val="Compact"/>
+              <w:jc w:val="left"/>
+            </w:pPr>
+            <w:r>
+              <w:t xml:space="preserve">五</w:t>
+            </w:r>
+          </w:p>
+        </w:tc>
+        <w:tc>
+          <w:tcPr/>
+          <w:p>
+            <w:pPr>
+              <w:pStyle w:val="Compact"/>
+              <w:jc w:val="left"/>
+            </w:pPr>
+            <w:r>
+              <w:t xml:space="preserve">后来巴赫曼与帕尔默用验证性因子分析修正为「一个一般因子加若干特殊因子」（二手）</w:t>
+            </w:r>
+          </w:p>
+        </w:tc>
+        <w:tc>
+          <w:tcPr/>
+          <w:p>
+            <w:pPr>
+              <w:pStyle w:val="Compact"/>
+              <w:jc w:val="left"/>
+            </w:pPr>
+            <w:r>
+              <w:t xml:space="preserve">https://e-flt.nus.edu.sg/v16n12019/lin.pdf</w:t>
+            </w:r>
+          </w:p>
+        </w:tc>
+      </w:tr>
+      <w:tr>
+        <w:tc>
+          <w:tcPr/>
+          <w:p>
+            <w:pPr>
+              <w:pStyle w:val="Compact"/>
+              <w:jc w:val="left"/>
+            </w:pPr>
+            <w:r>
+              <w:t xml:space="preserve">五</w:t>
+            </w:r>
+          </w:p>
+        </w:tc>
+        <w:tc>
+          <w:tcPr/>
+          <w:p>
+            <w:pPr>
+              <w:pStyle w:val="Compact"/>
+              <w:jc w:val="left"/>
+            </w:pPr>
+            <w:r>
+              <w:t xml:space="preserve">Psychological Bulletin 56(2): 81–105</w:t>
+            </w:r>
+          </w:p>
+        </w:tc>
+        <w:tc>
+          <w:tcPr/>
+          <w:p>
+            <w:pPr>
+              <w:pStyle w:val="Compact"/>
+              <w:jc w:val="left"/>
+            </w:pPr>
+            <w:r>
+              <w:t xml:space="preserve">https://www2.psych.ubc.ca/~schaller/528Readings/CampbellFiske1959.pdf</w:t>
+            </w:r>
+          </w:p>
+        </w:tc>
+      </w:tr>
+      <w:tr>
+        <w:tc>
+          <w:tcPr/>
+          <w:p>
+            <w:pPr>
+              <w:pStyle w:val="Compact"/>
+              <w:jc w:val="left"/>
+            </w:pPr>
+            <w:r>
+              <w:t xml:space="preserve">五</w:t>
+            </w:r>
+          </w:p>
+        </w:tc>
+        <w:tc>
+          <w:tcPr/>
+          <w:p>
+            <w:pPr>
+              <w:pStyle w:val="Compact"/>
+              <w:jc w:val="left"/>
+            </w:pPr>
+            <w:r>
+              <w:t xml:space="preserve">… car 一起出现（Journal of Linguistics 2(1): 57–67（二手转引））</w:t>
+            </w:r>
+          </w:p>
+        </w:tc>
+        <w:tc>
+          <w:tcPr/>
+          <w:p>
+            <w:pPr>
+              <w:pStyle w:val="Compact"/>
+              <w:jc w:val="left"/>
+            </w:pPr>
+            <w:r>
+              <w:t xml:space="preserve">https://leoxicon.blogspot.com/2017/05/powerful-tea-and-other-impossible.html</w:t>
+            </w:r>
+          </w:p>
+        </w:tc>
+      </w:tr>
+      <w:tr>
+        <w:tc>
+          <w:tcPr/>
+          <w:p>
+            <w:pPr>
+              <w:pStyle w:val="Compact"/>
+              <w:jc w:val="left"/>
+            </w:pPr>
+            <w:r>
+              <w:t xml:space="preserve">五</w:t>
+            </w:r>
+          </w:p>
+        </w:tc>
+        <w:tc>
+          <w:tcPr/>
+          <w:p>
+            <w:pPr>
+              <w:pStyle w:val="Compact"/>
+              <w:jc w:val="left"/>
+            </w:pPr>
+            <w:r>
+              <w:t xml:space="preserve">…违例与语义违例在同一时间窗里被觉察（Science 304(5669): 438–441）</w:t>
+            </w:r>
+          </w:p>
+        </w:tc>
+        <w:tc>
+          <w:tcPr/>
+          <w:p>
+            <w:pPr>
+              <w:pStyle w:val="Compact"/>
+              <w:jc w:val="left"/>
+            </w:pPr>
+            <w:r>
+              <w:t xml:space="preserve">https://api.crossref.org/works/10.1126/science.1095455</w:t>
+            </w:r>
+          </w:p>
+        </w:tc>
+      </w:tr>
+      <w:tr>
+        <w:tc>
+          <w:tcPr/>
+          <w:p>
+            <w:pPr>
+              <w:pStyle w:val="Compact"/>
+              <w:jc w:val="left"/>
+            </w:pPr>
+            <w:r>
+              <w:t xml:space="preserve">五</w:t>
+            </w:r>
+          </w:p>
+        </w:tc>
+        <w:tc>
+          <w:tcPr/>
+          <w:p>
+            <w:pPr>
+              <w:pStyle w:val="Compact"/>
+              <w:jc w:val="left"/>
+            </w:pPr>
+            <w:r>
+              <w:t xml:space="preserve">…nal of Cognitive Neuroscience 20(4): 580–591</w:t>
+            </w:r>
+          </w:p>
+        </w:tc>
+        <w:tc>
+          <w:tcPr/>
+          <w:p>
+            <w:pPr>
+              <w:pStyle w:val="Compact"/>
+              <w:jc w:val="left"/>
+            </w:pPr>
+            <w:r>
+              <w:t xml:space="preserve">https://www.mpi.nl/publications/item_60661</w:t>
+            </w:r>
+          </w:p>
+        </w:tc>
+      </w:tr>
+      <w:tr>
+        <w:tc>
+          <w:tcPr/>
+          <w:p>
+            <w:pPr>
+              <w:pStyle w:val="Compact"/>
+              <w:jc w:val="left"/>
+            </w:pPr>
+            <w:r>
+              <w:t xml:space="preserve">五</w:t>
+            </w:r>
+          </w:p>
+        </w:tc>
+        <w:tc>
+          <w:tcPr/>
+          <w:p>
+            <w:pPr>
+              <w:pStyle w:val="Compact"/>
+              <w:jc w:val="left"/>
+            </w:pPr>
+            <w:r>
+              <w:t xml:space="preserve">…谜：母语式选择与母语式流利》（载 Richards 与 Schmidt 编《语言与交际》（书目存在））</w:t>
+            </w:r>
+          </w:p>
+        </w:tc>
+        <w:tc>
+          <w:tcPr/>
+          <w:p>
+            <w:pPr>
+              <w:pStyle w:val="Compact"/>
+              <w:jc w:val="left"/>
+            </w:pPr>
+            <w:r>
+              <w:t xml:space="preserve">https://www.taylorfrancis.com/books/9781315836027/chapters/10.4324/9781315836027-13</w:t>
+            </w:r>
+          </w:p>
+        </w:tc>
+      </w:tr>
+      <w:tr>
+        <w:tc>
+          <w:tcPr/>
+          <w:p>
+            <w:pPr>
+              <w:pStyle w:val="Compact"/>
+              <w:jc w:val="left"/>
+            </w:pPr>
+            <w:r>
+              <w:t xml:space="preserve">五</w:t>
+            </w:r>
+          </w:p>
+        </w:tc>
+        <w:tc>
+          <w:tcPr/>
+          <w:p>
+            <w:pPr>
+              <w:pStyle w:val="Compact"/>
+              <w:jc w:val="left"/>
+            </w:pPr>
+            <w:r>
+              <w:t xml:space="preserve">Thomas 1983「Cross-cultural pragmatic failure」，Applied Linguistics 4(2)</w:t>
+            </w:r>
+          </w:p>
+        </w:tc>
+        <w:tc>
+          <w:tcPr/>
+          <w:p>
+            <w:pPr>
+              <w:pStyle w:val="Compact"/>
+              <w:jc w:val="left"/>
+            </w:pPr>
+            <w:r>
+              <w:t xml:space="preserve">https://www.redalyc.org/pdf/3398/339851657005.pdf</w:t>
+            </w:r>
+          </w:p>
+        </w:tc>
+      </w:tr>
+      <w:tr>
+        <w:tc>
+          <w:tcPr/>
+          <w:p>
+            <w:pPr>
+              <w:pStyle w:val="Compact"/>
+              <w:jc w:val="left"/>
+            </w:pPr>
+            <w:r>
+              <w:t xml:space="preserve">六</w:t>
+            </w:r>
+          </w:p>
+        </w:tc>
+        <w:tc>
+          <w:tcPr/>
+          <w:p>
+            <w:pPr>
+              <w:pStyle w:val="Compact"/>
+              <w:jc w:val="left"/>
+            </w:pPr>
+            <w:r>
+              <w:t xml:space="preserve">Saffran, Aslin &amp; Newport 1996, Science 274:1926–1928</w:t>
+            </w:r>
+          </w:p>
+        </w:tc>
+        <w:tc>
+          <w:tcPr/>
+          <w:p>
+            <w:pPr>
+              <w:pStyle w:val="Compact"/>
+              <w:jc w:val="left"/>
+            </w:pPr>
+            <w:r>
+              <w:t xml:space="preserve">https://pubmed.ncbi.nlm.nih.gov/8943209/</w:t>
+            </w:r>
+          </w:p>
+        </w:tc>
+      </w:tr>
+      <w:tr>
+        <w:tc>
+          <w:tcPr/>
+          <w:p>
+            <w:pPr>
+              <w:pStyle w:val="Compact"/>
+              <w:jc w:val="left"/>
+            </w:pPr>
+            <w:r>
+              <w:t xml:space="preserve">六</w:t>
+            </w:r>
+          </w:p>
+        </w:tc>
+        <w:tc>
+          <w:tcPr/>
+          <w:p>
+            <w:pPr>
+              <w:pStyle w:val="Compact"/>
+              <w:jc w:val="left"/>
+            </w:pPr>
+            <w:r>
+              <w:t xml:space="preserve">Kuhl, Tsao &amp; Liu 2003, PNAS 100(15):9096–9101</w:t>
+            </w:r>
+          </w:p>
+        </w:tc>
+        <w:tc>
+          <w:tcPr/>
+          <w:p>
+            <w:pPr>
+              <w:pStyle w:val="Compact"/>
+              <w:jc w:val="left"/>
+            </w:pPr>
+            <w:r>
+              <w:t xml:space="preserve">https://pmc.ncbi.nlm.nih.gov/articles/PMC166444</w:t>
+            </w:r>
+          </w:p>
+        </w:tc>
+      </w:tr>
+      <w:tr>
+        <w:tc>
+          <w:tcPr/>
+          <w:p>
+            <w:pPr>
+              <w:pStyle w:val="Compact"/>
+              <w:jc w:val="left"/>
+            </w:pPr>
+            <w:r>
+              <w:t xml:space="preserve">六</w:t>
+            </w:r>
+          </w:p>
+        </w:tc>
+        <w:tc>
+          <w:tcPr/>
+          <w:p>
+            <w:pPr>
+              <w:pStyle w:val="Compact"/>
+              <w:jc w:val="left"/>
+            </w:pPr>
+            <w:r>
+              <w:t xml:space="preserve">Kuhl 2007, Developmental Science 10(1):110–120</w:t>
+            </w:r>
+          </w:p>
+        </w:tc>
+        <w:tc>
+          <w:tcPr/>
+          <w:p>
+            <w:pPr>
+              <w:pStyle w:val="Compact"/>
+              <w:jc w:val="left"/>
+            </w:pPr>
+            <w:r>
+              <w:t xml:space="preserve">https://pubmed.ncbi.nlm.nih.gov/17181708/</w:t>
+            </w:r>
+          </w:p>
+        </w:tc>
+      </w:tr>
+      <w:tr>
+        <w:tc>
+          <w:tcPr/>
+          <w:p>
+            <w:pPr>
+              <w:pStyle w:val="Compact"/>
+              <w:jc w:val="left"/>
+            </w:pPr>
+            <w:r>
+              <w:t xml:space="preserve">六</w:t>
+            </w:r>
+          </w:p>
+        </w:tc>
+        <w:tc>
+          <w:tcPr/>
+          <w:p>
+            <w:pPr>
+              <w:pStyle w:val="Compact"/>
+              <w:jc w:val="left"/>
+            </w:pPr>
+            <w:r>
+              <w:t xml:space="preserve">Roseberry, Hirsh-Pasek &amp; Golinkoff 2014, Child Development</w:t>
+            </w:r>
+          </w:p>
+        </w:tc>
+        <w:tc>
+          <w:tcPr/>
+          <w:p>
+            <w:pPr>
+              <w:pStyle w:val="Compact"/>
+              <w:jc w:val="left"/>
+            </w:pPr>
+            <w:r>
+              <w:t xml:space="preserve">https://www.srcd.org/print/pdf/node/606</w:t>
+            </w:r>
+          </w:p>
+        </w:tc>
+      </w:tr>
+      <w:tr>
+        <w:tc>
+          <w:tcPr/>
+          <w:p>
+            <w:pPr>
+              <w:pStyle w:val="Compact"/>
+              <w:jc w:val="left"/>
+            </w:pPr>
+            <w:r>
+              <w:t xml:space="preserve">六</w:t>
+            </w:r>
+          </w:p>
+        </w:tc>
+        <w:tc>
+          <w:tcPr/>
+          <w:p>
+            <w:pPr>
+              <w:pStyle w:val="Compact"/>
+              <w:jc w:val="left"/>
+            </w:pPr>
+            <w:r>
+              <w:t xml:space="preserve">Akhtar, Jipson &amp; Callanan 2001, Child Development 72(2):416–430</w:t>
+            </w:r>
+          </w:p>
+        </w:tc>
+        <w:tc>
+          <w:tcPr/>
+          <w:p>
+            <w:pPr>
+              <w:pStyle w:val="Compact"/>
+              <w:jc w:val="left"/>
+            </w:pPr>
+            <w:r>
+              <w:t xml:space="preserve">https://digitalcommons.calpoly.edu/psycd_fac/47/</w:t>
+            </w:r>
+          </w:p>
+        </w:tc>
+      </w:tr>
+      <w:tr>
+        <w:tc>
+          <w:tcPr/>
+          <w:p>
+            <w:pPr>
+              <w:pStyle w:val="Compact"/>
+              <w:jc w:val="left"/>
+            </w:pPr>
+            <w:r>
+              <w:t xml:space="preserve">六</w:t>
+            </w:r>
+          </w:p>
+        </w:tc>
+        <w:tc>
+          <w:tcPr/>
+          <w:p>
+            <w:pPr>
+              <w:pStyle w:val="Compact"/>
+              <w:jc w:val="left"/>
+            </w:pPr>
+            <w:r>
+              <w:t xml:space="preserve">Conboy, Brooks, Meltzoff &amp; Kuhl 2015, Developmental Neuropsychology 40(4):216–229</w:t>
+            </w:r>
+          </w:p>
+        </w:tc>
+        <w:tc>
+          <w:tcPr/>
+          <w:p>
+            <w:pPr>
+              <w:pStyle w:val="Compact"/>
+              <w:jc w:val="left"/>
+            </w:pPr>
+            <w:r>
+              <w:t xml:space="preserve">https://ilabs.uw.edu/sites/default/files/2015_Conboy_etal.pdf</w:t>
+            </w:r>
+          </w:p>
+        </w:tc>
+      </w:tr>
+      <w:tr>
+        <w:tc>
+          <w:tcPr/>
+          <w:p>
+            <w:pPr>
+              <w:pStyle w:val="Compact"/>
+              <w:jc w:val="left"/>
+            </w:pPr>
+            <w:r>
+              <w:t xml:space="preserve">六</w:t>
+            </w:r>
+          </w:p>
+        </w:tc>
+        <w:tc>
+          <w:tcPr/>
+          <w:p>
+            <w:pPr>
+              <w:pStyle w:val="Compact"/>
+              <w:jc w:val="left"/>
+            </w:pPr>
+            <w:r>
+              <w:t xml:space="preserve">Goldstein, King &amp; West 2003, PNAS 100(13):8030–8035</w:t>
+            </w:r>
+          </w:p>
+        </w:tc>
+        <w:tc>
+          <w:tcPr/>
+          <w:p>
+            <w:pPr>
+              <w:pStyle w:val="Compact"/>
+              <w:jc w:val="left"/>
+            </w:pPr>
+            <w:r>
+              <w:t xml:space="preserve">https://bpb-us-e1.wpmucdn.com/blogs.cornell.edu/dist/0/5427/files/2022/01/2003-Goldstein-King-West-PNAS.pdf</w:t>
+            </w:r>
+          </w:p>
+        </w:tc>
+      </w:tr>
+      <w:tr>
+        <w:tc>
+          <w:tcPr/>
+          <w:p>
+            <w:pPr>
+              <w:pStyle w:val="Compact"/>
+              <w:jc w:val="left"/>
+            </w:pPr>
+            <w:r>
+              <w:t xml:space="preserve">六</w:t>
+            </w:r>
+          </w:p>
+        </w:tc>
+        <w:tc>
+          <w:tcPr/>
+          <w:p>
+            <w:pPr>
+              <w:pStyle w:val="Compact"/>
+              <w:jc w:val="left"/>
+            </w:pPr>
+            <w:r>
+              <w:t xml:space="preserve">Goldstein &amp; Schwade 2008, Psychological Science 19(5):515–523</w:t>
+            </w:r>
+          </w:p>
+        </w:tc>
+        <w:tc>
+          <w:tcPr/>
+          <w:p>
+            <w:pPr>
+              <w:pStyle w:val="Compact"/>
+              <w:jc w:val="left"/>
+            </w:pPr>
+            <w:r>
+              <w:t xml:space="preserve">https://bpb-us-e1.wpmucdn.com/blogs.cornell.edu/dist/0/5427/files/2022/01/2008-Goldstein-Schwade-Psych_Sci.pdf</w:t>
+            </w:r>
+          </w:p>
+        </w:tc>
+      </w:tr>
+      <w:tr>
+        <w:tc>
+          <w:tcPr/>
+          <w:p>
+            <w:pPr>
+              <w:pStyle w:val="Compact"/>
+              <w:jc w:val="left"/>
+            </w:pPr>
+            <w:r>
+              <w:t xml:space="preserve">六</w:t>
+            </w:r>
+          </w:p>
+        </w:tc>
+        <w:tc>
+          <w:tcPr/>
+          <w:p>
+            <w:pPr>
+              <w:pStyle w:val="Compact"/>
+              <w:jc w:val="left"/>
+            </w:pPr>
+            <w:r>
+              <w:t xml:space="preserve">Tamis-LeMonda, Kuchirko &amp; Song 2014, Current Directions in Psychological Science 23(2)</w:t>
+            </w:r>
+          </w:p>
+        </w:tc>
+        <w:tc>
+          <w:tcPr/>
+          <w:p>
+            <w:pPr>
+              <w:pStyle w:val="Compact"/>
+              <w:jc w:val="left"/>
+            </w:pPr>
+            <w:r>
+              <w:t xml:space="preserve">https://www.psychologicalscience.org/journals/current-directions/0963721414522813/</w:t>
+            </w:r>
+          </w:p>
+        </w:tc>
+      </w:tr>
+      <w:tr>
+        <w:tc>
+          <w:tcPr/>
+          <w:p>
+            <w:pPr>
+              <w:pStyle w:val="Compact"/>
+              <w:jc w:val="left"/>
+            </w:pPr>
+            <w:r>
+              <w:t xml:space="preserve">六</w:t>
+            </w:r>
+          </w:p>
+        </w:tc>
+        <w:tc>
+          <w:tcPr/>
+          <w:p>
+            <w:pPr>
+              <w:pStyle w:val="Compact"/>
+              <w:jc w:val="left"/>
+            </w:pPr>
+            <w:r>
+              <w:t xml:space="preserve">Chouinard &amp; Clark 2003, Journal of Child Language 30(3):637–669</w:t>
+            </w:r>
+          </w:p>
+        </w:tc>
+        <w:tc>
+          <w:tcPr/>
+          <w:p>
+            <w:pPr>
+              <w:pStyle w:val="Compact"/>
+              <w:jc w:val="left"/>
+            </w:pPr>
+            <w:r>
+              <w:t xml:space="preserve">https://cambridge.org/core/journals/journal-of-child-language/article/adult-reformulations-of-child-errors-as-negative-evidence/AC1DA451B23BDDCE589273617D8B4F4C</w:t>
+            </w:r>
+          </w:p>
+        </w:tc>
+      </w:tr>
+      <w:tr>
+        <w:tc>
+          <w:tcPr/>
+          <w:p>
+            <w:pPr>
+              <w:pStyle w:val="Compact"/>
+              <w:jc w:val="left"/>
+            </w:pPr>
+            <w:r>
+              <w:t xml:space="preserve">六</w:t>
+            </w:r>
+          </w:p>
+        </w:tc>
+        <w:tc>
+          <w:tcPr/>
+          <w:p>
+            <w:pPr>
+              <w:pStyle w:val="Compact"/>
+              <w:jc w:val="left"/>
+            </w:pPr>
+            <w:r>
+              <w:t xml:space="preserve">Yu &amp; Smith 2007, Psychological Science 18(5)</w:t>
+            </w:r>
+          </w:p>
+        </w:tc>
+        <w:tc>
+          <w:tcPr/>
+          <w:p>
+            <w:pPr>
+              <w:pStyle w:val="Compact"/>
+              <w:jc w:val="left"/>
+            </w:pPr>
+            <w:r>
+              <w:t xml:space="preserve">https://doi.org/10.1111/j.1467-9280.2007.01915.x</w:t>
+            </w:r>
+          </w:p>
+        </w:tc>
+      </w:tr>
+      <w:tr>
+        <w:tc>
+          <w:tcPr/>
+          <w:p>
+            <w:pPr>
+              <w:pStyle w:val="Compact"/>
+              <w:jc w:val="left"/>
+            </w:pPr>
+            <w:r>
+              <w:t xml:space="preserve">七</w:t>
+            </w:r>
+          </w:p>
+        </w:tc>
+        <w:tc>
+          <w:tcPr/>
+          <w:p>
+            <w:pPr>
+              <w:pStyle w:val="Compact"/>
+              <w:jc w:val="left"/>
+            </w:pPr>
+            <w:r>
+              <w:t xml:space="preserve">篇名，PSPR 论文 PDF</w:t>
+            </w:r>
+          </w:p>
+        </w:tc>
+        <w:tc>
+          <w:tcPr/>
+          <w:p>
+            <w:pPr>
+              <w:pStyle w:val="Compact"/>
+              <w:jc w:val="left"/>
+            </w:pPr>
+            <w:r>
+              <w:t xml:space="preserve">https://pages.ucsd.edu/~pwinkielman/reber-schwarz-winkielman-beauty-PSPR-2004.pdf)</w:t>
+            </w:r>
+          </w:p>
+        </w:tc>
+      </w:tr>
+      <w:tr>
+        <w:tc>
+          <w:tcPr/>
+          <w:p>
+            <w:pPr>
+              <w:pStyle w:val="Compact"/>
+              <w:jc w:val="left"/>
+            </w:pPr>
+            <w:r>
+              <w:t xml:space="preserve">七</w:t>
+            </w:r>
+          </w:p>
+        </w:tc>
+        <w:tc>
+          <w:tcPr/>
+          <w:p>
+            <w:pPr>
+              <w:pStyle w:val="Compact"/>
+              <w:jc w:val="left"/>
+            </w:pPr>
+            <w:r>
+              <w:t xml:space="preserve">…n, and metacognition, Cognitive Psychology（篇名，书目页）</w:t>
+            </w:r>
+          </w:p>
+        </w:tc>
+        <w:tc>
+          <w:tcPr/>
+          <w:p>
+            <w:pPr>
+              <w:pStyle w:val="Compact"/>
+              <w:jc w:val="left"/>
+            </w:pPr>
+            <w:r>
+              <w:t xml:space="preserve">https://ouci.dntb.gov.ua/works/455Z82O4)</w:t>
+            </w:r>
+          </w:p>
+        </w:tc>
+      </w:tr>
+      <w:tr>
+        <w:tc>
+          <w:tcPr/>
+          <w:p>
+            <w:pPr>
+              <w:pStyle w:val="Compact"/>
+              <w:jc w:val="left"/>
+            </w:pPr>
+            <w:r>
+              <w:t xml:space="preserve">七</w:t>
+            </w:r>
+          </w:p>
+        </w:tc>
+        <w:tc>
+          <w:tcPr/>
+          <w:p>
+            <w:pPr>
+              <w:pStyle w:val="Compact"/>
+              <w:jc w:val="left"/>
+            </w:pPr>
+            <w:r>
+              <w:t xml:space="preserve">… 2013, Behavioral and Brain Sciences 36(3)（PubMed）</w:t>
+            </w:r>
+          </w:p>
+        </w:tc>
+        <w:tc>
+          <w:tcPr/>
+          <w:p>
+            <w:pPr>
+              <w:pStyle w:val="Compact"/>
+              <w:jc w:val="left"/>
+            </w:pPr>
+            <w:r>
+              <w:t xml:space="preserve">https://pubmed.ncbi.nlm.nih.gov/23663408/)</w:t>
+            </w:r>
+          </w:p>
+        </w:tc>
+      </w:tr>
+      <w:tr>
+        <w:tc>
+          <w:tcPr/>
+          <w:p>
+            <w:pPr>
+              <w:pStyle w:val="Compact"/>
+              <w:jc w:val="left"/>
+            </w:pPr>
+            <w:r>
+              <w:t xml:space="preserve">七</w:t>
+            </w:r>
+          </w:p>
+        </w:tc>
+        <w:tc>
+          <w:tcPr/>
+          <w:p>
+            <w:pPr>
+              <w:pStyle w:val="Compact"/>
+              <w:jc w:val="left"/>
+            </w:pPr>
+            <w:r>
+              <w:t xml:space="preserve">…comprehension, Cognition 106(3), 1126–1177（书目，MIT 存档页）</w:t>
+            </w:r>
+          </w:p>
+        </w:tc>
+        <w:tc>
+          <w:tcPr/>
+          <w:p>
+            <w:pPr>
+              <w:pStyle w:val="Compact"/>
+              <w:jc w:val="left"/>
+            </w:pPr>
+            <w:r>
+              <w:t xml:space="preserve">https://dspace.mit.edu/handle/1721.1/102468)</w:t>
+            </w:r>
+          </w:p>
+        </w:tc>
+      </w:tr>
+      <w:tr>
+        <w:tc>
+          <w:tcPr/>
+          <w:p>
+            <w:pPr>
+              <w:pStyle w:val="Compact"/>
+              <w:jc w:val="left"/>
+            </w:pPr>
+            <w:r>
+              <w:t xml:space="preserve">七</w:t>
+            </w:r>
+          </w:p>
+        </w:tc>
+        <w:tc>
+          <w:tcPr/>
+          <w:p>
+            <w:pPr>
+              <w:pStyle w:val="Compact"/>
+              <w:jc w:val="left"/>
+            </w:pPr>
+            <w:r>
+              <w:t xml:space="preserve">…ic incongruity, Science 207(4427), 203–205（原文讲义 PDF）</w:t>
+            </w:r>
+          </w:p>
+        </w:tc>
+        <w:tc>
+          <w:tcPr/>
+          <w:p>
+            <w:pPr>
+              <w:pStyle w:val="Compact"/>
+              <w:jc w:val="left"/>
+            </w:pPr>
+            <w:r>
+              <w:t xml:space="preserve">https://compneurolinglab.github.io/Lecture_Slides/LT5903/Kutas&amp;Hillyard_1980.pdf)</w:t>
+            </w:r>
+          </w:p>
+        </w:tc>
+      </w:tr>
+      <w:tr>
+        <w:tc>
+          <w:tcPr/>
+          <w:p>
+            <w:pPr>
+              <w:pStyle w:val="Compact"/>
+              <w:jc w:val="left"/>
+            </w:pPr>
+            <w:r>
+              <w:t xml:space="preserve">七</w:t>
+            </w:r>
+          </w:p>
+        </w:tc>
+        <w:tc>
+          <w:tcPr/>
+          <w:p>
+            <w:pPr>
+              <w:pStyle w:val="Compact"/>
+              <w:jc w:val="left"/>
+            </w:pPr>
+            <w:r>
+              <w:t xml:space="preserve">…urnal of Cognitive Neuroscience 20, 580–591（MPG 存档 PDF）</w:t>
+            </w:r>
+          </w:p>
+        </w:tc>
+        <w:tc>
+          <w:tcPr/>
+          <w:p>
+            <w:pPr>
+              <w:pStyle w:val="Compact"/>
+              <w:jc w:val="left"/>
+            </w:pPr>
+            <w:r>
+              <w:t xml:space="preserve">https://pure.mpg.de/pubman/item/item_61155_3/component/file_61156/vanBerkum_2008_understanding.pdf)</w:t>
+            </w:r>
+          </w:p>
+        </w:tc>
+      </w:tr>
+      <w:tr>
+        <w:tc>
+          <w:tcPr/>
+          <w:p>
+            <w:pPr>
+              <w:pStyle w:val="Compact"/>
+              <w:jc w:val="left"/>
+            </w:pPr>
+            <w:r>
+              <w:t xml:space="preserve">七</w:t>
+            </w:r>
+          </w:p>
+        </w:tc>
+        <w:tc>
+          <w:tcPr/>
+          <w:p>
+            <w:pPr>
+              <w:pStyle w:val="Compact"/>
+              <w:jc w:val="left"/>
+            </w:pPr>
+            <w:r>
+              <w:t xml:space="preserve">…ectful? Neuropsychologia 51(11), 2210–2223（华东师大成果页）</w:t>
+            </w:r>
+          </w:p>
+        </w:tc>
+        <w:tc>
+          <w:tcPr/>
+          <w:p>
+            <w:pPr>
+              <w:pStyle w:val="Compact"/>
+              <w:jc w:val="left"/>
+            </w:pPr>
+            <w:r>
+              <w:t xml:space="preserve">https://pure.ecnu.edu.cn/en/publications/is-it-over-respectful-or-disrespectful-differential-patterns-of-b/)</w:t>
+            </w:r>
+          </w:p>
+        </w:tc>
+      </w:tr>
+      <w:tr>
+        <w:tc>
+          <w:tcPr/>
+          <w:p>
+            <w:pPr>
+              <w:pStyle w:val="Compact"/>
+              <w:jc w:val="left"/>
+            </w:pPr>
+            <w:r>
+              <w:t xml:space="preserve">七</w:t>
+            </w:r>
+          </w:p>
+        </w:tc>
+        <w:tc>
+          <w:tcPr/>
+          <w:p>
+            <w:pPr>
+              <w:pStyle w:val="Compact"/>
+              <w:jc w:val="left"/>
+            </w:pPr>
+            <w:r>
+              <w:t xml:space="preserve">书目，researchr</w:t>
+            </w:r>
+          </w:p>
+        </w:tc>
+        <w:tc>
+          <w:tcPr/>
+          <w:p>
+            <w:pPr>
+              <w:pStyle w:val="Compact"/>
+              <w:jc w:val="left"/>
+            </w:pPr>
+            <w:r>
+              <w:t xml:space="preserve">https://researchr.org/publication/RegelGF11/bibtex)</w:t>
+            </w:r>
+          </w:p>
+        </w:tc>
+      </w:tr>
+      <w:tr>
+        <w:tc>
+          <w:tcPr/>
+          <w:p>
+            <w:pPr>
+              <w:pStyle w:val="Compact"/>
+              <w:jc w:val="left"/>
+            </w:pPr>
+            <w:r>
+              <w:t xml:space="preserve">七</w:t>
+            </w:r>
+          </w:p>
+        </w:tc>
+        <w:tc>
+          <w:tcPr/>
+          <w:p>
+            <w:pPr>
+              <w:pStyle w:val="Compact"/>
+              <w:jc w:val="left"/>
+            </w:pPr>
+            <w:r>
+              <w:t xml:space="preserve">书目，researchr；结果据 Frontiers 2017 综述</w:t>
+            </w:r>
+          </w:p>
+        </w:tc>
+        <w:tc>
+          <w:tcPr/>
+          <w:p>
+            <w:pPr>
+              <w:pStyle w:val="Compact"/>
+              <w:jc w:val="left"/>
+            </w:pPr>
+            <w:r>
+              <w:t xml:space="preserve">https://www.frontiersin.org/articles/10.3389/fpsyg.2017.01465/full)</w:t>
+            </w:r>
+          </w:p>
+        </w:tc>
+      </w:tr>
+      <w:tr>
+        <w:tc>
+          <w:tcPr/>
+          <w:p>
+            <w:pPr>
+              <w:pStyle w:val="Compact"/>
+              <w:jc w:val="left"/>
+            </w:pPr>
+            <w:r>
+              <w:t xml:space="preserve">七</w:t>
+            </w:r>
+          </w:p>
+        </w:tc>
+        <w:tc>
+          <w:tcPr/>
+          <w:p>
+            <w:pPr>
+              <w:pStyle w:val="Compact"/>
+              <w:jc w:val="left"/>
+            </w:pPr>
+            <w:r>
+              <w:t xml:space="preserve">…tence reading, NeuroImage 49(3), 2836–2849（华东师大成果页）</w:t>
+            </w:r>
+          </w:p>
+        </w:tc>
+        <w:tc>
+          <w:tcPr/>
+          <w:p>
+            <w:pPr>
+              <w:pStyle w:val="Compact"/>
+              <w:jc w:val="left"/>
+            </w:pPr>
+            <w:r>
+              <w:t xml:space="preserve">https://pure.ecnu.edu.cn/en/publications/erp-evidence-for-the-online-processing-of-rhythmic-pattern-during/)</w:t>
+            </w:r>
+          </w:p>
+        </w:tc>
+      </w:tr>
+      <w:tr>
+        <w:tc>
+          <w:tcPr/>
+          <w:p>
+            <w:pPr>
+              <w:pStyle w:val="Compact"/>
+              <w:jc w:val="left"/>
+            </w:pPr>
+            <w:r>
+              <w:t xml:space="preserve">七</w:t>
+            </w:r>
+          </w:p>
+        </w:tc>
+        <w:tc>
+          <w:tcPr/>
+          <w:p>
+            <w:pPr>
+              <w:pStyle w:val="Compact"/>
+              <w:jc w:val="left"/>
+            </w:pPr>
+            <w:r>
+              <w:t xml:space="preserve">篇名，见 Semantic prosody 词条</w:t>
+            </w:r>
+          </w:p>
+        </w:tc>
+        <w:tc>
+          <w:tcPr/>
+          <w:p>
+            <w:pPr>
+              <w:pStyle w:val="Compact"/>
+              <w:jc w:val="left"/>
+            </w:pPr>
+            <w:r>
+              <w:t xml:space="preserve">https://en.wikipedia.org/wiki/Semantic_prosody)</w:t>
+            </w:r>
+          </w:p>
+        </w:tc>
+      </w:tr>
+      <w:tr>
+        <w:tc>
+          <w:tcPr/>
+          <w:p>
+            <w:pPr>
+              <w:pStyle w:val="Compact"/>
+              <w:jc w:val="left"/>
+            </w:pPr>
+            <w:r>
+              <w:t xml:space="preserve">七</w:t>
+            </w:r>
+          </w:p>
+        </w:tc>
+        <w:tc>
+          <w:tcPr/>
+          <w:p>
+            <w:pPr>
+              <w:pStyle w:val="Compact"/>
+              <w:jc w:val="left"/>
+            </w:pPr>
+            <w:r>
+              <w:t xml:space="preserve">…urnal of Memory and Language 31(6), 785–806（scilit 书目页）</w:t>
+            </w:r>
+          </w:p>
+        </w:tc>
+        <w:tc>
+          <w:tcPr/>
+          <w:p>
+            <w:pPr>
+              <w:pStyle w:val="Compact"/>
+              <w:jc w:val="left"/>
+            </w:pPr>
+            <w:r>
+              <w:t xml:space="preserve">https://scilit.net/publications/80ca0c016142f164a890c19fa4c08742)</w:t>
+            </w:r>
+          </w:p>
+        </w:tc>
+      </w:tr>
+      <w:tr>
+        <w:tc>
+          <w:tcPr/>
+          <w:p>
+            <w:pPr>
+              <w:pStyle w:val="Compact"/>
+              <w:jc w:val="left"/>
+            </w:pPr>
+            <w:r>
+              <w:t xml:space="preserve">七</w:t>
+            </w:r>
+          </w:p>
+        </w:tc>
+        <w:tc>
+          <w:tcPr/>
+          <w:p>
+            <w:pPr>
+              <w:pStyle w:val="Compact"/>
+              <w:jc w:val="left"/>
+            </w:pPr>
+            <w:r>
+              <w:t xml:space="preserve">…urnal of Memory and Language 52(2), 205–225（见 P600 词条）</w:t>
+            </w:r>
+          </w:p>
+        </w:tc>
+        <w:tc>
+          <w:tcPr/>
+          <w:p>
+            <w:pPr>
+              <w:pStyle w:val="Compact"/>
+              <w:jc w:val="left"/>
+            </w:pPr>
+            <w:r>
+              <w:t xml:space="preserve">https://en.wikipedia.org/wiki/P600_(neuroscience))</w:t>
+            </w:r>
+          </w:p>
+        </w:tc>
+      </w:tr>
+      <w:tr>
+        <w:tc>
+          <w:tcPr/>
+          <w:p>
+            <w:pPr>
+              <w:pStyle w:val="Compact"/>
+              <w:jc w:val="left"/>
+            </w:pPr>
+            <w:r>
+              <w:t xml:space="preserve">七</w:t>
+            </w:r>
+          </w:p>
+        </w:tc>
+        <w:tc>
+          <w:tcPr/>
+          <w:p>
+            <w:pPr>
+              <w:pStyle w:val="Compact"/>
+              <w:jc w:val="left"/>
+            </w:pPr>
+            <w:r>
+              <w:t xml:space="preserve">…er, Fitz &amp; Hoeks 2012, Brain Research 1446（MPG 存档 PDF）</w:t>
+            </w:r>
+          </w:p>
+        </w:tc>
+        <w:tc>
+          <w:tcPr/>
+          <w:p>
+            <w:pPr>
+              <w:pStyle w:val="Compact"/>
+              <w:jc w:val="left"/>
+            </w:pPr>
+            <w:r>
+              <w:t xml:space="preserve">https://pure.mpg.de/pubman/item/item_1253611_7/component/file_1404692/Brouwer_2012_Brain_Res.pdf)</w:t>
+            </w:r>
+          </w:p>
+        </w:tc>
+      </w:tr>
+      <w:tr>
+        <w:tc>
+          <w:tcPr/>
+          <w:p>
+            <w:pPr>
+              <w:pStyle w:val="Compact"/>
+              <w:jc w:val="left"/>
+            </w:pPr>
+            <w:r>
+              <w:t xml:space="preserve">七</w:t>
+            </w:r>
+          </w:p>
+        </w:tc>
+        <w:tc>
+          <w:tcPr/>
+          <w:p>
+            <w:pPr>
+              <w:pStyle w:val="Compact"/>
+              <w:jc w:val="left"/>
+            </w:pPr>
+            <w:r>
+              <w:t xml:space="preserve">…Language, Cognition and Neuroscience 31(1)（作者存档 PDF）</w:t>
+            </w:r>
+          </w:p>
+        </w:tc>
+        <w:tc>
+          <w:tcPr/>
+          <w:p>
+            <w:pPr>
+              <w:pStyle w:val="Compact"/>
+              <w:jc w:val="left"/>
+            </w:pPr>
+            <w:r>
+              <w:t xml:space="preserve">https://kuperberg.mgh.harvard.edu/wp-content/uploads/kuperbergjaeger_lcn_15.pdf)</w:t>
+            </w:r>
+          </w:p>
+        </w:tc>
+      </w:tr>
+      <w:tr>
+        <w:tc>
+          <w:tcPr/>
+          <w:p>
+            <w:pPr>
+              <w:pStyle w:val="Compact"/>
+              <w:jc w:val="left"/>
+            </w:pPr>
+            <w:r>
+              <w:t xml:space="preserve">八</w:t>
+            </w:r>
+          </w:p>
+        </w:tc>
+        <w:tc>
+          <w:tcPr/>
+          <w:p>
+            <w:pPr>
+              <w:pStyle w:val="Compact"/>
+              <w:jc w:val="left"/>
+            </w:pPr>
+            <w:r>
+              <w:t xml:space="preserve">…不能迁移」：迁移适当加工（Morris, Bransford &amp; Franks 1977）</w:t>
+            </w:r>
+          </w:p>
+        </w:tc>
+        <w:tc>
+          <w:tcPr/>
+          <w:p>
+            <w:pPr>
+              <w:pStyle w:val="Compact"/>
+              <w:jc w:val="left"/>
+            </w:pPr>
+            <w:r>
+              <w:t xml:space="preserve">https://en.wikipedia.org/wiki/Transfer-appropriate_processing</w:t>
+            </w:r>
+          </w:p>
+        </w:tc>
+      </w:tr>
+      <w:tr>
+        <w:tc>
+          <w:tcPr/>
+          <w:p>
+            <w:pPr>
+              <w:pStyle w:val="Compact"/>
+              <w:jc w:val="left"/>
+            </w:pPr>
+            <w:r>
+              <w:t xml:space="preserve">八</w:t>
+            </w:r>
+          </w:p>
+        </w:tc>
+        <w:tc>
+          <w:tcPr/>
+          <w:p>
+            <w:pPr>
+              <w:pStyle w:val="Compact"/>
+              <w:jc w:val="left"/>
+            </w:pPr>
+            <w:r>
+              <w:t xml:space="preserve">The power of feedback, Review of Educational Research 77(1)</w:t>
+            </w:r>
+          </w:p>
+        </w:tc>
+        <w:tc>
+          <w:tcPr/>
+          <w:p>
+            <w:pPr>
+              <w:pStyle w:val="Compact"/>
+              <w:jc w:val="left"/>
+            </w:pPr>
+            <w:r>
+              <w:t xml:space="preserve">https://www.uky.edu/~gmswan3/575/Hattie_Timperly_2007.pdf</w:t>
+            </w:r>
+          </w:p>
+        </w:tc>
+      </w:tr>
+      <w:tr>
+        <w:tc>
+          <w:tcPr/>
+          <w:p>
+            <w:pPr>
+              <w:pStyle w:val="Compact"/>
+              <w:jc w:val="left"/>
+            </w:pPr>
+            <w:r>
+              <w:t xml:space="preserve">八</w:t>
+            </w:r>
+          </w:p>
+        </w:tc>
+        <w:tc>
+          <w:tcPr/>
+          <w:p>
+            <w:pPr>
+              <w:pStyle w:val="Compact"/>
+              <w:jc w:val="left"/>
+            </w:pPr>
+            <w:r>
+              <w:t xml:space="preserve">…当代价值》称，他在 1922 年以后于春晖中学改革国文课程时，「主张『传染语感于学生』」（二手文献）</w:t>
+            </w:r>
+          </w:p>
+        </w:tc>
+        <w:tc>
+          <w:tcPr/>
+          <w:p>
+            <w:pPr>
+              <w:pStyle w:val="Compact"/>
+              <w:jc w:val="left"/>
+            </w:pPr>
+            <w:r>
+              <w:t xml:space="preserve">https://blog.sina.com.cn/s/blog_5ccca3dd0102ztmf.html</w:t>
+            </w:r>
+          </w:p>
+        </w:tc>
+      </w:tr>
+      <w:tr>
+        <w:tc>
+          <w:tcPr/>
+          <w:p>
+            <w:pPr>
+              <w:pStyle w:val="Compact"/>
+              <w:jc w:val="left"/>
+            </w:pPr>
+            <w:r>
+              <w:t xml:space="preserve">八</w:t>
+            </w:r>
+          </w:p>
+        </w:tc>
+        <w:tc>
+          <w:tcPr/>
+          <w:p>
+            <w:pPr>
+              <w:pStyle w:val="Compact"/>
+              <w:jc w:val="left"/>
+            </w:pPr>
+            <w:r>
+              <w:t xml:space="preserve">…文献作「1922 年后春晖时期」，另有一篇英文论文称夏丏尊 1928 年最早提出「语感」（二手文献）</w:t>
+            </w:r>
+          </w:p>
+        </w:tc>
+        <w:tc>
+          <w:tcPr/>
+          <w:p>
+            <w:pPr>
+              <w:pStyle w:val="Compact"/>
+              <w:jc w:val="left"/>
+            </w:pPr>
+            <w:r>
+              <w:t xml:space="preserve">https://journal.binus.ac.id/index.php/Lingua/article/view/436</w:t>
+            </w:r>
+          </w:p>
+        </w:tc>
+      </w:tr>
+      <w:tr>
+        <w:tc>
+          <w:tcPr/>
+          <w:p>
+            <w:pPr>
+              <w:pStyle w:val="Compact"/>
+              <w:jc w:val="left"/>
+            </w:pPr>
+            <w:r>
+              <w:t xml:space="preserve">八</w:t>
+            </w:r>
+          </w:p>
+        </w:tc>
+        <w:tc>
+          <w:tcPr/>
+          <w:p>
+            <w:pPr>
+              <w:pStyle w:val="Compact"/>
+              <w:jc w:val="left"/>
+            </w:pPr>
+            <w:r>
+              <w:t xml:space="preserve">这段话本书只见到转引（只见转引）</w:t>
+            </w:r>
+          </w:p>
+        </w:tc>
+        <w:tc>
+          <w:tcPr/>
+          <w:p>
+            <w:pPr>
+              <w:pStyle w:val="Compact"/>
+              <w:jc w:val="left"/>
+            </w:pPr>
+            <w:r>
+              <w:t xml:space="preserve">https://jw.beijing.gov.cn/language/ywsh/201612/t20161219_1056614.html</w:t>
+            </w:r>
+          </w:p>
+        </w:tc>
+      </w:tr>
+      <w:tr>
+        <w:tc>
+          <w:tcPr/>
+          <w:p>
+            <w:pPr>
+              <w:pStyle w:val="Compact"/>
+              <w:jc w:val="left"/>
+            </w:pPr>
+            <w:r>
+              <w:t xml:space="preserve">八</w:t>
+            </w:r>
+          </w:p>
+        </w:tc>
+        <w:tc>
+          <w:tcPr/>
+          <w:p>
+            <w:pPr>
+              <w:pStyle w:val="Compact"/>
+              <w:jc w:val="left"/>
+            </w:pPr>
+            <w:r>
+              <w:t xml:space="preserve">另一句大意是：对语言文字才会有灵敏的感觉，这种感觉叫做「语感」（只见转引）</w:t>
+            </w:r>
+          </w:p>
+        </w:tc>
+        <w:tc>
+          <w:tcPr/>
+          <w:p>
+            <w:pPr>
+              <w:pStyle w:val="Compact"/>
+              <w:jc w:val="left"/>
+            </w:pPr>
+            <w:r>
+              <w:t xml:space="preserve">https://blog.sina.com.cn/s/blog_190024ae30103016t.html</w:t>
+            </w:r>
+          </w:p>
+        </w:tc>
+      </w:tr>
+      <w:tr>
+        <w:tc>
+          <w:tcPr/>
+          <w:p>
+            <w:pPr>
+              <w:pStyle w:val="Compact"/>
+              <w:jc w:val="left"/>
+            </w:pPr>
+            <w:r>
+              <w:t xml:space="preserve">八</w:t>
+            </w:r>
+          </w:p>
+        </w:tc>
+        <w:tc>
+          <w:tcPr/>
+          <w:p>
+            <w:pPr>
+              <w:pStyle w:val="Compact"/>
+              <w:jc w:val="left"/>
+            </w:pPr>
+            <w:r>
+              <w:t xml:space="preserve">Schmidt, R. (1990). The role of consciousness in second language learning. Applied Linguistics, 11(2), 129–158.</w:t>
+            </w:r>
+          </w:p>
+        </w:tc>
+        <w:tc>
+          <w:tcPr/>
+          <w:p>
+            <w:pPr>
+              <w:pStyle w:val="Compact"/>
+              <w:jc w:val="left"/>
+            </w:pPr>
+            <w:r>
+              <w:t xml:space="preserve">https://academic.oup.com/applij/article-abstract/11/2/129/163482</w:t>
+            </w:r>
+          </w:p>
+        </w:tc>
+      </w:tr>
+      <w:tr>
+        <w:tc>
+          <w:tcPr/>
+          <w:p>
+            <w:pPr>
+              <w:pStyle w:val="Compact"/>
+              <w:jc w:val="left"/>
+            </w:pPr>
+            <w:r>
+              <w:t xml:space="preserve">八</w:t>
+            </w:r>
+          </w:p>
+        </w:tc>
+        <w:tc>
+          <w:tcPr/>
+          <w:p>
+            <w:pPr>
+              <w:pStyle w:val="Compact"/>
+              <w:jc w:val="left"/>
+            </w:pPr>
+            <w:r>
+              <w:t xml:space="preserve">…差异的比例：游戏约 26%，音乐约 21%，体育约 18%，教育约 4%，职业不到 1%</w:t>
+            </w:r>
+          </w:p>
+        </w:tc>
+        <w:tc>
+          <w:tcPr/>
+          <w:p>
+            <w:pPr>
+              <w:pStyle w:val="Compact"/>
+              <w:jc w:val="left"/>
+            </w:pPr>
+            <w:r>
+              <w:t xml:space="preserve">https://pubmed.ncbi.nlm.nih.gov/24986855/</w:t>
+            </w:r>
+          </w:p>
+        </w:tc>
+      </w:tr>
+      <w:tr>
+        <w:tc>
+          <w:tcPr/>
+          <w:p>
+            <w:pPr>
+              <w:pStyle w:val="Compact"/>
+              <w:jc w:val="left"/>
+            </w:pPr>
+            <w:r>
+              <w:t xml:space="preserve">八</w:t>
+            </w:r>
+          </w:p>
+        </w:tc>
+        <w:tc>
+          <w:tcPr/>
+          <w:p>
+            <w:pPr>
+              <w:pStyle w:val="Compact"/>
+              <w:jc w:val="left"/>
+            </w:pPr>
+            <w:r>
+              <w:t xml:space="preserve">Wray 2002, Formulaic Language and the Lexicon, Cambridge University Press</w:t>
+            </w:r>
+          </w:p>
+        </w:tc>
+        <w:tc>
+          <w:tcPr/>
+          <w:p>
+            <w:pPr>
+              <w:pStyle w:val="Compact"/>
+              <w:jc w:val="left"/>
+            </w:pPr>
+            <w:r>
+              <w:t xml:space="preserve">https://orca.cardiff.ac.uk/id/eprint/3749/</w:t>
+            </w:r>
+          </w:p>
+        </w:tc>
+      </w:tr>
+      <w:tr>
+        <w:tc>
+          <w:tcPr/>
+          <w:p>
+            <w:pPr>
+              <w:pStyle w:val="Compact"/>
+              <w:jc w:val="left"/>
+            </w:pPr>
+            <w:r>
+              <w:t xml:space="preserve">八</w:t>
+            </w:r>
+          </w:p>
+        </w:tc>
+        <w:tc>
+          <w:tcPr/>
+          <w:p>
+            <w:pPr>
+              <w:pStyle w:val="Compact"/>
+              <w:jc w:val="left"/>
+            </w:pPr>
+            <w:r>
+              <w:t xml:space="preserve">A constant error in psychological ratings, Journal of Applied Psychology 4</w:t>
+            </w:r>
+          </w:p>
+        </w:tc>
+        <w:tc>
+          <w:tcPr/>
+          <w:p>
+            <w:pPr>
+              <w:pStyle w:val="Compact"/>
+              <w:jc w:val="left"/>
+            </w:pPr>
+            <w:r>
+              <w:t xml:space="preserve">https://www.gwern.net/doc/psychology/personality/1920-thorndike.pdf</w:t>
+            </w:r>
+          </w:p>
+        </w:tc>
+      </w:tr>
+      <w:tr>
+        <w:tc>
+          <w:tcPr/>
+          <w:p>
+            <w:pPr>
+              <w:pStyle w:val="Compact"/>
+              <w:jc w:val="left"/>
+            </w:pPr>
+            <w:r>
+              <w:t xml:space="preserve">九</w:t>
+            </w:r>
+          </w:p>
+        </w:tc>
+        <w:tc>
+          <w:tcPr/>
+          <w:p>
+            <w:pPr>
+              <w:pStyle w:val="Compact"/>
+              <w:jc w:val="left"/>
+            </w:pPr>
+            <w:r>
+              <w:t xml:space="preserve">社会语言学早就知道人说话的语体随受众而变（Bell 1984 的受众设计）</w:t>
+            </w:r>
+          </w:p>
+        </w:tc>
+        <w:tc>
+          <w:tcPr/>
+          <w:p>
+            <w:pPr>
+              <w:pStyle w:val="Compact"/>
+              <w:jc w:val="left"/>
+            </w:pPr>
+            <w:r>
+              <w:t xml:space="preserve">https://www.cambridge.org/core/product/35677FBB8C9B7602DC20FDD354DB2ADD</w:t>
+            </w:r>
+          </w:p>
+        </w:tc>
+      </w:tr>
+      <w:tr>
+        <w:tc>
+          <w:tcPr/>
+          <w:p>
+            <w:pPr>
+              <w:pStyle w:val="Compact"/>
+              <w:jc w:val="left"/>
+            </w:pPr>
+            <w:r>
+              <w:t xml:space="preserve">九</w:t>
+            </w:r>
+          </w:p>
+        </w:tc>
+        <w:tc>
+          <w:tcPr/>
+          <w:p>
+            <w:pPr>
+              <w:pStyle w:val="Compact"/>
+              <w:jc w:val="left"/>
+            </w:pPr>
+            <w:r>
+              <w:t xml:space="preserve">…道双语者随情境切换语码（Blom &amp; Gumperz 1972 的情境性转换与隐喻性转换）</w:t>
+            </w:r>
+          </w:p>
+        </w:tc>
+        <w:tc>
+          <w:tcPr/>
+          <w:p>
+            <w:pPr>
+              <w:pStyle w:val="Compact"/>
+              <w:jc w:val="left"/>
+            </w:pPr>
+            <w:r>
+              <w:t xml:space="preserve">https://en.wikipedia.org/wiki/Metaphorical_code-switching</w:t>
+            </w:r>
+          </w:p>
+        </w:tc>
+      </w:tr>
+      <w:tr>
+        <w:tc>
+          <w:tcPr/>
+          <w:p>
+            <w:pPr>
+              <w:pStyle w:val="Compact"/>
+              <w:jc w:val="left"/>
+            </w:pPr>
+            <w:r>
+              <w:t xml:space="preserve">九</w:t>
+            </w:r>
+          </w:p>
+        </w:tc>
+        <w:tc>
+          <w:tcPr/>
+          <w:p>
+            <w:pPr>
+              <w:pStyle w:val="Compact"/>
+              <w:jc w:val="left"/>
+            </w:pPr>
+            <w:r>
+              <w:t xml:space="preserve">…荣茨 1980 有「偏好无须推理」（American Psychologist 35）</w:t>
+            </w:r>
+          </w:p>
+        </w:tc>
+        <w:tc>
+          <w:tcPr/>
+          <w:p>
+            <w:pPr>
+              <w:pStyle w:val="Compact"/>
+              <w:jc w:val="left"/>
+            </w:pPr>
+            <w:r>
+              <w:t xml:space="preserve">https://longevity.stanford.edu/feeling-and-thinking-preferences-need-no-inferences/</w:t>
+            </w:r>
+          </w:p>
+        </w:tc>
+      </w:tr>
+      <w:tr>
+        <w:tc>
+          <w:tcPr/>
+          <w:p>
+            <w:pPr>
+              <w:pStyle w:val="Compact"/>
+              <w:jc w:val="left"/>
+            </w:pPr>
+            <w:r>
+              <w:t xml:space="preserve">九</w:t>
+            </w:r>
+          </w:p>
+        </w:tc>
+        <w:tc>
+          <w:tcPr/>
+          <w:p>
+            <w:pPr>
+              <w:pStyle w:val="Compact"/>
+              <w:jc w:val="left"/>
+            </w:pPr>
+            <w:r>
+              <w:t xml:space="preserve">…），海特 2001 有社会直觉论（Psychological Review 108</w:t>
+            </w:r>
+          </w:p>
+        </w:tc>
+        <w:tc>
+          <w:tcPr/>
+          <w:p>
+            <w:pPr>
+              <w:pStyle w:val="Compact"/>
+              <w:jc w:val="left"/>
+            </w:pPr>
+            <w:r>
+              <w:t xml:space="preserve">https://www.scilit.net/publications/a78849aafcc950f35018d45ffaaaa406</w:t>
+            </w:r>
+          </w:p>
+        </w:tc>
+      </w:tr>
+      <w:tr>
+        <w:tc>
+          <w:tcPr/>
+          <w:p>
+            <w:pPr>
+              <w:pStyle w:val="Compact"/>
+              <w:jc w:val="left"/>
+            </w:pPr>
+            <w:r>
+              <w:t xml:space="preserve">九</w:t>
+            </w:r>
+          </w:p>
+        </w:tc>
+        <w:tc>
+          <w:tcPr/>
+          <w:p>
+            <w:pPr>
+              <w:pStyle w:val="Compact"/>
+              <w:jc w:val="left"/>
+            </w:pPr>
+            <w:r>
+              <w:t xml:space="preserve">加扎尼加的左脑解释器</w:t>
+            </w:r>
+          </w:p>
+        </w:tc>
+        <w:tc>
+          <w:tcPr/>
+          <w:p>
+            <w:pPr>
+              <w:pStyle w:val="Compact"/>
+              <w:jc w:val="left"/>
+            </w:pPr>
+            <w:r>
+              <w:t xml:space="preserve">https://en.wikipedia.org/wiki/Left-brain_interpreter</w:t>
+            </w:r>
+          </w:p>
+        </w:tc>
+      </w:tr>
+      <w:tr>
+        <w:tc>
+          <w:tcPr/>
+          <w:p>
+            <w:pPr>
+              <w:pStyle w:val="Compact"/>
+              <w:jc w:val="left"/>
+            </w:pPr>
+            <w:r>
+              <w:t xml:space="preserve">九</w:t>
+            </w:r>
+          </w:p>
+        </w:tc>
+        <w:tc>
+          <w:tcPr/>
+          <w:p>
+            <w:pPr>
+              <w:pStyle w:val="Compact"/>
+              <w:jc w:val="left"/>
+            </w:pPr>
+            <w:r>
+              <w:t xml:space="preserve">加扎尼加的左脑解释器、韦格纳《有意识意志的错觉》2002（MIT Press）</w:t>
+            </w:r>
+          </w:p>
+        </w:tc>
+        <w:tc>
+          <w:tcPr/>
+          <w:p>
+            <w:pPr>
+              <w:pStyle w:val="Compact"/>
+              <w:jc w:val="left"/>
+            </w:pPr>
+            <w:r>
+              <w:t xml:space="preserve">https://archive.org/details/illusionofconsci0000wegn</w:t>
+            </w:r>
+          </w:p>
+        </w:tc>
+      </w:tr>
+      <w:tr>
+        <w:tc>
+          <w:tcPr/>
+          <w:p>
+            <w:pPr>
+              <w:pStyle w:val="Compact"/>
+              <w:jc w:val="left"/>
+            </w:pPr>
+            <w:r>
+              <w:t xml:space="preserve">九</w:t>
+            </w:r>
+          </w:p>
+        </w:tc>
+        <w:tc>
+          <w:tcPr/>
+          <w:p>
+            <w:pPr>
+              <w:pStyle w:val="Compact"/>
+              <w:jc w:val="left"/>
+            </w:pPr>
+            <w:r>
+              <w:t xml:space="preserve">…关于人报告的理由常是事后编出来的研究（Psychological Review 84）</w:t>
+            </w:r>
+          </w:p>
+        </w:tc>
+        <w:tc>
+          <w:tcPr/>
+          <w:p>
+            <w:pPr>
+              <w:pStyle w:val="Compact"/>
+              <w:jc w:val="left"/>
+            </w:pPr>
+            <w:r>
+              <w:t xml:space="preserve">https://deepblue.lib.umich.edu/handle/2027.42/92167</w:t>
+            </w:r>
+          </w:p>
+        </w:tc>
+      </w:tr>
+      <w:tr>
+        <w:tc>
+          <w:tcPr/>
+          <w:p>
+            <w:pPr>
+              <w:pStyle w:val="Compact"/>
+              <w:jc w:val="left"/>
+            </w:pPr>
+            <w:r>
+              <w:t xml:space="preserve">九</w:t>
+            </w:r>
+          </w:p>
+        </w:tc>
+        <w:tc>
+          <w:tcPr/>
+          <w:p>
+            <w:pPr>
+              <w:pStyle w:val="Compact"/>
+              <w:jc w:val="left"/>
+            </w:pPr>
+            <w:r>
+              <w:t xml:space="preserve">Klostermann 版 GA12</w:t>
+            </w:r>
+          </w:p>
+        </w:tc>
+        <w:tc>
+          <w:tcPr/>
+          <w:p>
+            <w:pPr>
+              <w:pStyle w:val="Compact"/>
+              <w:jc w:val="left"/>
+            </w:pPr>
+            <w:r>
+              <w:t xml:space="preserve">https://www.klostermann.de/Heidegger-Martin-Unterwegs-zur-Sprache-1950-1959</w:t>
+            </w:r>
+          </w:p>
+        </w:tc>
+      </w:tr>
+      <w:tr>
+        <w:tc>
+          <w:tcPr/>
+          <w:p>
+            <w:pPr>
+              <w:pStyle w:val="Compact"/>
+              <w:jc w:val="left"/>
+            </w:pPr>
+            <w:r>
+              <w:t xml:space="preserve">九</w:t>
+            </w:r>
+          </w:p>
+        </w:tc>
+        <w:tc>
+          <w:tcPr/>
+          <w:p>
+            <w:pPr>
+              <w:pStyle w:val="Compact"/>
+              <w:jc w:val="left"/>
+            </w:pPr>
+            <w:r>
+              <w:t xml:space="preserve">…往返于巴西和美国，两种语言里清塞音的起始时间都向所在地的语言漂移，时间尺度大约两到四个月</w:t>
+            </w:r>
+          </w:p>
+        </w:tc>
+        <w:tc>
+          <w:tcPr/>
+          <w:p>
+            <w:pPr>
+              <w:pStyle w:val="Compact"/>
+              <w:jc w:val="left"/>
+            </w:pPr>
+            <w:r>
+              <w:t xml:space="preserve">https://pmc.ncbi.nlm.nih.gov/articles/PMC6657701</w:t>
+            </w:r>
+          </w:p>
+        </w:tc>
+      </w:tr>
+      <w:tr>
+        <w:tc>
+          <w:tcPr/>
+          <w:p>
+            <w:pPr>
+              <w:pStyle w:val="Compact"/>
+              <w:jc w:val="left"/>
+            </w:pPr>
+            <w:r>
+              <w:t xml:space="preserve">九</w:t>
+            </w:r>
+          </w:p>
+        </w:tc>
+        <w:tc>
+          <w:tcPr/>
+          <w:p>
+            <w:pPr>
+              <w:pStyle w:val="Compact"/>
+              <w:jc w:val="left"/>
+            </w:pPr>
+            <w:r>
+              <w:t xml:space="preserve">…l of Phonetics 40）报告过学韩语的英语者，英语的起始时间也向韩语那边漂</w:t>
+            </w:r>
+          </w:p>
+        </w:tc>
+        <w:tc>
+          <w:tcPr/>
+          <w:p>
+            <w:pPr>
+              <w:pStyle w:val="Compact"/>
+              <w:jc w:val="left"/>
+            </w:pPr>
+            <w:r>
+              <w:t xml:space="preserve">https://eprints.soas.ac.uk/18995</w:t>
+            </w:r>
+          </w:p>
+        </w:tc>
+      </w:tr>
+      <w:tr>
+        <w:tc>
+          <w:tcPr/>
+          <w:p>
+            <w:pPr>
+              <w:pStyle w:val="Compact"/>
+              <w:jc w:val="left"/>
+            </w:pPr>
+            <w:r>
+              <w:t xml:space="preserve">九</w:t>
+            </w:r>
+          </w:p>
+        </w:tc>
+        <w:tc>
+          <w:tcPr/>
+          <w:p>
+            <w:pPr>
+              <w:pStyle w:val="Compact"/>
+              <w:jc w:val="left"/>
+            </w:pPr>
+            <w:r>
+              <w:t xml:space="preserve">米舍尔与正田 1995 年提出认知—情感人格系统</w:t>
+            </w:r>
+          </w:p>
+        </w:tc>
+        <w:tc>
+          <w:tcPr/>
+          <w:p>
+            <w:pPr>
+              <w:pStyle w:val="Compact"/>
+              <w:jc w:val="left"/>
+            </w:pPr>
+            <w:r>
+              <w:t xml:space="preserve">https://pubmed.ncbi.nlm.nih.gov/7740090/</w:t>
+            </w:r>
+          </w:p>
+        </w:tc>
+      </w:tr>
+      <w:tr>
+        <w:tc>
+          <w:tcPr/>
+          <w:p>
+            <w:pPr>
+              <w:pStyle w:val="Compact"/>
+              <w:jc w:val="left"/>
+            </w:pPr>
+            <w:r>
+              <w:t xml:space="preserve">九</w:t>
+            </w:r>
+          </w:p>
+        </w:tc>
+        <w:tc>
+          <w:tcPr/>
+          <w:p>
+            <w:pPr>
+              <w:pStyle w:val="Compact"/>
+              <w:jc w:val="left"/>
+            </w:pPr>
+            <w:r>
+              <w:t xml:space="preserve">…认知立场研究（如 Heritage 2012《Epistemics in action》）</w:t>
+            </w:r>
+          </w:p>
+        </w:tc>
+        <w:tc>
+          <w:tcPr/>
+          <w:p>
+            <w:pPr>
+              <w:pStyle w:val="Compact"/>
+              <w:jc w:val="left"/>
+            </w:pPr>
+            <w:r>
+              <w:t xml:space="preserve">https://emcawiki.net/Heritage2012b</w:t>
+            </w:r>
+          </w:p>
+        </w:tc>
+      </w:tr>
+      <w:tr>
+        <w:tc>
+          <w:tcPr/>
+          <w:p>
+            <w:pPr>
+              <w:pStyle w:val="Compact"/>
+              <w:jc w:val="left"/>
+            </w:pPr>
+            <w:r>
+              <w:t xml:space="preserve">九</w:t>
+            </w:r>
+          </w:p>
+        </w:tc>
+        <w:tc>
+          <w:tcPr/>
+          <w:p>
+            <w:pPr>
+              <w:pStyle w:val="Compact"/>
+              <w:jc w:val="left"/>
+            </w:pPr>
+            <w:r>
+              <w:t xml:space="preserve">…pistemics in action》），以及中文「我觉得」作为立场标记的研究（存在相关文献）</w:t>
+            </w:r>
+          </w:p>
+        </w:tc>
+        <w:tc>
+          <w:tcPr/>
+          <w:p>
+            <w:pPr>
+              <w:pStyle w:val="Compact"/>
+              <w:jc w:val="left"/>
+            </w:pPr>
+            <w:r>
+              <w:t xml:space="preserve">https://journal.ctbu.edu.cn/sk/cqgssk/article/abstract/20130522</w:t>
+            </w:r>
+          </w:p>
+        </w:tc>
+      </w:tr>
+      <w:tr>
+        <w:tc>
+          <w:tcPr/>
+          <w:p>
+            <w:pPr>
+              <w:pStyle w:val="Compact"/>
+              <w:jc w:val="left"/>
+            </w:pPr>
+            <w:r>
+              <w:t xml:space="preserve">九</w:t>
+            </w:r>
+          </w:p>
+        </w:tc>
+        <w:tc>
+          <w:tcPr/>
+          <w:p>
+            <w:pPr>
+              <w:pStyle w:val="Compact"/>
+              <w:jc w:val="left"/>
+            </w:pPr>
+            <w:r>
+              <w:t xml:space="preserve">皮克林与加罗德 2004 年的互动对齐模型</w:t>
+            </w:r>
+          </w:p>
+        </w:tc>
+        <w:tc>
+          <w:tcPr/>
+          <w:p>
+            <w:pPr>
+              <w:pStyle w:val="Compact"/>
+              <w:jc w:val="left"/>
+            </w:pPr>
+            <w:r>
+              <w:t xml:space="preserve">https://pubmed.ncbi.nlm.nih.gov/15595235/</w:t>
+            </w:r>
+          </w:p>
+        </w:tc>
+      </w:tr>
+      <w:tr>
+        <w:tc>
+          <w:tcPr/>
+          <w:p>
+            <w:pPr>
+              <w:pStyle w:val="Compact"/>
+              <w:jc w:val="left"/>
+            </w:pPr>
+            <w:r>
+              <w:t xml:space="preserve">九</w:t>
+            </w:r>
+          </w:p>
+        </w:tc>
+        <w:tc>
+          <w:tcPr/>
+          <w:p>
+            <w:pPr>
+              <w:pStyle w:val="Compact"/>
+              <w:jc w:val="left"/>
+            </w:pPr>
+            <w:r>
+              <w:t xml:space="preserve">…从众研究（Asch 1956，Psychological Monographs 70）</w:t>
+            </w:r>
+          </w:p>
+        </w:tc>
+        <w:tc>
+          <w:tcPr/>
+          <w:p>
+            <w:pPr>
+              <w:pStyle w:val="Compact"/>
+              <w:jc w:val="left"/>
+            </w:pPr>
+            <w:r>
+              <w:t xml:space="preserve">https://search.alexanderstreet.com/preview/work/bibliographic_entity%7Cbibliographic_details%7C2140276</w:t>
+            </w:r>
+          </w:p>
+        </w:tc>
+      </w:tr>
+      <w:tr>
+        <w:tc>
+          <w:tcPr/>
+          <w:p>
+            <w:pPr>
+              <w:pStyle w:val="Compact"/>
+              <w:jc w:val="left"/>
+            </w:pPr>
+            <w:r>
+              <w:t xml:space="preserve">九</w:t>
+            </w:r>
+          </w:p>
+        </w:tc>
+        <w:tc>
+          <w:tcPr/>
+          <w:p>
+            <w:pPr>
+              <w:pStyle w:val="Compact"/>
+              <w:jc w:val="left"/>
+            </w:pPr>
+            <w:r>
+              <w:t xml:space="preserve">…曼的「沉默的螺旋」（1974，Journal of Communication 24）</w:t>
+            </w:r>
+          </w:p>
+        </w:tc>
+        <w:tc>
+          <w:tcPr/>
+          <w:p>
+            <w:pPr>
+              <w:pStyle w:val="Compact"/>
+              <w:jc w:val="left"/>
+            </w:pPr>
+            <w:r>
+              <w:t xml:space="preserve">https://en.wikipedia.org/wiki/Spiral_of_silence</w:t>
+            </w:r>
+          </w:p>
+        </w:tc>
+      </w:tr>
+      <w:tr>
+        <w:tc>
+          <w:tcPr/>
+          <w:p>
+            <w:pPr>
+              <w:pStyle w:val="Compact"/>
+              <w:jc w:val="left"/>
+            </w:pPr>
+            <w:r>
+              <w:t xml:space="preserve">十</w:t>
+            </w:r>
+          </w:p>
+        </w:tc>
+        <w:tc>
+          <w:tcPr/>
+          <w:p>
+            <w:pPr>
+              <w:pStyle w:val="Compact"/>
+              <w:jc w:val="left"/>
+            </w:pPr>
+            <w:r>
+              <w:t xml:space="preserve">「同一句话在不同场价值不同」——布迪厄的市场、贝尔（Bell 1984）的受众设计</w:t>
+            </w:r>
+          </w:p>
+        </w:tc>
+        <w:tc>
+          <w:tcPr/>
+          <w:p>
+            <w:pPr>
+              <w:pStyle w:val="Compact"/>
+              <w:jc w:val="left"/>
+            </w:pPr>
+            <w:r>
+              <w:t xml:space="preserve">https://www.cambridge.org/core/product/35677FBB8C9B7602DC20FDD354DB2ADD</w:t>
+            </w:r>
+          </w:p>
+        </w:tc>
+      </w:tr>
+      <w:tr>
+        <w:tc>
+          <w:tcPr/>
+          <w:p>
+            <w:pPr>
+              <w:pStyle w:val="Compact"/>
+              <w:jc w:val="left"/>
+            </w:pPr>
+            <w:r>
+              <w:t xml:space="preserve">十</w:t>
+            </w:r>
+          </w:p>
+        </w:tc>
+        <w:tc>
+          <w:tcPr/>
+          <w:p>
+            <w:pPr>
+              <w:pStyle w:val="Compact"/>
+              <w:jc w:val="left"/>
+            </w:pPr>
+            <w:r>
+              <w:t xml:space="preserve">…ng 1996，载 Ritchie 与 Bhatia 编《第二语言习得手册》）的互动假说</w:t>
+            </w:r>
+          </w:p>
+        </w:tc>
+        <w:tc>
+          <w:tcPr/>
+          <w:p>
+            <w:pPr>
+              <w:pStyle w:val="Compact"/>
+              <w:jc w:val="left"/>
+            </w:pPr>
+            <w:r>
+              <w:t xml:space="preserve">https://en.wikipedia.org/wiki/Interaction_hypothesis</w:t>
+            </w:r>
+          </w:p>
+        </w:tc>
+      </w:tr>
+      <w:tr>
+        <w:tc>
+          <w:tcPr/>
+          <w:p>
+            <w:pPr>
+              <w:pStyle w:val="Compact"/>
+              <w:jc w:val="left"/>
+            </w:pPr>
+            <w:r>
+              <w:t xml:space="preserve">十</w:t>
+            </w:r>
+          </w:p>
+        </w:tc>
+        <w:tc>
+          <w:tcPr/>
+          <w:p>
+            <w:pPr>
+              <w:pStyle w:val="Compact"/>
+              <w:jc w:val="left"/>
+            </w:pPr>
+            <w:r>
+              <w:t xml:space="preserve">英译本 Language and Symbolic Power，1991）（英译本）</w:t>
+            </w:r>
+          </w:p>
+        </w:tc>
+        <w:tc>
+          <w:tcPr/>
+          <w:p>
+            <w:pPr>
+              <w:pStyle w:val="Compact"/>
+              <w:jc w:val="left"/>
+            </w:pPr>
+            <w:r>
+              <w:t xml:space="preserve">https://scharloth.w.waseda.jp/langsoc/docs/Bourdieu_1991.pdf</w:t>
+            </w:r>
+          </w:p>
+        </w:tc>
+      </w:tr>
+      <w:tr>
+        <w:tc>
+          <w:tcPr/>
+          <w:p>
+            <w:pPr>
+              <w:pStyle w:val="Compact"/>
+              <w:jc w:val="left"/>
+            </w:pPr>
+            <w:r>
+              <w:t xml:space="preserve">十</w:t>
+            </w:r>
+          </w:p>
+        </w:tc>
+        <w:tc>
+          <w:tcPr/>
+          <w:p>
+            <w:pPr>
+              <w:pStyle w:val="Compact"/>
+              <w:jc w:val="left"/>
+            </w:pPr>
+            <w:r>
+              <w:t xml:space="preserve">语言不安全感指数与下层中产交叉型过度矫正，见 HU Berlin 讲义</w:t>
+            </w:r>
+          </w:p>
+        </w:tc>
+        <w:tc>
+          <w:tcPr/>
+          <w:p>
+            <w:pPr>
+              <w:pStyle w:val="Compact"/>
+              <w:jc w:val="left"/>
+            </w:pPr>
+            <w:r>
+              <w:t xml:space="preserve">https://www.angl.hu-berlin.de/department/staff-faculty/academic/mcintyre/unterrichtsmaterialien/3.social.dialectology.pdf</w:t>
+            </w:r>
+          </w:p>
+        </w:tc>
+      </w:tr>
+      <w:tr>
+        <w:tc>
+          <w:tcPr/>
+          <w:p>
+            <w:pPr>
+              <w:pStyle w:val="Compact"/>
+              <w:jc w:val="left"/>
+            </w:pPr>
+            <w:r>
+              <w:t xml:space="preserve">十</w:t>
+            </w:r>
+          </w:p>
+        </w:tc>
+        <w:tc>
+          <w:tcPr/>
+          <w:p>
+            <w:pPr>
+              <w:pStyle w:val="Compact"/>
+              <w:jc w:val="left"/>
+            </w:pPr>
+            <w:r>
+              <w:t xml:space="preserve">…的权威》（Authority in Language，Routledge，1985）</w:t>
+            </w:r>
+          </w:p>
+        </w:tc>
+        <w:tc>
+          <w:tcPr/>
+          <w:p>
+            <w:pPr>
+              <w:pStyle w:val="Compact"/>
+              <w:jc w:val="left"/>
+            </w:pPr>
+            <w:r>
+              <w:t xml:space="preserve">https://www.routledge.com/Authority-in-Language-Investigating-Standard-English-1st-Edition/Milroy-Milroy/p/book/9780415696838</w:t>
+            </w:r>
+          </w:p>
+        </w:tc>
+      </w:tr>
+      <w:tr>
+        <w:tc>
+          <w:tcPr/>
+          <w:p>
+            <w:pPr>
+              <w:pStyle w:val="Compact"/>
+              <w:jc w:val="left"/>
+            </w:pPr>
+            <w:r>
+              <w:t xml:space="preserve">十</w:t>
+            </w:r>
+          </w:p>
+        </w:tc>
+        <w:tc>
+          <w:tcPr/>
+          <w:p>
+            <w:pPr>
+              <w:pStyle w:val="Compact"/>
+              <w:jc w:val="left"/>
+            </w:pPr>
+            <w:r>
+              <w:t xml:space="preserve">…Language and Social Networks，Blackwell，1980</w:t>
+            </w:r>
+          </w:p>
+        </w:tc>
+        <w:tc>
+          <w:tcPr/>
+          <w:p>
+            <w:pPr>
+              <w:pStyle w:val="Compact"/>
+              <w:jc w:val="left"/>
+            </w:pPr>
+            <w:r>
+              <w:t xml:space="preserve">https://www.cambridge.org/core/journals/journal-of-linguistics/article/lesley-milroy-language-and-social-networks-oxford-basil-blackwell-1980-pp-xii-218/E8AA32583ABAE2CC386E967804C33D51</w:t>
+            </w:r>
+          </w:p>
+        </w:tc>
+      </w:tr>
+      <w:tr>
+        <w:tc>
+          <w:tcPr/>
+          <w:p>
+            <w:pPr>
+              <w:pStyle w:val="Compact"/>
+              <w:jc w:val="left"/>
+            </w:pPr>
+            <w:r>
+              <w:t xml:space="preserve">十</w:t>
+            </w:r>
+          </w:p>
+        </w:tc>
+        <w:tc>
+          <w:tcPr/>
+          <w:p>
+            <w:pPr>
+              <w:pStyle w:val="Compact"/>
+              <w:jc w:val="left"/>
+            </w:pPr>
+            <w:r>
+              <w:t xml:space="preserve">…roglossia）的主场不在这一篇，而在另一篇《长篇小说的话语》（1934–1935）</w:t>
+            </w:r>
+          </w:p>
+        </w:tc>
+        <w:tc>
+          <w:tcPr/>
+          <w:p>
+            <w:pPr>
+              <w:pStyle w:val="Compact"/>
+              <w:jc w:val="left"/>
+            </w:pPr>
+            <w:r>
+              <w:t xml:space="preserve">https://en.wikipedia.org/wiki/Heteroglossia</w:t>
+            </w:r>
+          </w:p>
+        </w:tc>
+      </w:tr>
+      <w:tr>
+        <w:tc>
+          <w:tcPr/>
+          <w:p>
+            <w:pPr>
+              <w:pStyle w:val="Compact"/>
+              <w:jc w:val="left"/>
+            </w:pPr>
+            <w:r>
+              <w:t xml:space="preserve">十</w:t>
+            </w:r>
+          </w:p>
+        </w:tc>
+        <w:tc>
+          <w:tcPr/>
+          <w:p>
+            <w:pPr>
+              <w:pStyle w:val="Compact"/>
+              <w:jc w:val="left"/>
+            </w:pPr>
+            <w:r>
+              <w:t xml:space="preserve">…inguistics of Globalization，Cambridge，2010）（书评）</w:t>
+            </w:r>
+          </w:p>
+        </w:tc>
+        <w:tc>
+          <w:tcPr/>
+          <w:p>
+            <w:pPr>
+              <w:pStyle w:val="Compact"/>
+              <w:jc w:val="left"/>
+            </w:pPr>
+            <w:r>
+              <w:t xml:space="preserve">https://linguistlist.org/issues/22/501/</w:t>
+            </w:r>
+          </w:p>
+        </w:tc>
+      </w:tr>
+      <w:tr>
+        <w:tc>
+          <w:tcPr/>
+          <w:p>
+            <w:pPr>
+              <w:pStyle w:val="Compact"/>
+              <w:jc w:val="left"/>
+            </w:pPr>
+            <w:r>
+              <w:t xml:space="preserve">十</w:t>
+            </w:r>
+          </w:p>
+        </w:tc>
+        <w:tc>
+          <w:tcPr/>
+          <w:p>
+            <w:pPr>
+              <w:pStyle w:val="Compact"/>
+              <w:jc w:val="left"/>
+            </w:pPr>
+            <w:r>
+              <w:t xml:space="preserve">…《语言学理论的两个谜：母语式选择与母语式流利》（Pawley &amp; Syder 1983）</w:t>
+            </w:r>
+          </w:p>
+        </w:tc>
+        <w:tc>
+          <w:tcPr/>
+          <w:p>
+            <w:pPr>
+              <w:pStyle w:val="Compact"/>
+              <w:jc w:val="left"/>
+            </w:pPr>
+            <w:r>
+              <w:t xml:space="preserve">https://scinapse.io/papers/123700017</w:t>
+            </w:r>
+          </w:p>
+        </w:tc>
+      </w:tr>
+      <w:tr>
+        <w:tc>
+          <w:tcPr/>
+          <w:p>
+            <w:pPr>
+              <w:pStyle w:val="Compact"/>
+              <w:jc w:val="left"/>
+            </w:pPr>
+            <w:r>
+              <w:t xml:space="preserve">十</w:t>
+            </w:r>
+          </w:p>
+        </w:tc>
+        <w:tc>
+          <w:tcPr/>
+          <w:p>
+            <w:pPr>
+              <w:pStyle w:val="Compact"/>
+              <w:jc w:val="left"/>
+            </w:pPr>
+            <w:r>
+              <w:t xml:space="preserve">Language &amp; Communication 23，2003；《语言与社会关系》2007</w:t>
+            </w:r>
+          </w:p>
+        </w:tc>
+        <w:tc>
+          <w:tcPr/>
+          <w:p>
+            <w:pPr>
+              <w:pStyle w:val="Compact"/>
+              <w:jc w:val="left"/>
+            </w:pPr>
+            <w:r>
+              <w:t xml:space="preserve">https://www.cambridge.org/core/books/language-and-social-relations/social-life-of-cultural-value/4B77C93158860A04A1AA81864BE258BC</w:t>
+            </w:r>
+          </w:p>
+        </w:tc>
+      </w:tr>
+      <w:tr>
+        <w:tc>
+          <w:tcPr/>
+          <w:p>
+            <w:pPr>
+              <w:pStyle w:val="Compact"/>
+              <w:jc w:val="left"/>
+            </w:pPr>
+            <w:r>
+              <w:t xml:space="preserve">十</w:t>
+            </w:r>
+          </w:p>
+        </w:tc>
+        <w:tc>
+          <w:tcPr/>
+          <w:p>
+            <w:pPr>
+              <w:pStyle w:val="Compact"/>
+              <w:jc w:val="left"/>
+            </w:pPr>
+            <w:r>
+              <w:t xml:space="preserve">Language &amp; Communication 23，2003</w:t>
+            </w:r>
+          </w:p>
+        </w:tc>
+        <w:tc>
+          <w:tcPr/>
+          <w:p>
+            <w:pPr>
+              <w:pStyle w:val="Compact"/>
+              <w:jc w:val="left"/>
+            </w:pPr>
+            <w:r>
+              <w:t xml:space="preserve">https://benjamins.com/online/ebop/publications/32301</w:t>
+            </w:r>
+          </w:p>
+        </w:tc>
+      </w:tr>
+      <w:tr>
+        <w:tc>
+          <w:tcPr/>
+          <w:p>
+            <w:pPr>
+              <w:pStyle w:val="Compact"/>
+              <w:jc w:val="left"/>
+            </w:pPr>
+            <w:r>
+              <w:t xml:space="preserve">十</w:t>
+            </w:r>
+          </w:p>
+        </w:tc>
+        <w:tc>
+          <w:tcPr/>
+          <w:p>
+            <w:pPr>
+              <w:pStyle w:val="Compact"/>
+              <w:jc w:val="left"/>
+            </w:pPr>
+            <w:r>
+              <w:t xml:space="preserve">…osa 2015，Harvard Educational Review 85(2)）</w:t>
+            </w:r>
+          </w:p>
+        </w:tc>
+        <w:tc>
+          <w:tcPr/>
+          <w:p>
+            <w:pPr>
+              <w:pStyle w:val="Compact"/>
+              <w:jc w:val="left"/>
+            </w:pPr>
+            <w:r>
+              <w:t xml:space="preserve">https://www.harvardeducationalreview.org/content/85/2/149</w:t>
+            </w:r>
+          </w:p>
+        </w:tc>
+      </w:tr>
+      <w:tr>
+        <w:tc>
+          <w:tcPr/>
+          <w:p>
+            <w:pPr>
+              <w:pStyle w:val="Compact"/>
+              <w:jc w:val="left"/>
+            </w:pPr>
+            <w:r>
+              <w:t xml:space="preserve">十</w:t>
+            </w:r>
+          </w:p>
+        </w:tc>
+        <w:tc>
+          <w:tcPr/>
+          <w:p>
+            <w:pPr>
+              <w:pStyle w:val="Compact"/>
+              <w:jc w:val="left"/>
+            </w:pPr>
+            <w:r>
+              <w:t xml:space="preserve">…研究就是一例（Research in Higher Education 33(4)）</w:t>
+            </w:r>
+          </w:p>
+        </w:tc>
+        <w:tc>
+          <w:tcPr/>
+          <w:p>
+            <w:pPr>
+              <w:pStyle w:val="Compact"/>
+              <w:jc w:val="left"/>
+            </w:pPr>
+            <w:r>
+              <w:t xml:space="preserve">https://pjpf.princeton.edu/document/871</w:t>
+            </w:r>
+          </w:p>
+        </w:tc>
+      </w:tr>
+      <w:tr>
+        <w:tc>
+          <w:tcPr/>
+          <w:p>
+            <w:pPr>
+              <w:pStyle w:val="Compact"/>
+              <w:jc w:val="left"/>
+            </w:pPr>
+            <w:r>
+              <w:t xml:space="preserve">十</w:t>
+            </w:r>
+          </w:p>
+        </w:tc>
+        <w:tc>
+          <w:tcPr/>
+          <w:p>
+            <w:pPr>
+              <w:pStyle w:val="Compact"/>
+              <w:jc w:val="left"/>
+            </w:pPr>
+            <w:r>
+              <w:t xml:space="preserve">他们的适应实验还显示，被改变的是口音评判，而不是口音知觉本身</w:t>
+            </w:r>
+          </w:p>
+        </w:tc>
+        <w:tc>
+          <w:tcPr/>
+          <w:p>
+            <w:pPr>
+              <w:pStyle w:val="Compact"/>
+              <w:jc w:val="left"/>
+            </w:pPr>
+            <w:r>
+              <w:t xml:space="preserve">https://link.springer.com/10.3758/s13414-017-1329-2</w:t>
+            </w:r>
+          </w:p>
+        </w:tc>
+      </w:tr>
+      <w:tr>
+        <w:tc>
+          <w:tcPr/>
+          <w:p>
+            <w:pPr>
+              <w:pStyle w:val="Compact"/>
+              <w:jc w:val="left"/>
+            </w:pPr>
+            <w:r>
+              <w:t xml:space="preserve">十</w:t>
+            </w:r>
+          </w:p>
+        </w:tc>
+        <w:tc>
+          <w:tcPr/>
+          <w:p>
+            <w:pPr>
+              <w:pStyle w:val="Compact"/>
+              <w:jc w:val="left"/>
+            </w:pPr>
+            <w:r>
+              <w:t xml:space="preserve">他们的适应实验还显示，被改变的是口音评判，而不是口音知觉本身（ ；述评）</w:t>
+            </w:r>
+          </w:p>
+        </w:tc>
+        <w:tc>
+          <w:tcPr/>
+          <w:p>
+            <w:pPr>
+              <w:pStyle w:val="Compact"/>
+              <w:jc w:val="left"/>
+            </w:pPr>
+            <w:r>
+              <w:t xml:space="preserve">https://featuredcontent.psychonomic.org/you-heard-that-right-accent-judgment-but-not-accent-perception-is-influenced-by-expectations/</w:t>
+            </w:r>
+          </w:p>
+        </w:tc>
+      </w:tr>
+      <w:tr>
+        <w:tc>
+          <w:tcPr/>
+          <w:p>
+            <w:pPr>
+              <w:pStyle w:val="Compact"/>
+              <w:jc w:val="left"/>
+            </w:pPr>
+            <w:r>
+              <w:t xml:space="preserve">十</w:t>
+            </w:r>
+          </w:p>
+        </w:tc>
+        <w:tc>
+          <w:tcPr/>
+          <w:p>
+            <w:pPr>
+              <w:pStyle w:val="Compact"/>
+              <w:jc w:val="left"/>
+            </w:pPr>
+            <w:r>
+              <w:t xml:space="preserve">…ovi-Harlig &amp; Dörnyei 1998，TESOL Quarterly）</w:t>
+            </w:r>
+          </w:p>
+        </w:tc>
+        <w:tc>
+          <w:tcPr/>
+          <w:p>
+            <w:pPr>
+              <w:pStyle w:val="Compact"/>
+              <w:jc w:val="left"/>
+            </w:pPr>
+            <w:r>
+              <w:t xml:space="preserve">https://zendy.io/title/10.2307/3587583</w:t>
+            </w:r>
+          </w:p>
+        </w:tc>
+      </w:tr>
+      <w:tr>
+        <w:tc>
+          <w:tcPr/>
+          <w:p>
+            <w:pPr>
+              <w:pStyle w:val="Compact"/>
+              <w:jc w:val="left"/>
+            </w:pPr>
+            <w:r>
+              <w:t xml:space="preserve">十</w:t>
+            </w:r>
+          </w:p>
+        </w:tc>
+        <w:tc>
+          <w:tcPr/>
+          <w:p>
+            <w:pPr>
+              <w:pStyle w:val="Compact"/>
+              <w:jc w:val="left"/>
+            </w:pPr>
+            <w:r>
+              <w:t xml:space="preserve">另外，霍利迪（Holliday 2006）</w:t>
+            </w:r>
+          </w:p>
+        </w:tc>
+        <w:tc>
+          <w:tcPr/>
+          <w:p>
+            <w:pPr>
+              <w:pStyle w:val="Compact"/>
+              <w:jc w:val="left"/>
+            </w:pPr>
+            <w:r>
+              <w:t xml:space="preserve">https://academic.oup.com/eltj/article/60/4/385/404751</w:t>
+            </w:r>
+          </w:p>
+        </w:tc>
+      </w:tr>
+      <w:tr>
+        <w:tc>
+          <w:tcPr/>
+          <w:p>
+            <w:pPr>
+              <w:pStyle w:val="Compact"/>
+              <w:jc w:val="left"/>
+            </w:pPr>
+            <w:r>
+              <w:t xml:space="preserve">十一</w:t>
+            </w:r>
+          </w:p>
+        </w:tc>
+        <w:tc>
+          <w:tcPr/>
+          <w:p>
+            <w:pPr>
+              <w:pStyle w:val="Compact"/>
+              <w:jc w:val="left"/>
+            </w:pPr>
+            <w:r>
+              <w:t xml:space="preserve">…境学习（in-context learning，Brown 等 2020，NeurIPS）</w:t>
+            </w:r>
+          </w:p>
+        </w:tc>
+        <w:tc>
+          <w:tcPr/>
+          <w:p>
+            <w:pPr>
+              <w:pStyle w:val="Compact"/>
+              <w:jc w:val="left"/>
+            </w:pPr>
+            <w:r>
+              <w:t xml:space="preserve">https://papers.neurips.cc/paper/2020/hash/1457c0d6bfcb4967418bfb8ac142f64a-Abstract.html</w:t>
+            </w:r>
+          </w:p>
+        </w:tc>
+      </w:tr>
+      <w:tr>
+        <w:tc>
+          <w:tcPr/>
+          <w:p>
+            <w:pPr>
+              <w:pStyle w:val="Compact"/>
+              <w:jc w:val="left"/>
+            </w:pPr>
+            <w:r>
+              <w:t xml:space="preserve">十一</w:t>
+            </w:r>
+          </w:p>
+        </w:tc>
+        <w:tc>
+          <w:tcPr/>
+          <w:p>
+            <w:pPr>
+              <w:pStyle w:val="Compact"/>
+              <w:jc w:val="left"/>
+            </w:pPr>
+            <w:r>
+              <w:t xml:space="preserve">用人类反馈做强化学习（Ouyang 等 2022，NeurIPS）</w:t>
+            </w:r>
+          </w:p>
+        </w:tc>
+        <w:tc>
+          <w:tcPr/>
+          <w:p>
+            <w:pPr>
+              <w:pStyle w:val="Compact"/>
+              <w:jc w:val="left"/>
+            </w:pPr>
+            <w:r>
+              <w:t xml:space="preserve">https://arxiv.org/abs/2203.02155v1</w:t>
+            </w:r>
+          </w:p>
+        </w:tc>
+      </w:tr>
+      <w:tr>
+        <w:tc>
+          <w:tcPr/>
+          <w:p>
+            <w:pPr>
+              <w:pStyle w:val="Compact"/>
+              <w:jc w:val="left"/>
+            </w:pPr>
+            <w:r>
+              <w:t xml:space="preserve">十一</w:t>
+            </w:r>
+          </w:p>
+        </w:tc>
+        <w:tc>
+          <w:tcPr/>
+          <w:p>
+            <w:pPr>
+              <w:pStyle w:val="Compact"/>
+              <w:jc w:val="left"/>
+            </w:pPr>
+            <w:r>
+              <w:t xml:space="preserve">…赖「违背社会预期」的那几类（胡、弗洛伊德、尤拉夫列夫、费多连科、吉布森，ACL 2023）</w:t>
+            </w:r>
+          </w:p>
+        </w:tc>
+        <w:tc>
+          <w:tcPr/>
+          <w:p>
+            <w:pPr>
+              <w:pStyle w:val="Compact"/>
+              <w:jc w:val="left"/>
+            </w:pPr>
+            <w:r>
+              <w:t xml:space="preserve">https://aclanthology.org/2023.acl-long.230</w:t>
+            </w:r>
+          </w:p>
+        </w:tc>
+      </w:tr>
+      <w:tr>
+        <w:tc>
+          <w:tcPr/>
+          <w:p>
+            <w:pPr>
+              <w:pStyle w:val="Compact"/>
+              <w:jc w:val="left"/>
+            </w:pPr>
+            <w:r>
+              <w:t xml:space="preserve">十一</w:t>
+            </w:r>
+          </w:p>
+        </w:tc>
+        <w:tc>
+          <w:tcPr/>
+          <w:p>
+            <w:pPr>
+              <w:pStyle w:val="Compact"/>
+              <w:jc w:val="left"/>
+            </w:pPr>
+            <w:r>
+              <w:t xml:space="preserve">克拉克在《Using Language》（Cambridge，1996（第四章「共同基础」））</w:t>
+            </w:r>
+          </w:p>
+        </w:tc>
+        <w:tc>
+          <w:tcPr/>
+          <w:p>
+            <w:pPr>
+              <w:pStyle w:val="Compact"/>
+              <w:jc w:val="left"/>
+            </w:pPr>
+            <w:r>
+              <w:t xml:space="preserve">https://www.cambridge.org/core/books/using-language/common-ground/7F9689E12F87250DCA81540FCBDE3720</w:t>
+            </w:r>
+          </w:p>
+        </w:tc>
+      </w:tr>
+      <w:tr>
+        <w:tc>
+          <w:tcPr/>
+          <w:p>
+            <w:pPr>
+              <w:pStyle w:val="Compact"/>
+              <w:jc w:val="left"/>
+            </w:pPr>
+            <w:r>
+              <w:t xml:space="preserve">十一</w:t>
+            </w:r>
+          </w:p>
+        </w:tc>
+        <w:tc>
+          <w:tcPr/>
+          <w:p>
+            <w:pPr>
+              <w:pStyle w:val="Compact"/>
+              <w:jc w:val="left"/>
+            </w:pPr>
+            <w:r>
+              <w:t xml:space="preserve">这一条的骨架，翁（Walter Ong）《口语文化与书面文化》（Methuen，1982）</w:t>
+            </w:r>
+          </w:p>
+        </w:tc>
+        <w:tc>
+          <w:tcPr/>
+          <w:p>
+            <w:pPr>
+              <w:pStyle w:val="Compact"/>
+              <w:jc w:val="left"/>
+            </w:pPr>
+            <w:r>
+              <w:t xml:space="preserve">https://ci.nii.ac.jp/ncid/BA01206854</w:t>
+            </w:r>
+          </w:p>
+        </w:tc>
+      </w:tr>
+      <w:tr>
+        <w:tc>
+          <w:tcPr/>
+          <w:p>
+            <w:pPr>
+              <w:pStyle w:val="Compact"/>
+              <w:jc w:val="left"/>
+            </w:pPr>
+            <w:r>
+              <w:t xml:space="preserve">十一</w:t>
+            </w:r>
+          </w:p>
+        </w:tc>
+        <w:tc>
+          <w:tcPr/>
+          <w:p>
+            <w:pPr>
+              <w:pStyle w:val="Compact"/>
+              <w:jc w:val="left"/>
+            </w:pPr>
+            <w:r>
+              <w:t xml:space="preserve">…auser 2024 已报告的（生成式 AI 提高了个人的创意评分，却降低了集体的多样性）</w:t>
+            </w:r>
+          </w:p>
+        </w:tc>
+        <w:tc>
+          <w:tcPr/>
+          <w:p>
+            <w:pPr>
+              <w:pStyle w:val="Compact"/>
+              <w:jc w:val="left"/>
+            </w:pPr>
+            <w:r>
+              <w:t xml:space="preserve">https://pmc.ncbi.nlm.nih.gov/articles/PMC11244532</w:t>
+            </w:r>
+          </w:p>
+        </w:tc>
+      </w:tr>
+      <w:tr>
+        <w:tc>
+          <w:tcPr/>
+          <w:p>
+            <w:pPr>
+              <w:pStyle w:val="Compact"/>
+              <w:jc w:val="left"/>
+            </w:pPr>
+            <w:r>
+              <w:t xml:space="preserve">十一</w:t>
+            </w:r>
+          </w:p>
+        </w:tc>
+        <w:tc>
+          <w:tcPr/>
+          <w:p>
+            <w:pPr>
+              <w:pStyle w:val="Compact"/>
+              <w:jc w:val="left"/>
+            </w:pPr>
+            <w:r>
+              <w:t xml:space="preserve">「被发现用了 AI，就会被评得不够亲近」是霍恩施泰因等 2023 已报告的</w:t>
+            </w:r>
+          </w:p>
+        </w:tc>
+        <w:tc>
+          <w:tcPr/>
+          <w:p>
+            <w:pPr>
+              <w:pStyle w:val="Compact"/>
+              <w:jc w:val="left"/>
+            </w:pPr>
+            <w:r>
+              <w:t xml:space="preserve">https://www.nature.com/articles/s41598-023-30938-9.pdf</w:t>
+            </w:r>
+          </w:p>
+        </w:tc>
+      </w:tr>
+      <w:tr>
+        <w:tc>
+          <w:tcPr/>
+          <w:p>
+            <w:pPr>
+              <w:pStyle w:val="Compact"/>
+              <w:jc w:val="left"/>
+            </w:pPr>
+            <w:r>
+              <w:t xml:space="preserve">十一</w:t>
+            </w:r>
+          </w:p>
+        </w:tc>
+        <w:tc>
+          <w:tcPr/>
+          <w:p>
+            <w:pPr>
+              <w:pStyle w:val="Compact"/>
+              <w:jc w:val="left"/>
+            </w:pPr>
+            <w:r>
+              <w:t xml:space="preserve">…皮尔斯的链：符号在对话中才发生》（胡志英著、王德生指导）有一句：「生成在机房，发生在对话</w:t>
+            </w:r>
+          </w:p>
+        </w:tc>
+        <w:tc>
+          <w:tcPr/>
+          <w:p>
+            <w:pPr>
+              <w:pStyle w:val="Compact"/>
+              <w:jc w:val="left"/>
+            </w:pPr>
+            <w:r>
+              <w:t xml:space="preserve">https://sdeuniverses.com/books/m/438/</w:t>
+            </w:r>
+          </w:p>
+        </w:tc>
+      </w:tr>
+      <w:tr>
+        <w:tc>
+          <w:tcPr/>
+          <w:p>
+            <w:pPr>
+              <w:pStyle w:val="Compact"/>
+              <w:jc w:val="left"/>
+            </w:pPr>
+            <w:r>
+              <w:t xml:space="preserve">十一</w:t>
+            </w:r>
+          </w:p>
+        </w:tc>
+        <w:tc>
+          <w:tcPr/>
+          <w:p>
+            <w:pPr>
+              <w:pStyle w:val="Compact"/>
+              <w:jc w:val="left"/>
+            </w:pPr>
+            <w:r>
+              <w:t xml:space="preserve">…在它自己对数概率的局部高处（Mitchell 等，DetectGPT，ICML 2023）</w:t>
+            </w:r>
+          </w:p>
+        </w:tc>
+        <w:tc>
+          <w:tcPr/>
+          <w:p>
+            <w:pPr>
+              <w:pStyle w:val="Compact"/>
+              <w:jc w:val="left"/>
+            </w:pPr>
+            <w:r>
+              <w:t xml:space="preserve">https://proceedings.mlr.press/v202/mitchell23a.html</w:t>
+            </w:r>
+          </w:p>
+        </w:tc>
+      </w:tr>
+      <w:tr>
+        <w:tc>
+          <w:tcPr/>
+          <w:p>
+            <w:pPr>
+              <w:pStyle w:val="Compact"/>
+              <w:jc w:val="left"/>
+            </w:pPr>
+            <w:r>
+              <w:t xml:space="preserve">十一</w:t>
+            </w:r>
+          </w:p>
+        </w:tc>
+        <w:tc>
+          <w:tcPr/>
+          <w:p>
+            <w:pPr>
+              <w:pStyle w:val="Compact"/>
+              <w:jc w:val="left"/>
+            </w:pPr>
+            <w:r>
+              <w:t xml:space="preserve">日期与作者经二手报道核实</w:t>
+            </w:r>
+          </w:p>
+        </w:tc>
+        <w:tc>
+          <w:tcPr/>
+          <w:p>
+            <w:pPr>
+              <w:pStyle w:val="Compact"/>
+              <w:jc w:val="left"/>
+            </w:pPr>
+            <w:r>
+              <w:t xml:space="preserve">https://fortune.com/2023/03/08/noam-chomsky-ai-chatgpt-are-not-true-intelligence/amp/</w:t>
+            </w:r>
+          </w:p>
+        </w:tc>
+      </w:tr>
+      <w:tr>
+        <w:tc>
+          <w:tcPr/>
+          <w:p>
+            <w:pPr>
+              <w:pStyle w:val="Compact"/>
+              <w:jc w:val="left"/>
+            </w:pPr>
+            <w:r>
+              <w:t xml:space="preserve">十一</w:t>
+            </w:r>
+          </w:p>
+        </w:tc>
+        <w:tc>
+          <w:tcPr/>
+          <w:p>
+            <w:pPr>
+              <w:pStyle w:val="Compact"/>
+              <w:jc w:val="left"/>
+            </w:pPr>
+            <w:r>
+              <w:t xml:space="preserve">…ge Models》报告说，GPT-2 一类小模型学人为造出的「不可能语言」比学英语更难</w:t>
+            </w:r>
+          </w:p>
+        </w:tc>
+        <w:tc>
+          <w:tcPr/>
+          <w:p>
+            <w:pPr>
+              <w:pStyle w:val="Compact"/>
+              <w:jc w:val="left"/>
+            </w:pPr>
+            <w:r>
+              <w:t xml:space="preserve">https://aclanthology.org/2024.acl-long.787.bib</w:t>
+            </w:r>
+          </w:p>
+        </w:tc>
+      </w:tr>
+      <w:tr>
+        <w:tc>
+          <w:tcPr/>
+          <w:p>
+            <w:pPr>
+              <w:pStyle w:val="Compact"/>
+              <w:jc w:val="left"/>
+            </w:pPr>
+            <w:r>
+              <w:t xml:space="preserve">十一</w:t>
+            </w:r>
+          </w:p>
+        </w:tc>
+        <w:tc>
+          <w:tcPr/>
+          <w:p>
+            <w:pPr>
+              <w:pStyle w:val="Compact"/>
+              <w:jc w:val="left"/>
+            </w:pPr>
+            <w:r>
+              <w:t xml:space="preserve">… Form, and Understanding in the Age of Data）</w:t>
+            </w:r>
+          </w:p>
+        </w:tc>
+        <w:tc>
+          <w:tcPr/>
+          <w:p>
+            <w:pPr>
+              <w:pStyle w:val="Compact"/>
+              <w:jc w:val="left"/>
+            </w:pPr>
+            <w:r>
+              <w:t xml:space="preserve">https://aclanthology.org/2020.acl-main.463.pdf</w:t>
+            </w:r>
+          </w:p>
+        </w:tc>
+      </w:tr>
+      <w:tr>
+        <w:tc>
+          <w:tcPr/>
+          <w:p>
+            <w:pPr>
+              <w:pStyle w:val="Compact"/>
+              <w:jc w:val="left"/>
+            </w:pPr>
+            <w:r>
+              <w:t xml:space="preserve">十一</w:t>
+            </w:r>
+          </w:p>
+        </w:tc>
+        <w:tc>
+          <w:tcPr/>
+          <w:p>
+            <w:pPr>
+              <w:pStyle w:val="Compact"/>
+              <w:jc w:val="left"/>
+            </w:pPr>
+            <w:r>
+              <w:t xml:space="preserve">…odels Refute Chomsky’s Approach to Language）</w:t>
+            </w:r>
+          </w:p>
+        </w:tc>
+        <w:tc>
+          <w:tcPr/>
+          <w:p>
+            <w:pPr>
+              <w:pStyle w:val="Compact"/>
+              <w:jc w:val="left"/>
+            </w:pPr>
+            <w:r>
+              <w:t xml:space="preserve">https://lingbuzz.net/lingbuzz/007180/v5.pdf</w:t>
+            </w:r>
+          </w:p>
+        </w:tc>
+      </w:tr>
+      <w:tr>
+        <w:tc>
+          <w:tcPr/>
+          <w:p>
+            <w:pPr>
+              <w:pStyle w:val="Compact"/>
+              <w:jc w:val="left"/>
+            </w:pPr>
+            <w:r>
+              <w:t xml:space="preserve">十一</w:t>
+            </w:r>
+          </w:p>
+        </w:tc>
+        <w:tc>
+          <w:tcPr/>
+          <w:p>
+            <w:pPr>
+              <w:pStyle w:val="Compact"/>
+              <w:jc w:val="left"/>
+            </w:pPr>
+            <w:r>
+              <w:t xml:space="preserve">后收入 Gibson 与 Poliak 编《From fieldwork to linguistic theory》，Language Science Press，2024</w:t>
+            </w:r>
+          </w:p>
+        </w:tc>
+        <w:tc>
+          <w:tcPr/>
+          <w:p>
+            <w:pPr>
+              <w:pStyle w:val="Compact"/>
+              <w:jc w:val="left"/>
+            </w:pPr>
+            <w:r>
+              <w:t xml:space="preserve">https://langsci-press.org/catalog/book/434</w:t>
+            </w:r>
+          </w:p>
+        </w:tc>
+      </w:tr>
+      <w:tr>
+        <w:tc>
+          <w:tcPr/>
+          <w:p>
+            <w:pPr>
+              <w:pStyle w:val="Compact"/>
+              <w:jc w:val="left"/>
+            </w:pPr>
+            <w:r>
+              <w:t xml:space="preserve">十一</w:t>
+            </w:r>
+          </w:p>
+        </w:tc>
+        <w:tc>
+          <w:tcPr/>
+          <w:p>
+            <w:pPr>
+              <w:pStyle w:val="Compact"/>
+              <w:jc w:val="left"/>
+            </w:pPr>
+            <w:r>
+              <w:t xml:space="preserve">…模型在关键语法构式上的判断与人一致，回应了 Dentella 等 2023 年的相反报告</w:t>
+            </w:r>
+          </w:p>
+        </w:tc>
+        <w:tc>
+          <w:tcPr/>
+          <w:p>
+            <w:pPr>
+              <w:pStyle w:val="Compact"/>
+              <w:jc w:val="left"/>
+            </w:pPr>
+            <w:r>
+              <w:t xml:space="preserve">https://www.ncbi.nlm.nih.gov/pmc/articles/PMC11388428/</w:t>
+            </w:r>
+          </w:p>
+        </w:tc>
+      </w:tr>
+      <w:tr>
+        <w:tc>
+          <w:tcPr/>
+          <w:p>
+            <w:pPr>
+              <w:pStyle w:val="Compact"/>
+              <w:jc w:val="left"/>
+            </w:pPr>
+            <w:r>
+              <w:t xml:space="preserve">十一</w:t>
+            </w:r>
+          </w:p>
+        </w:tc>
+        <w:tc>
+          <w:tcPr/>
+          <w:p>
+            <w:pPr>
+              <w:pStyle w:val="Compact"/>
+              <w:jc w:val="left"/>
+            </w:pPr>
+            <w:r>
+              <w:t xml:space="preserve">…nguage and Thought in Large Language Models）</w:t>
+            </w:r>
+          </w:p>
+        </w:tc>
+        <w:tc>
+          <w:tcPr/>
+          <w:p>
+            <w:pPr>
+              <w:pStyle w:val="Compact"/>
+              <w:jc w:val="left"/>
+            </w:pPr>
+            <w:r>
+              <w:t xml:space="preserve">https://cbmm.mit.edu/publications/dissociating-language-and-thought-large-language-models</w:t>
+            </w:r>
+          </w:p>
+        </w:tc>
+      </w:tr>
+      <w:tr>
+        <w:tc>
+          <w:tcPr/>
+          <w:p>
+            <w:pPr>
+              <w:pStyle w:val="Compact"/>
+              <w:jc w:val="left"/>
+            </w:pPr>
+            <w:r>
+              <w:t xml:space="preserve">十一</w:t>
+            </w:r>
+          </w:p>
+        </w:tc>
+        <w:tc>
+          <w:tcPr/>
+          <w:p>
+            <w:pPr>
+              <w:pStyle w:val="Compact"/>
+              <w:jc w:val="left"/>
+            </w:pPr>
+            <w:r>
+              <w:t xml:space="preserve">…式恰好能被机器利用（Jakesch 等 2023，PNAS，六个实验共约 4,600 人）</w:t>
+            </w:r>
+          </w:p>
+        </w:tc>
+        <w:tc>
+          <w:tcPr/>
+          <w:p>
+            <w:pPr>
+              <w:pStyle w:val="Compact"/>
+              <w:jc w:val="left"/>
+            </w:pPr>
+            <w:r>
+              <w:t xml:space="preserve">https://arxiv.org/abs/2206.07271v4</w:t>
+            </w:r>
+          </w:p>
+        </w:tc>
+      </w:tr>
+      <w:tr>
+        <w:tc>
+          <w:tcPr/>
+          <w:p>
+            <w:pPr>
+              <w:pStyle w:val="Compact"/>
+              <w:jc w:val="left"/>
+            </w:pPr>
+            <w:r>
+              <w:t xml:space="preserve">十一</w:t>
+            </w:r>
+          </w:p>
+        </w:tc>
+        <w:tc>
+          <w:tcPr/>
+          <w:p>
+            <w:pPr>
+              <w:pStyle w:val="Compact"/>
+              <w:jc w:val="left"/>
+            </w:pPr>
+            <w:r>
+              <w:t xml:space="preserve">…户分别对齐的研究（如 Sorensen 等 2024 年 ICML 的「多元对齐路线图」）</w:t>
+            </w:r>
+          </w:p>
+        </w:tc>
+        <w:tc>
+          <w:tcPr/>
+          <w:p>
+            <w:pPr>
+              <w:pStyle w:val="Compact"/>
+              <w:jc w:val="left"/>
+            </w:pPr>
+            <w:r>
+              <w:t xml:space="preserve">https://arxiv.org/abs/2402.05070</w:t>
+            </w:r>
+          </w:p>
+        </w:tc>
+      </w:tr>
+      <w:tr>
+        <w:tc>
+          <w:tcPr/>
+          <w:p>
+            <w:pPr>
+              <w:pStyle w:val="Compact"/>
+              <w:jc w:val="left"/>
+            </w:pPr>
+            <w:r>
+              <w:t xml:space="preserve">十一</w:t>
+            </w:r>
+          </w:p>
+        </w:tc>
+        <w:tc>
+          <w:tcPr/>
+          <w:p>
+            <w:pPr>
+              <w:pStyle w:val="Compact"/>
+              <w:jc w:val="left"/>
+            </w:pPr>
+            <w:r>
+              <w:t xml:space="preserve">…「累赘原理」（1975，Journal of Theoretical Biology）</w:t>
+            </w:r>
+          </w:p>
+        </w:tc>
+        <w:tc>
+          <w:tcPr/>
+          <w:p>
+            <w:pPr>
+              <w:pStyle w:val="Compact"/>
+              <w:jc w:val="left"/>
+            </w:pPr>
+            <w:r>
+              <w:t xml:space="preserve">https://en.wikipedia.org/wiki/Handicap_principle</w:t>
+            </w:r>
+          </w:p>
+        </w:tc>
+      </w:tr>
+      <w:tr>
+        <w:tc>
+          <w:tcPr/>
+          <w:p>
+            <w:pPr>
+              <w:pStyle w:val="Compact"/>
+              <w:jc w:val="left"/>
+            </w:pPr>
+            <w:r>
+              <w:t xml:space="preserve">十一</w:t>
+            </w:r>
+          </w:p>
+        </w:tc>
+        <w:tc>
+          <w:tcPr/>
+          <w:p>
+            <w:pPr>
+              <w:pStyle w:val="Compact"/>
+              <w:jc w:val="left"/>
+            </w:pPr>
+            <w:r>
+              <w:t xml:space="preserve">…信号」（1973，Quarterly Journal of Economics 87）</w:t>
+            </w:r>
+          </w:p>
+        </w:tc>
+        <w:tc>
+          <w:tcPr/>
+          <w:p>
+            <w:pPr>
+              <w:pStyle w:val="Compact"/>
+              <w:jc w:val="left"/>
+            </w:pPr>
+            <w:r>
+              <w:t xml:space="preserve">https://econpapers.repec.org/RePEc:oup:qjecon:v:87:y:1973:i:3:p:355-374.</w:t>
+            </w:r>
+          </w:p>
+        </w:tc>
+      </w:tr>
+      <w:tr>
+        <w:tc>
+          <w:tcPr/>
+          <w:p>
+            <w:pPr>
+              <w:pStyle w:val="Compact"/>
+              <w:jc w:val="left"/>
+            </w:pPr>
+            <w:r>
+              <w:t xml:space="preserve">十一</w:t>
+            </w:r>
+          </w:p>
+        </w:tc>
+        <w:tc>
+          <w:tcPr/>
+          <w:p>
+            <w:pPr>
+              <w:pStyle w:val="Compact"/>
+              <w:jc w:val="left"/>
+            </w:pPr>
+            <w:r>
+              <w:t xml:space="preserve">…，Journal of Experimental Social Psychology</w:t>
+            </w:r>
+          </w:p>
+        </w:tc>
+        <w:tc>
+          <w:tcPr/>
+          <w:p>
+            <w:pPr>
+              <w:pStyle w:val="Compact"/>
+              <w:jc w:val="left"/>
+            </w:pPr>
+            <w:r>
+              <w:t xml:space="preserve">https://api.crossref.org/works/10.1016/s0022-1031(03)00065-9</w:t>
+            </w:r>
+          </w:p>
+        </w:tc>
+      </w:tr>
+      <w:tr>
+        <w:tc>
+          <w:tcPr/>
+          <w:p>
+            <w:pPr>
+              <w:pStyle w:val="Compact"/>
+              <w:jc w:val="left"/>
+            </w:pPr>
+            <w:r>
+              <w:t xml:space="preserve">十一</w:t>
+            </w:r>
+          </w:p>
+        </w:tc>
+        <w:tc>
+          <w:tcPr/>
+          <w:p>
+            <w:pPr>
+              <w:pStyle w:val="Compact"/>
+              <w:jc w:val="left"/>
+            </w:pPr>
+            <w:r>
+              <w:t xml:space="preserve">意外度理论（列维 2008，Cognition 106）</w:t>
+            </w:r>
+          </w:p>
+        </w:tc>
+        <w:tc>
+          <w:tcPr/>
+          <w:p>
+            <w:pPr>
+              <w:pStyle w:val="Compact"/>
+              <w:jc w:val="left"/>
+            </w:pPr>
+            <w:r>
+              <w:t xml:space="preserve">https://escholarship.org/uc/item/66v7520b</w:t>
+            </w:r>
+          </w:p>
+        </w:tc>
+      </w:tr>
+      <w:tr>
+        <w:tc>
+          <w:tcPr/>
+          <w:p>
+            <w:pPr>
+              <w:pStyle w:val="Compact"/>
+              <w:jc w:val="left"/>
+            </w:pPr>
+            <w:r>
+              <w:t xml:space="preserve">十一</w:t>
+            </w:r>
+          </w:p>
+        </w:tc>
+        <w:tc>
+          <w:tcPr/>
+          <w:p>
+            <w:pPr>
+              <w:pStyle w:val="Compact"/>
+              <w:jc w:val="left"/>
+            </w:pPr>
+            <w:r>
+              <w:t xml:space="preserve">…只要短暂与聊天机器人交互，就会采用它的词汇，效应能跨过干扰任务（预印本，发表状态）</w:t>
+            </w:r>
+          </w:p>
+        </w:tc>
+        <w:tc>
+          <w:tcPr/>
+          <w:p>
+            <w:pPr>
+              <w:pStyle w:val="Compact"/>
+              <w:jc w:val="left"/>
+            </w:pPr>
+            <w:r>
+              <w:t xml:space="preserve">https://arxiv.org/abs/2409.01754v2</w:t>
+            </w:r>
+          </w:p>
+        </w:tc>
+      </w:tr>
+      <w:tr>
+        <w:tc>
+          <w:tcPr/>
+          <w:p>
+            <w:pPr>
+              <w:pStyle w:val="Compact"/>
+              <w:jc w:val="left"/>
+            </w:pPr>
+            <w:r>
+              <w:t xml:space="preserve">十一</w:t>
+            </w:r>
+          </w:p>
+        </w:tc>
+        <w:tc>
+          <w:tcPr/>
+          <w:p>
+            <w:pPr>
+              <w:pStyle w:val="Compact"/>
+              <w:jc w:val="left"/>
+            </w:pPr>
+            <w:r>
+              <w:t xml:space="preserve">…Med 摘要至少 13.5% 经过大模型处理（Science Advances 2025）</w:t>
+            </w:r>
+          </w:p>
+        </w:tc>
+        <w:tc>
+          <w:tcPr/>
+          <w:p>
+            <w:pPr>
+              <w:pStyle w:val="Compact"/>
+              <w:jc w:val="left"/>
+            </w:pPr>
+            <w:r>
+              <w:t xml:space="preserve">https://arxiv.org/abs/2406.07016v5</w:t>
+            </w:r>
+          </w:p>
+        </w:tc>
+      </w:tr>
+      <w:tr>
+        <w:tc>
+          <w:tcPr/>
+          <w:p>
+            <w:pPr>
+              <w:pStyle w:val="Compact"/>
+              <w:jc w:val="left"/>
+            </w:pPr>
+            <w:r>
+              <w:t xml:space="preserve">十一</w:t>
+            </w:r>
+          </w:p>
+        </w:tc>
+        <w:tc>
+          <w:tcPr/>
+          <w:p>
+            <w:pPr>
+              <w:pStyle w:val="Compact"/>
+              <w:jc w:val="left"/>
+            </w:pPr>
+            <w:r>
+              <w:t xml:space="preserve">Agarwal 等发现，AI 的写作建议使印度写作者的文风趋向西方（CHI 2025）</w:t>
+            </w:r>
+          </w:p>
+        </w:tc>
+        <w:tc>
+          <w:tcPr/>
+          <w:p>
+            <w:pPr>
+              <w:pStyle w:val="Compact"/>
+              <w:jc w:val="left"/>
+            </w:pPr>
+            <w:r>
+              <w:t xml:space="preserve">https://arxiv.org/abs/2409.11360</w:t>
+            </w:r>
+          </w:p>
+        </w:tc>
+      </w:tr>
+      <w:tr>
+        <w:tc>
+          <w:tcPr/>
+          <w:p>
+            <w:pPr>
+              <w:pStyle w:val="Compact"/>
+              <w:jc w:val="left"/>
+            </w:pPr>
+            <w:r>
+              <w:t xml:space="preserve">十一</w:t>
+            </w:r>
+          </w:p>
+        </w:tc>
+        <w:tc>
+          <w:tcPr/>
+          <w:p>
+            <w:pPr>
+              <w:pStyle w:val="Compact"/>
+              <w:jc w:val="left"/>
+            </w:pPr>
+            <w:r>
+              <w:t xml:space="preserve">拜恩布里奇 1983 年的「自动化的讽刺」（Automatica 19）</w:t>
+            </w:r>
+          </w:p>
+        </w:tc>
+        <w:tc>
+          <w:tcPr/>
+          <w:p>
+            <w:pPr>
+              <w:pStyle w:val="Compact"/>
+              <w:jc w:val="left"/>
+            </w:pPr>
+            <w:r>
+              <w:t xml:space="preserve">https://en.wikipedia.org/wiki/Ironies_of_Automation</w:t>
+            </w:r>
+          </w:p>
+        </w:tc>
+      </w:tr>
+      <w:tr>
+        <w:tc>
+          <w:tcPr/>
+          <w:p>
+            <w:pPr>
+              <w:pStyle w:val="Compact"/>
+              <w:jc w:val="left"/>
+            </w:pPr>
+            <w:r>
+              <w:t xml:space="preserve">十一</w:t>
+            </w:r>
+          </w:p>
+        </w:tc>
+        <w:tc>
+          <w:tcPr/>
+          <w:p>
+            <w:pPr>
+              <w:pStyle w:val="Compact"/>
+              <w:jc w:val="left"/>
+            </w:pPr>
+            <w:r>
+              <w:t xml:space="preserve">…ilov 等 2024 年在《自然》上报告，模型用自己生成的数据递归训练，会逐渐「崩溃」</w:t>
+            </w:r>
+          </w:p>
+        </w:tc>
+        <w:tc>
+          <w:tcPr/>
+          <w:p>
+            <w:pPr>
+              <w:pStyle w:val="Compact"/>
+              <w:jc w:val="left"/>
+            </w:pPr>
+            <w:r>
+              <w:t xml:space="preserve">https://oatml.cs.ox.ac.uk//publications/202407_Shumailov_ModelCollapse.html</w:t>
+            </w:r>
+          </w:p>
+        </w:tc>
+      </w:tr>
+    </w:tbl>
     <w:sectPr/>
   </w:body>
 </w:document>
